--- a/TesisWord/21-08-26MGHT-TESIS.docx
+++ b/TesisWord/21-08-26MGHT-TESIS.docx
@@ -1149,7 +1149,7 @@
         </w:rPr>
         <w:fldChar w:fldCharType="separate"/>
       </w:r>
-      <w:hyperlink w:anchor="_Toc238195209" w:history="1">
+      <w:hyperlink w:anchor="_Toc238464946" w:history="1">
         <w:r>
           <w:rPr>
             <w:rStyle w:val="Hipervnculo"/>
@@ -1176,7 +1176,7 @@
             <w:noProof/>
             <w:webHidden/>
           </w:rPr>
-          <w:instrText xml:space="preserve"> PAGEREF _Toc238195209 \h </w:instrText>
+          <w:instrText xml:space="preserve"> PAGEREF _Toc238464946 \h </w:instrText>
         </w:r>
         <w:r>
           <w:rPr>
@@ -1219,7 +1219,7 @@
           <w:lang w:val="es-ES" w:eastAsia="es-ES"/>
         </w:rPr>
       </w:pPr>
-      <w:hyperlink w:anchor="_Toc238195210" w:history="1">
+      <w:hyperlink w:anchor="_Toc238464947" w:history="1">
         <w:r>
           <w:rPr>
             <w:rStyle w:val="Hipervnculo"/>
@@ -1247,7 +1247,7 @@
             <w:noProof/>
             <w:webHidden/>
           </w:rPr>
-          <w:instrText xml:space="preserve"> PAGEREF _Toc238195210 \h </w:instrText>
+          <w:instrText xml:space="preserve"> PAGEREF _Toc238464947 \h </w:instrText>
         </w:r>
         <w:r>
           <w:rPr>
@@ -1290,7 +1290,7 @@
           <w:lang w:val="es-ES" w:eastAsia="es-ES"/>
         </w:rPr>
       </w:pPr>
-      <w:hyperlink w:anchor="_Toc238195211" w:history="1">
+      <w:hyperlink w:anchor="_Toc238464948" w:history="1">
         <w:r>
           <w:rPr>
             <w:rStyle w:val="Hipervnculo"/>
@@ -1317,7 +1317,7 @@
             <w:noProof/>
             <w:webHidden/>
           </w:rPr>
-          <w:instrText xml:space="preserve"> PAGEREF _Toc238195211 \h </w:instrText>
+          <w:instrText xml:space="preserve"> PAGEREF _Toc238464948 \h </w:instrText>
         </w:r>
         <w:r>
           <w:rPr>
@@ -1360,7 +1360,7 @@
           <w:lang w:val="es-ES" w:eastAsia="es-ES"/>
         </w:rPr>
       </w:pPr>
-      <w:hyperlink w:anchor="_Toc238195212" w:history="1">
+      <w:hyperlink w:anchor="_Toc238464949" w:history="1">
         <w:r>
           <w:rPr>
             <w:rStyle w:val="Hipervnculo"/>
@@ -1387,7 +1387,7 @@
             <w:noProof/>
             <w:webHidden/>
           </w:rPr>
-          <w:instrText xml:space="preserve"> PAGEREF _Toc238195212 \h </w:instrText>
+          <w:instrText xml:space="preserve"> PAGEREF _Toc238464949 \h </w:instrText>
         </w:r>
         <w:r>
           <w:rPr>
@@ -1430,7 +1430,7 @@
           <w:lang w:val="es-ES" w:eastAsia="es-ES"/>
         </w:rPr>
       </w:pPr>
-      <w:hyperlink w:anchor="_Toc238195213" w:history="1">
+      <w:hyperlink w:anchor="_Toc238464950" w:history="1">
         <w:r>
           <w:rPr>
             <w:rStyle w:val="Hipervnculo"/>
@@ -1458,7 +1458,7 @@
             <w:noProof/>
             <w:webHidden/>
           </w:rPr>
-          <w:instrText xml:space="preserve"> PAGEREF _Toc238195213 \h </w:instrText>
+          <w:instrText xml:space="preserve"> PAGEREF _Toc238464950 \h </w:instrText>
         </w:r>
         <w:r>
           <w:rPr>
@@ -1501,7 +1501,7 @@
           <w:lang w:val="es-ES" w:eastAsia="es-ES"/>
         </w:rPr>
       </w:pPr>
-      <w:hyperlink w:anchor="_Toc238195214" w:history="1">
+      <w:hyperlink w:anchor="_Toc238464951" w:history="1">
         <w:r>
           <w:rPr>
             <w:rStyle w:val="Hipervnculo"/>
@@ -1528,7 +1528,7 @@
             <w:noProof/>
             <w:webHidden/>
           </w:rPr>
-          <w:instrText xml:space="preserve"> PAGEREF _Toc238195214 \h </w:instrText>
+          <w:instrText xml:space="preserve"> PAGEREF _Toc238464951 \h </w:instrText>
         </w:r>
         <w:r>
           <w:rPr>
@@ -1571,7 +1571,7 @@
           <w:lang w:val="es-ES" w:eastAsia="es-ES"/>
         </w:rPr>
       </w:pPr>
-      <w:hyperlink w:anchor="_Toc238195215" w:history="1">
+      <w:hyperlink w:anchor="_Toc238464952" w:history="1">
         <w:r>
           <w:rPr>
             <w:rStyle w:val="Hipervnculo"/>
@@ -1598,7 +1598,7 @@
             <w:noProof/>
             <w:webHidden/>
           </w:rPr>
-          <w:instrText xml:space="preserve"> PAGEREF _Toc238195215 \h </w:instrText>
+          <w:instrText xml:space="preserve"> PAGEREF _Toc238464952 \h </w:instrText>
         </w:r>
         <w:r>
           <w:rPr>
@@ -1641,7 +1641,7 @@
           <w:lang w:val="es-ES" w:eastAsia="es-ES"/>
         </w:rPr>
       </w:pPr>
-      <w:hyperlink w:anchor="_Toc238195216" w:history="1">
+      <w:hyperlink w:anchor="_Toc238464953" w:history="1">
         <w:r>
           <w:rPr>
             <w:rStyle w:val="Hipervnculo"/>
@@ -1668,7 +1668,7 @@
             <w:noProof/>
             <w:webHidden/>
           </w:rPr>
-          <w:instrText xml:space="preserve"> PAGEREF _Toc238195216 \h </w:instrText>
+          <w:instrText xml:space="preserve"> PAGEREF _Toc238464953 \h </w:instrText>
         </w:r>
         <w:r>
           <w:rPr>
@@ -1688,7 +1688,7 @@
             <w:noProof/>
             <w:webHidden/>
           </w:rPr>
-          <w:t>5</w:t>
+          <w:t>6</w:t>
         </w:r>
         <w:r>
           <w:rPr>
@@ -1711,7 +1711,7 @@
           <w:lang w:val="es-ES" w:eastAsia="es-ES"/>
         </w:rPr>
       </w:pPr>
-      <w:hyperlink w:anchor="_Toc238195217" w:history="1">
+      <w:hyperlink w:anchor="_Toc238464954" w:history="1">
         <w:r>
           <w:rPr>
             <w:rStyle w:val="Hipervnculo"/>
@@ -1738,7 +1738,7 @@
             <w:noProof/>
             <w:webHidden/>
           </w:rPr>
-          <w:instrText xml:space="preserve"> PAGEREF _Toc238195217 \h </w:instrText>
+          <w:instrText xml:space="preserve"> PAGEREF _Toc238464954 \h </w:instrText>
         </w:r>
         <w:r>
           <w:rPr>
@@ -1758,7 +1758,7 @@
             <w:noProof/>
             <w:webHidden/>
           </w:rPr>
-          <w:t>6</w:t>
+          <w:t>7</w:t>
         </w:r>
         <w:r>
           <w:rPr>
@@ -1781,7 +1781,7 @@
           <w:lang w:val="es-ES" w:eastAsia="es-ES"/>
         </w:rPr>
       </w:pPr>
-      <w:hyperlink w:anchor="_Toc238195218" w:history="1">
+      <w:hyperlink w:anchor="_Toc238464955" w:history="1">
         <w:r>
           <w:rPr>
             <w:rStyle w:val="Hipervnculo"/>
@@ -1808,7 +1808,7 @@
             <w:noProof/>
             <w:webHidden/>
           </w:rPr>
-          <w:instrText xml:space="preserve"> PAGEREF _Toc238195218 \h </w:instrText>
+          <w:instrText xml:space="preserve"> PAGEREF _Toc238464955 \h </w:instrText>
         </w:r>
         <w:r>
           <w:rPr>
@@ -1828,7 +1828,7 @@
             <w:noProof/>
             <w:webHidden/>
           </w:rPr>
-          <w:t>6</w:t>
+          <w:t>7</w:t>
         </w:r>
         <w:r>
           <w:rPr>
@@ -1851,7 +1851,7 @@
           <w:lang w:val="es-ES" w:eastAsia="es-ES"/>
         </w:rPr>
       </w:pPr>
-      <w:hyperlink w:anchor="_Toc238195219" w:history="1">
+      <w:hyperlink w:anchor="_Toc238464956" w:history="1">
         <w:r>
           <w:rPr>
             <w:rStyle w:val="Hipervnculo"/>
@@ -1878,7 +1878,7 @@
             <w:noProof/>
             <w:webHidden/>
           </w:rPr>
-          <w:instrText xml:space="preserve"> PAGEREF _Toc238195219 \h </w:instrText>
+          <w:instrText xml:space="preserve"> PAGEREF _Toc238464956 \h </w:instrText>
         </w:r>
         <w:r>
           <w:rPr>
@@ -1898,7 +1898,7 @@
             <w:noProof/>
             <w:webHidden/>
           </w:rPr>
-          <w:t>7</w:t>
+          <w:t>8</w:t>
         </w:r>
         <w:r>
           <w:rPr>
@@ -1921,7 +1921,7 @@
           <w:lang w:val="es-ES" w:eastAsia="es-ES"/>
         </w:rPr>
       </w:pPr>
-      <w:hyperlink w:anchor="_Toc238195220" w:history="1">
+      <w:hyperlink w:anchor="_Toc238464957" w:history="1">
         <w:r>
           <w:rPr>
             <w:rStyle w:val="Hipervnculo"/>
@@ -1948,7 +1948,7 @@
             <w:noProof/>
             <w:webHidden/>
           </w:rPr>
-          <w:instrText xml:space="preserve"> PAGEREF _Toc238195220 \h </w:instrText>
+          <w:instrText xml:space="preserve"> PAGEREF _Toc238464957 \h </w:instrText>
         </w:r>
         <w:r>
           <w:rPr>
@@ -1968,7 +1968,7 @@
             <w:noProof/>
             <w:webHidden/>
           </w:rPr>
-          <w:t>7</w:t>
+          <w:t>8</w:t>
         </w:r>
         <w:r>
           <w:rPr>
@@ -1991,7 +1991,7 @@
           <w:lang w:val="es-ES" w:eastAsia="es-ES"/>
         </w:rPr>
       </w:pPr>
-      <w:hyperlink w:anchor="_Toc238195221" w:history="1">
+      <w:hyperlink w:anchor="_Toc238464958" w:history="1">
         <w:r>
           <w:rPr>
             <w:rStyle w:val="Hipervnculo"/>
@@ -2018,7 +2018,7 @@
             <w:noProof/>
             <w:webHidden/>
           </w:rPr>
-          <w:instrText xml:space="preserve"> PAGEREF _Toc238195221 \h </w:instrText>
+          <w:instrText xml:space="preserve"> PAGEREF _Toc238464958 \h </w:instrText>
         </w:r>
         <w:r>
           <w:rPr>
@@ -2061,7 +2061,7 @@
           <w:lang w:val="es-ES" w:eastAsia="es-ES"/>
         </w:rPr>
       </w:pPr>
-      <w:hyperlink w:anchor="_Toc238195222" w:history="1">
+      <w:hyperlink w:anchor="_Toc238464959" w:history="1">
         <w:r>
           <w:rPr>
             <w:rStyle w:val="Hipervnculo"/>
@@ -2088,7 +2088,7 @@
             <w:noProof/>
             <w:webHidden/>
           </w:rPr>
-          <w:instrText xml:space="preserve"> PAGEREF _Toc238195222 \h </w:instrText>
+          <w:instrText xml:space="preserve"> PAGEREF _Toc238464959 \h </w:instrText>
         </w:r>
         <w:r>
           <w:rPr>
@@ -2108,7 +2108,7 @@
             <w:noProof/>
             <w:webHidden/>
           </w:rPr>
-          <w:t>8</w:t>
+          <w:t>9</w:t>
         </w:r>
         <w:r>
           <w:rPr>
@@ -2131,7 +2131,7 @@
           <w:lang w:val="es-ES" w:eastAsia="es-ES"/>
         </w:rPr>
       </w:pPr>
-      <w:hyperlink w:anchor="_Toc238195223" w:history="1">
+      <w:hyperlink w:anchor="_Toc238464960" w:history="1">
         <w:r>
           <w:rPr>
             <w:rStyle w:val="Hipervnculo"/>
@@ -2158,7 +2158,7 @@
             <w:noProof/>
             <w:webHidden/>
           </w:rPr>
-          <w:instrText xml:space="preserve"> PAGEREF _Toc238195223 \h </w:instrText>
+          <w:instrText xml:space="preserve"> PAGEREF _Toc238464960 \h </w:instrText>
         </w:r>
         <w:r>
           <w:rPr>
@@ -2178,7 +2178,7 @@
             <w:noProof/>
             <w:webHidden/>
           </w:rPr>
-          <w:t>8</w:t>
+          <w:t>9</w:t>
         </w:r>
         <w:r>
           <w:rPr>
@@ -2201,7 +2201,7 @@
           <w:lang w:val="es-ES" w:eastAsia="es-ES"/>
         </w:rPr>
       </w:pPr>
-      <w:hyperlink w:anchor="_Toc238195224" w:history="1">
+      <w:hyperlink w:anchor="_Toc238464961" w:history="1">
         <w:r>
           <w:rPr>
             <w:rStyle w:val="Hipervnculo"/>
@@ -2228,7 +2228,7 @@
             <w:noProof/>
             <w:webHidden/>
           </w:rPr>
-          <w:instrText xml:space="preserve"> PAGEREF _Toc238195224 \h </w:instrText>
+          <w:instrText xml:space="preserve"> PAGEREF _Toc238464961 \h </w:instrText>
         </w:r>
         <w:r>
           <w:rPr>
@@ -2248,7 +2248,7 @@
             <w:noProof/>
             <w:webHidden/>
           </w:rPr>
-          <w:t>8</w:t>
+          <w:t>9</w:t>
         </w:r>
         <w:r>
           <w:rPr>
@@ -2271,7 +2271,7 @@
           <w:lang w:val="es-ES" w:eastAsia="es-ES"/>
         </w:rPr>
       </w:pPr>
-      <w:hyperlink w:anchor="_Toc238195225" w:history="1">
+      <w:hyperlink w:anchor="_Toc238464962" w:history="1">
         <w:r>
           <w:rPr>
             <w:rStyle w:val="Hipervnculo"/>
@@ -2298,7 +2298,7 @@
             <w:noProof/>
             <w:webHidden/>
           </w:rPr>
-          <w:instrText xml:space="preserve"> PAGEREF _Toc238195225 \h </w:instrText>
+          <w:instrText xml:space="preserve"> PAGEREF _Toc238464962 \h </w:instrText>
         </w:r>
         <w:r>
           <w:rPr>
@@ -2341,12 +2341,11 @@
           <w:lang w:val="es-ES" w:eastAsia="es-ES"/>
         </w:rPr>
       </w:pPr>
-      <w:hyperlink w:anchor="_Toc238195226" w:history="1">
+      <w:hyperlink w:anchor="_Toc238464963" w:history="1">
         <w:r>
           <w:rPr>
             <w:rStyle w:val="Hipervnculo"/>
             <w:noProof/>
-            <w:highlight w:val="yellow"/>
           </w:rPr>
           <w:t>1.6.1. Hipótesis de Ingeniería</w:t>
         </w:r>
@@ -2369,7 +2368,7 @@
             <w:noProof/>
             <w:webHidden/>
           </w:rPr>
-          <w:instrText xml:space="preserve"> PAGEREF _Toc238195226 \h </w:instrText>
+          <w:instrText xml:space="preserve"> PAGEREF _Toc238464963 \h </w:instrText>
         </w:r>
         <w:r>
           <w:rPr>
@@ -2412,12 +2411,11 @@
           <w:lang w:val="es-ES" w:eastAsia="es-ES"/>
         </w:rPr>
       </w:pPr>
-      <w:hyperlink w:anchor="_Toc238195227" w:history="1">
+      <w:hyperlink w:anchor="_Toc238464964" w:history="1">
         <w:r>
           <w:rPr>
             <w:rStyle w:val="Hipervnculo"/>
             <w:noProof/>
-            <w:highlight w:val="yellow"/>
           </w:rPr>
           <w:t>1.6.2. Hipótesis nula</w:t>
         </w:r>
@@ -2440,7 +2438,7 @@
             <w:noProof/>
             <w:webHidden/>
           </w:rPr>
-          <w:instrText xml:space="preserve"> PAGEREF _Toc238195227 \h </w:instrText>
+          <w:instrText xml:space="preserve"> PAGEREF _Toc238464964 \h </w:instrText>
         </w:r>
         <w:r>
           <w:rPr>
@@ -2460,7 +2458,7 @@
             <w:noProof/>
             <w:webHidden/>
           </w:rPr>
-          <w:t>9</w:t>
+          <w:t>10</w:t>
         </w:r>
         <w:r>
           <w:rPr>
@@ -2483,7 +2481,7 @@
           <w:lang w:val="es-ES" w:eastAsia="es-ES"/>
         </w:rPr>
       </w:pPr>
-      <w:hyperlink w:anchor="_Toc238195228" w:history="1">
+      <w:hyperlink w:anchor="_Toc238464965" w:history="1">
         <w:r>
           <w:rPr>
             <w:rStyle w:val="Hipervnculo"/>
@@ -2510,7 +2508,7 @@
             <w:noProof/>
             <w:webHidden/>
           </w:rPr>
-          <w:instrText xml:space="preserve"> PAGEREF _Toc238195228 \h </w:instrText>
+          <w:instrText xml:space="preserve"> PAGEREF _Toc238464965 \h </w:instrText>
         </w:r>
         <w:r>
           <w:rPr>
@@ -2530,7 +2528,7 @@
             <w:noProof/>
             <w:webHidden/>
           </w:rPr>
-          <w:t>9</w:t>
+          <w:t>10</w:t>
         </w:r>
         <w:r>
           <w:rPr>
@@ -2553,7 +2551,7 @@
           <w:lang w:val="es-ES" w:eastAsia="es-ES"/>
         </w:rPr>
       </w:pPr>
-      <w:hyperlink w:anchor="_Toc238195229" w:history="1">
+      <w:hyperlink w:anchor="_Toc238464966" w:history="1">
         <w:r>
           <w:rPr>
             <w:rStyle w:val="Hipervnculo"/>
@@ -2580,7 +2578,7 @@
             <w:noProof/>
             <w:webHidden/>
           </w:rPr>
-          <w:instrText xml:space="preserve"> PAGEREF _Toc238195229 \h </w:instrText>
+          <w:instrText xml:space="preserve"> PAGEREF _Toc238464966 \h </w:instrText>
         </w:r>
         <w:r>
           <w:rPr>
@@ -2600,7 +2598,7 @@
             <w:noProof/>
             <w:webHidden/>
           </w:rPr>
-          <w:t>9</w:t>
+          <w:t>10</w:t>
         </w:r>
         <w:r>
           <w:rPr>
@@ -2623,7 +2621,7 @@
           <w:lang w:val="es-ES" w:eastAsia="es-ES"/>
         </w:rPr>
       </w:pPr>
-      <w:hyperlink w:anchor="_Toc238195230" w:history="1">
+      <w:hyperlink w:anchor="_Toc238464967" w:history="1">
         <w:r>
           <w:rPr>
             <w:rStyle w:val="Hipervnculo"/>
@@ -2650,7 +2648,7 @@
             <w:noProof/>
             <w:webHidden/>
           </w:rPr>
-          <w:instrText xml:space="preserve"> PAGEREF _Toc238195230 \h </w:instrText>
+          <w:instrText xml:space="preserve"> PAGEREF _Toc238464967 \h </w:instrText>
         </w:r>
         <w:r>
           <w:rPr>
@@ -2670,7 +2668,7 @@
             <w:noProof/>
             <w:webHidden/>
           </w:rPr>
-          <w:t>10</w:t>
+          <w:t>11</w:t>
         </w:r>
         <w:r>
           <w:rPr>
@@ -2693,7 +2691,7 @@
           <w:lang w:val="es-ES" w:eastAsia="es-ES"/>
         </w:rPr>
       </w:pPr>
-      <w:hyperlink w:anchor="_Toc238195231" w:history="1">
+      <w:hyperlink w:anchor="_Toc238464968" w:history="1">
         <w:r>
           <w:rPr>
             <w:rStyle w:val="Hipervnculo"/>
@@ -2720,7 +2718,7 @@
             <w:noProof/>
             <w:webHidden/>
           </w:rPr>
-          <w:instrText xml:space="preserve"> PAGEREF _Toc238195231 \h </w:instrText>
+          <w:instrText xml:space="preserve"> PAGEREF _Toc238464968 \h </w:instrText>
         </w:r>
         <w:r>
           <w:rPr>
@@ -2763,13 +2761,13 @@
           <w:lang w:val="es-ES" w:eastAsia="es-ES"/>
         </w:rPr>
       </w:pPr>
-      <w:hyperlink w:anchor="_Toc238195232" w:history="1">
+      <w:hyperlink w:anchor="_Toc238464969" w:history="1">
         <w:r>
           <w:rPr>
             <w:rStyle w:val="Hipervnculo"/>
             <w:noProof/>
           </w:rPr>
-          <w:t>1.7.1. Científica</w:t>
+          <w:t>1.7.1. Justificación Científica</w:t>
         </w:r>
         <w:r>
           <w:rPr>
@@ -2790,7 +2788,7 @@
             <w:noProof/>
             <w:webHidden/>
           </w:rPr>
-          <w:instrText xml:space="preserve"> PAGEREF _Toc238195232 \h </w:instrText>
+          <w:instrText xml:space="preserve"> PAGEREF _Toc238464969 \h </w:instrText>
         </w:r>
         <w:r>
           <w:rPr>
@@ -2810,7 +2808,7 @@
             <w:noProof/>
             <w:webHidden/>
           </w:rPr>
-          <w:t>11</w:t>
+          <w:t>12</w:t>
         </w:r>
         <w:r>
           <w:rPr>
@@ -2833,13 +2831,13 @@
           <w:lang w:val="es-ES" w:eastAsia="es-ES"/>
         </w:rPr>
       </w:pPr>
-      <w:hyperlink w:anchor="_Toc238195233" w:history="1">
+      <w:hyperlink w:anchor="_Toc238464970" w:history="1">
         <w:r>
           <w:rPr>
             <w:rStyle w:val="Hipervnculo"/>
             <w:noProof/>
           </w:rPr>
-          <w:t>1.7.2. Técnica</w:t>
+          <w:t>1.7.2. Justificación Técnica</w:t>
         </w:r>
         <w:r>
           <w:rPr>
@@ -2860,7 +2858,7 @@
             <w:noProof/>
             <w:webHidden/>
           </w:rPr>
-          <w:instrText xml:space="preserve"> PAGEREF _Toc238195233 \h </w:instrText>
+          <w:instrText xml:space="preserve"> PAGEREF _Toc238464970 \h </w:instrText>
         </w:r>
         <w:r>
           <w:rPr>
@@ -2880,7 +2878,7 @@
             <w:noProof/>
             <w:webHidden/>
           </w:rPr>
-          <w:t>11</w:t>
+          <w:t>12</w:t>
         </w:r>
         <w:r>
           <w:rPr>
@@ -2903,13 +2901,13 @@
           <w:lang w:val="es-ES" w:eastAsia="es-ES"/>
         </w:rPr>
       </w:pPr>
-      <w:hyperlink w:anchor="_Toc238195234" w:history="1">
+      <w:hyperlink w:anchor="_Toc238464971" w:history="1">
         <w:r>
           <w:rPr>
             <w:rStyle w:val="Hipervnculo"/>
             <w:noProof/>
           </w:rPr>
-          <w:t>1.7.3. Económica</w:t>
+          <w:t>1.7.3. Justificacón Económica</w:t>
         </w:r>
         <w:r>
           <w:rPr>
@@ -2930,7 +2928,7 @@
             <w:noProof/>
             <w:webHidden/>
           </w:rPr>
-          <w:instrText xml:space="preserve"> PAGEREF _Toc238195234 \h </w:instrText>
+          <w:instrText xml:space="preserve"> PAGEREF _Toc238464971 \h </w:instrText>
         </w:r>
         <w:r>
           <w:rPr>
@@ -2950,7 +2948,7 @@
             <w:noProof/>
             <w:webHidden/>
           </w:rPr>
-          <w:t>12</w:t>
+          <w:t>13</w:t>
         </w:r>
         <w:r>
           <w:rPr>
@@ -2973,13 +2971,13 @@
           <w:lang w:val="es-ES" w:eastAsia="es-ES"/>
         </w:rPr>
       </w:pPr>
-      <w:hyperlink w:anchor="_Toc238195235" w:history="1">
+      <w:hyperlink w:anchor="_Toc238464972" w:history="1">
         <w:r>
           <w:rPr>
             <w:rStyle w:val="Hipervnculo"/>
             <w:noProof/>
           </w:rPr>
-          <w:t>1.7.4. Social</w:t>
+          <w:t>1.7.4. Justificación Social</w:t>
         </w:r>
         <w:r>
           <w:rPr>
@@ -3000,7 +2998,7 @@
             <w:noProof/>
             <w:webHidden/>
           </w:rPr>
-          <w:instrText xml:space="preserve"> PAGEREF _Toc238195235 \h </w:instrText>
+          <w:instrText xml:space="preserve"> PAGEREF _Toc238464972 \h </w:instrText>
         </w:r>
         <w:r>
           <w:rPr>
@@ -3020,7 +3018,7 @@
             <w:noProof/>
             <w:webHidden/>
           </w:rPr>
-          <w:t>12</w:t>
+          <w:t>13</w:t>
         </w:r>
         <w:r>
           <w:rPr>
@@ -3043,7 +3041,7 @@
           <w:lang w:val="es-ES" w:eastAsia="es-ES"/>
         </w:rPr>
       </w:pPr>
-      <w:hyperlink w:anchor="_Toc238195236" w:history="1">
+      <w:hyperlink w:anchor="_Toc238464973" w:history="1">
         <w:r>
           <w:rPr>
             <w:rStyle w:val="Hipervnculo"/>
@@ -3070,7 +3068,7 @@
             <w:noProof/>
             <w:webHidden/>
           </w:rPr>
-          <w:instrText xml:space="preserve"> PAGEREF _Toc238195236 \h </w:instrText>
+          <w:instrText xml:space="preserve"> PAGEREF _Toc238464973 \h </w:instrText>
         </w:r>
         <w:r>
           <w:rPr>
@@ -3113,7 +3111,7 @@
           <w:lang w:val="es-ES" w:eastAsia="es-ES"/>
         </w:rPr>
       </w:pPr>
-      <w:hyperlink w:anchor="_Toc238195237" w:history="1">
+      <w:hyperlink w:anchor="_Toc238464974" w:history="1">
         <w:r>
           <w:rPr>
             <w:rStyle w:val="Hipervnculo"/>
@@ -3140,7 +3138,7 @@
             <w:noProof/>
             <w:webHidden/>
           </w:rPr>
-          <w:instrText xml:space="preserve"> PAGEREF _Toc238195237 \h </w:instrText>
+          <w:instrText xml:space="preserve"> PAGEREF _Toc238464974 \h </w:instrText>
         </w:r>
         <w:r>
           <w:rPr>
@@ -3183,7 +3181,7 @@
           <w:lang w:val="es-ES" w:eastAsia="es-ES"/>
         </w:rPr>
       </w:pPr>
-      <w:hyperlink w:anchor="_Toc238195238" w:history="1">
+      <w:hyperlink w:anchor="_Toc238464975" w:history="1">
         <w:r>
           <w:rPr>
             <w:rStyle w:val="Hipervnculo"/>
@@ -3219,7 +3217,7 @@
             <w:noProof/>
             <w:webHidden/>
           </w:rPr>
-          <w:instrText xml:space="preserve"> PAGEREF _Toc238195238 \h </w:instrText>
+          <w:instrText xml:space="preserve"> PAGEREF _Toc238464975 \h </w:instrText>
         </w:r>
         <w:r>
           <w:rPr>
@@ -3239,7 +3237,7 @@
             <w:noProof/>
             <w:webHidden/>
           </w:rPr>
-          <w:t>13</w:t>
+          <w:t>14</w:t>
         </w:r>
         <w:r>
           <w:rPr>
@@ -3262,7 +3260,7 @@
           <w:lang w:val="es-ES" w:eastAsia="es-ES"/>
         </w:rPr>
       </w:pPr>
-      <w:hyperlink w:anchor="_Toc238195239" w:history="1">
+      <w:hyperlink w:anchor="_Toc238464976" w:history="1">
         <w:r>
           <w:rPr>
             <w:rStyle w:val="Hipervnculo"/>
@@ -3291,7 +3289,7 @@
             <w:noProof/>
             <w:webHidden/>
           </w:rPr>
-          <w:instrText xml:space="preserve"> PAGEREF _Toc238195239 \h </w:instrText>
+          <w:instrText xml:space="preserve"> PAGEREF _Toc238464976 \h </w:instrText>
         </w:r>
         <w:r>
           <w:rPr>
@@ -3311,7 +3309,7 @@
             <w:noProof/>
             <w:webHidden/>
           </w:rPr>
-          <w:t>13</w:t>
+          <w:t>14</w:t>
         </w:r>
         <w:r>
           <w:rPr>
@@ -3334,7 +3332,7 @@
           <w:lang w:val="es-ES" w:eastAsia="es-ES"/>
         </w:rPr>
       </w:pPr>
-      <w:hyperlink w:anchor="_Toc238195240" w:history="1">
+      <w:hyperlink w:anchor="_Toc238464977" w:history="1">
         <w:r>
           <w:rPr>
             <w:rStyle w:val="Hipervnculo"/>
@@ -3361,7 +3359,7 @@
             <w:noProof/>
             <w:webHidden/>
           </w:rPr>
-          <w:instrText xml:space="preserve"> PAGEREF _Toc238195240 \h </w:instrText>
+          <w:instrText xml:space="preserve"> PAGEREF _Toc238464977 \h </w:instrText>
         </w:r>
         <w:r>
           <w:rPr>
@@ -3381,7 +3379,7 @@
             <w:noProof/>
             <w:webHidden/>
           </w:rPr>
-          <w:t>14</w:t>
+          <w:t>15</w:t>
         </w:r>
         <w:r>
           <w:rPr>
@@ -3404,7 +3402,7 @@
           <w:lang w:val="es-ES" w:eastAsia="es-ES"/>
         </w:rPr>
       </w:pPr>
-      <w:hyperlink w:anchor="_Toc238195241" w:history="1">
+      <w:hyperlink w:anchor="_Toc238464978" w:history="1">
         <w:r>
           <w:rPr>
             <w:rStyle w:val="Hipervnculo"/>
@@ -3431,7 +3429,7 @@
             <w:noProof/>
             <w:webHidden/>
           </w:rPr>
-          <w:instrText xml:space="preserve"> PAGEREF _Toc238195241 \h </w:instrText>
+          <w:instrText xml:space="preserve"> PAGEREF _Toc238464978 \h </w:instrText>
         </w:r>
         <w:r>
           <w:rPr>
@@ -3474,7 +3472,7 @@
           <w:lang w:val="es-ES" w:eastAsia="es-ES"/>
         </w:rPr>
       </w:pPr>
-      <w:hyperlink w:anchor="_Toc238195242" w:history="1">
+      <w:hyperlink w:anchor="_Toc238464979" w:history="1">
         <w:r>
           <w:rPr>
             <w:rStyle w:val="Hipervnculo"/>
@@ -3501,7 +3499,7 @@
             <w:noProof/>
             <w:webHidden/>
           </w:rPr>
-          <w:instrText xml:space="preserve"> PAGEREF _Toc238195242 \h </w:instrText>
+          <w:instrText xml:space="preserve"> PAGEREF _Toc238464979 \h </w:instrText>
         </w:r>
         <w:r>
           <w:rPr>
@@ -3544,7 +3542,7 @@
           <w:lang w:val="es-ES" w:eastAsia="es-ES"/>
         </w:rPr>
       </w:pPr>
-      <w:hyperlink w:anchor="_Toc238195243" w:history="1">
+      <w:hyperlink w:anchor="_Toc238464980" w:history="1">
         <w:r>
           <w:rPr>
             <w:rStyle w:val="Hipervnculo"/>
@@ -3571,7 +3569,7 @@
             <w:noProof/>
             <w:webHidden/>
           </w:rPr>
-          <w:instrText xml:space="preserve"> PAGEREF _Toc238195243 \h </w:instrText>
+          <w:instrText xml:space="preserve"> PAGEREF _Toc238464980 \h </w:instrText>
         </w:r>
         <w:r>
           <w:rPr>
@@ -3591,7 +3589,7 @@
             <w:noProof/>
             <w:webHidden/>
           </w:rPr>
-          <w:t>16</w:t>
+          <w:t>17</w:t>
         </w:r>
         <w:r>
           <w:rPr>
@@ -3614,7 +3612,7 @@
           <w:lang w:val="es-ES" w:eastAsia="es-ES"/>
         </w:rPr>
       </w:pPr>
-      <w:hyperlink w:anchor="_Toc238195244" w:history="1">
+      <w:hyperlink w:anchor="_Toc238464981" w:history="1">
         <w:r>
           <w:rPr>
             <w:rStyle w:val="Hipervnculo"/>
@@ -3641,7 +3639,7 @@
             <w:noProof/>
             <w:webHidden/>
           </w:rPr>
-          <w:instrText xml:space="preserve"> PAGEREF _Toc238195244 \h </w:instrText>
+          <w:instrText xml:space="preserve"> PAGEREF _Toc238464981 \h </w:instrText>
         </w:r>
         <w:r>
           <w:rPr>
@@ -3661,7 +3659,7 @@
             <w:noProof/>
             <w:webHidden/>
           </w:rPr>
-          <w:t>18</w:t>
+          <w:t>19</w:t>
         </w:r>
         <w:r>
           <w:rPr>
@@ -3684,7 +3682,7 @@
           <w:lang w:val="es-ES" w:eastAsia="es-ES"/>
         </w:rPr>
       </w:pPr>
-      <w:hyperlink w:anchor="_Toc238195245" w:history="1">
+      <w:hyperlink w:anchor="_Toc238464982" w:history="1">
         <w:r>
           <w:rPr>
             <w:rStyle w:val="Hipervnculo"/>
@@ -3711,7 +3709,7 @@
             <w:noProof/>
             <w:webHidden/>
           </w:rPr>
-          <w:instrText xml:space="preserve"> PAGEREF _Toc238195245 \h </w:instrText>
+          <w:instrText xml:space="preserve"> PAGEREF _Toc238464982 \h </w:instrText>
         </w:r>
         <w:r>
           <w:rPr>
@@ -3731,7 +3729,7 @@
             <w:noProof/>
             <w:webHidden/>
           </w:rPr>
-          <w:t>18</w:t>
+          <w:t>19</w:t>
         </w:r>
         <w:r>
           <w:rPr>
@@ -3754,7 +3752,7 @@
           <w:lang w:val="es-ES" w:eastAsia="es-ES"/>
         </w:rPr>
       </w:pPr>
-      <w:hyperlink w:anchor="_Toc238195246" w:history="1">
+      <w:hyperlink w:anchor="_Toc238464983" w:history="1">
         <w:r>
           <w:rPr>
             <w:rStyle w:val="Hipervnculo"/>
@@ -3781,7 +3779,7 @@
             <w:noProof/>
             <w:webHidden/>
           </w:rPr>
-          <w:instrText xml:space="preserve"> PAGEREF _Toc238195246 \h </w:instrText>
+          <w:instrText xml:space="preserve"> PAGEREF _Toc238464983 \h </w:instrText>
         </w:r>
         <w:r>
           <w:rPr>
@@ -3824,7 +3822,7 @@
           <w:lang w:val="es-ES" w:eastAsia="es-ES"/>
         </w:rPr>
       </w:pPr>
-      <w:hyperlink w:anchor="_Toc238195247" w:history="1">
+      <w:hyperlink w:anchor="_Toc238464984" w:history="1">
         <w:r>
           <w:rPr>
             <w:rStyle w:val="Hipervnculo"/>
@@ -3851,7 +3849,7 @@
             <w:noProof/>
             <w:webHidden/>
           </w:rPr>
-          <w:instrText xml:space="preserve"> PAGEREF _Toc238195247 \h </w:instrText>
+          <w:instrText xml:space="preserve"> PAGEREF _Toc238464984 \h </w:instrText>
         </w:r>
         <w:r>
           <w:rPr>
@@ -3871,7 +3869,7 @@
             <w:noProof/>
             <w:webHidden/>
           </w:rPr>
-          <w:t>19</w:t>
+          <w:t>20</w:t>
         </w:r>
         <w:r>
           <w:rPr>
@@ -3894,7 +3892,7 @@
           <w:lang w:val="es-ES" w:eastAsia="es-ES"/>
         </w:rPr>
       </w:pPr>
-      <w:hyperlink w:anchor="_Toc238195248" w:history="1">
+      <w:hyperlink w:anchor="_Toc238464985" w:history="1">
         <w:r>
           <w:rPr>
             <w:rStyle w:val="Hipervnculo"/>
@@ -3921,7 +3919,7 @@
             <w:noProof/>
             <w:webHidden/>
           </w:rPr>
-          <w:instrText xml:space="preserve"> PAGEREF _Toc238195248 \h </w:instrText>
+          <w:instrText xml:space="preserve"> PAGEREF _Toc238464985 \h </w:instrText>
         </w:r>
         <w:r>
           <w:rPr>
@@ -3964,7 +3962,7 @@
           <w:lang w:val="es-ES" w:eastAsia="es-ES"/>
         </w:rPr>
       </w:pPr>
-      <w:hyperlink w:anchor="_Toc238195249" w:history="1">
+      <w:hyperlink w:anchor="_Toc238464986" w:history="1">
         <w:r>
           <w:rPr>
             <w:rStyle w:val="Hipervnculo"/>
@@ -3991,7 +3989,7 @@
             <w:noProof/>
             <w:webHidden/>
           </w:rPr>
-          <w:instrText xml:space="preserve"> PAGEREF _Toc238195249 \h </w:instrText>
+          <w:instrText xml:space="preserve"> PAGEREF _Toc238464986 \h </w:instrText>
         </w:r>
         <w:r>
           <w:rPr>
@@ -4034,13 +4032,13 @@
           <w:lang w:val="es-ES" w:eastAsia="es-ES"/>
         </w:rPr>
       </w:pPr>
-      <w:hyperlink w:anchor="_Toc238195250" w:history="1">
+      <w:hyperlink w:anchor="_Toc238464987" w:history="1">
         <w:r>
           <w:rPr>
             <w:rStyle w:val="Hipervnculo"/>
             <w:noProof/>
           </w:rPr>
-          <w:t>2.1. Marco conceptual</w:t>
+          <w:t>2.1. Inteligencia Artificial</w:t>
         </w:r>
         <w:r>
           <w:rPr>
@@ -4061,7 +4059,7 @@
             <w:noProof/>
             <w:webHidden/>
           </w:rPr>
-          <w:instrText xml:space="preserve"> PAGEREF _Toc238195250 \h </w:instrText>
+          <w:instrText xml:space="preserve"> PAGEREF _Toc238464987 \h </w:instrText>
         </w:r>
         <w:r>
           <w:rPr>
@@ -4082,6 +4080,146 @@
             <w:webHidden/>
           </w:rPr>
           <w:t>21</w:t>
+        </w:r>
+        <w:r>
+          <w:rPr>
+            <w:noProof/>
+            <w:webHidden/>
+          </w:rPr>
+          <w:fldChar w:fldCharType="end"/>
+        </w:r>
+      </w:hyperlink>
+    </w:p>
+    <w:p>
+      <w:pPr>
+        <w:pStyle w:val="TDC3"/>
+        <w:tabs>
+          <w:tab w:val="right" w:leader="dot" w:pos="9089"/>
+        </w:tabs>
+        <w:rPr>
+          <w:rFonts w:asciiTheme="minorHAnsi" w:eastAsiaTheme="minorEastAsia" w:hAnsiTheme="minorHAnsi"/>
+          <w:noProof/>
+          <w:lang w:val="es-ES" w:eastAsia="es-ES"/>
+        </w:rPr>
+      </w:pPr>
+      <w:hyperlink w:anchor="_Toc238464988" w:history="1">
+        <w:r>
+          <w:rPr>
+            <w:rStyle w:val="Hipervnculo"/>
+            <w:noProof/>
+          </w:rPr>
+          <w:t>2.1.1. Visión Artificial</w:t>
+        </w:r>
+        <w:r>
+          <w:rPr>
+            <w:noProof/>
+            <w:webHidden/>
+          </w:rPr>
+          <w:tab/>
+        </w:r>
+        <w:r>
+          <w:rPr>
+            <w:noProof/>
+            <w:webHidden/>
+          </w:rPr>
+          <w:fldChar w:fldCharType="begin"/>
+        </w:r>
+        <w:r>
+          <w:rPr>
+            <w:noProof/>
+            <w:webHidden/>
+          </w:rPr>
+          <w:instrText xml:space="preserve"> PAGEREF _Toc238464988 \h </w:instrText>
+        </w:r>
+        <w:r>
+          <w:rPr>
+            <w:noProof/>
+            <w:webHidden/>
+          </w:rPr>
+        </w:r>
+        <w:r>
+          <w:rPr>
+            <w:noProof/>
+            <w:webHidden/>
+          </w:rPr>
+          <w:fldChar w:fldCharType="separate"/>
+        </w:r>
+        <w:r>
+          <w:rPr>
+            <w:noProof/>
+            <w:webHidden/>
+          </w:rPr>
+          <w:t>21</w:t>
+        </w:r>
+        <w:r>
+          <w:rPr>
+            <w:noProof/>
+            <w:webHidden/>
+          </w:rPr>
+          <w:fldChar w:fldCharType="end"/>
+        </w:r>
+      </w:hyperlink>
+    </w:p>
+    <w:p>
+      <w:pPr>
+        <w:pStyle w:val="TDC3"/>
+        <w:tabs>
+          <w:tab w:val="right" w:leader="dot" w:pos="9089"/>
+        </w:tabs>
+        <w:rPr>
+          <w:rFonts w:asciiTheme="minorHAnsi" w:eastAsiaTheme="minorEastAsia" w:hAnsiTheme="minorHAnsi"/>
+          <w:noProof/>
+          <w:lang w:val="es-ES" w:eastAsia="es-ES"/>
+        </w:rPr>
+      </w:pPr>
+      <w:hyperlink w:anchor="_Toc238464989" w:history="1">
+        <w:r>
+          <w:rPr>
+            <w:rStyle w:val="Hipervnculo"/>
+            <w:noProof/>
+          </w:rPr>
+          <w:t>2.1.2. Modelo de Visión Artificial</w:t>
+        </w:r>
+        <w:r>
+          <w:rPr>
+            <w:noProof/>
+            <w:webHidden/>
+          </w:rPr>
+          <w:tab/>
+        </w:r>
+        <w:r>
+          <w:rPr>
+            <w:noProof/>
+            <w:webHidden/>
+          </w:rPr>
+          <w:fldChar w:fldCharType="begin"/>
+        </w:r>
+        <w:r>
+          <w:rPr>
+            <w:noProof/>
+            <w:webHidden/>
+          </w:rPr>
+          <w:instrText xml:space="preserve"> PAGEREF _Toc238464989 \h </w:instrText>
+        </w:r>
+        <w:r>
+          <w:rPr>
+            <w:noProof/>
+            <w:webHidden/>
+          </w:rPr>
+        </w:r>
+        <w:r>
+          <w:rPr>
+            <w:noProof/>
+            <w:webHidden/>
+          </w:rPr>
+          <w:fldChar w:fldCharType="separate"/>
+        </w:r>
+        <w:r>
+          <w:rPr>
+            <w:noProof/>
+            <w:webHidden/>
+          </w:rPr>
+          <w:t>22</w:t>
         </w:r>
         <w:r>
           <w:rPr>
@@ -4104,13 +4242,13 @@
           <w:lang w:val="es-ES" w:eastAsia="es-ES"/>
         </w:rPr>
       </w:pPr>
-      <w:hyperlink w:anchor="_Toc238195251" w:history="1">
+      <w:hyperlink w:anchor="_Toc238464990" w:history="1">
         <w:r>
           <w:rPr>
             <w:rStyle w:val="Hipervnculo"/>
             <w:noProof/>
           </w:rPr>
-          <w:t>2.2. Marco contextual</w:t>
+          <w:t>2.2. Ejercicios de Equilibrio</w:t>
         </w:r>
         <w:r>
           <w:rPr>
@@ -4131,7 +4269,7 @@
             <w:noProof/>
             <w:webHidden/>
           </w:rPr>
-          <w:instrText xml:space="preserve"> PAGEREF _Toc238195251 \h </w:instrText>
+          <w:instrText xml:space="preserve"> PAGEREF _Toc238464990 \h </w:instrText>
         </w:r>
         <w:r>
           <w:rPr>
@@ -4151,7 +4289,78 @@
             <w:noProof/>
             <w:webHidden/>
           </w:rPr>
-          <w:t>21</w:t>
+          <w:t>23</w:t>
+        </w:r>
+        <w:r>
+          <w:rPr>
+            <w:noProof/>
+            <w:webHidden/>
+          </w:rPr>
+          <w:fldChar w:fldCharType="end"/>
+        </w:r>
+      </w:hyperlink>
+    </w:p>
+    <w:p>
+      <w:pPr>
+        <w:pStyle w:val="TDC3"/>
+        <w:tabs>
+          <w:tab w:val="right" w:leader="dot" w:pos="9089"/>
+        </w:tabs>
+        <w:rPr>
+          <w:rFonts w:asciiTheme="minorHAnsi" w:eastAsiaTheme="minorEastAsia" w:hAnsiTheme="minorHAnsi"/>
+          <w:noProof/>
+          <w:lang w:val="es-ES" w:eastAsia="es-ES"/>
+        </w:rPr>
+      </w:pPr>
+      <w:hyperlink w:anchor="_Toc238464991" w:history="1">
+        <w:r>
+          <w:rPr>
+            <w:rStyle w:val="Hipervnculo"/>
+            <w:noProof/>
+            <w:lang w:val="es-ES"/>
+          </w:rPr>
+          <w:t>2.2.1. Bases Neurológicas del Equilibrio y la Postura</w:t>
+        </w:r>
+        <w:r>
+          <w:rPr>
+            <w:noProof/>
+            <w:webHidden/>
+          </w:rPr>
+          <w:tab/>
+        </w:r>
+        <w:r>
+          <w:rPr>
+            <w:noProof/>
+            <w:webHidden/>
+          </w:rPr>
+          <w:fldChar w:fldCharType="begin"/>
+        </w:r>
+        <w:r>
+          <w:rPr>
+            <w:noProof/>
+            <w:webHidden/>
+          </w:rPr>
+          <w:instrText xml:space="preserve"> PAGEREF _Toc238464991 \h </w:instrText>
+        </w:r>
+        <w:r>
+          <w:rPr>
+            <w:noProof/>
+            <w:webHidden/>
+          </w:rPr>
+        </w:r>
+        <w:r>
+          <w:rPr>
+            <w:noProof/>
+            <w:webHidden/>
+          </w:rPr>
+          <w:fldChar w:fldCharType="separate"/>
+        </w:r>
+        <w:r>
+          <w:rPr>
+            <w:noProof/>
+            <w:webHidden/>
+          </w:rPr>
+          <w:t>23</w:t>
         </w:r>
         <w:r>
           <w:rPr>
@@ -4174,13 +4383,14 @@
           <w:lang w:val="es-ES" w:eastAsia="es-ES"/>
         </w:rPr>
       </w:pPr>
-      <w:hyperlink w:anchor="_Toc238195252" w:history="1">
+      <w:hyperlink w:anchor="_Toc238464992" w:history="1">
         <w:r>
           <w:rPr>
             <w:rStyle w:val="Hipervnculo"/>
             <w:noProof/>
-          </w:rPr>
-          <w:t>2.3. Marco metodológico</w:t>
+            <w:lang w:val="es-ES"/>
+          </w:rPr>
+          <w:t>2.3. Envejecimiento y Población de Adultos Mayores</w:t>
         </w:r>
         <w:r>
           <w:rPr>
@@ -4201,7 +4411,7 @@
             <w:noProof/>
             <w:webHidden/>
           </w:rPr>
-          <w:instrText xml:space="preserve"> PAGEREF _Toc238195252 \h </w:instrText>
+          <w:instrText xml:space="preserve"> PAGEREF _Toc238464992 \h </w:instrText>
         </w:r>
         <w:r>
           <w:rPr>
@@ -4221,7 +4431,7 @@
             <w:noProof/>
             <w:webHidden/>
           </w:rPr>
-          <w:t>21</w:t>
+          <w:t>24</w:t>
         </w:r>
         <w:r>
           <w:rPr>
@@ -4244,13 +4454,13 @@
           <w:lang w:val="es-ES" w:eastAsia="es-ES"/>
         </w:rPr>
       </w:pPr>
-      <w:hyperlink w:anchor="_Toc238195253" w:history="1">
+      <w:hyperlink w:anchor="_Toc238464993" w:history="1">
         <w:r>
           <w:rPr>
             <w:rStyle w:val="Hipervnculo"/>
             <w:noProof/>
           </w:rPr>
-          <w:t>2.4. Marco tecnológico</w:t>
+          <w:t>2.4. Contexto del Envejecimiento Poblacional Global</w:t>
         </w:r>
         <w:r>
           <w:rPr>
@@ -4271,7 +4481,7 @@
             <w:noProof/>
             <w:webHidden/>
           </w:rPr>
-          <w:instrText xml:space="preserve"> PAGEREF _Toc238195253 \h </w:instrText>
+          <w:instrText xml:space="preserve"> PAGEREF _Toc238464993 \h </w:instrText>
         </w:r>
         <w:r>
           <w:rPr>
@@ -4291,7 +4501,219 @@
             <w:noProof/>
             <w:webHidden/>
           </w:rPr>
-          <w:t>21</w:t>
+          <w:t>25</w:t>
+        </w:r>
+        <w:r>
+          <w:rPr>
+            <w:noProof/>
+            <w:webHidden/>
+          </w:rPr>
+          <w:fldChar w:fldCharType="end"/>
+        </w:r>
+      </w:hyperlink>
+    </w:p>
+    <w:p>
+      <w:pPr>
+        <w:pStyle w:val="TDC3"/>
+        <w:tabs>
+          <w:tab w:val="right" w:leader="dot" w:pos="9089"/>
+        </w:tabs>
+        <w:rPr>
+          <w:rFonts w:asciiTheme="minorHAnsi" w:eastAsiaTheme="minorEastAsia" w:hAnsiTheme="minorHAnsi"/>
+          <w:noProof/>
+          <w:lang w:val="es-ES" w:eastAsia="es-ES"/>
+        </w:rPr>
+      </w:pPr>
+      <w:hyperlink w:anchor="_Toc238464994" w:history="1">
+        <w:r>
+          <w:rPr>
+            <w:rStyle w:val="Hipervnculo"/>
+            <w:noProof/>
+            <w:lang w:val="es-ES"/>
+          </w:rPr>
+          <w:t>2.4.1. Contexto Nacional</w:t>
+        </w:r>
+        <w:r>
+          <w:rPr>
+            <w:noProof/>
+            <w:webHidden/>
+          </w:rPr>
+          <w:tab/>
+        </w:r>
+        <w:r>
+          <w:rPr>
+            <w:noProof/>
+            <w:webHidden/>
+          </w:rPr>
+          <w:fldChar w:fldCharType="begin"/>
+        </w:r>
+        <w:r>
+          <w:rPr>
+            <w:noProof/>
+            <w:webHidden/>
+          </w:rPr>
+          <w:instrText xml:space="preserve"> PAGEREF _Toc238464994 \h </w:instrText>
+        </w:r>
+        <w:r>
+          <w:rPr>
+            <w:noProof/>
+            <w:webHidden/>
+          </w:rPr>
+        </w:r>
+        <w:r>
+          <w:rPr>
+            <w:noProof/>
+            <w:webHidden/>
+          </w:rPr>
+          <w:fldChar w:fldCharType="separate"/>
+        </w:r>
+        <w:r>
+          <w:rPr>
+            <w:noProof/>
+            <w:webHidden/>
+          </w:rPr>
+          <w:t>26</w:t>
+        </w:r>
+        <w:r>
+          <w:rPr>
+            <w:noProof/>
+            <w:webHidden/>
+          </w:rPr>
+          <w:fldChar w:fldCharType="end"/>
+        </w:r>
+      </w:hyperlink>
+    </w:p>
+    <w:p>
+      <w:pPr>
+        <w:pStyle w:val="TDC3"/>
+        <w:tabs>
+          <w:tab w:val="right" w:leader="dot" w:pos="9089"/>
+        </w:tabs>
+        <w:rPr>
+          <w:rFonts w:asciiTheme="minorHAnsi" w:eastAsiaTheme="minorEastAsia" w:hAnsiTheme="minorHAnsi"/>
+          <w:noProof/>
+          <w:lang w:val="es-ES" w:eastAsia="es-ES"/>
+        </w:rPr>
+      </w:pPr>
+      <w:hyperlink w:anchor="_Toc238464995" w:history="1">
+        <w:r>
+          <w:rPr>
+            <w:rStyle w:val="Hipervnculo"/>
+            <w:noProof/>
+          </w:rPr>
+          <w:t>2.4.2. Realidad Departamental</w:t>
+        </w:r>
+        <w:r>
+          <w:rPr>
+            <w:noProof/>
+            <w:webHidden/>
+          </w:rPr>
+          <w:tab/>
+        </w:r>
+        <w:r>
+          <w:rPr>
+            <w:noProof/>
+            <w:webHidden/>
+          </w:rPr>
+          <w:fldChar w:fldCharType="begin"/>
+        </w:r>
+        <w:r>
+          <w:rPr>
+            <w:noProof/>
+            <w:webHidden/>
+          </w:rPr>
+          <w:instrText xml:space="preserve"> PAGEREF _Toc238464995 \h </w:instrText>
+        </w:r>
+        <w:r>
+          <w:rPr>
+            <w:noProof/>
+            <w:webHidden/>
+          </w:rPr>
+        </w:r>
+        <w:r>
+          <w:rPr>
+            <w:noProof/>
+            <w:webHidden/>
+          </w:rPr>
+          <w:fldChar w:fldCharType="separate"/>
+        </w:r>
+        <w:r>
+          <w:rPr>
+            <w:noProof/>
+            <w:webHidden/>
+          </w:rPr>
+          <w:t>26</w:t>
+        </w:r>
+        <w:r>
+          <w:rPr>
+            <w:noProof/>
+            <w:webHidden/>
+          </w:rPr>
+          <w:fldChar w:fldCharType="end"/>
+        </w:r>
+      </w:hyperlink>
+    </w:p>
+    <w:p>
+      <w:pPr>
+        <w:pStyle w:val="TDC3"/>
+        <w:tabs>
+          <w:tab w:val="right" w:leader="dot" w:pos="9089"/>
+        </w:tabs>
+        <w:rPr>
+          <w:rFonts w:asciiTheme="minorHAnsi" w:eastAsiaTheme="minorEastAsia" w:hAnsiTheme="minorHAnsi"/>
+          <w:noProof/>
+          <w:lang w:val="es-ES" w:eastAsia="es-ES"/>
+        </w:rPr>
+      </w:pPr>
+      <w:hyperlink w:anchor="_Toc238464996" w:history="1">
+        <w:r>
+          <w:rPr>
+            <w:rStyle w:val="Hipervnculo"/>
+            <w:noProof/>
+            <w:lang w:val="es-ES"/>
+          </w:rPr>
+          <w:t>2.4.3. Justificación Tecnológica</w:t>
+        </w:r>
+        <w:r>
+          <w:rPr>
+            <w:noProof/>
+            <w:webHidden/>
+          </w:rPr>
+          <w:tab/>
+        </w:r>
+        <w:r>
+          <w:rPr>
+            <w:noProof/>
+            <w:webHidden/>
+          </w:rPr>
+          <w:fldChar w:fldCharType="begin"/>
+        </w:r>
+        <w:r>
+          <w:rPr>
+            <w:noProof/>
+            <w:webHidden/>
+          </w:rPr>
+          <w:instrText xml:space="preserve"> PAGEREF _Toc238464996 \h </w:instrText>
+        </w:r>
+        <w:r>
+          <w:rPr>
+            <w:noProof/>
+            <w:webHidden/>
+          </w:rPr>
+        </w:r>
+        <w:r>
+          <w:rPr>
+            <w:noProof/>
+            <w:webHidden/>
+          </w:rPr>
+          <w:fldChar w:fldCharType="separate"/>
+        </w:r>
+        <w:r>
+          <w:rPr>
+            <w:noProof/>
+            <w:webHidden/>
+          </w:rPr>
+          <w:t>27</w:t>
         </w:r>
         <w:r>
           <w:rPr>
@@ -4314,14 +4736,91 @@
           <w:lang w:val="es-ES" w:eastAsia="es-ES"/>
         </w:rPr>
       </w:pPr>
-      <w:hyperlink w:anchor="_Toc238195254" w:history="1">
+      <w:hyperlink w:anchor="_Toc238464997" w:history="1">
         <w:r>
           <w:rPr>
             <w:rStyle w:val="Hipervnculo"/>
             <w:noProof/>
+          </w:rPr>
+          <w:t>2.5. Marco metodológico</w:t>
+        </w:r>
+        <w:r>
+          <w:rPr>
+            <w:noProof/>
+            <w:webHidden/>
+          </w:rPr>
+          <w:tab/>
+        </w:r>
+        <w:r>
+          <w:rPr>
+            <w:noProof/>
+            <w:webHidden/>
+          </w:rPr>
+          <w:fldChar w:fldCharType="begin"/>
+        </w:r>
+        <w:r>
+          <w:rPr>
+            <w:noProof/>
+            <w:webHidden/>
+          </w:rPr>
+          <w:instrText xml:space="preserve"> PAGEREF _Toc238464997 \h </w:instrText>
+        </w:r>
+        <w:r>
+          <w:rPr>
+            <w:noProof/>
+            <w:webHidden/>
+          </w:rPr>
+        </w:r>
+        <w:r>
+          <w:rPr>
+            <w:noProof/>
+            <w:webHidden/>
+          </w:rPr>
+          <w:fldChar w:fldCharType="separate"/>
+        </w:r>
+        <w:r>
+          <w:rPr>
+            <w:noProof/>
+            <w:webHidden/>
+          </w:rPr>
+          <w:t>27</w:t>
+        </w:r>
+        <w:r>
+          <w:rPr>
+            <w:noProof/>
+            <w:webHidden/>
+          </w:rPr>
+          <w:fldChar w:fldCharType="end"/>
+        </w:r>
+      </w:hyperlink>
+    </w:p>
+    <w:p>
+      <w:pPr>
+        <w:pStyle w:val="TDC2"/>
+        <w:tabs>
+          <w:tab w:val="right" w:leader="dot" w:pos="9089"/>
+        </w:tabs>
+        <w:rPr>
+          <w:rFonts w:asciiTheme="minorHAnsi" w:eastAsiaTheme="minorEastAsia" w:hAnsiTheme="minorHAnsi"/>
+          <w:noProof/>
+          <w:lang w:val="es-ES" w:eastAsia="es-ES"/>
+        </w:rPr>
+      </w:pPr>
+      <w:hyperlink w:anchor="_Toc238464998" w:history="1">
+        <w:r>
+          <w:rPr>
+            <w:rStyle w:val="Hipervnculo"/>
+            <w:noProof/>
+          </w:rPr>
+          <w:t>2.6.</w:t>
+        </w:r>
+        <w:r>
+          <w:rPr>
+            <w:rStyle w:val="Hipervnculo"/>
+            <w:noProof/>
             <w:lang w:val="es-ES"/>
           </w:rPr>
-          <w:t>2.5. Estado del arte o antecedentes investigativos</w:t>
+          <w:t xml:space="preserve"> Especificaciones de Hardware</w:t>
         </w:r>
         <w:r>
           <w:rPr>
@@ -4342,7 +4841,7 @@
             <w:noProof/>
             <w:webHidden/>
           </w:rPr>
-          <w:instrText xml:space="preserve"> PAGEREF _Toc238195254 \h </w:instrText>
+          <w:instrText xml:space="preserve"> PAGEREF _Toc238464998 \h </w:instrText>
         </w:r>
         <w:r>
           <w:rPr>
@@ -4362,7 +4861,709 @@
             <w:noProof/>
             <w:webHidden/>
           </w:rPr>
-          <w:t>21</w:t>
+          <w:t>27</w:t>
+        </w:r>
+        <w:r>
+          <w:rPr>
+            <w:noProof/>
+            <w:webHidden/>
+          </w:rPr>
+          <w:fldChar w:fldCharType="end"/>
+        </w:r>
+      </w:hyperlink>
+    </w:p>
+    <w:p>
+      <w:pPr>
+        <w:pStyle w:val="TDC3"/>
+        <w:tabs>
+          <w:tab w:val="right" w:leader="dot" w:pos="9089"/>
+        </w:tabs>
+        <w:rPr>
+          <w:rFonts w:asciiTheme="minorHAnsi" w:eastAsiaTheme="minorEastAsia" w:hAnsiTheme="minorHAnsi"/>
+          <w:noProof/>
+          <w:lang w:val="es-ES" w:eastAsia="es-ES"/>
+        </w:rPr>
+      </w:pPr>
+      <w:hyperlink w:anchor="_Toc238464999" w:history="1">
+        <w:r>
+          <w:rPr>
+            <w:rStyle w:val="Hipervnculo"/>
+            <w:noProof/>
+            <w:lang w:val="es-ES"/>
+          </w:rPr>
+          <w:t>2.6.1. Unidad de Procesamiento (CPU y Memoria)</w:t>
+        </w:r>
+        <w:r>
+          <w:rPr>
+            <w:noProof/>
+            <w:webHidden/>
+          </w:rPr>
+          <w:tab/>
+        </w:r>
+        <w:r>
+          <w:rPr>
+            <w:noProof/>
+            <w:webHidden/>
+          </w:rPr>
+          <w:fldChar w:fldCharType="begin"/>
+        </w:r>
+        <w:r>
+          <w:rPr>
+            <w:noProof/>
+            <w:webHidden/>
+          </w:rPr>
+          <w:instrText xml:space="preserve"> PAGEREF _Toc238464999 \h </w:instrText>
+        </w:r>
+        <w:r>
+          <w:rPr>
+            <w:noProof/>
+            <w:webHidden/>
+          </w:rPr>
+        </w:r>
+        <w:r>
+          <w:rPr>
+            <w:noProof/>
+            <w:webHidden/>
+          </w:rPr>
+          <w:fldChar w:fldCharType="separate"/>
+        </w:r>
+        <w:r>
+          <w:rPr>
+            <w:noProof/>
+            <w:webHidden/>
+          </w:rPr>
+          <w:t>28</w:t>
+        </w:r>
+        <w:r>
+          <w:rPr>
+            <w:noProof/>
+            <w:webHidden/>
+          </w:rPr>
+          <w:fldChar w:fldCharType="end"/>
+        </w:r>
+      </w:hyperlink>
+    </w:p>
+    <w:p>
+      <w:pPr>
+        <w:pStyle w:val="TDC3"/>
+        <w:tabs>
+          <w:tab w:val="right" w:leader="dot" w:pos="9089"/>
+        </w:tabs>
+        <w:rPr>
+          <w:rFonts w:asciiTheme="minorHAnsi" w:eastAsiaTheme="minorEastAsia" w:hAnsiTheme="minorHAnsi"/>
+          <w:noProof/>
+          <w:lang w:val="es-ES" w:eastAsia="es-ES"/>
+        </w:rPr>
+      </w:pPr>
+      <w:hyperlink w:anchor="_Toc238465000" w:history="1">
+        <w:r>
+          <w:rPr>
+            <w:rStyle w:val="Hipervnculo"/>
+            <w:noProof/>
+          </w:rPr>
+          <w:t>2.6.2. Gráficos y Captura de Imagen</w:t>
+        </w:r>
+        <w:r>
+          <w:rPr>
+            <w:noProof/>
+            <w:webHidden/>
+          </w:rPr>
+          <w:tab/>
+        </w:r>
+        <w:r>
+          <w:rPr>
+            <w:noProof/>
+            <w:webHidden/>
+          </w:rPr>
+          <w:fldChar w:fldCharType="begin"/>
+        </w:r>
+        <w:r>
+          <w:rPr>
+            <w:noProof/>
+            <w:webHidden/>
+          </w:rPr>
+          <w:instrText xml:space="preserve"> PAGEREF _Toc238465000 \h </w:instrText>
+        </w:r>
+        <w:r>
+          <w:rPr>
+            <w:noProof/>
+            <w:webHidden/>
+          </w:rPr>
+        </w:r>
+        <w:r>
+          <w:rPr>
+            <w:noProof/>
+            <w:webHidden/>
+          </w:rPr>
+          <w:fldChar w:fldCharType="separate"/>
+        </w:r>
+        <w:r>
+          <w:rPr>
+            <w:noProof/>
+            <w:webHidden/>
+          </w:rPr>
+          <w:t>28</w:t>
+        </w:r>
+        <w:r>
+          <w:rPr>
+            <w:noProof/>
+            <w:webHidden/>
+          </w:rPr>
+          <w:fldChar w:fldCharType="end"/>
+        </w:r>
+      </w:hyperlink>
+    </w:p>
+    <w:p>
+      <w:pPr>
+        <w:pStyle w:val="TDC2"/>
+        <w:tabs>
+          <w:tab w:val="right" w:leader="dot" w:pos="9089"/>
+        </w:tabs>
+        <w:rPr>
+          <w:rFonts w:asciiTheme="minorHAnsi" w:eastAsiaTheme="minorEastAsia" w:hAnsiTheme="minorHAnsi"/>
+          <w:noProof/>
+          <w:lang w:val="es-ES" w:eastAsia="es-ES"/>
+        </w:rPr>
+      </w:pPr>
+      <w:hyperlink w:anchor="_Toc238465001" w:history="1">
+        <w:r>
+          <w:rPr>
+            <w:rStyle w:val="Hipervnculo"/>
+            <w:noProof/>
+          </w:rPr>
+          <w:t>2.7. Especificaciones de Software</w:t>
+        </w:r>
+        <w:r>
+          <w:rPr>
+            <w:noProof/>
+            <w:webHidden/>
+          </w:rPr>
+          <w:tab/>
+        </w:r>
+        <w:r>
+          <w:rPr>
+            <w:noProof/>
+            <w:webHidden/>
+          </w:rPr>
+          <w:fldChar w:fldCharType="begin"/>
+        </w:r>
+        <w:r>
+          <w:rPr>
+            <w:noProof/>
+            <w:webHidden/>
+          </w:rPr>
+          <w:instrText xml:space="preserve"> PAGEREF _Toc238465001 \h </w:instrText>
+        </w:r>
+        <w:r>
+          <w:rPr>
+            <w:noProof/>
+            <w:webHidden/>
+          </w:rPr>
+        </w:r>
+        <w:r>
+          <w:rPr>
+            <w:noProof/>
+            <w:webHidden/>
+          </w:rPr>
+          <w:fldChar w:fldCharType="separate"/>
+        </w:r>
+        <w:r>
+          <w:rPr>
+            <w:noProof/>
+            <w:webHidden/>
+          </w:rPr>
+          <w:t>28</w:t>
+        </w:r>
+        <w:r>
+          <w:rPr>
+            <w:noProof/>
+            <w:webHidden/>
+          </w:rPr>
+          <w:fldChar w:fldCharType="end"/>
+        </w:r>
+      </w:hyperlink>
+    </w:p>
+    <w:p>
+      <w:pPr>
+        <w:pStyle w:val="TDC3"/>
+        <w:tabs>
+          <w:tab w:val="right" w:leader="dot" w:pos="9089"/>
+        </w:tabs>
+        <w:rPr>
+          <w:rFonts w:asciiTheme="minorHAnsi" w:eastAsiaTheme="minorEastAsia" w:hAnsiTheme="minorHAnsi"/>
+          <w:noProof/>
+          <w:lang w:val="es-ES" w:eastAsia="es-ES"/>
+        </w:rPr>
+      </w:pPr>
+      <w:hyperlink w:anchor="_Toc238465002" w:history="1">
+        <w:r>
+          <w:rPr>
+            <w:rStyle w:val="Hipervnculo"/>
+            <w:noProof/>
+          </w:rPr>
+          <w:t>2.7.1. Python (Versión 3.13.0)</w:t>
+        </w:r>
+        <w:r>
+          <w:rPr>
+            <w:noProof/>
+            <w:webHidden/>
+          </w:rPr>
+          <w:tab/>
+        </w:r>
+        <w:r>
+          <w:rPr>
+            <w:noProof/>
+            <w:webHidden/>
+          </w:rPr>
+          <w:fldChar w:fldCharType="begin"/>
+        </w:r>
+        <w:r>
+          <w:rPr>
+            <w:noProof/>
+            <w:webHidden/>
+          </w:rPr>
+          <w:instrText xml:space="preserve"> PAGEREF _Toc238465002 \h </w:instrText>
+        </w:r>
+        <w:r>
+          <w:rPr>
+            <w:noProof/>
+            <w:webHidden/>
+          </w:rPr>
+        </w:r>
+        <w:r>
+          <w:rPr>
+            <w:noProof/>
+            <w:webHidden/>
+          </w:rPr>
+          <w:fldChar w:fldCharType="separate"/>
+        </w:r>
+        <w:r>
+          <w:rPr>
+            <w:noProof/>
+            <w:webHidden/>
+          </w:rPr>
+          <w:t>28</w:t>
+        </w:r>
+        <w:r>
+          <w:rPr>
+            <w:noProof/>
+            <w:webHidden/>
+          </w:rPr>
+          <w:fldChar w:fldCharType="end"/>
+        </w:r>
+      </w:hyperlink>
+    </w:p>
+    <w:p>
+      <w:pPr>
+        <w:pStyle w:val="TDC3"/>
+        <w:tabs>
+          <w:tab w:val="right" w:leader="dot" w:pos="9089"/>
+        </w:tabs>
+        <w:rPr>
+          <w:rFonts w:asciiTheme="minorHAnsi" w:eastAsiaTheme="minorEastAsia" w:hAnsiTheme="minorHAnsi"/>
+          <w:noProof/>
+          <w:lang w:val="es-ES" w:eastAsia="es-ES"/>
+        </w:rPr>
+      </w:pPr>
+      <w:hyperlink w:anchor="_Toc238465003" w:history="1">
+        <w:r>
+          <w:rPr>
+            <w:rStyle w:val="Hipervnculo"/>
+            <w:noProof/>
+          </w:rPr>
+          <w:t>2.7.2. OpenCV</w:t>
+        </w:r>
+        <w:r>
+          <w:rPr>
+            <w:noProof/>
+            <w:webHidden/>
+          </w:rPr>
+          <w:tab/>
+        </w:r>
+        <w:r>
+          <w:rPr>
+            <w:noProof/>
+            <w:webHidden/>
+          </w:rPr>
+          <w:fldChar w:fldCharType="begin"/>
+        </w:r>
+        <w:r>
+          <w:rPr>
+            <w:noProof/>
+            <w:webHidden/>
+          </w:rPr>
+          <w:instrText xml:space="preserve"> PAGEREF _Toc238465003 \h </w:instrText>
+        </w:r>
+        <w:r>
+          <w:rPr>
+            <w:noProof/>
+            <w:webHidden/>
+          </w:rPr>
+        </w:r>
+        <w:r>
+          <w:rPr>
+            <w:noProof/>
+            <w:webHidden/>
+          </w:rPr>
+          <w:fldChar w:fldCharType="separate"/>
+        </w:r>
+        <w:r>
+          <w:rPr>
+            <w:noProof/>
+            <w:webHidden/>
+          </w:rPr>
+          <w:t>29</w:t>
+        </w:r>
+        <w:r>
+          <w:rPr>
+            <w:noProof/>
+            <w:webHidden/>
+          </w:rPr>
+          <w:fldChar w:fldCharType="end"/>
+        </w:r>
+      </w:hyperlink>
+    </w:p>
+    <w:p>
+      <w:pPr>
+        <w:pStyle w:val="TDC3"/>
+        <w:tabs>
+          <w:tab w:val="right" w:leader="dot" w:pos="9089"/>
+        </w:tabs>
+        <w:rPr>
+          <w:rFonts w:asciiTheme="minorHAnsi" w:eastAsiaTheme="minorEastAsia" w:hAnsiTheme="minorHAnsi"/>
+          <w:noProof/>
+          <w:lang w:val="es-ES" w:eastAsia="es-ES"/>
+        </w:rPr>
+      </w:pPr>
+      <w:hyperlink w:anchor="_Toc238465004" w:history="1">
+        <w:r>
+          <w:rPr>
+            <w:rStyle w:val="Hipervnculo"/>
+            <w:noProof/>
+          </w:rPr>
+          <w:t>2.7.3. MediaPipe</w:t>
+        </w:r>
+        <w:r>
+          <w:rPr>
+            <w:noProof/>
+            <w:webHidden/>
+          </w:rPr>
+          <w:tab/>
+        </w:r>
+        <w:r>
+          <w:rPr>
+            <w:noProof/>
+            <w:webHidden/>
+          </w:rPr>
+          <w:fldChar w:fldCharType="begin"/>
+        </w:r>
+        <w:r>
+          <w:rPr>
+            <w:noProof/>
+            <w:webHidden/>
+          </w:rPr>
+          <w:instrText xml:space="preserve"> PAGEREF _Toc238465004 \h </w:instrText>
+        </w:r>
+        <w:r>
+          <w:rPr>
+            <w:noProof/>
+            <w:webHidden/>
+          </w:rPr>
+        </w:r>
+        <w:r>
+          <w:rPr>
+            <w:noProof/>
+            <w:webHidden/>
+          </w:rPr>
+          <w:fldChar w:fldCharType="separate"/>
+        </w:r>
+        <w:r>
+          <w:rPr>
+            <w:noProof/>
+            <w:webHidden/>
+          </w:rPr>
+          <w:t>29</w:t>
+        </w:r>
+        <w:r>
+          <w:rPr>
+            <w:noProof/>
+            <w:webHidden/>
+          </w:rPr>
+          <w:fldChar w:fldCharType="end"/>
+        </w:r>
+      </w:hyperlink>
+    </w:p>
+    <w:p>
+      <w:pPr>
+        <w:pStyle w:val="TDC3"/>
+        <w:tabs>
+          <w:tab w:val="right" w:leader="dot" w:pos="9089"/>
+        </w:tabs>
+        <w:rPr>
+          <w:rFonts w:asciiTheme="minorHAnsi" w:eastAsiaTheme="minorEastAsia" w:hAnsiTheme="minorHAnsi"/>
+          <w:noProof/>
+          <w:lang w:val="es-ES" w:eastAsia="es-ES"/>
+        </w:rPr>
+      </w:pPr>
+      <w:hyperlink w:anchor="_Toc238465005" w:history="1">
+        <w:r>
+          <w:rPr>
+            <w:rStyle w:val="Hipervnculo"/>
+            <w:noProof/>
+          </w:rPr>
+          <w:t>2.7.4. NumPy</w:t>
+        </w:r>
+        <w:r>
+          <w:rPr>
+            <w:noProof/>
+            <w:webHidden/>
+          </w:rPr>
+          <w:tab/>
+        </w:r>
+        <w:r>
+          <w:rPr>
+            <w:noProof/>
+            <w:webHidden/>
+          </w:rPr>
+          <w:fldChar w:fldCharType="begin"/>
+        </w:r>
+        <w:r>
+          <w:rPr>
+            <w:noProof/>
+            <w:webHidden/>
+          </w:rPr>
+          <w:instrText xml:space="preserve"> PAGEREF _Toc238465005 \h </w:instrText>
+        </w:r>
+        <w:r>
+          <w:rPr>
+            <w:noProof/>
+            <w:webHidden/>
+          </w:rPr>
+        </w:r>
+        <w:r>
+          <w:rPr>
+            <w:noProof/>
+            <w:webHidden/>
+          </w:rPr>
+          <w:fldChar w:fldCharType="separate"/>
+        </w:r>
+        <w:r>
+          <w:rPr>
+            <w:noProof/>
+            <w:webHidden/>
+          </w:rPr>
+          <w:t>30</w:t>
+        </w:r>
+        <w:r>
+          <w:rPr>
+            <w:noProof/>
+            <w:webHidden/>
+          </w:rPr>
+          <w:fldChar w:fldCharType="end"/>
+        </w:r>
+      </w:hyperlink>
+    </w:p>
+    <w:p>
+      <w:pPr>
+        <w:pStyle w:val="TDC3"/>
+        <w:tabs>
+          <w:tab w:val="right" w:leader="dot" w:pos="9089"/>
+        </w:tabs>
+        <w:rPr>
+          <w:rFonts w:asciiTheme="minorHAnsi" w:eastAsiaTheme="minorEastAsia" w:hAnsiTheme="minorHAnsi"/>
+          <w:noProof/>
+          <w:lang w:val="es-ES" w:eastAsia="es-ES"/>
+        </w:rPr>
+      </w:pPr>
+      <w:hyperlink w:anchor="_Toc238465006" w:history="1">
+        <w:r>
+          <w:rPr>
+            <w:rStyle w:val="Hipervnculo"/>
+            <w:noProof/>
+          </w:rPr>
+          <w:t>2.7.5. PostgreSQL</w:t>
+        </w:r>
+        <w:r>
+          <w:rPr>
+            <w:noProof/>
+            <w:webHidden/>
+          </w:rPr>
+          <w:tab/>
+        </w:r>
+        <w:r>
+          <w:rPr>
+            <w:noProof/>
+            <w:webHidden/>
+          </w:rPr>
+          <w:fldChar w:fldCharType="begin"/>
+        </w:r>
+        <w:r>
+          <w:rPr>
+            <w:noProof/>
+            <w:webHidden/>
+          </w:rPr>
+          <w:instrText xml:space="preserve"> PAGEREF _Toc238465006 \h </w:instrText>
+        </w:r>
+        <w:r>
+          <w:rPr>
+            <w:noProof/>
+            <w:webHidden/>
+          </w:rPr>
+        </w:r>
+        <w:r>
+          <w:rPr>
+            <w:noProof/>
+            <w:webHidden/>
+          </w:rPr>
+          <w:fldChar w:fldCharType="separate"/>
+        </w:r>
+        <w:r>
+          <w:rPr>
+            <w:noProof/>
+            <w:webHidden/>
+          </w:rPr>
+          <w:t>30</w:t>
+        </w:r>
+        <w:r>
+          <w:rPr>
+            <w:noProof/>
+            <w:webHidden/>
+          </w:rPr>
+          <w:fldChar w:fldCharType="end"/>
+        </w:r>
+      </w:hyperlink>
+    </w:p>
+    <w:p>
+      <w:pPr>
+        <w:pStyle w:val="TDC3"/>
+        <w:tabs>
+          <w:tab w:val="right" w:leader="dot" w:pos="9089"/>
+        </w:tabs>
+        <w:rPr>
+          <w:rFonts w:asciiTheme="minorHAnsi" w:eastAsiaTheme="minorEastAsia" w:hAnsiTheme="minorHAnsi"/>
+          <w:noProof/>
+          <w:lang w:val="es-ES" w:eastAsia="es-ES"/>
+        </w:rPr>
+      </w:pPr>
+      <w:hyperlink w:anchor="_Toc238465007" w:history="1">
+        <w:r>
+          <w:rPr>
+            <w:rStyle w:val="Hipervnculo"/>
+            <w:noProof/>
+          </w:rPr>
+          <w:t>2.7.6. Django</w:t>
+        </w:r>
+        <w:r>
+          <w:rPr>
+            <w:noProof/>
+            <w:webHidden/>
+          </w:rPr>
+          <w:tab/>
+        </w:r>
+        <w:r>
+          <w:rPr>
+            <w:noProof/>
+            <w:webHidden/>
+          </w:rPr>
+          <w:fldChar w:fldCharType="begin"/>
+        </w:r>
+        <w:r>
+          <w:rPr>
+            <w:noProof/>
+            <w:webHidden/>
+          </w:rPr>
+          <w:instrText xml:space="preserve"> PAGEREF _Toc238465007 \h </w:instrText>
+        </w:r>
+        <w:r>
+          <w:rPr>
+            <w:noProof/>
+            <w:webHidden/>
+          </w:rPr>
+        </w:r>
+        <w:r>
+          <w:rPr>
+            <w:noProof/>
+            <w:webHidden/>
+          </w:rPr>
+          <w:fldChar w:fldCharType="separate"/>
+        </w:r>
+        <w:r>
+          <w:rPr>
+            <w:noProof/>
+            <w:webHidden/>
+          </w:rPr>
+          <w:t>30</w:t>
+        </w:r>
+        <w:r>
+          <w:rPr>
+            <w:noProof/>
+            <w:webHidden/>
+          </w:rPr>
+          <w:fldChar w:fldCharType="end"/>
+        </w:r>
+      </w:hyperlink>
+    </w:p>
+    <w:p>
+      <w:pPr>
+        <w:pStyle w:val="TDC2"/>
+        <w:tabs>
+          <w:tab w:val="right" w:leader="dot" w:pos="9089"/>
+        </w:tabs>
+        <w:rPr>
+          <w:rFonts w:asciiTheme="minorHAnsi" w:eastAsiaTheme="minorEastAsia" w:hAnsiTheme="minorHAnsi"/>
+          <w:noProof/>
+          <w:lang w:val="es-ES" w:eastAsia="es-ES"/>
+        </w:rPr>
+      </w:pPr>
+      <w:hyperlink w:anchor="_Toc238465008" w:history="1">
+        <w:r>
+          <w:rPr>
+            <w:rStyle w:val="Hipervnculo"/>
+            <w:noProof/>
+            <w:lang w:val="es-ES"/>
+          </w:rPr>
+          <w:t>2.8. Estado del arte o antecedentes investigativos</w:t>
+        </w:r>
+        <w:r>
+          <w:rPr>
+            <w:noProof/>
+            <w:webHidden/>
+          </w:rPr>
+          <w:tab/>
+        </w:r>
+        <w:r>
+          <w:rPr>
+            <w:noProof/>
+            <w:webHidden/>
+          </w:rPr>
+          <w:fldChar w:fldCharType="begin"/>
+        </w:r>
+        <w:r>
+          <w:rPr>
+            <w:noProof/>
+            <w:webHidden/>
+          </w:rPr>
+          <w:instrText xml:space="preserve"> PAGEREF _Toc238465008 \h </w:instrText>
+        </w:r>
+        <w:r>
+          <w:rPr>
+            <w:noProof/>
+            <w:webHidden/>
+          </w:rPr>
+        </w:r>
+        <w:r>
+          <w:rPr>
+            <w:noProof/>
+            <w:webHidden/>
+          </w:rPr>
+          <w:fldChar w:fldCharType="separate"/>
+        </w:r>
+        <w:r>
+          <w:rPr>
+            <w:noProof/>
+            <w:webHidden/>
+          </w:rPr>
+          <w:t>31</w:t>
         </w:r>
         <w:r>
           <w:rPr>
@@ -4385,7 +5586,7 @@
           <w:lang w:val="es-ES" w:eastAsia="es-ES"/>
         </w:rPr>
       </w:pPr>
-      <w:hyperlink w:anchor="_Toc238195255" w:history="1">
+      <w:hyperlink w:anchor="_Toc238465009" w:history="1">
         <w:r>
           <w:rPr>
             <w:rStyle w:val="Hipervnculo"/>
@@ -4412,7 +5613,7 @@
             <w:noProof/>
             <w:webHidden/>
           </w:rPr>
-          <w:instrText xml:space="preserve"> PAGEREF _Toc238195255 \h </w:instrText>
+          <w:instrText xml:space="preserve"> PAGEREF _Toc238465009 \h </w:instrText>
         </w:r>
         <w:r>
           <w:rPr>
@@ -4432,7 +5633,7 @@
             <w:noProof/>
             <w:webHidden/>
           </w:rPr>
-          <w:t>22</w:t>
+          <w:t>32</w:t>
         </w:r>
         <w:r>
           <w:rPr>
@@ -4455,7 +5656,7 @@
           <w:lang w:val="es-ES" w:eastAsia="es-ES"/>
         </w:rPr>
       </w:pPr>
-      <w:hyperlink w:anchor="_Toc238195256" w:history="1">
+      <w:hyperlink w:anchor="_Toc238465010" w:history="1">
         <w:r>
           <w:rPr>
             <w:rStyle w:val="Hipervnculo"/>
@@ -4483,7 +5684,7 @@
             <w:noProof/>
             <w:webHidden/>
           </w:rPr>
-          <w:instrText xml:space="preserve"> PAGEREF _Toc238195256 \h </w:instrText>
+          <w:instrText xml:space="preserve"> PAGEREF _Toc238465010 \h </w:instrText>
         </w:r>
         <w:r>
           <w:rPr>
@@ -4503,7 +5704,7 @@
             <w:noProof/>
             <w:webHidden/>
           </w:rPr>
-          <w:t>22</w:t>
+          <w:t>32</w:t>
         </w:r>
         <w:r>
           <w:rPr>
@@ -4526,7 +5727,7 @@
           <w:lang w:val="es-ES" w:eastAsia="es-ES"/>
         </w:rPr>
       </w:pPr>
-      <w:hyperlink w:anchor="_Toc238195257" w:history="1">
+      <w:hyperlink w:anchor="_Toc238465011" w:history="1">
         <w:r>
           <w:rPr>
             <w:rStyle w:val="Hipervnculo"/>
@@ -4554,7 +5755,7 @@
             <w:noProof/>
             <w:webHidden/>
           </w:rPr>
-          <w:instrText xml:space="preserve"> PAGEREF _Toc238195257 \h </w:instrText>
+          <w:instrText xml:space="preserve"> PAGEREF _Toc238465011 \h </w:instrText>
         </w:r>
         <w:r>
           <w:rPr>
@@ -4574,7 +5775,7 @@
             <w:noProof/>
             <w:webHidden/>
           </w:rPr>
-          <w:t>22</w:t>
+          <w:t>32</w:t>
         </w:r>
         <w:r>
           <w:rPr>
@@ -4597,7 +5798,7 @@
           <w:lang w:val="es-ES" w:eastAsia="es-ES"/>
         </w:rPr>
       </w:pPr>
-      <w:hyperlink w:anchor="_Toc238195258" w:history="1">
+      <w:hyperlink w:anchor="_Toc238465012" w:history="1">
         <w:r>
           <w:rPr>
             <w:rStyle w:val="Hipervnculo"/>
@@ -4625,7 +5826,7 @@
             <w:noProof/>
             <w:webHidden/>
           </w:rPr>
-          <w:instrText xml:space="preserve"> PAGEREF _Toc238195258 \h </w:instrText>
+          <w:instrText xml:space="preserve"> PAGEREF _Toc238465012 \h </w:instrText>
         </w:r>
         <w:r>
           <w:rPr>
@@ -4645,7 +5846,7 @@
             <w:noProof/>
             <w:webHidden/>
           </w:rPr>
-          <w:t>22</w:t>
+          <w:t>32</w:t>
         </w:r>
         <w:r>
           <w:rPr>
@@ -4668,7 +5869,7 @@
           <w:lang w:val="es-ES" w:eastAsia="es-ES"/>
         </w:rPr>
       </w:pPr>
-      <w:hyperlink w:anchor="_Toc238195259" w:history="1">
+      <w:hyperlink w:anchor="_Toc238465013" w:history="1">
         <w:r>
           <w:rPr>
             <w:rStyle w:val="Hipervnculo"/>
@@ -4696,7 +5897,7 @@
             <w:noProof/>
             <w:webHidden/>
           </w:rPr>
-          <w:instrText xml:space="preserve"> PAGEREF _Toc238195259 \h </w:instrText>
+          <w:instrText xml:space="preserve"> PAGEREF _Toc238465013 \h </w:instrText>
         </w:r>
         <w:r>
           <w:rPr>
@@ -4716,7 +5917,7 @@
             <w:noProof/>
             <w:webHidden/>
           </w:rPr>
-          <w:t>22</w:t>
+          <w:t>32</w:t>
         </w:r>
         <w:r>
           <w:rPr>
@@ -4739,7 +5940,7 @@
           <w:lang w:val="es-ES" w:eastAsia="es-ES"/>
         </w:rPr>
       </w:pPr>
-      <w:hyperlink w:anchor="_Toc238195260" w:history="1">
+      <w:hyperlink w:anchor="_Toc238465014" w:history="1">
         <w:r>
           <w:rPr>
             <w:rStyle w:val="Hipervnculo"/>
@@ -4767,7 +5968,7 @@
             <w:noProof/>
             <w:webHidden/>
           </w:rPr>
-          <w:instrText xml:space="preserve"> PAGEREF _Toc238195260 \h </w:instrText>
+          <w:instrText xml:space="preserve"> PAGEREF _Toc238465014 \h </w:instrText>
         </w:r>
         <w:r>
           <w:rPr>
@@ -4787,7 +5988,7 @@
             <w:noProof/>
             <w:webHidden/>
           </w:rPr>
-          <w:t>22</w:t>
+          <w:t>32</w:t>
         </w:r>
         <w:r>
           <w:rPr>
@@ -4810,7 +6011,7 @@
           <w:lang w:val="es-ES" w:eastAsia="es-ES"/>
         </w:rPr>
       </w:pPr>
-      <w:hyperlink w:anchor="_Toc238195261" w:history="1">
+      <w:hyperlink w:anchor="_Toc238465015" w:history="1">
         <w:r>
           <w:rPr>
             <w:rStyle w:val="Hipervnculo"/>
@@ -4838,7 +6039,7 @@
             <w:noProof/>
             <w:webHidden/>
           </w:rPr>
-          <w:instrText xml:space="preserve"> PAGEREF _Toc238195261 \h </w:instrText>
+          <w:instrText xml:space="preserve"> PAGEREF _Toc238465015 \h </w:instrText>
         </w:r>
         <w:r>
           <w:rPr>
@@ -4858,7 +6059,7 @@
             <w:noProof/>
             <w:webHidden/>
           </w:rPr>
-          <w:t>22</w:t>
+          <w:t>32</w:t>
         </w:r>
         <w:r>
           <w:rPr>
@@ -4881,7 +6082,7 @@
           <w:lang w:val="es-ES" w:eastAsia="es-ES"/>
         </w:rPr>
       </w:pPr>
-      <w:hyperlink w:anchor="_Toc238195262" w:history="1">
+      <w:hyperlink w:anchor="_Toc238465016" w:history="1">
         <w:r>
           <w:rPr>
             <w:rStyle w:val="Hipervnculo"/>
@@ -4909,7 +6110,7 @@
             <w:noProof/>
             <w:webHidden/>
           </w:rPr>
-          <w:instrText xml:space="preserve"> PAGEREF _Toc238195262 \h </w:instrText>
+          <w:instrText xml:space="preserve"> PAGEREF _Toc238465016 \h </w:instrText>
         </w:r>
         <w:r>
           <w:rPr>
@@ -4929,7 +6130,7 @@
             <w:noProof/>
             <w:webHidden/>
           </w:rPr>
-          <w:t>22</w:t>
+          <w:t>32</w:t>
         </w:r>
         <w:r>
           <w:rPr>
@@ -4952,7 +6153,7 @@
           <w:lang w:val="es-ES" w:eastAsia="es-ES"/>
         </w:rPr>
       </w:pPr>
-      <w:hyperlink w:anchor="_Toc238195263" w:history="1">
+      <w:hyperlink w:anchor="_Toc238465017" w:history="1">
         <w:r>
           <w:rPr>
             <w:rStyle w:val="Hipervnculo"/>
@@ -4980,7 +6181,7 @@
             <w:noProof/>
             <w:webHidden/>
           </w:rPr>
-          <w:instrText xml:space="preserve"> PAGEREF _Toc238195263 \h </w:instrText>
+          <w:instrText xml:space="preserve"> PAGEREF _Toc238465017 \h </w:instrText>
         </w:r>
         <w:r>
           <w:rPr>
@@ -5000,7 +6201,7 @@
             <w:noProof/>
             <w:webHidden/>
           </w:rPr>
-          <w:t>22</w:t>
+          <w:t>32</w:t>
         </w:r>
         <w:r>
           <w:rPr>
@@ -5023,7 +6224,7 @@
           <w:lang w:val="es-ES" w:eastAsia="es-ES"/>
         </w:rPr>
       </w:pPr>
-      <w:hyperlink w:anchor="_Toc238195264" w:history="1">
+      <w:hyperlink w:anchor="_Toc238465018" w:history="1">
         <w:r>
           <w:rPr>
             <w:rStyle w:val="Hipervnculo"/>
@@ -5050,7 +6251,7 @@
             <w:noProof/>
             <w:webHidden/>
           </w:rPr>
-          <w:instrText xml:space="preserve"> PAGEREF _Toc238195264 \h </w:instrText>
+          <w:instrText xml:space="preserve"> PAGEREF _Toc238465018 \h </w:instrText>
         </w:r>
         <w:r>
           <w:rPr>
@@ -5070,7 +6271,7 @@
             <w:noProof/>
             <w:webHidden/>
           </w:rPr>
-          <w:t>23</w:t>
+          <w:t>33</w:t>
         </w:r>
         <w:r>
           <w:rPr>
@@ -5093,7 +6294,7 @@
           <w:lang w:val="es-ES" w:eastAsia="es-ES"/>
         </w:rPr>
       </w:pPr>
-      <w:hyperlink w:anchor="_Toc238195265" w:history="1">
+      <w:hyperlink w:anchor="_Toc238465019" w:history="1">
         <w:r>
           <w:rPr>
             <w:rStyle w:val="Hipervnculo"/>
@@ -5121,7 +6322,7 @@
             <w:noProof/>
             <w:webHidden/>
           </w:rPr>
-          <w:instrText xml:space="preserve"> PAGEREF _Toc238195265 \h </w:instrText>
+          <w:instrText xml:space="preserve"> PAGEREF _Toc238465019 \h </w:instrText>
         </w:r>
         <w:r>
           <w:rPr>
@@ -5141,7 +6342,7 @@
             <w:noProof/>
             <w:webHidden/>
           </w:rPr>
-          <w:t>23</w:t>
+          <w:t>33</w:t>
         </w:r>
         <w:r>
           <w:rPr>
@@ -5164,7 +6365,7 @@
           <w:lang w:val="es-ES" w:eastAsia="es-ES"/>
         </w:rPr>
       </w:pPr>
-      <w:hyperlink w:anchor="_Toc238195266" w:history="1">
+      <w:hyperlink w:anchor="_Toc238465020" w:history="1">
         <w:r>
           <w:rPr>
             <w:rStyle w:val="Hipervnculo"/>
@@ -5192,7 +6393,7 @@
             <w:noProof/>
             <w:webHidden/>
           </w:rPr>
-          <w:instrText xml:space="preserve"> PAGEREF _Toc238195266 \h </w:instrText>
+          <w:instrText xml:space="preserve"> PAGEREF _Toc238465020 \h </w:instrText>
         </w:r>
         <w:r>
           <w:rPr>
@@ -5212,7 +6413,7 @@
             <w:noProof/>
             <w:webHidden/>
           </w:rPr>
-          <w:t>23</w:t>
+          <w:t>33</w:t>
         </w:r>
         <w:r>
           <w:rPr>
@@ -5235,7 +6436,7 @@
           <w:lang w:val="es-ES" w:eastAsia="es-ES"/>
         </w:rPr>
       </w:pPr>
-      <w:hyperlink w:anchor="_Toc238195267" w:history="1">
+      <w:hyperlink w:anchor="_Toc238465021" w:history="1">
         <w:r>
           <w:rPr>
             <w:rStyle w:val="Hipervnculo"/>
@@ -5263,7 +6464,7 @@
             <w:noProof/>
             <w:webHidden/>
           </w:rPr>
-          <w:instrText xml:space="preserve"> PAGEREF _Toc238195267 \h </w:instrText>
+          <w:instrText xml:space="preserve"> PAGEREF _Toc238465021 \h </w:instrText>
         </w:r>
         <w:r>
           <w:rPr>
@@ -5283,7 +6484,7 @@
             <w:noProof/>
             <w:webHidden/>
           </w:rPr>
-          <w:t>23</w:t>
+          <w:t>33</w:t>
         </w:r>
         <w:r>
           <w:rPr>
@@ -5306,7 +6507,7 @@
           <w:lang w:val="es-ES" w:eastAsia="es-ES"/>
         </w:rPr>
       </w:pPr>
-      <w:hyperlink w:anchor="_Toc238195268" w:history="1">
+      <w:hyperlink w:anchor="_Toc238465022" w:history="1">
         <w:r>
           <w:rPr>
             <w:rStyle w:val="Hipervnculo"/>
@@ -5334,7 +6535,7 @@
             <w:noProof/>
             <w:webHidden/>
           </w:rPr>
-          <w:instrText xml:space="preserve"> PAGEREF _Toc238195268 \h </w:instrText>
+          <w:instrText xml:space="preserve"> PAGEREF _Toc238465022 \h </w:instrText>
         </w:r>
         <w:r>
           <w:rPr>
@@ -5354,7 +6555,7 @@
             <w:noProof/>
             <w:webHidden/>
           </w:rPr>
-          <w:t>23</w:t>
+          <w:t>33</w:t>
         </w:r>
         <w:r>
           <w:rPr>
@@ -5377,7 +6578,7 @@
           <w:lang w:val="es-ES" w:eastAsia="es-ES"/>
         </w:rPr>
       </w:pPr>
-      <w:hyperlink w:anchor="_Toc238195269" w:history="1">
+      <w:hyperlink w:anchor="_Toc238465023" w:history="1">
         <w:r>
           <w:rPr>
             <w:rStyle w:val="Hipervnculo"/>
@@ -5405,7 +6606,7 @@
             <w:noProof/>
             <w:webHidden/>
           </w:rPr>
-          <w:instrText xml:space="preserve"> PAGEREF _Toc238195269 \h </w:instrText>
+          <w:instrText xml:space="preserve"> PAGEREF _Toc238465023 \h </w:instrText>
         </w:r>
         <w:r>
           <w:rPr>
@@ -5425,7 +6626,7 @@
             <w:noProof/>
             <w:webHidden/>
           </w:rPr>
-          <w:t>23</w:t>
+          <w:t>33</w:t>
         </w:r>
         <w:r>
           <w:rPr>
@@ -5448,7 +6649,7 @@
           <w:lang w:val="es-ES" w:eastAsia="es-ES"/>
         </w:rPr>
       </w:pPr>
-      <w:hyperlink w:anchor="_Toc238195270" w:history="1">
+      <w:hyperlink w:anchor="_Toc238465024" w:history="1">
         <w:r>
           <w:rPr>
             <w:rStyle w:val="Hipervnculo"/>
@@ -5476,7 +6677,7 @@
             <w:noProof/>
             <w:webHidden/>
           </w:rPr>
-          <w:instrText xml:space="preserve"> PAGEREF _Toc238195270 \h </w:instrText>
+          <w:instrText xml:space="preserve"> PAGEREF _Toc238465024 \h </w:instrText>
         </w:r>
         <w:r>
           <w:rPr>
@@ -5496,7 +6697,7 @@
             <w:noProof/>
             <w:webHidden/>
           </w:rPr>
-          <w:t>23</w:t>
+          <w:t>33</w:t>
         </w:r>
         <w:r>
           <w:rPr>
@@ -5519,7 +6720,7 @@
           <w:lang w:val="es-ES" w:eastAsia="es-ES"/>
         </w:rPr>
       </w:pPr>
-      <w:hyperlink w:anchor="_Toc238195271" w:history="1">
+      <w:hyperlink w:anchor="_Toc238465025" w:history="1">
         <w:r>
           <w:rPr>
             <w:rStyle w:val="Hipervnculo"/>
@@ -5547,7 +6748,7 @@
             <w:noProof/>
             <w:webHidden/>
           </w:rPr>
-          <w:instrText xml:space="preserve"> PAGEREF _Toc238195271 \h </w:instrText>
+          <w:instrText xml:space="preserve"> PAGEREF _Toc238465025 \h </w:instrText>
         </w:r>
         <w:r>
           <w:rPr>
@@ -5567,7 +6768,7 @@
             <w:noProof/>
             <w:webHidden/>
           </w:rPr>
-          <w:t>23</w:t>
+          <w:t>33</w:t>
         </w:r>
         <w:r>
           <w:rPr>
@@ -5590,7 +6791,7 @@
           <w:lang w:val="es-ES" w:eastAsia="es-ES"/>
         </w:rPr>
       </w:pPr>
-      <w:hyperlink w:anchor="_Toc238195272" w:history="1">
+      <w:hyperlink w:anchor="_Toc238465026" w:history="1">
         <w:r>
           <w:rPr>
             <w:rStyle w:val="Hipervnculo"/>
@@ -5617,7 +6818,7 @@
             <w:noProof/>
             <w:webHidden/>
           </w:rPr>
-          <w:instrText xml:space="preserve"> PAGEREF _Toc238195272 \h </w:instrText>
+          <w:instrText xml:space="preserve"> PAGEREF _Toc238465026 \h </w:instrText>
         </w:r>
         <w:r>
           <w:rPr>
@@ -5637,7 +6838,7 @@
             <w:noProof/>
             <w:webHidden/>
           </w:rPr>
-          <w:t>24</w:t>
+          <w:t>34</w:t>
         </w:r>
         <w:r>
           <w:rPr>
@@ -5660,7 +6861,7 @@
           <w:lang w:val="es-ES" w:eastAsia="es-ES"/>
         </w:rPr>
       </w:pPr>
-      <w:hyperlink w:anchor="_Toc238195273" w:history="1">
+      <w:hyperlink w:anchor="_Toc238465027" w:history="1">
         <w:r>
           <w:rPr>
             <w:rStyle w:val="Hipervnculo"/>
@@ -5688,7 +6889,7 @@
             <w:noProof/>
             <w:webHidden/>
           </w:rPr>
-          <w:instrText xml:space="preserve"> PAGEREF _Toc238195273 \h </w:instrText>
+          <w:instrText xml:space="preserve"> PAGEREF _Toc238465027 \h </w:instrText>
         </w:r>
         <w:r>
           <w:rPr>
@@ -5708,7 +6909,7 @@
             <w:noProof/>
             <w:webHidden/>
           </w:rPr>
-          <w:t>24</w:t>
+          <w:t>34</w:t>
         </w:r>
         <w:r>
           <w:rPr>
@@ -5731,7 +6932,7 @@
           <w:lang w:val="es-ES" w:eastAsia="es-ES"/>
         </w:rPr>
       </w:pPr>
-      <w:hyperlink w:anchor="_Toc238195274" w:history="1">
+      <w:hyperlink w:anchor="_Toc238465028" w:history="1">
         <w:r>
           <w:rPr>
             <w:rStyle w:val="Hipervnculo"/>
@@ -5759,7 +6960,7 @@
             <w:noProof/>
             <w:webHidden/>
           </w:rPr>
-          <w:instrText xml:space="preserve"> PAGEREF _Toc238195274 \h </w:instrText>
+          <w:instrText xml:space="preserve"> PAGEREF _Toc238465028 \h </w:instrText>
         </w:r>
         <w:r>
           <w:rPr>
@@ -5779,7 +6980,7 @@
             <w:noProof/>
             <w:webHidden/>
           </w:rPr>
-          <w:t>24</w:t>
+          <w:t>34</w:t>
         </w:r>
         <w:r>
           <w:rPr>
@@ -5802,7 +7003,7 @@
           <w:lang w:val="es-ES" w:eastAsia="es-ES"/>
         </w:rPr>
       </w:pPr>
-      <w:hyperlink w:anchor="_Toc238195275" w:history="1">
+      <w:hyperlink w:anchor="_Toc238465029" w:history="1">
         <w:r>
           <w:rPr>
             <w:rStyle w:val="Hipervnculo"/>
@@ -5830,7 +7031,7 @@
             <w:noProof/>
             <w:webHidden/>
           </w:rPr>
-          <w:instrText xml:space="preserve"> PAGEREF _Toc238195275 \h </w:instrText>
+          <w:instrText xml:space="preserve"> PAGEREF _Toc238465029 \h </w:instrText>
         </w:r>
         <w:r>
           <w:rPr>
@@ -5850,7 +7051,7 @@
             <w:noProof/>
             <w:webHidden/>
           </w:rPr>
-          <w:t>24</w:t>
+          <w:t>34</w:t>
         </w:r>
         <w:r>
           <w:rPr>
@@ -5873,7 +7074,7 @@
           <w:lang w:val="es-ES" w:eastAsia="es-ES"/>
         </w:rPr>
       </w:pPr>
-      <w:hyperlink w:anchor="_Toc238195276" w:history="1">
+      <w:hyperlink w:anchor="_Toc238465030" w:history="1">
         <w:r>
           <w:rPr>
             <w:rStyle w:val="Hipervnculo"/>
@@ -5900,7 +7101,7 @@
             <w:noProof/>
             <w:webHidden/>
           </w:rPr>
-          <w:instrText xml:space="preserve"> PAGEREF _Toc238195276 \h </w:instrText>
+          <w:instrText xml:space="preserve"> PAGEREF _Toc238465030 \h </w:instrText>
         </w:r>
         <w:r>
           <w:rPr>
@@ -5920,7 +7121,7 @@
             <w:noProof/>
             <w:webHidden/>
           </w:rPr>
-          <w:t>25</w:t>
+          <w:t>35</w:t>
         </w:r>
         <w:r>
           <w:rPr>
@@ -5943,7 +7144,7 @@
           <w:lang w:val="es-ES" w:eastAsia="es-ES"/>
         </w:rPr>
       </w:pPr>
-      <w:hyperlink w:anchor="_Toc238195277" w:history="1">
+      <w:hyperlink w:anchor="_Toc238465031" w:history="1">
         <w:r>
           <w:rPr>
             <w:rStyle w:val="Hipervnculo"/>
@@ -5970,7 +7171,7 @@
             <w:noProof/>
             <w:webHidden/>
           </w:rPr>
-          <w:instrText xml:space="preserve"> PAGEREF _Toc238195277 \h </w:instrText>
+          <w:instrText xml:space="preserve"> PAGEREF _Toc238465031 \h </w:instrText>
         </w:r>
         <w:r>
           <w:rPr>
@@ -5990,7 +7191,7 @@
             <w:noProof/>
             <w:webHidden/>
           </w:rPr>
-          <w:t>26</w:t>
+          <w:t>37</w:t>
         </w:r>
         <w:r>
           <w:rPr>
@@ -6318,10 +7519,13 @@
         <w:pStyle w:val="APA7MA"/>
       </w:pPr>
       <w:r>
-        <w:t xml:space="preserve">LLM </w:t>
-      </w:r>
-      <w:r>
-        <w:t>- Modelo de Lenguaje Grande (</w:t>
+        <w:rPr>
+          <w:b/>
+        </w:rPr>
+        <w:t>LLM -</w:t>
+      </w:r>
+      <w:r>
+        <w:t xml:space="preserve"> Modelo de Lenguaje Grande (</w:t>
       </w:r>
       <w:proofErr w:type="spellStart"/>
       <w:r>
@@ -6353,32 +7557,41 @@
         <w:pStyle w:val="APA7MA"/>
       </w:pPr>
       <w:r>
-        <w:t xml:space="preserve">IA </w:t>
-      </w:r>
-      <w:r>
-        <w:t>- Inteligencia Artificial</w:t>
-      </w:r>
-    </w:p>
-    <w:p>
-      <w:pPr>
-        <w:pStyle w:val="APA7MA"/>
-      </w:pPr>
-      <w:r>
-        <w:t xml:space="preserve">Django </w:t>
-      </w:r>
-      <w:r>
-        <w:t>- Framework de desarrollo web para Python</w:t>
-      </w:r>
-    </w:p>
-    <w:p>
-      <w:pPr>
-        <w:pStyle w:val="APA7MA"/>
-      </w:pPr>
-      <w:r>
-        <w:t xml:space="preserve">DRF </w:t>
-      </w:r>
-      <w:r>
-        <w:t xml:space="preserve">- Django </w:t>
+        <w:rPr>
+          <w:b/>
+        </w:rPr>
+        <w:t>IA -</w:t>
+      </w:r>
+      <w:r>
+        <w:t xml:space="preserve"> Inteligencia Artificial</w:t>
+      </w:r>
+    </w:p>
+    <w:p>
+      <w:pPr>
+        <w:pStyle w:val="APA7MA"/>
+      </w:pPr>
+      <w:r>
+        <w:rPr>
+          <w:b/>
+        </w:rPr>
+        <w:t>Django -</w:t>
+      </w:r>
+      <w:r>
+        <w:t xml:space="preserve"> Framework de desarrollo web para Python</w:t>
+      </w:r>
+    </w:p>
+    <w:p>
+      <w:pPr>
+        <w:pStyle w:val="APA7MA"/>
+      </w:pPr>
+      <w:r>
+        <w:rPr>
+          <w:b/>
+        </w:rPr>
+        <w:t>DRF -</w:t>
+      </w:r>
+      <w:r>
+        <w:t xml:space="preserve"> Django </w:t>
       </w:r>
       <w:proofErr w:type="spellStart"/>
       <w:r>
@@ -6394,17 +7607,47 @@
         <w:pStyle w:val="APA7MA"/>
       </w:pPr>
       <w:r>
-        <w:t>API</w:t>
-      </w:r>
+        <w:rPr>
+          <w:b/>
+        </w:rPr>
+        <w:t>API -</w:t>
+      </w:r>
+      <w:r>
+        <w:t xml:space="preserve"> Interfaz de Programación de Aplicaciones (</w:t>
+      </w:r>
+      <w:proofErr w:type="spellStart"/>
+      <w:r>
+        <w:t>Application</w:t>
+      </w:r>
+      <w:proofErr w:type="spellEnd"/>
       <w:r>
         <w:t xml:space="preserve"> </w:t>
       </w:r>
-      <w:r>
-        <w:t>- Interfaz de Programación de Aplicaciones (</w:t>
-      </w:r>
-      <w:proofErr w:type="spellStart"/>
-      <w:r>
-        <w:t>Application</w:t>
+      <w:proofErr w:type="spellStart"/>
+      <w:r>
+        <w:t>Programming</w:t>
+      </w:r>
+      <w:proofErr w:type="spellEnd"/>
+      <w:r>
+        <w:t xml:space="preserve"> Interface)</w:t>
+      </w:r>
+    </w:p>
+    <w:p>
+      <w:pPr>
+        <w:pStyle w:val="APA7MA"/>
+      </w:pPr>
+      <w:r>
+        <w:rPr>
+          <w:b/>
+        </w:rPr>
+        <w:t>JSON -</w:t>
+      </w:r>
+      <w:r>
+        <w:t xml:space="preserve"> Notación de Objetos JavaScript (JavaScript </w:t>
+      </w:r>
+      <w:proofErr w:type="spellStart"/>
+      <w:r>
+        <w:t>Object</w:t>
       </w:r>
       <w:proofErr w:type="spellEnd"/>
       <w:r>
@@ -6412,36 +7655,6 @@
       </w:r>
       <w:proofErr w:type="spellStart"/>
       <w:r>
-        <w:t>Programming</w:t>
-      </w:r>
-      <w:proofErr w:type="spellEnd"/>
-      <w:r>
-        <w:t xml:space="preserve"> Interface)</w:t>
-      </w:r>
-    </w:p>
-    <w:p>
-      <w:pPr>
-        <w:pStyle w:val="APA7MA"/>
-      </w:pPr>
-      <w:r>
-        <w:t>JSON</w:t>
-      </w:r>
-      <w:r>
-        <w:t xml:space="preserve"> </w:t>
-      </w:r>
-      <w:r>
-        <w:t xml:space="preserve">- Notación de Objetos JavaScript (JavaScript </w:t>
-      </w:r>
-      <w:proofErr w:type="spellStart"/>
-      <w:r>
-        <w:t>Object</w:t>
-      </w:r>
-      <w:proofErr w:type="spellEnd"/>
-      <w:r>
-        <w:t xml:space="preserve"> </w:t>
-      </w:r>
-      <w:proofErr w:type="spellStart"/>
-      <w:r>
         <w:t>Notation</w:t>
       </w:r>
       <w:proofErr w:type="spellEnd"/>
@@ -6455,14 +7668,20 @@
       </w:pPr>
       <w:proofErr w:type="spellStart"/>
       <w:r>
+        <w:rPr>
+          <w:b/>
+        </w:rPr>
         <w:t>APIView</w:t>
       </w:r>
       <w:proofErr w:type="spellEnd"/>
       <w:r>
-        <w:t xml:space="preserve"> </w:t>
-      </w:r>
-      <w:r>
-        <w:t xml:space="preserve">- Vista basada en API de Django </w:t>
+        <w:rPr>
+          <w:b/>
+        </w:rPr>
+        <w:t xml:space="preserve"> -</w:t>
+      </w:r>
+      <w:r>
+        <w:t xml:space="preserve"> Vista basada en API de Django </w:t>
       </w:r>
       <w:proofErr w:type="spellStart"/>
       <w:r>
@@ -6479,17 +7698,26 @@
       </w:pPr>
       <w:proofErr w:type="spellStart"/>
       <w:r>
+        <w:rPr>
+          <w:b/>
+        </w:rPr>
         <w:t>D</w:t>
       </w:r>
       <w:r>
+        <w:rPr>
+          <w:b/>
+        </w:rPr>
         <w:t>atasets</w:t>
       </w:r>
       <w:proofErr w:type="spellEnd"/>
       <w:r>
-        <w:t xml:space="preserve"> </w:t>
-      </w:r>
-      <w:r>
-        <w:t xml:space="preserve">- Biblioteca para manejar y procesar </w:t>
+        <w:rPr>
+          <w:b/>
+        </w:rPr>
+        <w:t xml:space="preserve"> -</w:t>
+      </w:r>
+      <w:r>
+        <w:t xml:space="preserve"> Biblioteca para manejar y procesar </w:t>
       </w:r>
       <w:proofErr w:type="spellStart"/>
       <w:r>
@@ -6511,18 +7739,19 @@
       </w:pPr>
       <w:r>
         <w:rPr>
+          <w:b/>
           <w:bCs/>
         </w:rPr>
-        <w:t>Transformers</w:t>
-      </w:r>
-      <w:r>
-        <w:rPr>
-          <w:bCs/>
-        </w:rPr>
-        <w:t xml:space="preserve"> </w:t>
-      </w:r>
-      <w:r>
-        <w:t xml:space="preserve">- Biblioteca </w:t>
+        <w:t xml:space="preserve">Transformers </w:t>
+      </w:r>
+      <w:r>
+        <w:rPr>
+          <w:b/>
+        </w:rPr>
+        <w:t>-</w:t>
+      </w:r>
+      <w:r>
+        <w:t xml:space="preserve"> Biblioteca </w:t>
       </w:r>
       <w:r>
         <w:rPr>
@@ -6573,9 +7802,12 @@
       <w:pPr>
         <w:pStyle w:val="Titulo0"/>
       </w:pPr>
-      <w:bookmarkStart w:id="0" w:name="_Toc238195209"/>
+      <w:bookmarkStart w:id="0" w:name="_Toc238464946"/>
       <w:r>
         <w:lastRenderedPageBreak/>
+        <w:t xml:space="preserve"> </w:t>
+      </w:r>
+      <w:r>
         <w:t>CAPÍTULO I</w:t>
       </w:r>
       <w:bookmarkEnd w:id="0"/>
@@ -6587,7 +7819,7 @@
           <w:lang w:val="es-BO"/>
         </w:rPr>
       </w:pPr>
-      <w:bookmarkStart w:id="1" w:name="_Toc238195210"/>
+      <w:bookmarkStart w:id="1" w:name="_Toc238464947"/>
       <w:r>
         <w:rPr>
           <w:lang w:val="es-BO"/>
@@ -6600,7 +7832,7 @@
       <w:pPr>
         <w:pStyle w:val="Ttulo2"/>
       </w:pPr>
-      <w:bookmarkStart w:id="2" w:name="_Toc238195211"/>
+      <w:bookmarkStart w:id="2" w:name="_Toc238464948"/>
       <w:proofErr w:type="spellStart"/>
       <w:r>
         <w:t>Introducción</w:t>
@@ -6711,7 +7943,7 @@
       <w:pPr>
         <w:pStyle w:val="Ttulo2"/>
       </w:pPr>
-      <w:bookmarkStart w:id="3" w:name="_Toc238195212"/>
+      <w:bookmarkStart w:id="3" w:name="_Toc238464949"/>
       <w:proofErr w:type="spellStart"/>
       <w:r>
         <w:t>Antecedentes</w:t>
@@ -6754,7 +7986,16 @@
       </w:r>
       <w:proofErr w:type="spellEnd"/>
       <w:r>
-        <w:t xml:space="preserve">) y visión por computador han permitido el desarrollo de modelos de estimación de posturas sin marcadores —como </w:t>
+        <w:t>) y visión por computador han permitido el desarrollo de modelos de estimac</w:t>
+      </w:r>
+      <w:r>
+        <w:t xml:space="preserve">ión de posturas sin marcadores </w:t>
+      </w:r>
+      <w:r>
+        <w:t>c</w:t>
+      </w:r>
+      <w:r>
+        <w:t xml:space="preserve">omo </w:t>
       </w:r>
       <w:proofErr w:type="spellStart"/>
       <w:r>
@@ -6762,7 +8003,7 @@
       </w:r>
       <w:proofErr w:type="spellEnd"/>
       <w:r>
-        <w:t xml:space="preserve">, </w:t>
+        <w:t xml:space="preserve"> o </w:t>
       </w:r>
       <w:proofErr w:type="spellStart"/>
       <w:r>
@@ -6770,15 +8011,7 @@
       </w:r>
       <w:proofErr w:type="spellEnd"/>
       <w:r>
-        <w:t xml:space="preserve"> o </w:t>
-      </w:r>
-      <w:proofErr w:type="spellStart"/>
-      <w:r>
-        <w:t>HRNet</w:t>
-      </w:r>
-      <w:proofErr w:type="spellEnd"/>
-      <w:r>
-        <w:t>— utilizando cámaras RGB o de profundidad convencionales (</w:t>
+        <w:t xml:space="preserve"> utilizando cámaras RGB o de profundidad convencionales (</w:t>
       </w:r>
       <w:proofErr w:type="spellStart"/>
       <w:r>
@@ -6836,7 +8069,7 @@
           <w:lang w:val="es-BO"/>
         </w:rPr>
       </w:pPr>
-      <w:bookmarkStart w:id="4" w:name="_Toc238195213"/>
+      <w:bookmarkStart w:id="4" w:name="_Toc238464950"/>
       <w:r>
         <w:rPr>
           <w:lang w:val="es-BO"/>
@@ -6869,7 +8102,7 @@
       <w:pPr>
         <w:pStyle w:val="Ttulo3"/>
       </w:pPr>
-      <w:bookmarkStart w:id="5" w:name="_Toc238195214"/>
+      <w:bookmarkStart w:id="5" w:name="_Toc238464951"/>
       <w:proofErr w:type="spellStart"/>
       <w:r>
         <w:t>Antecedentes</w:t>
@@ -7034,7 +8267,7 @@
       <w:pPr>
         <w:pStyle w:val="Ttulo3"/>
       </w:pPr>
-      <w:bookmarkStart w:id="6" w:name="_Toc238195215"/>
+      <w:bookmarkStart w:id="6" w:name="_Toc238464952"/>
       <w:proofErr w:type="spellStart"/>
       <w:r>
         <w:t>Antecedentes</w:t>
@@ -7184,7 +8417,7 @@
       <w:pPr>
         <w:pStyle w:val="Ttulo3"/>
       </w:pPr>
-      <w:bookmarkStart w:id="7" w:name="_Toc238195216"/>
+      <w:bookmarkStart w:id="7" w:name="_Toc238464953"/>
       <w:proofErr w:type="spellStart"/>
       <w:r>
         <w:t>Antecedentes</w:t>
@@ -7259,7 +8492,7 @@
       <w:pPr>
         <w:pStyle w:val="Ttulo2"/>
       </w:pPr>
-      <w:bookmarkStart w:id="8" w:name="_Toc238195217"/>
+      <w:bookmarkStart w:id="8" w:name="_Toc238464954"/>
       <w:proofErr w:type="spellStart"/>
       <w:r>
         <w:t>Planteamiento</w:t>
@@ -7279,7 +8512,7 @@
       <w:pPr>
         <w:pStyle w:val="Ttulo3"/>
       </w:pPr>
-      <w:bookmarkStart w:id="9" w:name="_Toc238195218"/>
+      <w:bookmarkStart w:id="9" w:name="_Toc238464955"/>
       <w:proofErr w:type="spellStart"/>
       <w:r>
         <w:t>Descripción</w:t>
@@ -7330,7 +8563,7 @@
       <w:pPr>
         <w:pStyle w:val="Ttulo3"/>
       </w:pPr>
-      <w:bookmarkStart w:id="10" w:name="_Toc238195219"/>
+      <w:bookmarkStart w:id="10" w:name="_Toc238464956"/>
       <w:proofErr w:type="spellStart"/>
       <w:r>
         <w:t>Problema</w:t>
@@ -7353,7 +8586,7 @@
       <w:pPr>
         <w:pStyle w:val="Ttulo3"/>
       </w:pPr>
-      <w:bookmarkStart w:id="11" w:name="_Toc238195220"/>
+      <w:bookmarkStart w:id="11" w:name="_Toc238464957"/>
       <w:proofErr w:type="spellStart"/>
       <w:r>
         <w:t>Problemas</w:t>
@@ -7486,7 +8719,7 @@
       <w:pPr>
         <w:pStyle w:val="Ttulo3"/>
       </w:pPr>
-      <w:bookmarkStart w:id="12" w:name="_Toc238195221"/>
+      <w:bookmarkStart w:id="12" w:name="_Toc238464958"/>
       <w:proofErr w:type="spellStart"/>
       <w:r>
         <w:t>Formulación</w:t>
@@ -7514,7 +8747,7 @@
       <w:pPr>
         <w:pStyle w:val="Ttulo2"/>
       </w:pPr>
-      <w:bookmarkStart w:id="13" w:name="_Toc238195222"/>
+      <w:bookmarkStart w:id="13" w:name="_Toc238464959"/>
       <w:proofErr w:type="spellStart"/>
       <w:r>
         <w:lastRenderedPageBreak/>
@@ -7527,7 +8760,7 @@
       <w:pPr>
         <w:pStyle w:val="Ttulo3"/>
       </w:pPr>
-      <w:bookmarkStart w:id="14" w:name="_Toc238195223"/>
+      <w:bookmarkStart w:id="14" w:name="_Toc238464960"/>
       <w:proofErr w:type="spellStart"/>
       <w:r>
         <w:t>Objetivo</w:t>
@@ -7550,7 +8783,7 @@
       <w:pPr>
         <w:pStyle w:val="Ttulo3"/>
       </w:pPr>
-      <w:bookmarkStart w:id="15" w:name="_Toc238195224"/>
+      <w:bookmarkStart w:id="15" w:name="_Toc238464961"/>
       <w:proofErr w:type="spellStart"/>
       <w:r>
         <w:t>Objetivos</w:t>
@@ -7633,7 +8866,7 @@
       <w:pPr>
         <w:pStyle w:val="Ttulo2"/>
       </w:pPr>
-      <w:bookmarkStart w:id="16" w:name="_Toc238195225"/>
+      <w:bookmarkStart w:id="16" w:name="_Toc238464962"/>
       <w:proofErr w:type="spellStart"/>
       <w:r>
         <w:t>Hipótesis</w:t>
@@ -7645,7 +8878,7 @@
       <w:pPr>
         <w:pStyle w:val="Ttulo3"/>
       </w:pPr>
-      <w:bookmarkStart w:id="17" w:name="_Toc238195226"/>
+      <w:bookmarkStart w:id="17" w:name="_Toc238464963"/>
       <w:proofErr w:type="spellStart"/>
       <w:r>
         <w:t>Hipótesis</w:t>
@@ -7677,7 +8910,7 @@
       <w:pPr>
         <w:pStyle w:val="Ttulo3"/>
       </w:pPr>
-      <w:bookmarkStart w:id="18" w:name="_Toc238195227"/>
+      <w:bookmarkStart w:id="18" w:name="_Toc238464964"/>
       <w:proofErr w:type="spellStart"/>
       <w:r>
         <w:t>Hipótesis</w:t>
@@ -7711,7 +8944,7 @@
       <w:pPr>
         <w:pStyle w:val="Ttulo3"/>
       </w:pPr>
-      <w:bookmarkStart w:id="19" w:name="_Toc238195228"/>
+      <w:bookmarkStart w:id="19" w:name="_Toc238464965"/>
       <w:proofErr w:type="spellStart"/>
       <w:r>
         <w:t>Identificación</w:t>
@@ -7774,7 +9007,7 @@
       <w:pPr>
         <w:pStyle w:val="Ttulo3"/>
       </w:pPr>
-      <w:bookmarkStart w:id="20" w:name="_Toc238195229"/>
+      <w:bookmarkStart w:id="20" w:name="_Toc238464966"/>
       <w:proofErr w:type="spellStart"/>
       <w:r>
         <w:t>Conceptualización</w:t>
@@ -7846,7 +9079,7 @@
       <w:pPr>
         <w:pStyle w:val="Ttulo3"/>
       </w:pPr>
-      <w:bookmarkStart w:id="21" w:name="_Toc238195230"/>
+      <w:bookmarkStart w:id="21" w:name="_Toc238464967"/>
       <w:proofErr w:type="spellStart"/>
       <w:r>
         <w:t>Operacionalización</w:t>
@@ -9907,7 +11140,7 @@
       <w:pPr>
         <w:pStyle w:val="Ttulo2"/>
       </w:pPr>
-      <w:bookmarkStart w:id="22" w:name="_Toc238195231"/>
+      <w:bookmarkStart w:id="22" w:name="_Toc238464968"/>
       <w:proofErr w:type="spellStart"/>
       <w:r>
         <w:t>J</w:t>
@@ -10009,7 +11242,15 @@
       <w:pPr>
         <w:pStyle w:val="Ttulo3"/>
       </w:pPr>
-      <w:bookmarkStart w:id="23" w:name="_Toc238195232"/>
+      <w:bookmarkStart w:id="23" w:name="_Toc238464969"/>
+      <w:proofErr w:type="spellStart"/>
+      <w:r>
+        <w:t>Justificación</w:t>
+      </w:r>
+      <w:proofErr w:type="spellEnd"/>
+      <w:r>
+        <w:t xml:space="preserve"> </w:t>
+      </w:r>
       <w:proofErr w:type="spellStart"/>
       <w:r>
         <w:t>Científica</w:t>
@@ -10071,7 +11312,15 @@
       <w:pPr>
         <w:pStyle w:val="Ttulo3"/>
       </w:pPr>
-      <w:bookmarkStart w:id="24" w:name="_Toc238195233"/>
+      <w:bookmarkStart w:id="24" w:name="_Toc238464970"/>
+      <w:proofErr w:type="spellStart"/>
+      <w:r>
+        <w:t>Justificación</w:t>
+      </w:r>
+      <w:proofErr w:type="spellEnd"/>
+      <w:r>
+        <w:t xml:space="preserve"> </w:t>
+      </w:r>
       <w:proofErr w:type="spellStart"/>
       <w:r>
         <w:t>Técnica</w:t>
@@ -10091,10 +11340,18 @@
       <w:pPr>
         <w:pStyle w:val="Ttulo3"/>
       </w:pPr>
-      <w:bookmarkStart w:id="25" w:name="_Toc238195234"/>
+      <w:bookmarkStart w:id="25" w:name="_Toc238464971"/>
       <w:proofErr w:type="spellStart"/>
       <w:r>
         <w:lastRenderedPageBreak/>
+        <w:t>Justificacón</w:t>
+      </w:r>
+      <w:proofErr w:type="spellEnd"/>
+      <w:r>
+        <w:t xml:space="preserve"> </w:t>
+      </w:r>
+      <w:proofErr w:type="spellStart"/>
+      <w:r>
         <w:t>Económica</w:t>
       </w:r>
       <w:bookmarkEnd w:id="25"/>
@@ -10120,7 +11377,15 @@
       <w:pPr>
         <w:pStyle w:val="Ttulo3"/>
       </w:pPr>
-      <w:bookmarkStart w:id="26" w:name="_Toc238195235"/>
+      <w:bookmarkStart w:id="26" w:name="_Toc238464972"/>
+      <w:proofErr w:type="spellStart"/>
+      <w:r>
+        <w:t>Justificación</w:t>
+      </w:r>
+      <w:proofErr w:type="spellEnd"/>
+      <w:r>
+        <w:t xml:space="preserve"> </w:t>
+      </w:r>
       <w:r>
         <w:t>Social</w:t>
       </w:r>
@@ -10138,7 +11403,7 @@
       <w:pPr>
         <w:pStyle w:val="Ttulo2"/>
       </w:pPr>
-      <w:bookmarkStart w:id="27" w:name="_Toc238195236"/>
+      <w:bookmarkStart w:id="27" w:name="_Toc238464973"/>
       <w:proofErr w:type="spellStart"/>
       <w:r>
         <w:t>M</w:t>
@@ -10153,7 +11418,7 @@
       <w:pPr>
         <w:pStyle w:val="Ttulo2"/>
       </w:pPr>
-      <w:bookmarkStart w:id="28" w:name="_Toc238195237"/>
+      <w:bookmarkStart w:id="28" w:name="_Toc238464974"/>
       <w:proofErr w:type="spellStart"/>
       <w:r>
         <w:t>Método</w:t>
@@ -10174,54 +11439,66 @@
         <w:pStyle w:val="APA7MA"/>
       </w:pPr>
       <w:r>
-        <w:t xml:space="preserve">El método científico se constituye en esta investigación como el pilar fundamental que garantiza el rigor, la objetividad y la </w:t>
-      </w:r>
-      <w:proofErr w:type="spellStart"/>
-      <w:r>
-        <w:t>replicabilidad</w:t>
-      </w:r>
-      <w:proofErr w:type="spellEnd"/>
-      <w:r>
-        <w:t xml:space="preserve"> de los hallazgos. Se define como un proceso sistemático y lógico diseñado para el estudio de fenómenos, la adquisición de nuevos conocimientos y la validación de teorías mediante la evidencia empírica. Según el Oxford English </w:t>
-      </w:r>
-      <w:proofErr w:type="spellStart"/>
-      <w:r>
-        <w:t>Dictionary</w:t>
-      </w:r>
-      <w:proofErr w:type="spellEnd"/>
-      <w:r>
-        <w:t xml:space="preserve"> (2023), este procedimiento ha caracterizado a las ciencias naturales desde </w:t>
+        <w:t>En el desarrollo de la presente investigación, se adopta la perspectiva epistemológica y metodológica propuesta por Hernández-</w:t>
+      </w:r>
+      <w:proofErr w:type="spellStart"/>
+      <w:r>
+        <w:t>Sampieri</w:t>
+      </w:r>
+      <w:proofErr w:type="spellEnd"/>
+      <w:r>
+        <w:t xml:space="preserve"> y Mendoza (2018), quienes conceptualizan la inves</w:t>
+      </w:r>
+      <w:r>
+        <w:t xml:space="preserve">tigación científica como </w:t>
+      </w:r>
+      <w:r>
+        <w:t>un conjunto de procesos sistemáticos, críticos y empíricos que se aplican al es</w:t>
+      </w:r>
+      <w:r>
+        <w:t>tudio de un fenómeno o problema</w:t>
+      </w:r>
+      <w:r>
+        <w:t>.</w:t>
+      </w:r>
+    </w:p>
+    <w:p>
+      <w:pPr>
+        <w:pStyle w:val="APA7MA"/>
+      </w:pPr>
+      <w:r>
+        <w:t xml:space="preserve">Bajo esta concepción, el método científico no se concibe como un procedimiento rígido o lineal único, sino como un abanico </w:t>
+      </w:r>
+      <w:r>
+        <w:t xml:space="preserve">de posibilidades metodológicas denominadas rutas </w:t>
+      </w:r>
+      <w:r>
+        <w:t xml:space="preserve">que </w:t>
       </w:r>
       <w:r>
         <w:lastRenderedPageBreak/>
-        <w:t>el siglo XVII, fundamentándose en la observación sistemática, la medición, la experimentación y la constante formulación y modificación de hipótesis.</w:t>
-      </w:r>
-    </w:p>
-    <w:p>
-      <w:pPr>
-        <w:pStyle w:val="APA7MA"/>
-      </w:pPr>
-      <w:r>
-        <w:t xml:space="preserve">En el marco de la presente tesis, la aplicación de este método asegura que el desarrollo del modelo de visión artificial siga una ruta científica. Al </w:t>
-      </w:r>
-      <w:r>
-        <w:t>procesar</w:t>
-      </w:r>
-      <w:r>
-        <w:t xml:space="preserve"> la </w:t>
-      </w:r>
-      <w:r>
-        <w:t>información</w:t>
-      </w:r>
-      <w:r>
-        <w:t xml:space="preserve"> de los movimientos de adultos mayores y procesarlos mediante algoritmos, se transforma la actividad física en datos cuantitativos susceptibles de análisis riguroso.</w:t>
+        <w:t>se seleccionan y adaptan según la naturaleza del objeto de estudio. Estas rutas comprenden el enfoque cuantitativo, caracterizado por su secuencia deductiva y el uso de la medición numérica y el análisis estadístico para probar teorías; el enfoque cualitativo, de naturaleza inductiva y flexible, orientado a la comprensión profunda de los fenómenos desde la perspectiva de los partic</w:t>
+      </w:r>
+      <w:r>
+        <w:t xml:space="preserve">ipantes en su contexto natural </w:t>
+      </w:r>
+      <w:r>
+        <w:t>y el enfoque mixto, que integra ambas perspectivas para maximizar la riqueza interpretativa de los datos (Hernández-</w:t>
+      </w:r>
+      <w:proofErr w:type="spellStart"/>
+      <w:r>
+        <w:t>Sampieri</w:t>
+      </w:r>
+      <w:proofErr w:type="spellEnd"/>
+      <w:r>
+        <w:t xml:space="preserve"> &amp; Mendoza, 2018).</w:t>
       </w:r>
     </w:p>
     <w:p>
       <w:pPr>
         <w:pStyle w:val="Ttulo3"/>
       </w:pPr>
-      <w:bookmarkStart w:id="29" w:name="_Toc238195238"/>
+      <w:bookmarkStart w:id="29" w:name="_Toc238464975"/>
       <w:proofErr w:type="spellStart"/>
       <w:r>
         <w:rPr>
@@ -10336,7 +11613,7 @@
           <w:lang w:eastAsia="es-ES"/>
         </w:rPr>
       </w:pPr>
-      <w:bookmarkStart w:id="30" w:name="_Toc238195239"/>
+      <w:bookmarkStart w:id="30" w:name="_Toc238464976"/>
       <w:proofErr w:type="spellStart"/>
       <w:r>
         <w:rPr>
@@ -10445,7 +11722,21 @@
           <w:rFonts w:eastAsia="Times New Roman"/>
           <w:lang w:eastAsia="es-ES"/>
         </w:rPr>
-        <w:t>, la observación consiste en el registro sistemático y válido de comportamientos. En este proyecto, la observación es digital y automatizada; el software actúa como el instrumento de medición de alta precisión, eliminando la subjetividad humana y permitiendo un registro milimétrico de la cinemática del usuario</w:t>
+        <w:t>, la observación consiste en el registro sistemático y válido de comportamientos. En este proyecto, la observ</w:t>
+      </w:r>
+      <w:r>
+        <w:rPr>
+          <w:rFonts w:eastAsia="Times New Roman"/>
+          <w:lang w:eastAsia="es-ES"/>
+        </w:rPr>
+        <w:t>ación es digital y automatizada</w:t>
+      </w:r>
+      <w:r>
+        <w:rPr>
+          <w:rFonts w:eastAsia="Times New Roman"/>
+          <w:lang w:eastAsia="es-ES"/>
+        </w:rPr>
+        <w:t xml:space="preserve"> el software actúa como el instrumento de medición de alta precisión, eliminando la subjetividad humana y permitiendo un registro milimétrico de la cinemática del usuario</w:t>
       </w:r>
       <w:r>
         <w:rPr>
@@ -10528,7 +11819,7 @@
       <w:pPr>
         <w:pStyle w:val="Ttulo3"/>
       </w:pPr>
-      <w:bookmarkStart w:id="31" w:name="_Toc238195240"/>
+      <w:bookmarkStart w:id="31" w:name="_Toc238464977"/>
       <w:proofErr w:type="spellStart"/>
       <w:r>
         <w:t>Metodología</w:t>
@@ -10809,7 +12100,7 @@
       <w:pPr>
         <w:pStyle w:val="Ttulo2"/>
       </w:pPr>
-      <w:bookmarkStart w:id="32" w:name="_Toc238195241"/>
+      <w:bookmarkStart w:id="32" w:name="_Toc238464978"/>
       <w:proofErr w:type="spellStart"/>
       <w:r>
         <w:t>H</w:t>
@@ -10832,7 +12123,7 @@
       <w:pPr>
         <w:pStyle w:val="Ttulo3"/>
       </w:pPr>
-      <w:bookmarkStart w:id="33" w:name="_Toc238195242"/>
+      <w:bookmarkStart w:id="33" w:name="_Toc238464979"/>
       <w:r>
         <w:t>H</w:t>
       </w:r>
@@ -11064,7 +12355,7 @@
       <w:pPr>
         <w:pStyle w:val="Ttulo3"/>
       </w:pPr>
-      <w:bookmarkStart w:id="34" w:name="_Toc238195243"/>
+      <w:bookmarkStart w:id="34" w:name="_Toc238464980"/>
       <w:r>
         <w:t>Software</w:t>
       </w:r>
@@ -11293,7 +12584,7 @@
       <w:pPr>
         <w:pStyle w:val="Ttulo2"/>
       </w:pPr>
-      <w:bookmarkStart w:id="35" w:name="_Toc238195244"/>
+      <w:bookmarkStart w:id="35" w:name="_Toc238464981"/>
       <w:proofErr w:type="spellStart"/>
       <w:r>
         <w:t>Limites</w:t>
@@ -11322,7 +12613,7 @@
       <w:pPr>
         <w:pStyle w:val="Ttulo3"/>
       </w:pPr>
-      <w:bookmarkStart w:id="36" w:name="_Toc238195245"/>
+      <w:bookmarkStart w:id="36" w:name="_Toc238464982"/>
       <w:proofErr w:type="spellStart"/>
       <w:r>
         <w:t>Limites</w:t>
@@ -11441,7 +12732,7 @@
       <w:pPr>
         <w:pStyle w:val="Ttulo3"/>
       </w:pPr>
-      <w:bookmarkStart w:id="37" w:name="_Toc238195246"/>
+      <w:bookmarkStart w:id="37" w:name="_Toc238464983"/>
       <w:proofErr w:type="spellStart"/>
       <w:r>
         <w:t>Alcances</w:t>
@@ -11514,7 +12805,7 @@
       <w:pPr>
         <w:pStyle w:val="Ttulo2"/>
       </w:pPr>
-      <w:bookmarkStart w:id="38" w:name="_Toc238195247"/>
+      <w:bookmarkStart w:id="38" w:name="_Toc238464984"/>
       <w:proofErr w:type="spellStart"/>
       <w:r>
         <w:t>Aportes</w:t>
@@ -11575,7 +12866,7 @@
       <w:pPr>
         <w:pStyle w:val="Titulo0"/>
       </w:pPr>
-      <w:bookmarkStart w:id="39" w:name="_Toc238195248"/>
+      <w:bookmarkStart w:id="39" w:name="_Toc238464985"/>
       <w:r>
         <w:lastRenderedPageBreak/>
         <w:t>CAPITULO II</w:t>
@@ -11586,7 +12877,7 @@
       <w:pPr>
         <w:pStyle w:val="Ttulo1"/>
       </w:pPr>
-      <w:bookmarkStart w:id="40" w:name="_Toc238195249"/>
+      <w:bookmarkStart w:id="40" w:name="_Toc238464986"/>
       <w:r>
         <w:t>MARCO TEÓRICO</w:t>
       </w:r>
@@ -11595,81 +12886,234 @@
     <w:p>
       <w:pPr>
         <w:pStyle w:val="Ttulo2"/>
-      </w:pPr>
-      <w:proofErr w:type="spellStart"/>
-      <w:r>
-        <w:t>Inteligencia</w:t>
+        <w:rPr>
+          <w:lang w:val="es-ES"/>
+        </w:rPr>
+      </w:pPr>
+      <w:r>
+        <w:rPr>
+          <w:lang w:val="es-ES"/>
+        </w:rPr>
+        <w:t xml:space="preserve">Marco conceptual </w:t>
+      </w:r>
+    </w:p>
+    <w:p>
+      <w:pPr>
+        <w:pStyle w:val="Ttulo3"/>
+        <w:rPr>
+          <w:lang w:val="es-ES"/>
+        </w:rPr>
+      </w:pPr>
+      <w:r>
+        <w:rPr>
+          <w:lang w:val="es-ES"/>
+        </w:rPr>
+        <w:t>Inteligencia artificial</w:t>
+      </w:r>
+    </w:p>
+    <w:p>
+      <w:pPr>
+        <w:pStyle w:val="APA7MA"/>
+      </w:pPr>
+      <w:r>
+        <w:t xml:space="preserve">Para comprender el alcance de los sistemas computacionales modernos, Stuart Russell y Peter </w:t>
+      </w:r>
+      <w:proofErr w:type="spellStart"/>
+      <w:r>
+        <w:t>Norvig</w:t>
+      </w:r>
+      <w:proofErr w:type="spellEnd"/>
+      <w:r>
+        <w:t xml:space="preserve"> (2020) definen la Inteligencia Artificial a través del estudio de agentes inteligentes que perciben su entorno y ejecutan acciones de manera racional para maximizar sus posibilidades de éxito. Esta perspectiva resalta cómo las máquinas pueden procesar información del medio ambiente para cumplir objetivos específicos de forma autónoma.</w:t>
+      </w:r>
+    </w:p>
+    <w:p>
+      <w:pPr>
+        <w:pStyle w:val="APA7MA"/>
+      </w:pPr>
+      <w:r>
+        <w:t xml:space="preserve">Por su parte, Andrew </w:t>
+      </w:r>
+      <w:proofErr w:type="spellStart"/>
+      <w:r>
+        <w:t>Ng</w:t>
+      </w:r>
+      <w:proofErr w:type="spellEnd"/>
+      <w:r>
+        <w:t xml:space="preserve"> (2018) señala que la inteligencia artificial representa la transformación tecnológica más profunda de la actualidad, impulsando el desarrollo de modelos capaces de aprender a partir de datos visuales y numéricos para automatizar tareas complejas. Su enfoque subraya la aplicación práctica de algoritmos inteligentes en campos que van desde el reconocimiento de patrones ha</w:t>
+      </w:r>
+      <w:r>
+        <w:t>sta el análisis en tiempo real.</w:t>
+      </w:r>
+    </w:p>
+    <w:p>
+      <w:pPr>
+        <w:pStyle w:val="APA7MA"/>
+      </w:pPr>
+      <w:r>
+        <w:t>Por lo tanto, la inteligencia artificial reúne diversas herramientas tecnológicas diseñadas para darle a las computadoras capacidades de percepción y análisis. Gracias a esto, los sistemas van más allá de seguir instrucciones fijas: logran interpretar información cambiante —como los movimientos del cuerpo en la visión artificial— para tomar decisiones y solucionar problemas prácticos en el mundo real por sí mismos.</w:t>
+      </w:r>
+    </w:p>
+    <w:p>
+      <w:pPr>
+        <w:pStyle w:val="Ttulo3"/>
+      </w:pPr>
+      <w:bookmarkStart w:id="41" w:name="_Toc238464988"/>
+      <w:proofErr w:type="spellStart"/>
+      <w:r>
+        <w:t>Visión</w:t>
       </w:r>
       <w:proofErr w:type="spellEnd"/>
       <w:r>
         <w:t xml:space="preserve"> Artificial</w:t>
       </w:r>
-    </w:p>
-    <w:p>
-      <w:pPr>
-        <w:pStyle w:val="APA7MA"/>
-      </w:pPr>
-      <w:r>
-        <w:t xml:space="preserve">Para comprender el alcance de los sistemas computacionales modernos, Stuart Russell y Peter </w:t>
-      </w:r>
-      <w:proofErr w:type="spellStart"/>
-      <w:r>
-        <w:t>Norvig</w:t>
-      </w:r>
-      <w:proofErr w:type="spellEnd"/>
-      <w:r>
-        <w:t xml:space="preserve"> (2020) definen la Inteligencia Artificial a través del estudio de agentes inteligentes que perciben su entorno y ejecutan acciones de manera racional para maximizar sus posibilidades de éxito. Esta perspectiva resalta cómo las máquinas pueden procesar información del medio ambiente para cumplir objetivos específicos de forma autónoma.</w:t>
-      </w:r>
-    </w:p>
-    <w:p>
-      <w:pPr>
-        <w:pStyle w:val="APA7MA"/>
-      </w:pPr>
-      <w:r>
-        <w:t xml:space="preserve">Por su parte, Andrew </w:t>
-      </w:r>
-      <w:proofErr w:type="spellStart"/>
-      <w:r>
-        <w:t>Ng</w:t>
-      </w:r>
-      <w:proofErr w:type="spellEnd"/>
-      <w:r>
-        <w:t xml:space="preserve"> (2018) señala que la inteligencia artificial representa la transformación tecnológica más profunda de la actualidad, impulsando el desarrollo de modelos capaces de aprender a partir de datos visuales y numéricos para automatizar tareas complejas. Su enfoque subraya la aplicación práctica de algoritmos inteligentes en campos que van desde el reconocimiento de patrones ha</w:t>
-      </w:r>
-      <w:r>
-        <w:t>sta el análisis en tiempo real.</w:t>
-      </w:r>
-    </w:p>
-    <w:p>
-      <w:pPr>
-        <w:pStyle w:val="APA7MA"/>
-      </w:pPr>
-      <w:r>
-        <w:t>Por lo tanto, la inteligencia artificial reúne diversas herramientas tecnológicas diseñadas para darle a las computadoras capacidades de percepción y análisis. Gracias a esto, los sistemas van más allá de seguir instrucciones fijas: logran interpretar información cambiante —como los movimientos del cuerpo en la visión artificial— para tomar decisiones y solucionar problemas prácticos en el mundo real por sí mismos.</w:t>
+      <w:bookmarkEnd w:id="41"/>
+    </w:p>
+    <w:p>
+      <w:pPr>
+        <w:pStyle w:val="APA7MA"/>
+      </w:pPr>
+      <w:r>
+        <w:t xml:space="preserve">Richard </w:t>
+      </w:r>
+      <w:proofErr w:type="spellStart"/>
+      <w:r>
+        <w:t>Szeliski</w:t>
+      </w:r>
+      <w:proofErr w:type="spellEnd"/>
+      <w:r>
+        <w:t xml:space="preserve"> (2022), en su obra fundamental sobre procesamiento de imágenes, define la visión artificial y computacional como el proceso de extraer descripciones automáticas del mundo físico a partir de imágenes digitales o secuencias de video, </w:t>
+      </w:r>
+      <w:r>
+        <w:lastRenderedPageBreak/>
+        <w:t>permitiendo que las computadoras comprendan la geometría y la dinámica de los objetos en su entorno.</w:t>
+      </w:r>
+    </w:p>
+    <w:p>
+      <w:pPr>
+        <w:pStyle w:val="APA7MA"/>
+      </w:pPr>
+      <w:r>
+        <w:t xml:space="preserve">Por otro lado, Forsyth y Ponce (2012) señalan que la visión artificial busca </w:t>
+      </w:r>
+      <w:proofErr w:type="spellStart"/>
+      <w:r>
+        <w:t>imitar</w:t>
+      </w:r>
+      <w:proofErr w:type="spellEnd"/>
+      <w:r>
+        <w:t xml:space="preserve"> la capacidad visual biológica mediante el desarrollo de algoritmos capaces de interpretar información visual compleja, reconstruir escenas tridimensionales y reconocer patrones de mo</w:t>
+      </w:r>
+      <w:r>
+        <w:t>vimiento de forma automatizada.</w:t>
+      </w:r>
+    </w:p>
+    <w:p>
+      <w:pPr>
+        <w:pStyle w:val="APA7MA"/>
+      </w:pPr>
+      <w:r>
+        <w:t>De forma muy sencilla, esta tecnología le permite a una computadora «ver» y comprender lo que capta una cámara. En lugar de recibir solo una imagen plana, el sistema analiza los movimientos y las posturas del cuerpo en tiempo real. Esto hace posible que el software traduzca la alineación física en datos numéricos, detectando errores de postura o desequilibrios de manera automática y sin necesidad de que una persona esté revisando cada detalle segundo a segundo.</w:t>
       </w:r>
     </w:p>
     <w:p>
       <w:pPr>
         <w:pStyle w:val="Ttulo3"/>
       </w:pPr>
-      <w:r>
-        <w:t>Visión Artificial</w:t>
-      </w:r>
-    </w:p>
-    <w:p>
-      <w:pPr>
-        <w:pStyle w:val="APA7MA"/>
-      </w:pPr>
-      <w:r>
-        <w:t xml:space="preserve">Richard </w:t>
-      </w:r>
-      <w:proofErr w:type="spellStart"/>
-      <w:r>
-        <w:t>Szeliski</w:t>
-      </w:r>
-      <w:proofErr w:type="spellEnd"/>
-      <w:r>
-        <w:t xml:space="preserve"> (2022), en su obra fundamental sobre procesamiento de imágenes, define la visión artificial y computacional como el proceso de extraer descripciones automáticas del mundo físico a partir de imágenes digitales o secuencias de video, permitiendo que las computadoras comprendan la geometría y la dinámica de los objetos en su entorno.</w:t>
+      <w:bookmarkStart w:id="42" w:name="_Toc238464989"/>
+      <w:proofErr w:type="spellStart"/>
+      <w:r>
+        <w:t>Modelo</w:t>
+      </w:r>
+      <w:proofErr w:type="spellEnd"/>
+      <w:r>
+        <w:t xml:space="preserve"> de </w:t>
+      </w:r>
+      <w:proofErr w:type="spellStart"/>
+      <w:r>
+        <w:t>Visión</w:t>
+      </w:r>
+      <w:proofErr w:type="spellEnd"/>
+      <w:r>
+        <w:t xml:space="preserve"> Artificial</w:t>
+      </w:r>
+      <w:bookmarkEnd w:id="42"/>
+    </w:p>
+    <w:p>
+      <w:pPr>
+        <w:pStyle w:val="APA7MA"/>
+      </w:pPr>
+      <w:proofErr w:type="spellStart"/>
+      <w:r>
+        <w:t>Ian</w:t>
+      </w:r>
+      <w:proofErr w:type="spellEnd"/>
+      <w:r>
+        <w:t xml:space="preserve"> </w:t>
+      </w:r>
+      <w:proofErr w:type="spellStart"/>
+      <w:r>
+        <w:t>Goodfellow</w:t>
+      </w:r>
+      <w:proofErr w:type="spellEnd"/>
+      <w:r>
+        <w:t xml:space="preserve">, </w:t>
+      </w:r>
+      <w:proofErr w:type="spellStart"/>
+      <w:r>
+        <w:t>Yoshua</w:t>
+      </w:r>
+      <w:proofErr w:type="spellEnd"/>
+      <w:r>
+        <w:t xml:space="preserve"> </w:t>
+      </w:r>
+      <w:proofErr w:type="spellStart"/>
+      <w:r>
+        <w:t>Bengio</w:t>
+      </w:r>
+      <w:proofErr w:type="spellEnd"/>
+      <w:r>
+        <w:t xml:space="preserve"> y </w:t>
+      </w:r>
+      <w:proofErr w:type="spellStart"/>
+      <w:r>
+        <w:t>Aaron</w:t>
+      </w:r>
+      <w:proofErr w:type="spellEnd"/>
+      <w:r>
+        <w:t xml:space="preserve"> </w:t>
+      </w:r>
+      <w:proofErr w:type="spellStart"/>
+      <w:r>
+        <w:t>Courville</w:t>
+      </w:r>
+      <w:proofErr w:type="spellEnd"/>
+      <w:r>
+        <w:t xml:space="preserve"> (2016), en su obra referente sobre aprendizaje profundo, señalan que los modelos de visión artificial basados en redes neuronales permiten procesar grandes volúmenes de datos visuales para extraer automáticamente características complejas, superando los métodos tradicionales de programación rígida en tareas de reconocimiento de patrones.</w:t>
+      </w:r>
+    </w:p>
+    <w:p>
+      <w:pPr>
+        <w:pStyle w:val="APA7MA"/>
+      </w:pPr>
+      <w:r>
+        <w:t xml:space="preserve">Por otra parte, </w:t>
+      </w:r>
+      <w:proofErr w:type="spellStart"/>
+      <w:r>
+        <w:t>Adrian</w:t>
+      </w:r>
+      <w:proofErr w:type="spellEnd"/>
+      <w:r>
+        <w:t xml:space="preserve"> </w:t>
+      </w:r>
+      <w:proofErr w:type="spellStart"/>
+      <w:r>
+        <w:t>Rosebrock</w:t>
+      </w:r>
+      <w:proofErr w:type="spellEnd"/>
+      <w:r>
+        <w:t xml:space="preserve"> (2017), especialista en sistemas prácticos de visión por computadora, destaca que un modelo computacional de esta naturaleza integra algoritmos especializados para la detección de objetos y la estimación de posturas corporales, transformando secuencias de video en mediciones precisas de coordenadas articulares.</w:t>
       </w:r>
     </w:p>
     <w:p>
@@ -11678,43 +13122,115 @@
       </w:pPr>
       <w:r>
         <w:lastRenderedPageBreak/>
-        <w:t xml:space="preserve">Por otro lado, Forsyth y Ponce (2012) señalan que la visión artificial busca </w:t>
-      </w:r>
-      <w:proofErr w:type="spellStart"/>
-      <w:r>
-        <w:t>imitar</w:t>
-      </w:r>
-      <w:proofErr w:type="spellEnd"/>
-      <w:r>
-        <w:t xml:space="preserve"> la capacidad visual biológica mediante el desarrollo de algoritmos capaces de interpretar información visual compleja, reconstruir escenas tridimensionales y reconocer patrones de mo</w:t>
-      </w:r>
-      <w:r>
-        <w:t>vimiento de forma automatizada.</w:t>
-      </w:r>
-    </w:p>
-    <w:p>
-      <w:pPr>
-        <w:pStyle w:val="APA7MA"/>
-      </w:pPr>
-      <w:r>
-        <w:t>De forma muy sencilla, esta tecnología le permite a una computadora «ver» y comprender lo que capta una cámara. En lugar de recibir solo una imagen plana, el sistema analiza los movimientos y las posturas del cuerpo en tiempo real. Esto hace posible que el software traduzca la alineación física en datos numéricos, detectando errores de postura o desequilibrios de manera automática y sin necesidad de que una persona esté revisando cada detalle segundo a segundo.</w:t>
+        <w:t>En términos prácticos y más cercanos, un modelo de visión artificial es como construir la "lógica visual" que el sistema necesita para trabajar. En lugar de limitarse a mostrar una imagen en pantalla, el modelo toma el video de una cámara y lo analiza paso a paso para identificar dónde están las articulaciones del cuerpo. Gracias a esto, el software puede medir ángulos, comparar posturas y saber exactamente si un adulto mayor está haciendo bien un ejercicio de equilibrio o si se está desalineando, todo de forma automática.</w:t>
+      </w:r>
+    </w:p>
+    <w:p>
+      <w:pPr>
+        <w:pStyle w:val="Ttulo2"/>
+      </w:pPr>
+      <w:bookmarkStart w:id="43" w:name="_Toc238464990"/>
+      <w:proofErr w:type="spellStart"/>
+      <w:r>
+        <w:t>Ejercicios</w:t>
+      </w:r>
+      <w:proofErr w:type="spellEnd"/>
+      <w:r>
+        <w:t xml:space="preserve"> de </w:t>
+      </w:r>
+      <w:proofErr w:type="spellStart"/>
+      <w:r>
+        <w:t>Equilibrio</w:t>
+      </w:r>
+      <w:bookmarkEnd w:id="43"/>
+      <w:proofErr w:type="spellEnd"/>
+    </w:p>
+    <w:p>
+      <w:pPr>
+        <w:pStyle w:val="APA7MA"/>
+      </w:pPr>
+      <w:r>
+        <w:t xml:space="preserve">Paul </w:t>
+      </w:r>
+      <w:proofErr w:type="spellStart"/>
+      <w:r>
+        <w:t>Shumway</w:t>
+      </w:r>
+      <w:proofErr w:type="spellEnd"/>
+      <w:r>
+        <w:t xml:space="preserve">-Cook y </w:t>
+      </w:r>
+      <w:proofErr w:type="spellStart"/>
+      <w:r>
+        <w:t>Marjorie</w:t>
+      </w:r>
+      <w:proofErr w:type="spellEnd"/>
+      <w:r>
+        <w:t xml:space="preserve"> </w:t>
+      </w:r>
+      <w:proofErr w:type="spellStart"/>
+      <w:r>
+        <w:t>Woollacott</w:t>
+      </w:r>
+      <w:proofErr w:type="spellEnd"/>
+      <w:r>
+        <w:t xml:space="preserve"> (2017), en sus estudios fundamentales sobre el control motor, señalan que el equilibrio es la habilidad para mantener el centro de gravedad dentro de la base de soporte, y que los ejercicios orientados a trabajarlo son esenciales para recalibrar los sistemas sensoriales y neuromusculares encargados de la estabilidad postural.</w:t>
+      </w:r>
+    </w:p>
+    <w:p>
+      <w:pPr>
+        <w:pStyle w:val="APA7MA"/>
+      </w:pPr>
+      <w:r>
+        <w:t>Por otra parte, la Organización Mundial de la Salud (2020), a través de sus directrices sobre actividad física, destaca que la práctica regular de ejercicios de equilibrio y fortalecimiento en adultos mayores es la intervención más efectiva para contrarrestar el deterioro físico natural y reducir drásticamente el riesgo de caídas severas.</w:t>
+      </w:r>
+    </w:p>
+    <w:p>
+      <w:pPr>
+        <w:pStyle w:val="APA7MA"/>
+      </w:pPr>
+      <w:r>
+        <w:t xml:space="preserve">En el día a día, hacer ejercicios de equilibrio no es solo pararse en un solo pie, sino entrenar al cuerpo y al cerebro para responder rápido ante cualquier desvío antes de perder el </w:t>
+      </w:r>
+      <w:r>
+        <w:t>control. Para los adultos mayor</w:t>
+      </w:r>
+      <w:r>
+        <w:t>es</w:t>
+      </w:r>
+      <w:r>
+        <w:t xml:space="preserve"> es</w:t>
+      </w:r>
+      <w:r>
+        <w:t xml:space="preserve"> vital, ya que les ayuda a ganar confianza, mantenerse firmes al caminar</w:t>
+      </w:r>
+      <w:r>
+        <w:t xml:space="preserve"> y prevenir accidentes en casa.</w:t>
       </w:r>
     </w:p>
     <w:p>
       <w:pPr>
         <w:pStyle w:val="Ttulo3"/>
-      </w:pPr>
-      <w:r>
-        <w:t>Modelo de Visión Artificial</w:t>
-      </w:r>
-    </w:p>
-    <w:p>
-      <w:pPr>
-        <w:pStyle w:val="APA7MA"/>
-      </w:pPr>
-      <w:proofErr w:type="spellStart"/>
-      <w:r>
-        <w:t>Ian</w:t>
+        <w:rPr>
+          <w:lang w:val="es-ES"/>
+        </w:rPr>
+      </w:pPr>
+      <w:bookmarkStart w:id="44" w:name="_Toc238464991"/>
+      <w:r>
+        <w:rPr>
+          <w:lang w:val="es-ES"/>
+        </w:rPr>
+        <w:t>Bases Neurológicas del Equilibrio y la Postura</w:t>
+      </w:r>
+      <w:bookmarkEnd w:id="44"/>
+    </w:p>
+    <w:p>
+      <w:pPr>
+        <w:pStyle w:val="APA7MA"/>
+      </w:pPr>
+      <w:proofErr w:type="spellStart"/>
+      <w:r>
+        <w:t>Anne</w:t>
       </w:r>
       <w:proofErr w:type="spellEnd"/>
       <w:r>
@@ -11722,15 +13238,15 @@
       </w:r>
       <w:proofErr w:type="spellStart"/>
       <w:r>
-        <w:t>Goodfellow</w:t>
-      </w:r>
-      <w:proofErr w:type="spellEnd"/>
-      <w:r>
-        <w:t xml:space="preserve">, </w:t>
-      </w:r>
-      <w:proofErr w:type="spellStart"/>
-      <w:r>
-        <w:t>Yoshua</w:t>
+        <w:t>Shumway</w:t>
+      </w:r>
+      <w:proofErr w:type="spellEnd"/>
+      <w:r>
+        <w:t xml:space="preserve">-Cook y </w:t>
+      </w:r>
+      <w:proofErr w:type="spellStart"/>
+      <w:r>
+        <w:t>Marjorie</w:t>
       </w:r>
       <w:proofErr w:type="spellEnd"/>
       <w:r>
@@ -11738,7 +13254,441 @@
       </w:r>
       <w:proofErr w:type="spellStart"/>
       <w:r>
-        <w:t>Bengio</w:t>
+        <w:t>Woollacott</w:t>
+      </w:r>
+      <w:proofErr w:type="spellEnd"/>
+      <w:r>
+        <w:t xml:space="preserve"> (2017), en sus investigaciones sobre el control motor humano, explican que el equilibrio y la postura se sustentan en la capacidad del sistema nervioso central para integrar de manera instantánea los impulsos eléctricos que </w:t>
+      </w:r>
+      <w:r>
+        <w:lastRenderedPageBreak/>
+        <w:t>viajan a través de las neuronas y axones, conectando los sistemas sensoriales con las respuestas musculares.</w:t>
+      </w:r>
+    </w:p>
+    <w:p>
+      <w:pPr>
+        <w:pStyle w:val="APA7MA"/>
+      </w:pPr>
+      <w:r>
+        <w:t>Llevado a la práctica, esto significa que cuando un adulto mayor intenta mantenerse estable, su cerebro viaja a la velocidad de impulsos nerviosos para calcular dónde está su cuerpo en el espacio. Si ocurre una pequeña inclinación o un paso en falso, los axones transmiten la alerta de inmediato para que los músculos reaccionen y corrijan la postura antes de una caída.</w:t>
+      </w:r>
+    </w:p>
+    <w:p>
+      <w:pPr>
+        <w:pStyle w:val="Ttulo2"/>
+        <w:rPr>
+          <w:lang w:val="es-ES"/>
+        </w:rPr>
+      </w:pPr>
+      <w:bookmarkStart w:id="45" w:name="_Toc238464992"/>
+      <w:r>
+        <w:rPr>
+          <w:lang w:val="es-ES"/>
+        </w:rPr>
+        <w:t>Envejecimiento y Población de Adultos Mayores</w:t>
+      </w:r>
+      <w:bookmarkEnd w:id="45"/>
+    </w:p>
+    <w:p>
+      <w:pPr>
+        <w:pStyle w:val="APA7MA"/>
+      </w:pPr>
+      <w:proofErr w:type="spellStart"/>
+      <w:r>
+        <w:t>Becca</w:t>
+      </w:r>
+      <w:proofErr w:type="spellEnd"/>
+      <w:r>
+        <w:t xml:space="preserve"> R. Levy (2022), destacada investigadora en salud pública y gerontología de la Universidad de Yale, señala a través de sus estudios sobre el envejecimiento que la etapa de la vejez no debe entenderse únicamente como un declive inevitable, sino como un proceso dinámico donde la funcionalidad física y cognitiva puede mantenerse y apoyarse mediante intervenciones preventivas adecuadas.</w:t>
+      </w:r>
+    </w:p>
+    <w:p>
+      <w:pPr>
+        <w:pStyle w:val="APA7MA"/>
+      </w:pPr>
+      <w:r>
+        <w:t>Por su parte, Stephen R. Lord y sus colaboradores (2021), referentes mundiales en el estudio de la estabilidad y la prevención de caídas, enfatizan que los cambios fisiológicos asociados a la edad avanzada —como la pérdida gradual de masa muscular y la disminución de los reflejos de equilibrio— aumentan de forma crítica la vulnerabilidad física, requiriendo herramientas de monitoreo y ejercicio constante para preservar la autonomía de los adultos mayores.</w:t>
+      </w:r>
+    </w:p>
+    <w:p>
+      <w:pPr>
+        <w:pStyle w:val="APA7MA"/>
+      </w:pPr>
+      <w:r>
+        <w:t>Wilson Jiménez y su equipo de investigadores (2024), en su estudio sobre las tendencias del envejecimiento en Bolivia desarrollado junto al UNFPA, señalan que el cambio demográfico actual exige replantear con urgencia las estrategias de protección social, atención a la dependencia y el cuidado preventivo enfocado en la calidad de vida de las personas mayores.</w:t>
+      </w:r>
+    </w:p>
+    <w:p>
+      <w:pPr>
+        <w:pStyle w:val="APA7MA"/>
+        <w:ind w:firstLine="0"/>
+      </w:pPr>
+      <w:r>
+        <w:lastRenderedPageBreak/>
+        <w:t>Visto desde una perspectiva más humana, envejecer implica enfrentar retos cotidianos donde el cuerpo ya no responde con la misma agilidad de antes, convirtiendo acciones tan simples como caminar o mantenerse de pie en tareas que exigen mayor precaución. Cuidar de los adultos mayores en esta etapa va mucho más allá de atender una dolencia; significa ofrecerles alternativas tecnológicas y de acompañamiento que les devuelvan la seguridad, prevengan accidentes graves como las caídas y les permitan vivir con mayor confianza, independencia y bienestar en su día a día.</w:t>
+      </w:r>
+    </w:p>
+    <w:p>
+      <w:pPr>
+        <w:pStyle w:val="Ttulo2"/>
+      </w:pPr>
+      <w:bookmarkStart w:id="46" w:name="_Toc238464993"/>
+      <w:proofErr w:type="spellStart"/>
+      <w:r>
+        <w:t>Contexto</w:t>
+      </w:r>
+      <w:proofErr w:type="spellEnd"/>
+      <w:r>
+        <w:t xml:space="preserve"> del </w:t>
+      </w:r>
+      <w:proofErr w:type="spellStart"/>
+      <w:r>
+        <w:t>Envejecimiento</w:t>
+      </w:r>
+      <w:proofErr w:type="spellEnd"/>
+      <w:r>
+        <w:t xml:space="preserve"> </w:t>
+      </w:r>
+      <w:proofErr w:type="spellStart"/>
+      <w:r>
+        <w:t>Poblacional</w:t>
+      </w:r>
+      <w:proofErr w:type="spellEnd"/>
+      <w:r>
+        <w:t xml:space="preserve"> Global</w:t>
+      </w:r>
+      <w:bookmarkEnd w:id="46"/>
+    </w:p>
+    <w:p>
+      <w:pPr>
+        <w:pStyle w:val="APA7MA"/>
+      </w:pPr>
+      <w:r>
+        <w:t xml:space="preserve">A escala mundial, las estructuras demográficas están sufriendo una profunda transformación impulsada por el incremento sistemático de la esperanza de vida y la disminución sostenida de las tasas de natalidad. Este fenómeno ha dado origen a lo que teóricos de la demografía y la salud pública denominan el envejecimiento global de la población. Autores como Joseph </w:t>
+      </w:r>
+      <w:proofErr w:type="spellStart"/>
+      <w:r>
+        <w:t>Quinn</w:t>
+      </w:r>
+      <w:proofErr w:type="spellEnd"/>
+      <w:r>
+        <w:t xml:space="preserve"> y Kevin </w:t>
+      </w:r>
+      <w:proofErr w:type="spellStart"/>
+      <w:r>
+        <w:t>Cahill</w:t>
+      </w:r>
+      <w:proofErr w:type="spellEnd"/>
+      <w:r>
+        <w:t xml:space="preserve"> (2016), en sus análisis sobre la economía y la demografía del envejecimiento, señalan que el aumento acelerado de personas de la tercera edad representa uno de los mayores desafíos socioeconómicos del siglo XXI, alterando profundamente las demandas sobre los servicios de salud y los sistemas de seguridad social en los países industrial</w:t>
+      </w:r>
+      <w:r>
+        <w:t>izados y en vías de desarrollo.</w:t>
+      </w:r>
+    </w:p>
+    <w:p>
+      <w:pPr>
+        <w:pStyle w:val="APA7MA"/>
+      </w:pPr>
+      <w:r>
+        <w:t xml:space="preserve">Organismos internacionales como la Organización Mundial de la Salud (OMS) advierten que este cambio poblacional exige replantear de manera urgente los paradigmas de la atención médica. Ya no se trata únicamente de prolongar los años de vida, sino de garantizar que este incremento cuantitativo se traduzca en salud funcional y bienestar autónomo. Sin embargo, el envejecimiento biológico trae consigo un desgaste progresivo de los sistemas sensoriales, vestibulares y neuromusculares, elevando drásticamente la incidencia de problemas de movilidad, pérdida de masa muscular y desórdenes del equilibrio. Estos factores amenazan la independencia de los adultos mayores a nivel global, convirtiendo </w:t>
+      </w:r>
+      <w:r>
+        <w:lastRenderedPageBreak/>
+        <w:t>las caídas accidentales en un problema crítico de salud pública que requiere estrategias preventivas constantes, descentraliz</w:t>
+      </w:r>
+      <w:r>
+        <w:t>adas y de bajo costo operativo.</w:t>
+      </w:r>
+    </w:p>
+    <w:p>
+      <w:pPr>
+        <w:pStyle w:val="Ttulo2"/>
+      </w:pPr>
+      <w:r>
+        <w:t>Marco contextual</w:t>
+      </w:r>
+    </w:p>
+    <w:p>
+      <w:pPr>
+        <w:pStyle w:val="Ttulo3"/>
+        <w:rPr>
+          <w:lang w:val="es-ES"/>
+        </w:rPr>
+      </w:pPr>
+      <w:bookmarkStart w:id="47" w:name="_Toc238464994"/>
+      <w:r>
+        <w:rPr>
+          <w:lang w:val="es-ES"/>
+        </w:rPr>
+        <w:t>Contexto Nacional</w:t>
+      </w:r>
+      <w:bookmarkEnd w:id="47"/>
+    </w:p>
+    <w:p>
+      <w:pPr>
+        <w:pStyle w:val="APA7MA"/>
+      </w:pPr>
+      <w:r>
+        <w:t>Siguiendo esta tendencia internacional, el Estado Plurinacional de Bolivia atraviesa una fase acelerada de transición demográfica caracterizada por el crecimiento paulatino de su población adulta mayor. Investigadores nacionales y datos oficiales del Instituto Nacional de Estadística (INE) evidencian que este sector etario supera el 9% de la población total del país, con una esperanza de vida promedio que ya rebasa los 72 años. No obstante, esta expansión de la tercera edad se desarrolla en un contexto de marcada vulnerabilidad estructural y socioeconómica.</w:t>
+      </w:r>
+    </w:p>
+    <w:p>
+      <w:pPr>
+        <w:pStyle w:val="APA7MA"/>
+      </w:pPr>
+      <w:r>
+        <w:t xml:space="preserve">Expertos en políticas públicas </w:t>
+      </w:r>
+      <w:proofErr w:type="spellStart"/>
+      <w:r>
+        <w:t>sociosanitarias</w:t>
+      </w:r>
+      <w:proofErr w:type="spellEnd"/>
+      <w:r>
+        <w:t xml:space="preserve"> en Bolivia, Wilson Jiménez y su equipo (2024), señalan que el país enfrenta serias limitaciones en cuanto a infraestructura de atención preventiva, escasez de personal gerontológico especializado y una cobertura insuficiente de servicios de fisioterapia a largo plazo. El desgaste físico acumulado a lo largo de los años, sumado a la falta de programas de seguimiento físico continuo, incrementa de manera alarmante el riesgo de caídas domésticas en la población boliviana. Estos accidentes no solo representan un grave problema médico por los traumatismos severos que provocan, sino que desencadenan un ciclo de pérdida de autonomía, dependencia familiar y un marcado deterioro en la calidad de vida de las personas mayore</w:t>
+      </w:r>
+      <w:r>
+        <w:t>s.</w:t>
+      </w:r>
+    </w:p>
+    <w:p>
+      <w:pPr>
+        <w:pStyle w:val="Ttulo3"/>
+      </w:pPr>
+      <w:bookmarkStart w:id="48" w:name="_Toc238464995"/>
+      <w:proofErr w:type="spellStart"/>
+      <w:r>
+        <w:t>Realidad</w:t>
+      </w:r>
+      <w:proofErr w:type="spellEnd"/>
+      <w:r>
+        <w:t xml:space="preserve"> </w:t>
+      </w:r>
+      <w:proofErr w:type="spellStart"/>
+      <w:r>
+        <w:t>Departamental</w:t>
+      </w:r>
+      <w:bookmarkEnd w:id="48"/>
+      <w:proofErr w:type="spellEnd"/>
+    </w:p>
+    <w:p>
+      <w:pPr>
+        <w:pStyle w:val="APA7MA"/>
+      </w:pPr>
+      <w:r>
+        <w:t xml:space="preserve">A nivel </w:t>
+      </w:r>
+      <w:proofErr w:type="spellStart"/>
+      <w:r>
+        <w:t>subnacional</w:t>
+      </w:r>
+      <w:proofErr w:type="spellEnd"/>
+      <w:r>
+        <w:t xml:space="preserve">, el departamento de La Paz concentra una de las proporciones más elevadas de personas adultas mayores en todo el territorio nacional, albergando aproximadamente a más del 30% del total de la tercera edad del país. Esta alta concentración </w:t>
+      </w:r>
+      <w:r>
+        <w:lastRenderedPageBreak/>
+        <w:t>demográfica en la región paceña —caracterizada por una topografía accidentada y una marcada coexistencia de zonas urbanas densas con comunidades periurbanas y rurales circundantes— genera una presión agobiante sobre los centros de acogida, hospitales públicos de primer y segundo nivel, y programas de asistencia social municipales.</w:t>
+      </w:r>
+    </w:p>
+    <w:p>
+      <w:pPr>
+        <w:pStyle w:val="Ttulo3"/>
+        <w:rPr>
+          <w:lang w:val="es-ES"/>
+        </w:rPr>
+      </w:pPr>
+      <w:bookmarkStart w:id="49" w:name="_Toc238464996"/>
+      <w:r>
+        <w:rPr>
+          <w:lang w:val="es-ES"/>
+        </w:rPr>
+        <w:t>Justificación Tecnológica</w:t>
+      </w:r>
+      <w:bookmarkEnd w:id="49"/>
+    </w:p>
+    <w:p>
+      <w:pPr>
+        <w:pStyle w:val="APA7MA"/>
+      </w:pPr>
+      <w:r>
+        <w:t xml:space="preserve">Ante las limitaciones descritas en los sistemas de atención tradicional de La Paz y el contexto boliviano, surge la necesidad ineludible de incorporar herramientas tecnológicas innovadoras que actúen como un soporte preventivo continuo. Autores especializados en la adopción de tecnologías aplicadas al bienestar, como Erik </w:t>
+      </w:r>
+      <w:proofErr w:type="spellStart"/>
+      <w:r>
+        <w:t>Duval</w:t>
+      </w:r>
+      <w:proofErr w:type="spellEnd"/>
+      <w:r>
+        <w:t xml:space="preserve"> y colaboradores, destacan que la automatización de procesos mediante software permite democratizar el monitoreo físico, reduciendo la dependencia de la </w:t>
+      </w:r>
+      <w:proofErr w:type="spellStart"/>
+      <w:r>
+        <w:t>presencialidad</w:t>
+      </w:r>
+      <w:proofErr w:type="spellEnd"/>
+      <w:r>
+        <w:t xml:space="preserve"> médica constante y optimizando los recursos disponibles en entornos con limitaciones institucionales.</w:t>
+      </w:r>
+    </w:p>
+    <w:p>
+      <w:pPr>
+        <w:pStyle w:val="APA7MA"/>
+      </w:pPr>
+      <w:r>
+        <w:t xml:space="preserve">Es precisamente en este escenario donde la integración de un modelo de visión artificial para la estimación de posturas, coordinado mediante una arquitectura </w:t>
+      </w:r>
+      <w:r>
+        <w:t xml:space="preserve">de software orientada a eventos, </w:t>
+      </w:r>
+      <w:r>
+        <w:t>cobra total sentido práctico y justificación académica. Esta propuesta tecnológica se adapta de manera armónica a la realidad local al ofrecer una alternativa automatizada, de bajo costo operativo y capaz de evaluar con alta precisión los ejercicios de equilibrio de los adultos mayores directamente desde sus hogares. De este modo, el sistema no solo traslada una herramienta de prevención y autocuidado al entorno cotidiano de la población paceña, sino que cumple un rol transformador al mitigar el riesgo de caídas, reducir la carga sobre el sistema de salud pública y preservar la autonomía funcional de los adultos mayores en Bolivia.</w:t>
+      </w:r>
+    </w:p>
+    <w:p>
+      <w:pPr>
+        <w:pStyle w:val="Ttulo2"/>
+      </w:pPr>
+      <w:r>
+        <w:t>Marco metodológico</w:t>
+      </w:r>
+    </w:p>
+    <w:p/>
+    <w:p>
+      <w:pPr>
+        <w:pStyle w:val="Ttulo2"/>
+      </w:pPr>
+      <w:r>
+        <w:lastRenderedPageBreak/>
+        <w:t xml:space="preserve">Marco </w:t>
+      </w:r>
+      <w:proofErr w:type="spellStart"/>
+      <w:r>
+        <w:t>tecnológico</w:t>
+      </w:r>
+      <w:proofErr w:type="spellEnd"/>
+    </w:p>
+    <w:p>
+      <w:pPr>
+        <w:pStyle w:val="Ttulo3"/>
+      </w:pPr>
+      <w:bookmarkStart w:id="50" w:name="_Toc238464998"/>
+      <w:r>
+        <w:rPr>
+          <w:lang w:val="es-ES"/>
+        </w:rPr>
+        <w:t>Especificaciones de Hardware</w:t>
+      </w:r>
+      <w:bookmarkEnd w:id="50"/>
+    </w:p>
+    <w:p>
+      <w:pPr>
+        <w:pStyle w:val="APA7MA"/>
+      </w:pPr>
+      <w:r>
+        <w:t>Para garantizar la correcta ejecución del procesamiento de video en tiempo real, la estimación de posturas corporales mediante visión artificial y la gestión de eventos del sistema, se requiere una infraestructura de hardware que cumpla con los siguientes parámetros mínimos y recomendados:</w:t>
+      </w:r>
+    </w:p>
+    <w:p>
+      <w:pPr>
+        <w:pStyle w:val="Ttulo3"/>
+        <w:rPr>
+          <w:lang w:val="es-ES"/>
+        </w:rPr>
+      </w:pPr>
+      <w:bookmarkStart w:id="51" w:name="_Toc238464999"/>
+      <w:r>
+        <w:rPr>
+          <w:lang w:val="es-ES"/>
+        </w:rPr>
+        <w:t>Unidad de Procesamiento (CPU y Memoria)</w:t>
+      </w:r>
+      <w:bookmarkEnd w:id="51"/>
+    </w:p>
+    <w:p>
+      <w:pPr>
+        <w:pStyle w:val="APA7MA"/>
+      </w:pPr>
+      <w:r>
+        <w:rPr>
+          <w:b/>
+        </w:rPr>
+        <w:t>Procesador (CPU):</w:t>
+      </w:r>
+      <w:r>
+        <w:t xml:space="preserve"> Intel Core i5 / AMD </w:t>
+      </w:r>
+      <w:proofErr w:type="spellStart"/>
+      <w:r>
+        <w:t>Ryzen</w:t>
+      </w:r>
+      <w:proofErr w:type="spellEnd"/>
+      <w:r>
+        <w:t xml:space="preserve"> 5 (Mínimo de 10.ª generación o equivalentes modernos). Se requiere un procesador </w:t>
+      </w:r>
+      <w:proofErr w:type="spellStart"/>
+      <w:r>
+        <w:t>multihúleo</w:t>
+      </w:r>
+      <w:proofErr w:type="spellEnd"/>
+      <w:r>
+        <w:t xml:space="preserve"> capaz de manejar de manera simultánea la ejecución de los algoritmos de inferencia y la gestión d</w:t>
+      </w:r>
+      <w:r>
+        <w:t>e la arquitectura del software.</w:t>
+      </w:r>
+    </w:p>
+    <w:p>
+      <w:pPr>
+        <w:pStyle w:val="APA7MA"/>
+      </w:pPr>
+      <w:r>
+        <w:rPr>
+          <w:b/>
+        </w:rPr>
+        <w:t>Memoria RAM:</w:t>
+      </w:r>
+      <w:r>
+        <w:t xml:space="preserve"> 8 GB como mínimo, recomendándose 16 GB para garantizar una fluidez óptima en el procesamiento y almacenamiento temporal de fotogramas d</w:t>
+      </w:r>
+      <w:r>
+        <w:t>e video sin cuellos de botella.</w:t>
+      </w:r>
+    </w:p>
+    <w:p>
+      <w:pPr>
+        <w:pStyle w:val="APA7MA"/>
+      </w:pPr>
+      <w:r>
+        <w:rPr>
+          <w:b/>
+        </w:rPr>
+        <w:t>Almacenamiento:</w:t>
+      </w:r>
+      <w:r>
+        <w:t xml:space="preserve"> Disco de Estado Sólido (SSD) de 256 GB o superior, indispensable para reducir los tiempos de lectura/escritura, la carga rápida de librerías pesadas de machine </w:t>
+      </w:r>
+      <w:proofErr w:type="spellStart"/>
+      <w:r>
+        <w:t>learning</w:t>
+      </w:r>
+      <w:proofErr w:type="spellEnd"/>
+      <w:r>
+        <w:t xml:space="preserve"> y l</w:t>
+      </w:r>
+      <w:r>
+        <w:t>a persistencia ágil de eventos.</w:t>
+      </w:r>
+    </w:p>
+    <w:p>
+      <w:pPr>
+        <w:pStyle w:val="Ttulo3"/>
+      </w:pPr>
+      <w:bookmarkStart w:id="52" w:name="_Toc238465000"/>
+      <w:proofErr w:type="spellStart"/>
+      <w:r>
+        <w:t>Gráficos</w:t>
       </w:r>
       <w:proofErr w:type="spellEnd"/>
       <w:r>
@@ -11746,7 +13696,152 @@
       </w:r>
       <w:proofErr w:type="spellStart"/>
       <w:r>
-        <w:t>Aaron</w:t>
+        <w:t>Captura</w:t>
+      </w:r>
+      <w:proofErr w:type="spellEnd"/>
+      <w:r>
+        <w:t xml:space="preserve"> de </w:t>
+      </w:r>
+      <w:proofErr w:type="spellStart"/>
+      <w:r>
+        <w:t>Imagen</w:t>
+      </w:r>
+      <w:bookmarkEnd w:id="52"/>
+      <w:proofErr w:type="spellEnd"/>
+    </w:p>
+    <w:p>
+      <w:pPr>
+        <w:pStyle w:val="APA7MA"/>
+      </w:pPr>
+      <w:r>
+        <w:rPr>
+          <w:b/>
+        </w:rPr>
+        <w:t>Gráficos (GPU):</w:t>
+      </w:r>
+      <w:r>
+        <w:t xml:space="preserve"> Tarjeta gráfica integrada, </w:t>
+      </w:r>
+      <w:r>
+        <w:t>optimizada para acelerar el procesamiento por fotograma por segundo (FPS) en lo</w:t>
+      </w:r>
+      <w:r>
+        <w:t>s modelos de visión artificial.</w:t>
+      </w:r>
+    </w:p>
+    <w:p>
+      <w:pPr>
+        <w:pStyle w:val="APA7MA"/>
+      </w:pPr>
+      <w:r>
+        <w:rPr>
+          <w:b/>
+        </w:rPr>
+        <w:t>Captura de Imagen:</w:t>
+      </w:r>
+      <w:r>
+        <w:t xml:space="preserve"> Cámara Web con resolución HD (720p) o Full HD (1080p) a 30 FPS, garantizando la nitidez visual necesaria para que el sistema detecte con precisión los punto</w:t>
+      </w:r>
+      <w:r>
+        <w:t>s articulares del adulto mayor.</w:t>
+      </w:r>
+    </w:p>
+    <w:p>
+      <w:pPr>
+        <w:pStyle w:val="Ttulo3"/>
+      </w:pPr>
+      <w:bookmarkStart w:id="53" w:name="_Toc238465001"/>
+      <w:proofErr w:type="spellStart"/>
+      <w:r>
+        <w:lastRenderedPageBreak/>
+        <w:t>Especificaciones</w:t>
+      </w:r>
+      <w:proofErr w:type="spellEnd"/>
+      <w:r>
+        <w:t xml:space="preserve"> de Software</w:t>
+      </w:r>
+      <w:bookmarkEnd w:id="53"/>
+    </w:p>
+    <w:p>
+      <w:pPr>
+        <w:pStyle w:val="Ttulo4"/>
+      </w:pPr>
+      <w:bookmarkStart w:id="54" w:name="_Toc238465002"/>
+      <w:r>
+        <w:t>Python (</w:t>
+      </w:r>
+      <w:proofErr w:type="spellStart"/>
+      <w:r>
+        <w:t>Versión</w:t>
+      </w:r>
+      <w:proofErr w:type="spellEnd"/>
+      <w:r>
+        <w:t xml:space="preserve"> 3.13.0)</w:t>
+      </w:r>
+      <w:bookmarkEnd w:id="54"/>
+    </w:p>
+    <w:p>
+      <w:pPr>
+        <w:pStyle w:val="APA7MA"/>
+      </w:pPr>
+      <w:r>
+        <w:t xml:space="preserve">Python es un lenguaje de programación de alto nivel, interpretado y </w:t>
+      </w:r>
+      <w:proofErr w:type="spellStart"/>
+      <w:r>
+        <w:t>multiparadigma</w:t>
+      </w:r>
+      <w:proofErr w:type="spellEnd"/>
+      <w:r>
+        <w:t xml:space="preserve"> (orientado a objetos, imperativo y funcional). Se caracteriza por una sintaxis limpia, legible y de </w:t>
+      </w:r>
+      <w:proofErr w:type="spellStart"/>
+      <w:r>
+        <w:t>tipado</w:t>
+      </w:r>
+      <w:proofErr w:type="spellEnd"/>
+      <w:r>
+        <w:t xml:space="preserve"> dinámico, lo que facilita el desarrollo rápido de aplicaciones complejas. Al ser un lenguaje multiplataforma (compatible con entornos Unix, Windows, </w:t>
+      </w:r>
+      <w:proofErr w:type="spellStart"/>
+      <w:r>
+        <w:t>macOS</w:t>
+      </w:r>
+      <w:proofErr w:type="spellEnd"/>
+      <w:r>
+        <w:t>, entre otros), se posiciona como el estándar de la industria para el desarrollo de software científico e inteligencia artificial. Su modelo de distribución de código abierto y su vasta comunidad permiten integrar con facilidad una infinidad de paquetes especializados sin necesidad de desarrollar componentes desde cero, ofreciendo un rendimiento altamente competitivo en entorno</w:t>
+      </w:r>
+      <w:r>
+        <w:t>s de procesamiento concurrente.</w:t>
+      </w:r>
+    </w:p>
+    <w:p>
+      <w:pPr>
+        <w:pStyle w:val="Ttulo4"/>
+      </w:pPr>
+      <w:bookmarkStart w:id="55" w:name="_Toc238465003"/>
+      <w:proofErr w:type="spellStart"/>
+      <w:r>
+        <w:t>OpenCV</w:t>
+      </w:r>
+      <w:bookmarkEnd w:id="55"/>
+      <w:proofErr w:type="spellEnd"/>
+    </w:p>
+    <w:p>
+      <w:pPr>
+        <w:pStyle w:val="APA7MA"/>
+      </w:pPr>
+      <w:proofErr w:type="spellStart"/>
+      <w:r>
+        <w:t>OpenCV</w:t>
+      </w:r>
+      <w:proofErr w:type="spellEnd"/>
+      <w:r>
+        <w:t xml:space="preserve"> (Open </w:t>
+      </w:r>
+      <w:proofErr w:type="spellStart"/>
+      <w:r>
+        <w:t>Source</w:t>
       </w:r>
       <w:proofErr w:type="spellEnd"/>
       <w:r>
@@ -11754,29 +13849,7 @@
       </w:r>
       <w:proofErr w:type="spellStart"/>
       <w:r>
-        <w:t>Courville</w:t>
-      </w:r>
-      <w:proofErr w:type="spellEnd"/>
-      <w:r>
-        <w:t xml:space="preserve"> (2016), en su obra referente sobre aprendizaje profundo, señalan que los modelos de visión artificial basados en redes neuronales permiten procesar grandes volúmenes de datos visuales para extraer automáticamente características complejas, superando los métodos tradicionales de programación rígida en tareas</w:t>
-      </w:r>
-      <w:r>
-        <w:t xml:space="preserve"> de reconocimiento de patrones.</w:t>
-      </w:r>
-    </w:p>
-    <w:p>
-      <w:pPr>
-        <w:pStyle w:val="APA7MA"/>
-      </w:pPr>
-      <w:r>
-        <w:t>Por otra</w:t>
-      </w:r>
-      <w:r>
-        <w:t xml:space="preserve"> parte, </w:t>
-      </w:r>
-      <w:proofErr w:type="spellStart"/>
-      <w:r>
-        <w:t>Adrian</w:t>
+        <w:t>Computer</w:t>
       </w:r>
       <w:proofErr w:type="spellEnd"/>
       <w:r>
@@ -11784,102 +13857,201 @@
       </w:r>
       <w:proofErr w:type="spellStart"/>
       <w:r>
-        <w:t>Rosebrock</w:t>
-      </w:r>
-      <w:proofErr w:type="spellEnd"/>
-      <w:r>
-        <w:t xml:space="preserve"> (2017), especialista en sistemas prácticos de visión por computadora, destaca que un modelo computacional de esta naturaleza integra algoritmos especializados para la detección de objetos y la estimación de posturas corporales, transformando secuencias de video en mediciones preci</w:t>
-      </w:r>
-      <w:r>
-        <w:t>sas de coordenadas articulares.</w:t>
-      </w:r>
-    </w:p>
-    <w:p>
-      <w:pPr>
-        <w:pStyle w:val="APA7MA"/>
-      </w:pPr>
-      <w:r>
-        <w:t xml:space="preserve">En términos prácticos y más cercanos, un modelo de visión artificial es como construir la "lógica visual" que el sistema necesita para trabajar. En lugar de limitarse a mostrar una imagen en pantalla, el modelo toma el video de una cámara y lo analiza paso a paso para identificar dónde están las articulaciones del cuerpo. Gracias a esto, el software puede medir </w:t>
+        <w:t>Vision</w:t>
+      </w:r>
+      <w:proofErr w:type="spellEnd"/>
+      <w:r>
+        <w:t xml:space="preserve"> Library) es una biblioteca libre y de código abierto especializada en visión artificial y aprendizaje automático. Proporciona una infraestructura común altamente optimizada que cuenta con más de 2500 algoritmos optimizados para el procesamiento de imágenes y secuencias de video en tiempo real. En el contexto de este proyecto, </w:t>
+      </w:r>
+      <w:proofErr w:type="spellStart"/>
+      <w:r>
+        <w:t>OpenCV</w:t>
+      </w:r>
+      <w:proofErr w:type="spellEnd"/>
+      <w:r>
+        <w:t xml:space="preserve"> actúa como la interfaz encargada de capturar los fotogramas provenientes de la cámara web, realizar operaciones de </w:t>
+      </w:r>
+      <w:proofErr w:type="spellStart"/>
+      <w:r>
+        <w:t>preprocesamiento</w:t>
+      </w:r>
+      <w:proofErr w:type="spellEnd"/>
+      <w:r>
+        <w:t xml:space="preserve"> visual (como ajustes de escala y conversión de espacios de color) y preparar el flujo de video que será analizado por los mo</w:t>
+      </w:r>
+      <w:r>
+        <w:t>delos de estimación de postura.</w:t>
+      </w:r>
+    </w:p>
+    <w:p>
+      <w:pPr>
+        <w:pStyle w:val="Ttulo4"/>
+      </w:pPr>
+      <w:bookmarkStart w:id="56" w:name="_Toc238465004"/>
+      <w:proofErr w:type="spellStart"/>
+      <w:r>
+        <w:t>MediaPipe</w:t>
+      </w:r>
+      <w:bookmarkEnd w:id="56"/>
+      <w:proofErr w:type="spellEnd"/>
+    </w:p>
+    <w:p>
+      <w:pPr>
+        <w:pStyle w:val="APA7MA"/>
+      </w:pPr>
+      <w:proofErr w:type="spellStart"/>
+      <w:r>
+        <w:t>MediaPipe</w:t>
+      </w:r>
+      <w:proofErr w:type="spellEnd"/>
+      <w:r>
+        <w:t xml:space="preserve"> es un </w:t>
+      </w:r>
+      <w:proofErr w:type="spellStart"/>
+      <w:r>
+        <w:t>framework</w:t>
+      </w:r>
+      <w:proofErr w:type="spellEnd"/>
+      <w:r>
+        <w:t xml:space="preserve"> multiplataforma desarrollado para la construcción de sistemas de aprendizaje automático basados en pipelines modulares y multimodales. Permite integrar modelos de inferencia altamente eficientes orientados al análisis perceptivo en tiempo real, tales como la obtención de estimaciones de pose corporal (Pose </w:t>
+      </w:r>
+      <w:proofErr w:type="spellStart"/>
+      <w:r>
+        <w:t>Estimation</w:t>
+      </w:r>
+      <w:proofErr w:type="spellEnd"/>
+      <w:r>
+        <w:t xml:space="preserve"> en 2D y 3D), </w:t>
       </w:r>
       <w:r>
         <w:lastRenderedPageBreak/>
-        <w:t>ángulos, comparar posturas y saber exactamente si un adulto mayor está haciendo bien un ejercicio de equilibrio o si se está desalineando, todo de forma automática.</w:t>
+        <w:t>detección de rostros y seguimiento de puntos clave (</w:t>
+      </w:r>
+      <w:proofErr w:type="spellStart"/>
+      <w:r>
+        <w:t>landmarks</w:t>
+      </w:r>
+      <w:proofErr w:type="spellEnd"/>
+      <w:r>
+        <w:t>). Su arquitectura ligera optimiza el uso de recursos computacionales, permitiendo extraer las coordenadas exactas de las articulaciones del adulto mayor para evaluar los ángulos de inclinación durante los ejercicios de equilibrio con alta precisión y latencia mínima.</w:t>
+      </w:r>
+    </w:p>
+    <w:p>
+      <w:pPr>
+        <w:pStyle w:val="Ttulo4"/>
+      </w:pPr>
+      <w:bookmarkStart w:id="57" w:name="_Toc238465005"/>
+      <w:proofErr w:type="spellStart"/>
+      <w:r>
+        <w:t>NumPy</w:t>
+      </w:r>
+      <w:bookmarkEnd w:id="57"/>
+      <w:proofErr w:type="spellEnd"/>
+    </w:p>
+    <w:p>
+      <w:pPr>
+        <w:pStyle w:val="APA7MA"/>
+      </w:pPr>
+      <w:proofErr w:type="spellStart"/>
+      <w:r>
+        <w:t>NumPy</w:t>
+      </w:r>
+      <w:proofErr w:type="spellEnd"/>
+      <w:r>
+        <w:t xml:space="preserve"> es el paquete fundamental para la computación científica y el procesamiento numérico en Python. Proporciona una estructura de datos eficiente basada en matrices multidimensionales de alto rendimiento (</w:t>
+      </w:r>
+      <w:proofErr w:type="spellStart"/>
+      <w:r>
+        <w:t>arrays</w:t>
+      </w:r>
+      <w:proofErr w:type="spellEnd"/>
+      <w:r>
+        <w:t xml:space="preserve">), junto con una amplia colección de rutinas matemáticas, lógicas, de álgebra lineal y de manipulación de formas. En la presente arquitectura tecnológica, </w:t>
+      </w:r>
+      <w:proofErr w:type="spellStart"/>
+      <w:r>
+        <w:t>NumPy</w:t>
+      </w:r>
+      <w:proofErr w:type="spellEnd"/>
+      <w:r>
+        <w:t xml:space="preserve"> resulta indispensable para procesar y transformar de manera casi instantánea las matrices de coordenadas numéricas devueltas por los modelos de visión artificial, facilitando el cálculo matemático de los ángulos articulares necesarios para </w:t>
+      </w:r>
+      <w:r>
+        <w:t>validar la postura del usuario.</w:t>
+      </w:r>
+    </w:p>
+    <w:p>
+      <w:pPr>
+        <w:pStyle w:val="Ttulo4"/>
+      </w:pPr>
+      <w:bookmarkStart w:id="58" w:name="_Toc238465006"/>
+      <w:r>
+        <w:t>PostgreSQL</w:t>
+      </w:r>
+      <w:bookmarkEnd w:id="58"/>
+    </w:p>
+    <w:p>
+      <w:pPr>
+        <w:pStyle w:val="APA7MA"/>
+      </w:pPr>
+      <w:proofErr w:type="spellStart"/>
+      <w:r>
+        <w:t>PostgreSQL</w:t>
+      </w:r>
+      <w:proofErr w:type="spellEnd"/>
+      <w:r>
+        <w:t xml:space="preserve"> es un sistema de gestión de bases de datos relacionales orientado a objetos (ORDBMS), reconocido por su alta robustez, escalabilidad y estricto cumplimiento de los estándares SQL. Cuenta con una licencia de código abierto de tipo liberal y se distingue por su motor de transacciones seguras bajo el modelo ACID (Atomicidad, Consistencia, Aislamiento y Durabilidad). </w:t>
+      </w:r>
+      <w:proofErr w:type="spellStart"/>
+      <w:r>
+        <w:t>PostgreSQL</w:t>
+      </w:r>
+      <w:proofErr w:type="spellEnd"/>
+      <w:r>
+        <w:t xml:space="preserve"> ofrece un rendimiento excepcional en entornos con cargas de trabajo complejas e intensivas, integrando soporte nativo para funciones avanzadas, consultas concurrentes y un almacenamiento estructurado seguro, características esenciales para registrar el historial de evaluaciones y ev</w:t>
+      </w:r>
+      <w:r>
+        <w:t>entos del sistema de monitoreo.</w:t>
+      </w:r>
+    </w:p>
+    <w:p>
+      <w:pPr>
+        <w:pStyle w:val="Ttulo4"/>
+      </w:pPr>
+      <w:bookmarkStart w:id="59" w:name="_Toc238465007"/>
+      <w:r>
+        <w:lastRenderedPageBreak/>
+        <w:t>Django</w:t>
+      </w:r>
+      <w:bookmarkEnd w:id="59"/>
+    </w:p>
+    <w:p>
+      <w:pPr>
+        <w:pStyle w:val="APA7MA"/>
+      </w:pPr>
+      <w:r>
+        <w:t xml:space="preserve">Django es un </w:t>
+      </w:r>
+      <w:proofErr w:type="spellStart"/>
+      <w:r>
+        <w:t>framework</w:t>
+      </w:r>
+      <w:proofErr w:type="spellEnd"/>
+      <w:r>
+        <w:t xml:space="preserve"> de desarrollo web de código abierto escrito en Python, estructurado bajo el patrón arquitectónico Modelo-Vista-</w:t>
+      </w:r>
+      <w:proofErr w:type="spellStart"/>
+      <w:r>
+        <w:t>Template</w:t>
+      </w:r>
+      <w:proofErr w:type="spellEnd"/>
+      <w:r>
+        <w:t xml:space="preserve"> (MVT). Facilita la creación rápida y segura de aplicaciones web robustas al incluir de forma nativa componentes esenciales como un sistema avanzado de autenticación de usuarios, gestión de formularios, protección contra vulnerabilidades web comunes y un panel de administración automatizado. Dentro del proyecto, Django funge como el núcleo de la interfaz y la lógica de gestión web, permitiendo administrar los datos de los usuarios y visualizar los reportes generados a partir de los eventos del sistema.</w:t>
       </w:r>
     </w:p>
     <w:p>
       <w:pPr>
         <w:pStyle w:val="Ttulo2"/>
-      </w:pPr>
-      <w:r>
-        <w:t>Ejercicios de Equilibrio</w:t>
-      </w:r>
-    </w:p>
-    <w:p>
-      <w:pPr>
-        <w:pStyle w:val="APA7MA"/>
-      </w:pPr>
-      <w:r>
-        <w:t xml:space="preserve">Paul </w:t>
-      </w:r>
-      <w:proofErr w:type="spellStart"/>
-      <w:r>
-        <w:t>Shumway</w:t>
-      </w:r>
-      <w:proofErr w:type="spellEnd"/>
-      <w:r>
-        <w:t xml:space="preserve">-Cook y </w:t>
-      </w:r>
-      <w:proofErr w:type="spellStart"/>
-      <w:r>
-        <w:t>Marjorie</w:t>
-      </w:r>
-      <w:proofErr w:type="spellEnd"/>
-      <w:r>
-        <w:t xml:space="preserve"> </w:t>
-      </w:r>
-      <w:proofErr w:type="spellStart"/>
-      <w:r>
-        <w:t>Woollacott</w:t>
-      </w:r>
-      <w:proofErr w:type="spellEnd"/>
-      <w:r>
-        <w:t xml:space="preserve"> (2017), en sus estudios fundamentales sobre el control motor, señalan que el equilibrio es la habilidad para mantener el centro de gravedad dentro de la base de soporte, y que los ejercicios orientados a trabajarlo son esenciales para recalibrar los sistemas sensoriales y neuromusculares encargados de la estabilidad postural.</w:t>
-      </w:r>
-    </w:p>
-    <w:p>
-      <w:pPr>
-        <w:pStyle w:val="APA7MA"/>
-      </w:pPr>
-      <w:r>
-        <w:t>Por otra parte, la Organización Mundial de la Salud (2020), a través de sus directrices sobre actividad física, destaca que la práctica regular de ejercicios de equilibrio y fortalecimiento en adultos mayores es la intervención más efectiva para contrarrestar el deterioro físico natural y reducir drásticamente el riesgo de caídas severas.</w:t>
-      </w:r>
-    </w:p>
-    <w:p>
-      <w:pPr>
-        <w:pStyle w:val="APA7MA"/>
-      </w:pPr>
-      <w:r>
-        <w:t xml:space="preserve">En el día a día, hacer ejercicios de equilibrio no es solo pararse en un solo pie, sino entrenar al cuerpo y al cerebro para responder rápido ante cualquier desvío antes de perder el </w:t>
-      </w:r>
-      <w:r>
-        <w:t>control. Para los adultos mayor</w:t>
-      </w:r>
-      <w:r>
-        <w:t>es</w:t>
-      </w:r>
-      <w:r>
-        <w:t xml:space="preserve"> es</w:t>
-      </w:r>
-      <w:r>
-        <w:t xml:space="preserve"> vital, ya que les ayuda a ganar confianza, mantenerse firmes al caminar</w:t>
-      </w:r>
-      <w:r>
-        <w:t xml:space="preserve"> y prevenir accidentes en casa.</w:t>
-      </w:r>
-    </w:p>
-    <w:p>
-      <w:pPr>
-        <w:pStyle w:val="Ttulo3"/>
         <w:rPr>
           <w:lang w:val="es-ES"/>
         </w:rPr>
@@ -11888,767 +14060,61 @@
         <w:rPr>
           <w:lang w:val="es-ES"/>
         </w:rPr>
-        <w:t>Bases Neurológicas del Equilibrio y la Postura</w:t>
-      </w:r>
-    </w:p>
-    <w:p>
-      <w:pPr>
-        <w:pStyle w:val="APA7MA"/>
-      </w:pPr>
-      <w:proofErr w:type="spellStart"/>
-      <w:r>
-        <w:t>Anne</w:t>
-      </w:r>
-      <w:proofErr w:type="spellEnd"/>
-      <w:r>
-        <w:t xml:space="preserve"> </w:t>
-      </w:r>
-      <w:proofErr w:type="spellStart"/>
-      <w:r>
-        <w:t>Shumway</w:t>
-      </w:r>
-      <w:proofErr w:type="spellEnd"/>
-      <w:r>
-        <w:t xml:space="preserve">-Cook y </w:t>
-      </w:r>
-      <w:proofErr w:type="spellStart"/>
-      <w:r>
-        <w:t>Marjorie</w:t>
-      </w:r>
-      <w:proofErr w:type="spellEnd"/>
-      <w:r>
-        <w:t xml:space="preserve"> </w:t>
-      </w:r>
-      <w:proofErr w:type="spellStart"/>
-      <w:r>
-        <w:t>Woollacott</w:t>
-      </w:r>
-      <w:proofErr w:type="spellEnd"/>
-      <w:r>
-        <w:t xml:space="preserve"> (2017), en sus investigaciones sobre el control motor humano, explican que el equilibrio y la postura se sustentan en la capacidad del sistema nervioso central para integrar de manera instantánea los impulsos eléctricos que viajan a través de las neuronas y axones, conectando los sistemas sensoriales con las respuestas musculares.</w:t>
-      </w:r>
-    </w:p>
-    <w:p>
-      <w:pPr>
-        <w:pStyle w:val="APA7MA"/>
-      </w:pPr>
-      <w:r>
-        <w:lastRenderedPageBreak/>
-        <w:t>Llevado a la práctica, esto significa que cuando un adulto mayor intenta mantenerse estable, su cerebro viaja a la velocidad de impulsos nerviosos para calcular dónde está su cuerpo en el espacio. Si ocurre una pequeña inclinación o un paso en falso, los axones transmiten la alerta de inmediato para que los músculos reaccionen y corrijan la postura antes de una caída.</w:t>
-      </w:r>
-    </w:p>
-    <w:p>
-      <w:pPr>
-        <w:pStyle w:val="Ttulo2"/>
-      </w:pPr>
-      <w:r>
-        <w:t>Envejecimiento y Población de Adultos Mayores</w:t>
-      </w:r>
-    </w:p>
-    <w:p>
-      <w:pPr>
-        <w:pStyle w:val="APA7MA"/>
-      </w:pPr>
-      <w:proofErr w:type="spellStart"/>
-      <w:r>
-        <w:t>Becca</w:t>
-      </w:r>
-      <w:proofErr w:type="spellEnd"/>
-      <w:r>
-        <w:t xml:space="preserve"> R. Levy (2022), destacada investigadora en salud pública y gerontología de la Universidad de Yale, señala a través de sus estudios sobre el envejecimiento que la etapa de la vejez no debe entenderse únicamente como un declive inevitable, sino como un proceso dinámico donde la funcionalidad física y cognitiva puede mantenerse y apoyarse mediante intervencione</w:t>
-      </w:r>
-      <w:r>
-        <w:t>s preventivas adecuadas.</w:t>
-      </w:r>
-    </w:p>
-    <w:p>
-      <w:pPr>
-        <w:pStyle w:val="APA7MA"/>
-      </w:pPr>
-      <w:r>
-        <w:t>Por su parte, Stephen R. Lord y sus colaboradores (2021), referentes mundiales en el estudio de la estabilidad y la prevención de caídas, enfatizan que los cambios fisiológicos asociados a la edad avanzada —como la pérdida gradual de masa muscular y la disminución de los reflejos de equilibrio— aumentan de forma crítica la vulnerabilidad física, requiriendo herramientas de monitoreo y ejercicio constante para preservar la au</w:t>
-      </w:r>
-      <w:r>
-        <w:t>tonomía de los adultos mayores.</w:t>
-      </w:r>
-    </w:p>
-    <w:p>
-      <w:pPr>
-        <w:pStyle w:val="APA7MA"/>
-      </w:pPr>
-      <w:r>
-        <w:t>Wilson Jiménez y su equipo de investigadores (2024), en su estudio sobre las tendencias del envejecimiento en Bolivia desarrollado junto al UNFPA, señalan que el cambio demográfico actual exige replantear con urgencia las estrategias de protección social, atención a la dependencia y el cuidado preventivo enfocado en la calidad de vida de las personas mayores.</w:t>
+        <w:t>Estado del arte o antecedentes investigativos</w:t>
       </w:r>
     </w:p>
     <w:p>
       <w:pPr>
         <w:pStyle w:val="APA7MA"/>
         <w:ind w:firstLine="0"/>
-      </w:pPr>
-      <w:r>
-        <w:t xml:space="preserve">Visto desde una perspectiva más humana, envejecer implica enfrentar retos cotidianos donde el cuerpo ya no responde con la misma agilidad de antes, convirtiendo acciones tan simples </w:t>
-      </w:r>
-      <w:r>
-        <w:lastRenderedPageBreak/>
-        <w:t>como caminar o mantenerse de pie en tareas que exigen mayor precaución. Cuidar de los adultos mayores en esta etapa va mucho más allá de atender una dolencia; significa ofrecerles alternativas tecnológicas y de acompañamiento que les devuelvan la seguridad, prevengan accidentes graves como las caídas y les permitan vivir con mayor confianza, independencia y bienestar en su día a día.</w:t>
-      </w:r>
-    </w:p>
-    <w:p>
-      <w:pPr>
-        <w:pStyle w:val="Ttulo2"/>
-      </w:pPr>
-      <w:proofErr w:type="spellStart"/>
-      <w:r>
-        <w:t>Contexto</w:t>
-      </w:r>
-      <w:proofErr w:type="spellEnd"/>
-      <w:r>
-        <w:t xml:space="preserve"> del </w:t>
-      </w:r>
-      <w:proofErr w:type="spellStart"/>
-      <w:r>
-        <w:t>Envejecimiento</w:t>
-      </w:r>
-      <w:proofErr w:type="spellEnd"/>
-      <w:r>
-        <w:t xml:space="preserve"> </w:t>
-      </w:r>
-      <w:proofErr w:type="spellStart"/>
-      <w:r>
-        <w:t>Poblacional</w:t>
-      </w:r>
-      <w:proofErr w:type="spellEnd"/>
-      <w:r>
-        <w:t xml:space="preserve"> Global</w:t>
-      </w:r>
-    </w:p>
-    <w:p>
-      <w:pPr>
-        <w:pStyle w:val="APA7MA"/>
-      </w:pPr>
-      <w:r>
-        <w:t xml:space="preserve">A escala mundial, las estructuras demográficas están sufriendo una profunda transformación impulsada por el incremento sistemático de la esperanza de vida y la disminución sostenida de las tasas de natalidad. Este fenómeno ha dado origen a lo que teóricos de la demografía y la salud pública denominan el envejecimiento global de la población. Autores como Joseph </w:t>
-      </w:r>
-      <w:proofErr w:type="spellStart"/>
-      <w:r>
-        <w:t>Quinn</w:t>
-      </w:r>
-      <w:proofErr w:type="spellEnd"/>
-      <w:r>
-        <w:t xml:space="preserve"> y Kevin </w:t>
-      </w:r>
-      <w:proofErr w:type="spellStart"/>
-      <w:r>
-        <w:t>Cahill</w:t>
-      </w:r>
-      <w:proofErr w:type="spellEnd"/>
-      <w:r>
-        <w:t xml:space="preserve"> (2016), en sus análisis sobre la economía y la demografía del envejecimiento, señalan que el aumento acelerado de personas de la tercera edad representa uno de los mayores desafíos socioeconómicos del siglo XXI, alterando profundamente las demandas sobre los servicios de salud y los sistemas de seguridad social en los países industrial</w:t>
-      </w:r>
-      <w:r>
-        <w:t>izados y en vías de desarrollo.</w:t>
-      </w:r>
-    </w:p>
-    <w:p>
-      <w:pPr>
-        <w:pStyle w:val="APA7MA"/>
-      </w:pPr>
-      <w:r>
-        <w:t>Organismos internacionales como la Organización Mundial de la Salud (OMS) advierten que este cambio poblacional exige replantear de manera urgente los paradigmas de la atención médica. Ya no se trata únicamente de prolongar los años de vida, sino de garantizar que este incremento cuantitativo se traduzca en salud funcional y bienestar autónomo. Sin embargo, el envejecimiento biológico trae consigo un desgaste progresivo de los sistemas sensoriales, vestibulares y neuromusculares, elevando drásticamente la incidencia de problemas de movilidad, pérdida de masa muscular y desórdenes del equilibrio. Estos factores amenazan la independencia de los adultos mayores a nivel global, convirtiendo las caídas accidentales en un problema crítico de salud pública que requiere estrategias preventivas constantes, descentraliz</w:t>
-      </w:r>
-      <w:r>
-        <w:t>adas y de bajo costo operativo.</w:t>
-      </w:r>
-    </w:p>
-    <w:p>
-      <w:pPr>
-        <w:pStyle w:val="Ttulo3"/>
         <w:rPr>
           <w:lang w:val="es-ES"/>
         </w:rPr>
       </w:pPr>
-      <w:r>
+      <w:bookmarkStart w:id="60" w:name="_GoBack"/>
+      <w:bookmarkEnd w:id="60"/>
+    </w:p>
+    <w:p>
+      <w:pPr>
         <w:rPr>
           <w:lang w:val="es-ES"/>
         </w:rPr>
-        <w:lastRenderedPageBreak/>
-        <w:t>Contexto Nacional</w:t>
-      </w:r>
-    </w:p>
-    <w:p>
-      <w:pPr>
-        <w:pStyle w:val="APA7MA"/>
-      </w:pPr>
-      <w:r>
-        <w:t>Siguiendo esta tendencia internacional, el Estado Plurinacional de Bolivia atraviesa una fase acelerada de transición demográfica caracterizada por el crecimiento paulatino de su población adulta mayor. Investigadores nacionales y datos oficiales del Instituto Nacional de Estadística (INE) evidencian que este sector etario supera el 9% de la población total del país, con una esperanza de vida promedio que ya rebasa los 72 años. No obstante, esta expansión de la tercera edad se desarrolla en un contexto de marcada vulnerabilidad estructural y socioeconómica.</w:t>
-      </w:r>
-    </w:p>
-    <w:p>
-      <w:pPr>
-        <w:pStyle w:val="APA7MA"/>
-      </w:pPr>
-      <w:r>
-        <w:t xml:space="preserve">Expertos en políticas públicas </w:t>
-      </w:r>
-      <w:proofErr w:type="spellStart"/>
-      <w:r>
-        <w:t>sociosanitarias</w:t>
-      </w:r>
-      <w:proofErr w:type="spellEnd"/>
-      <w:r>
-        <w:t xml:space="preserve"> en Bolivia, Wilson Jiménez y su equipo (2024), señalan que el país enfrenta serias limitaciones en cuanto a infraestructura de atención preventiva, escasez de personal gerontológico especializado y una cobertura insuficiente de servicios de fisioterapia a largo plazo. El desgaste físico acumulado a lo largo de los años, sumado a la falta de programas de seguimiento físico continuo, incrementa de manera alarmante el riesgo de caídas domésticas en la población boliviana. Estos accidentes no solo representan un grave problema médico por los traumatismos severos que provocan, sino que desencadenan un ciclo de pérdida de autonomía, dependencia familiar y un marcado deterioro en la calidad de vida de las personas mayore</w:t>
-      </w:r>
-      <w:r>
-        <w:t>s.</w:t>
-      </w:r>
-    </w:p>
-    <w:p>
-      <w:pPr>
-        <w:pStyle w:val="Ttulo3"/>
-      </w:pPr>
-      <w:proofErr w:type="spellStart"/>
-      <w:r>
-        <w:t>Realidad</w:t>
-      </w:r>
-      <w:proofErr w:type="spellEnd"/>
-      <w:r>
-        <w:t xml:space="preserve"> </w:t>
-      </w:r>
-      <w:proofErr w:type="spellStart"/>
-      <w:r>
-        <w:t>Departamental</w:t>
-      </w:r>
-      <w:proofErr w:type="spellEnd"/>
-    </w:p>
-    <w:p>
-      <w:pPr>
-        <w:pStyle w:val="APA7MA"/>
-      </w:pPr>
-      <w:r>
-        <w:t xml:space="preserve">A nivel </w:t>
-      </w:r>
-      <w:proofErr w:type="spellStart"/>
-      <w:r>
-        <w:t>subnacional</w:t>
-      </w:r>
-      <w:proofErr w:type="spellEnd"/>
-      <w:r>
-        <w:t>, el departamento de La Paz concentra una de las proporciones más elevadas de personas adultas mayores en todo el territorio nacional, albergando aproximadamente a más del 30% del total de la tercera edad del país. Esta alta concentración demográfica en la región paceña —caracterizada por una topografía accidentada y una marcada coexistencia de zonas urbanas densas con comunidades periurbanas y rurales circundantes— genera una presión agobiante sobre los centros de acogida, hospitales públicos de primer y segundo nivel, y programas de asistencia social municipales.</w:t>
-      </w:r>
-    </w:p>
-    <w:p>
-      <w:pPr>
-        <w:pStyle w:val="Ttulo3"/>
+      </w:pPr>
+    </w:p>
+    <w:p>
+      <w:pPr>
         <w:rPr>
           <w:lang w:val="es-ES"/>
         </w:rPr>
       </w:pPr>
-      <w:r>
+    </w:p>
+    <w:p>
+      <w:pPr>
         <w:rPr>
           <w:lang w:val="es-ES"/>
         </w:rPr>
-        <w:lastRenderedPageBreak/>
-        <w:t>Justificación Tecnológica</w:t>
-      </w:r>
-    </w:p>
-    <w:p>
-      <w:pPr>
-        <w:pStyle w:val="APA7MA"/>
-      </w:pPr>
-      <w:r>
-        <w:t xml:space="preserve">Ante las limitaciones descritas en los sistemas de atención tradicional de La Paz y el contexto boliviano, surge la necesidad ineludible de incorporar herramientas tecnológicas innovadoras que actúen como un soporte preventivo continuo. Autores especializados en la adopción de tecnologías aplicadas al bienestar, como Erik </w:t>
-      </w:r>
-      <w:proofErr w:type="spellStart"/>
-      <w:r>
-        <w:t>Duval</w:t>
-      </w:r>
-      <w:proofErr w:type="spellEnd"/>
-      <w:r>
-        <w:t xml:space="preserve"> y colaboradores, destacan que la automatización de procesos mediante software permite democratizar el monitoreo físico, reduciendo la dependencia de la </w:t>
-      </w:r>
-      <w:proofErr w:type="spellStart"/>
-      <w:r>
-        <w:t>presencialidad</w:t>
-      </w:r>
-      <w:proofErr w:type="spellEnd"/>
-      <w:r>
-        <w:t xml:space="preserve"> médica constante y optimizando los recursos disponibles en entornos con limitaciones institucionales.</w:t>
-      </w:r>
-    </w:p>
-    <w:p>
-      <w:pPr>
-        <w:pStyle w:val="APA7MA"/>
-      </w:pPr>
-      <w:r>
-        <w:t xml:space="preserve">Es precisamente en este escenario donde la integración de un modelo de visión artificial para la estimación de posturas, coordinado mediante una arquitectura </w:t>
-      </w:r>
-      <w:r>
-        <w:t xml:space="preserve">de software orientada a eventos, </w:t>
-      </w:r>
-      <w:r>
-        <w:t>cobra total sentido práctico y justificación académica. Esta propuesta tecnológica se adapta de manera armónica a la realidad local al ofrecer una alternativa automatizada, de bajo costo operativo y capaz de evaluar con alta precisión los ejercicios de equilibrio de los adultos mayores directamente desde sus hogares. De este modo, el sistema no solo traslada una herramienta de prevención y autocuidado al entorno cotidiano de la población paceña, sino que cumple un rol transformador al mitigar el riesgo de caídas, reducir la carga sobre el sistema de salud pública y preservar la autonomía funcional de los adultos mayores en Bolivia.</w:t>
-      </w:r>
-    </w:p>
-    <w:p>
-      <w:pPr>
-        <w:pStyle w:val="Ttulo2"/>
-      </w:pPr>
-      <w:bookmarkStart w:id="41" w:name="_Toc238195252"/>
-      <w:r>
-        <w:t xml:space="preserve">Marco </w:t>
-      </w:r>
-      <w:proofErr w:type="spellStart"/>
-      <w:r>
-        <w:t>metodológico</w:t>
-      </w:r>
-      <w:bookmarkEnd w:id="41"/>
-      <w:proofErr w:type="spellEnd"/>
-    </w:p>
-    <w:p>
-      <w:r>
-        <w:t>-------------------------------------------------------------------</w:t>
-      </w:r>
-      <w:bookmarkStart w:id="42" w:name="_GoBack"/>
-      <w:bookmarkEnd w:id="42"/>
-    </w:p>
-    <w:p/>
-    <w:p>
-      <w:pPr>
-        <w:pStyle w:val="Ttulo2"/>
-      </w:pPr>
-      <w:r>
+      </w:pPr>
+    </w:p>
+    <w:p>
+      <w:pPr>
         <w:rPr>
           <w:lang w:val="es-ES"/>
         </w:rPr>
-        <w:t>Especificaciones de Hardware</w:t>
-      </w:r>
-    </w:p>
-    <w:p>
-      <w:pPr>
-        <w:pStyle w:val="APA7MA"/>
-      </w:pPr>
-      <w:r>
-        <w:t xml:space="preserve">Para garantizar la correcta ejecución del procesamiento de video en tiempo real, la estimación de posturas corporales mediante visión artificial y la gestión de eventos del </w:t>
-      </w:r>
-      <w:r>
-        <w:lastRenderedPageBreak/>
-        <w:t>sistema, se requiere una infraestructura de hardware que cumpla con los siguientes parámetros mínimos y recomendados:</w:t>
-      </w:r>
-    </w:p>
-    <w:p>
-      <w:pPr>
-        <w:pStyle w:val="Ttulo3"/>
+      </w:pPr>
+    </w:p>
+    <w:p>
+      <w:pPr>
         <w:rPr>
           <w:lang w:val="es-ES"/>
         </w:rPr>
       </w:pPr>
-      <w:r>
+    </w:p>
+    <w:p>
+      <w:pPr>
         <w:rPr>
           <w:lang w:val="es-ES"/>
         </w:rPr>
-        <w:t>Unidad de Procesamiento (CPU y Memoria)</w:t>
-      </w:r>
-    </w:p>
-    <w:p>
-      <w:pPr>
-        <w:pStyle w:val="APA7MA"/>
-      </w:pPr>
-      <w:r>
-        <w:rPr>
-          <w:b/>
-        </w:rPr>
-        <w:t>Procesador (CPU):</w:t>
-      </w:r>
-      <w:r>
-        <w:t xml:space="preserve"> Intel Core i5 / AMD </w:t>
-      </w:r>
-      <w:proofErr w:type="spellStart"/>
-      <w:r>
-        <w:t>Ryzen</w:t>
-      </w:r>
-      <w:proofErr w:type="spellEnd"/>
-      <w:r>
-        <w:t xml:space="preserve"> 5 (Mínimo de 10.ª generación o equivalentes modernos). Se requiere un procesador </w:t>
-      </w:r>
-      <w:proofErr w:type="spellStart"/>
-      <w:r>
-        <w:t>multihúleo</w:t>
-      </w:r>
-      <w:proofErr w:type="spellEnd"/>
-      <w:r>
-        <w:t xml:space="preserve"> capaz de manejar de manera simultánea la ejecución de los algoritmos de inferencia y la gestión d</w:t>
-      </w:r>
-      <w:r>
-        <w:t>e la arquitectura del software.</w:t>
-      </w:r>
-    </w:p>
-    <w:p>
-      <w:pPr>
-        <w:pStyle w:val="APA7MA"/>
-      </w:pPr>
-      <w:r>
-        <w:rPr>
-          <w:b/>
-        </w:rPr>
-        <w:t>Memoria RAM:</w:t>
-      </w:r>
-      <w:r>
-        <w:t xml:space="preserve"> 8 GB como mínimo, recomendándose 16 GB para garantizar una fluidez óptima en el procesamiento y almacenamiento temporal de fotogramas d</w:t>
-      </w:r>
-      <w:r>
-        <w:t>e video sin cuellos de botella.</w:t>
-      </w:r>
-    </w:p>
-    <w:p>
-      <w:pPr>
-        <w:pStyle w:val="APA7MA"/>
-      </w:pPr>
-      <w:r>
-        <w:rPr>
-          <w:b/>
-        </w:rPr>
-        <w:t>Almacenamiento:</w:t>
-      </w:r>
-      <w:r>
-        <w:t xml:space="preserve"> Disco de Estado Sólido (SSD) de 256 GB o superior, indispensable para reducir los tiempos de lectura/escritura, la carga rápida de librerías pesadas de machine </w:t>
-      </w:r>
-      <w:proofErr w:type="spellStart"/>
-      <w:r>
-        <w:t>learning</w:t>
-      </w:r>
-      <w:proofErr w:type="spellEnd"/>
-      <w:r>
-        <w:t xml:space="preserve"> y l</w:t>
-      </w:r>
-      <w:r>
-        <w:t>a persistencia ágil de eventos.</w:t>
-      </w:r>
-    </w:p>
-    <w:p>
-      <w:pPr>
-        <w:pStyle w:val="Ttulo3"/>
-      </w:pPr>
-      <w:r>
-        <w:t>Gráficos y Captura de Imagen</w:t>
-      </w:r>
-    </w:p>
-    <w:p>
-      <w:pPr>
-        <w:pStyle w:val="APA7MA"/>
-      </w:pPr>
-      <w:r>
-        <w:rPr>
-          <w:b/>
-        </w:rPr>
-        <w:t>Gráficos (GPU):</w:t>
-      </w:r>
-      <w:r>
-        <w:t xml:space="preserve"> Tarjeta gráfica integrada, </w:t>
-      </w:r>
-      <w:r>
-        <w:t>optimizada para acelerar el procesamiento por fotograma por segundo (FPS) en lo</w:t>
-      </w:r>
-      <w:r>
-        <w:t>s modelos de visión artificial.</w:t>
-      </w:r>
-    </w:p>
-    <w:p>
-      <w:pPr>
-        <w:pStyle w:val="APA7MA"/>
-      </w:pPr>
-      <w:r>
-        <w:rPr>
-          <w:b/>
-        </w:rPr>
-        <w:t>Captura de Imagen:</w:t>
-      </w:r>
-      <w:r>
-        <w:t xml:space="preserve"> Cámara Web con resolución HD (720p) o Full HD (1080p) a 30 FPS, garantizando la nitidez visual necesaria para que el sistema detecte con precisión los punto</w:t>
-      </w:r>
-      <w:r>
-        <w:t>s articulares del adulto mayor.</w:t>
-      </w:r>
-    </w:p>
-    <w:p>
-      <w:pPr>
-        <w:pStyle w:val="Ttulo2"/>
-      </w:pPr>
-      <w:r>
-        <w:t>Especificaciones de Software</w:t>
-      </w:r>
-    </w:p>
-    <w:p>
-      <w:pPr>
-        <w:pStyle w:val="Ttulo3"/>
-      </w:pPr>
-      <w:r>
-        <w:t>Python (Versión 3.13.0)</w:t>
-      </w:r>
-    </w:p>
-    <w:p>
-      <w:pPr>
-        <w:pStyle w:val="APA7MA"/>
-      </w:pPr>
-      <w:r>
-        <w:t xml:space="preserve">Python es un lenguaje de programación de alto nivel, interpretado y </w:t>
-      </w:r>
-      <w:proofErr w:type="spellStart"/>
-      <w:r>
-        <w:t>multiparadigma</w:t>
-      </w:r>
-      <w:proofErr w:type="spellEnd"/>
-      <w:r>
-        <w:t xml:space="preserve"> (orientado a objetos, imperativo y funcional). Se caracteriza por una sintaxis limpia, legible y </w:t>
-      </w:r>
-      <w:r>
-        <w:lastRenderedPageBreak/>
-        <w:t xml:space="preserve">de </w:t>
-      </w:r>
-      <w:proofErr w:type="spellStart"/>
-      <w:r>
-        <w:t>tipado</w:t>
-      </w:r>
-      <w:proofErr w:type="spellEnd"/>
-      <w:r>
-        <w:t xml:space="preserve"> dinámico, lo que facilita el desarrollo rápido de aplicaciones complejas. Al ser un lenguaje multiplataforma (compatible con entornos Unix, Windows, </w:t>
-      </w:r>
-      <w:proofErr w:type="spellStart"/>
-      <w:r>
-        <w:t>macOS</w:t>
-      </w:r>
-      <w:proofErr w:type="spellEnd"/>
-      <w:r>
-        <w:t>, entre otros), se posiciona como el estándar de la industria para el desarrollo de software científico e inteligencia artificial. Su modelo de distribución de código abierto y su vasta comunidad permiten integrar con facilidad una infinidad de paquetes especializados sin necesidad de desarrollar componentes desde cero, ofreciendo un rendimiento altamente competitivo en entorno</w:t>
-      </w:r>
-      <w:r>
-        <w:t>s de procesamiento concurrente.</w:t>
-      </w:r>
-    </w:p>
-    <w:p>
-      <w:pPr>
-        <w:pStyle w:val="Ttulo3"/>
-      </w:pPr>
-      <w:proofErr w:type="spellStart"/>
-      <w:r>
-        <w:t>OpenCV</w:t>
-      </w:r>
-      <w:proofErr w:type="spellEnd"/>
-    </w:p>
-    <w:p>
-      <w:pPr>
-        <w:pStyle w:val="APA7MA"/>
-      </w:pPr>
-      <w:proofErr w:type="spellStart"/>
-      <w:r>
-        <w:t>OpenCV</w:t>
-      </w:r>
-      <w:proofErr w:type="spellEnd"/>
-      <w:r>
-        <w:t xml:space="preserve"> (Open </w:t>
-      </w:r>
-      <w:proofErr w:type="spellStart"/>
-      <w:r>
-        <w:t>Source</w:t>
-      </w:r>
-      <w:proofErr w:type="spellEnd"/>
-      <w:r>
-        <w:t xml:space="preserve"> </w:t>
-      </w:r>
-      <w:proofErr w:type="spellStart"/>
-      <w:r>
-        <w:t>Computer</w:t>
-      </w:r>
-      <w:proofErr w:type="spellEnd"/>
-      <w:r>
-        <w:t xml:space="preserve"> </w:t>
-      </w:r>
-      <w:proofErr w:type="spellStart"/>
-      <w:r>
-        <w:t>Vision</w:t>
-      </w:r>
-      <w:proofErr w:type="spellEnd"/>
-      <w:r>
-        <w:t xml:space="preserve"> Library) es una biblioteca libre y de código abierto especializada en visión artificial y aprendizaje automático. Proporciona una infraestructura común altamente optimizada que cuenta con más de 2500 algoritmos optimizados para el procesamiento de imágenes y secuencias de video en tiempo real. En el contexto de este proyecto, </w:t>
-      </w:r>
-      <w:proofErr w:type="spellStart"/>
-      <w:r>
-        <w:t>OpenCV</w:t>
-      </w:r>
-      <w:proofErr w:type="spellEnd"/>
-      <w:r>
-        <w:t xml:space="preserve"> actúa como la interfaz encargada de capturar los fotogramas provenientes de la cámara web, realizar operaciones de </w:t>
-      </w:r>
-      <w:proofErr w:type="spellStart"/>
-      <w:r>
-        <w:t>preprocesamiento</w:t>
-      </w:r>
-      <w:proofErr w:type="spellEnd"/>
-      <w:r>
-        <w:t xml:space="preserve"> visual (como ajustes de escala y conversión de espacios de color) y preparar el flujo de video que será analizado por los mo</w:t>
-      </w:r>
-      <w:r>
-        <w:t>delos de estimación de postura.</w:t>
-      </w:r>
-    </w:p>
-    <w:p>
-      <w:pPr>
-        <w:pStyle w:val="Ttulo3"/>
-      </w:pPr>
-      <w:proofErr w:type="spellStart"/>
-      <w:r>
-        <w:t>MediaPipe</w:t>
-      </w:r>
-      <w:proofErr w:type="spellEnd"/>
-    </w:p>
-    <w:p>
-      <w:pPr>
-        <w:pStyle w:val="APA7MA"/>
-      </w:pPr>
-      <w:proofErr w:type="spellStart"/>
-      <w:r>
-        <w:t>MediaPipe</w:t>
-      </w:r>
-      <w:proofErr w:type="spellEnd"/>
-      <w:r>
-        <w:t xml:space="preserve"> es un </w:t>
-      </w:r>
-      <w:proofErr w:type="spellStart"/>
-      <w:r>
-        <w:t>framework</w:t>
-      </w:r>
-      <w:proofErr w:type="spellEnd"/>
-      <w:r>
-        <w:t xml:space="preserve"> multiplataforma desarrollado para la construcción de sistemas de aprendizaje automático basados en pipelines modulares y multimodales. Permite integrar modelos de inferencia altamente eficientes orientados al análisis perceptivo en tiempo real, tales como la obtención de estimaciones de pose corporal (Pose </w:t>
-      </w:r>
-      <w:proofErr w:type="spellStart"/>
-      <w:r>
-        <w:t>Estimation</w:t>
-      </w:r>
-      <w:proofErr w:type="spellEnd"/>
-      <w:r>
-        <w:t xml:space="preserve"> en 2D y 3D), detección de rostros y seguimiento de puntos clave (</w:t>
-      </w:r>
-      <w:proofErr w:type="spellStart"/>
-      <w:r>
-        <w:t>landmarks</w:t>
-      </w:r>
-      <w:proofErr w:type="spellEnd"/>
-      <w:r>
-        <w:t>). Su arquitectura ligera optimiza el uso de recursos computacionales, permitiendo extraer las coordenadas exactas de las articulaciones del adulto mayor para evaluar los ángulos de inclinación durante los ejercicios de equilibrio con alta precisión y latencia mínima.</w:t>
-      </w:r>
-    </w:p>
-    <w:p>
-      <w:pPr>
-        <w:pStyle w:val="Ttulo3"/>
-      </w:pPr>
-      <w:proofErr w:type="spellStart"/>
-      <w:r>
-        <w:lastRenderedPageBreak/>
-        <w:t>NumPy</w:t>
-      </w:r>
-      <w:proofErr w:type="spellEnd"/>
-    </w:p>
-    <w:p>
-      <w:pPr>
-        <w:pStyle w:val="APA7MA"/>
-      </w:pPr>
-      <w:proofErr w:type="spellStart"/>
-      <w:r>
-        <w:t>NumPy</w:t>
-      </w:r>
-      <w:proofErr w:type="spellEnd"/>
-      <w:r>
-        <w:t xml:space="preserve"> es el paquete fundamental para la computación científica y el procesamiento numérico en Python. Proporciona una estructura de datos eficiente basada en matrices multidimensionales de alto rendimiento (</w:t>
-      </w:r>
-      <w:proofErr w:type="spellStart"/>
-      <w:r>
-        <w:t>arrays</w:t>
-      </w:r>
-      <w:proofErr w:type="spellEnd"/>
-      <w:r>
-        <w:t xml:space="preserve">), junto con una amplia colección de rutinas matemáticas, lógicas, de álgebra lineal y de manipulación de formas. En la presente arquitectura tecnológica, </w:t>
-      </w:r>
-      <w:proofErr w:type="spellStart"/>
-      <w:r>
-        <w:t>NumPy</w:t>
-      </w:r>
-      <w:proofErr w:type="spellEnd"/>
-      <w:r>
-        <w:t xml:space="preserve"> resulta indispensable para procesar y transformar de manera casi instantánea las matrices de coordenadas numéricas devueltas por los modelos de visión artificial, facilitando el cálculo matemático de los ángulos articulares necesarios para </w:t>
-      </w:r>
-      <w:r>
-        <w:t>validar la postura del usuario.</w:t>
-      </w:r>
-    </w:p>
-    <w:p>
-      <w:pPr>
-        <w:pStyle w:val="Ttulo3"/>
-      </w:pPr>
-      <w:proofErr w:type="spellStart"/>
-      <w:r>
-        <w:t>PostgreSQL</w:t>
-      </w:r>
-      <w:proofErr w:type="spellEnd"/>
-    </w:p>
-    <w:p>
-      <w:pPr>
-        <w:pStyle w:val="APA7MA"/>
-      </w:pPr>
-      <w:proofErr w:type="spellStart"/>
-      <w:r>
-        <w:t>PostgreSQL</w:t>
-      </w:r>
-      <w:proofErr w:type="spellEnd"/>
-      <w:r>
-        <w:t xml:space="preserve"> es un sistema de gestión de bases de datos relacionales orientado a objetos (ORDBMS), reconocido por su alta robustez, escalabilidad y estricto cumplimiento de los estándares SQL. Cuenta con una licencia de código abierto de tipo liberal y se distingue por su motor de transacciones seguras bajo el modelo ACID (Atomicidad, Consistencia, Aislamiento y Durabilidad). </w:t>
-      </w:r>
-      <w:proofErr w:type="spellStart"/>
-      <w:r>
-        <w:t>PostgreSQL</w:t>
-      </w:r>
-      <w:proofErr w:type="spellEnd"/>
-      <w:r>
-        <w:t xml:space="preserve"> ofrece un rendimiento excepcional en entornos con cargas de trabajo complejas e intensivas, integrando soporte nativo para funciones avanzadas, consultas concurrentes y un almacenamiento estructurado seguro, características esenciales para registrar el historial de evaluaciones y ev</w:t>
-      </w:r>
-      <w:r>
-        <w:t>entos del sistema de monitoreo.</w:t>
-      </w:r>
-    </w:p>
-    <w:p>
-      <w:pPr>
-        <w:pStyle w:val="Ttulo3"/>
-      </w:pPr>
-      <w:r>
-        <w:t>Django</w:t>
-      </w:r>
-    </w:p>
-    <w:p>
-      <w:pPr>
-        <w:pStyle w:val="APA7MA"/>
-      </w:pPr>
-      <w:r>
-        <w:t xml:space="preserve">Django es un </w:t>
-      </w:r>
-      <w:proofErr w:type="spellStart"/>
-      <w:r>
-        <w:t>framework</w:t>
-      </w:r>
-      <w:proofErr w:type="spellEnd"/>
-      <w:r>
-        <w:t xml:space="preserve"> de desarrollo web de código abierto escrito en Python, estructurado bajo el patrón arquitectónico Modelo-Vista-</w:t>
-      </w:r>
-      <w:proofErr w:type="spellStart"/>
-      <w:r>
-        <w:t>Template</w:t>
-      </w:r>
-      <w:proofErr w:type="spellEnd"/>
-      <w:r>
-        <w:t xml:space="preserve"> (MVT). Facilita la creación rápida y segura de aplicaciones web robustas al incluir de forma nativa componentes esenciales como un sistema avanzado de autenticación de usuarios, gestión de formularios, protección contra vulnerabilidades web comunes y un panel de administración automatizado. Dentro del proyecto, Django funge como el núcleo de la interfaz y la lógica de gestión web, </w:t>
-      </w:r>
-      <w:r>
-        <w:lastRenderedPageBreak/>
-        <w:t>permitiendo administrar los datos de los usuarios y visualizar los reportes generados a partir de los eventos del sistema.</w:t>
-      </w:r>
+      </w:pPr>
     </w:p>
     <w:p>
       <w:pPr>
@@ -12659,122 +14125,24 @@
     </w:p>
     <w:p>
       <w:pPr>
-        <w:pStyle w:val="Ttulo2"/>
-        <w:pBdr>
-          <w:bottom w:val="single" w:sz="6" w:space="1" w:color="auto"/>
-        </w:pBdr>
         <w:rPr>
           <w:lang w:val="es-ES"/>
         </w:rPr>
       </w:pPr>
-      <w:bookmarkStart w:id="43" w:name="_Toc238195254"/>
-      <w:r>
+    </w:p>
+    <w:p>
+      <w:pPr>
         <w:rPr>
           <w:lang w:val="es-ES"/>
         </w:rPr>
-        <w:t>Estado del arte o antecedentes investigativos</w:t>
-      </w:r>
-      <w:bookmarkEnd w:id="43"/>
-      <w:r>
+      </w:pPr>
+    </w:p>
+    <w:p>
+      <w:pPr>
         <w:rPr>
           <w:lang w:val="es-ES"/>
         </w:rPr>
-        <w:t xml:space="preserve"> </w:t>
-      </w:r>
-    </w:p>
-    <w:p>
-      <w:pPr>
-        <w:rPr>
-          <w:lang w:val="es-ES"/>
-        </w:rPr>
-      </w:pPr>
-    </w:p>
-    <w:p>
-      <w:pPr>
-        <w:rPr>
-          <w:lang w:val="es-ES"/>
-        </w:rPr>
-      </w:pPr>
-    </w:p>
-    <w:p>
-      <w:pPr>
-        <w:rPr>
-          <w:lang w:val="es-ES"/>
-        </w:rPr>
-      </w:pPr>
-    </w:p>
-    <w:p>
-      <w:pPr>
-        <w:rPr>
-          <w:lang w:val="es-ES"/>
-        </w:rPr>
-      </w:pPr>
-    </w:p>
-    <w:p>
-      <w:pPr>
-        <w:rPr>
-          <w:lang w:val="es-ES"/>
-        </w:rPr>
-      </w:pPr>
-    </w:p>
-    <w:p>
-      <w:pPr>
-        <w:rPr>
-          <w:lang w:val="es-ES"/>
-        </w:rPr>
-      </w:pPr>
-    </w:p>
-    <w:p>
-      <w:pPr>
-        <w:rPr>
-          <w:lang w:val="es-ES"/>
-        </w:rPr>
-      </w:pPr>
-    </w:p>
-    <w:p>
-      <w:pPr>
-        <w:rPr>
-          <w:lang w:val="es-ES"/>
-        </w:rPr>
-      </w:pPr>
-    </w:p>
-    <w:p>
-      <w:pPr>
-        <w:rPr>
-          <w:lang w:val="es-ES"/>
-        </w:rPr>
-      </w:pPr>
-    </w:p>
-    <w:p>
-      <w:pPr>
-        <w:rPr>
-          <w:lang w:val="es-ES"/>
-        </w:rPr>
-      </w:pPr>
-    </w:p>
-    <w:p>
-      <w:pPr>
-        <w:rPr>
-          <w:lang w:val="es-ES"/>
-        </w:rPr>
-      </w:pPr>
-    </w:p>
-    <w:p>
-      <w:pPr>
-        <w:spacing w:line="360" w:lineRule="auto"/>
-        <w:jc w:val="both"/>
-        <w:rPr>
-          <w:rFonts w:cs="Arial"/>
-          <w:lang w:val="es-ES"/>
-        </w:rPr>
-      </w:pPr>
-      <w:r>
-        <w:rPr>
-          <w:rFonts w:cs="Arial"/>
-          <w:lang w:val="es-ES"/>
-        </w:rPr>
-        <w:t xml:space="preserve">Diagrama de la situación actual </w:t>
-      </w:r>
+      </w:pPr>
     </w:p>
     <w:p>
       <w:pPr>
@@ -12788,15 +14156,1243 @@
           <w:lang w:val="es-ES"/>
         </w:rPr>
       </w:pPr>
+    </w:p>
+    <w:p>
+      <w:pPr>
+        <w:rPr>
+          <w:rFonts w:eastAsiaTheme="majorEastAsia" w:cstheme="majorBidi"/>
+          <w:b/>
+          <w:color w:val="000000" w:themeColor="text1"/>
+          <w:szCs w:val="26"/>
+          <w:lang w:val="es-ES"/>
+        </w:rPr>
+      </w:pPr>
+      <w:r>
+        <w:rPr>
+          <w:lang w:val="es-ES"/>
+        </w:rPr>
+        <w:br w:type="page"/>
+      </w:r>
+    </w:p>
+    <w:p>
+      <w:pPr>
+        <w:pStyle w:val="Titulo0"/>
+      </w:pPr>
+      <w:bookmarkStart w:id="61" w:name="_Toc238465009"/>
+      <w:r>
+        <w:lastRenderedPageBreak/>
+        <w:t>CAPÍTULO III</w:t>
+      </w:r>
+      <w:bookmarkEnd w:id="61"/>
+    </w:p>
+    <w:p>
+      <w:pPr>
+        <w:pStyle w:val="Ttulo1"/>
+        <w:rPr>
+          <w:lang w:val="es-BO"/>
+        </w:rPr>
+      </w:pPr>
+      <w:bookmarkStart w:id="62" w:name="_Toc238465010"/>
+      <w:r>
+        <w:rPr>
+          <w:lang w:val="es-BO"/>
+        </w:rPr>
+        <w:t>DISEÑO METODOLÓGICO</w:t>
+      </w:r>
+      <w:bookmarkEnd w:id="62"/>
+    </w:p>
+    <w:p>
+      <w:pPr>
+        <w:pStyle w:val="Ttulo2"/>
+        <w:rPr>
+          <w:lang w:val="es-BO"/>
+        </w:rPr>
+      </w:pPr>
+      <w:bookmarkStart w:id="63" w:name="_Toc238465011"/>
+      <w:r>
+        <w:rPr>
+          <w:lang w:val="es-BO"/>
+        </w:rPr>
+        <w:t>Tipo y enfoque de investigación</w:t>
+      </w:r>
+      <w:bookmarkEnd w:id="63"/>
+    </w:p>
+    <w:p>
+      <w:pPr>
+        <w:pStyle w:val="Ttulo2"/>
+        <w:rPr>
+          <w:lang w:val="es-BO"/>
+        </w:rPr>
+      </w:pPr>
+      <w:bookmarkStart w:id="64" w:name="_Toc238465012"/>
+      <w:r>
+        <w:rPr>
+          <w:lang w:val="es-BO"/>
+        </w:rPr>
+        <w:t>Diseño de la investigación</w:t>
+      </w:r>
+      <w:bookmarkEnd w:id="64"/>
+    </w:p>
+    <w:p>
+      <w:pPr>
+        <w:pStyle w:val="Ttulo2"/>
+        <w:rPr>
+          <w:lang w:val="es-BO"/>
+        </w:rPr>
+      </w:pPr>
+      <w:bookmarkStart w:id="65" w:name="_Toc238465013"/>
+      <w:r>
+        <w:rPr>
+          <w:lang w:val="es-BO"/>
+        </w:rPr>
+        <w:t>Población y muestra</w:t>
+      </w:r>
+      <w:bookmarkEnd w:id="65"/>
+    </w:p>
+    <w:p>
+      <w:pPr>
+        <w:pStyle w:val="Ttulo2"/>
+        <w:rPr>
+          <w:lang w:val="es-BO"/>
+        </w:rPr>
+      </w:pPr>
+      <w:bookmarkStart w:id="66" w:name="_Toc238465014"/>
+      <w:r>
+        <w:rPr>
+          <w:lang w:val="es-BO"/>
+        </w:rPr>
+        <w:t>Técnicas e instrumentos de recolección de datos</w:t>
+      </w:r>
+      <w:bookmarkEnd w:id="66"/>
+    </w:p>
+    <w:p>
+      <w:pPr>
+        <w:pStyle w:val="Ttulo2"/>
+        <w:rPr>
+          <w:lang w:val="es-BO"/>
+        </w:rPr>
+      </w:pPr>
+      <w:bookmarkStart w:id="67" w:name="_Toc238465015"/>
+      <w:r>
+        <w:rPr>
+          <w:lang w:val="es-BO"/>
+        </w:rPr>
+        <w:t>Procedimientos</w:t>
+      </w:r>
+      <w:bookmarkEnd w:id="67"/>
+    </w:p>
+    <w:p>
+      <w:pPr>
+        <w:pStyle w:val="Ttulo2"/>
+        <w:rPr>
+          <w:lang w:val="es-BO"/>
+        </w:rPr>
+      </w:pPr>
+      <w:bookmarkStart w:id="68" w:name="_Toc238465016"/>
+      <w:r>
+        <w:rPr>
+          <w:lang w:val="es-BO"/>
+        </w:rPr>
+        <w:t>Técnicas de análisis de datos</w:t>
+      </w:r>
+      <w:bookmarkEnd w:id="68"/>
+    </w:p>
+    <w:p>
+      <w:pPr>
+        <w:pStyle w:val="Ttulo2"/>
+        <w:rPr>
+          <w:lang w:val="es-BO"/>
+        </w:rPr>
+      </w:pPr>
+      <w:bookmarkStart w:id="69" w:name="_Toc238465017"/>
+      <w:r>
+        <w:rPr>
+          <w:lang w:val="es-BO"/>
+        </w:rPr>
+        <w:t>Validación y confiabilidad (si corresponde)</w:t>
+      </w:r>
+      <w:bookmarkEnd w:id="69"/>
+    </w:p>
+    <w:p>
+      <w:pPr>
+        <w:rPr>
+          <w:lang w:val="es-BO"/>
+        </w:rPr>
+      </w:pPr>
+      <w:r>
+        <w:rPr>
+          <w:lang w:val="es-BO"/>
+        </w:rPr>
+        <w:br w:type="page"/>
+      </w:r>
+    </w:p>
+    <w:p>
+      <w:pPr>
+        <w:pStyle w:val="Titulo0"/>
+      </w:pPr>
+      <w:bookmarkStart w:id="70" w:name="_Toc238465018"/>
+      <w:r>
+        <w:lastRenderedPageBreak/>
+        <w:t>CAPÍTULO IV</w:t>
+      </w:r>
+      <w:bookmarkEnd w:id="70"/>
+    </w:p>
+    <w:p>
+      <w:pPr>
+        <w:pStyle w:val="Ttulo1"/>
+        <w:rPr>
+          <w:lang w:val="es-BO"/>
+        </w:rPr>
+      </w:pPr>
+      <w:bookmarkStart w:id="71" w:name="_Toc238465019"/>
+      <w:r>
+        <w:rPr>
+          <w:lang w:val="es-BO"/>
+        </w:rPr>
+        <w:t>RESULTADOS Y VALIDACIÓN</w:t>
+      </w:r>
+      <w:bookmarkEnd w:id="71"/>
+    </w:p>
+    <w:p>
+      <w:pPr>
+        <w:pStyle w:val="Ttulo2"/>
+        <w:rPr>
+          <w:lang w:val="es-BO"/>
+        </w:rPr>
+      </w:pPr>
+      <w:bookmarkStart w:id="72" w:name="_Toc238465020"/>
+      <w:r>
+        <w:rPr>
+          <w:lang w:val="es-BO"/>
+        </w:rPr>
+        <w:t>Presentación de resultados</w:t>
+      </w:r>
+      <w:bookmarkEnd w:id="72"/>
+    </w:p>
+    <w:p>
+      <w:pPr>
+        <w:pStyle w:val="Ttulo2"/>
+        <w:rPr>
+          <w:lang w:val="es-BO"/>
+        </w:rPr>
+      </w:pPr>
+      <w:bookmarkStart w:id="73" w:name="_Toc238465021"/>
+      <w:r>
+        <w:rPr>
+          <w:lang w:val="es-BO"/>
+        </w:rPr>
+        <w:t>Desarrollo de la propuesta de la tesis</w:t>
+      </w:r>
+      <w:bookmarkEnd w:id="73"/>
+    </w:p>
+    <w:p>
+      <w:pPr>
+        <w:pStyle w:val="Ttulo2"/>
+        <w:rPr>
+          <w:lang w:val="es-BO"/>
+        </w:rPr>
+      </w:pPr>
+      <w:bookmarkStart w:id="74" w:name="_Toc238465022"/>
+      <w:r>
+        <w:rPr>
+          <w:lang w:val="es-BO"/>
+        </w:rPr>
+        <w:t>Desarrollo del prototipo si corresponde</w:t>
+      </w:r>
+      <w:bookmarkEnd w:id="74"/>
+    </w:p>
+    <w:p>
+      <w:pPr>
+        <w:pStyle w:val="Ttulo2"/>
+        <w:rPr>
+          <w:lang w:val="es-BO"/>
+        </w:rPr>
+      </w:pPr>
+      <w:bookmarkStart w:id="75" w:name="_Toc238465023"/>
+      <w:r>
+        <w:rPr>
+          <w:lang w:val="es-BO"/>
+        </w:rPr>
+        <w:t>Análisis e interpretación</w:t>
+      </w:r>
+      <w:bookmarkEnd w:id="75"/>
+    </w:p>
+    <w:p>
+      <w:pPr>
+        <w:pStyle w:val="Ttulo2"/>
+        <w:rPr>
+          <w:lang w:val="es-BO"/>
+        </w:rPr>
+      </w:pPr>
+      <w:bookmarkStart w:id="76" w:name="_Toc238465024"/>
+      <w:r>
+        <w:rPr>
+          <w:lang w:val="es-BO"/>
+        </w:rPr>
+        <w:t>Validación de la propuesta / hipótesis</w:t>
+      </w:r>
+      <w:bookmarkEnd w:id="76"/>
+    </w:p>
+    <w:p>
+      <w:pPr>
+        <w:pStyle w:val="Ttulo2"/>
+        <w:rPr>
+          <w:lang w:val="es-BO"/>
+        </w:rPr>
+      </w:pPr>
+      <w:bookmarkStart w:id="77" w:name="_Toc238465025"/>
+      <w:r>
+        <w:rPr>
+          <w:lang w:val="es-BO"/>
+        </w:rPr>
+        <w:t>Discusión de resultados</w:t>
+      </w:r>
+      <w:bookmarkEnd w:id="77"/>
+    </w:p>
+    <w:p>
+      <w:pPr>
+        <w:rPr>
+          <w:lang w:val="es-BO"/>
+        </w:rPr>
+      </w:pPr>
+      <w:r>
+        <w:rPr>
+          <w:lang w:val="es-BO"/>
+        </w:rPr>
+        <w:br w:type="page"/>
+      </w:r>
+    </w:p>
+    <w:p>
+      <w:pPr>
+        <w:pStyle w:val="Titulo0"/>
+      </w:pPr>
+      <w:bookmarkStart w:id="78" w:name="_Toc238465026"/>
+      <w:r>
+        <w:lastRenderedPageBreak/>
+        <w:t>CAPÍTULO V</w:t>
+      </w:r>
+      <w:bookmarkEnd w:id="78"/>
+    </w:p>
+    <w:p>
+      <w:pPr>
+        <w:pStyle w:val="Ttulo1"/>
+        <w:rPr>
+          <w:lang w:val="es-BO"/>
+        </w:rPr>
+      </w:pPr>
+      <w:r>
+        <w:rPr>
+          <w:lang w:val="es-BO"/>
+        </w:rPr>
+        <w:t xml:space="preserve"> </w:t>
+      </w:r>
+      <w:bookmarkStart w:id="79" w:name="_Toc238465027"/>
+      <w:r>
+        <w:rPr>
+          <w:lang w:val="es-BO"/>
+        </w:rPr>
+        <w:t>CONCLUSIONES Y RECOMENDACIONES</w:t>
+      </w:r>
+      <w:bookmarkEnd w:id="79"/>
+    </w:p>
+    <w:p>
+      <w:pPr>
+        <w:pStyle w:val="Ttulo2"/>
+        <w:rPr>
+          <w:lang w:val="es-BO"/>
+        </w:rPr>
+      </w:pPr>
+      <w:bookmarkStart w:id="80" w:name="_Toc238465028"/>
+      <w:r>
+        <w:rPr>
+          <w:lang w:val="es-BO"/>
+        </w:rPr>
+        <w:t>Conclusiones</w:t>
+      </w:r>
+      <w:bookmarkEnd w:id="80"/>
+    </w:p>
+    <w:p>
+      <w:pPr>
+        <w:pStyle w:val="Ttulo2"/>
+        <w:rPr>
+          <w:lang w:val="es-BO"/>
+        </w:rPr>
+      </w:pPr>
+      <w:bookmarkStart w:id="81" w:name="_Toc238465029"/>
+      <w:r>
+        <w:rPr>
+          <w:lang w:val="es-BO"/>
+        </w:rPr>
+        <w:t>Recomendaciones</w:t>
+      </w:r>
+      <w:bookmarkEnd w:id="81"/>
+    </w:p>
+    <w:p>
+      <w:pPr>
+        <w:rPr>
+          <w:lang w:val="es-BO"/>
+        </w:rPr>
+      </w:pPr>
+      <w:r>
+        <w:rPr>
+          <w:lang w:val="es-BO"/>
+        </w:rPr>
+        <w:br w:type="page"/>
+      </w:r>
+    </w:p>
+    <w:p>
+      <w:pPr>
+        <w:pStyle w:val="Titulo0"/>
+      </w:pPr>
+      <w:bookmarkStart w:id="82" w:name="_Toc238465030"/>
+      <w:r>
+        <w:lastRenderedPageBreak/>
+        <w:t>REFERENCIAS BIBLIOGRÁFICAS</w:t>
+      </w:r>
+      <w:bookmarkEnd w:id="82"/>
+    </w:p>
+    <w:p>
+      <w:pPr>
+        <w:pStyle w:val="APA7MA"/>
+        <w:rPr>
+          <w:color w:val="0000FF"/>
+          <w:u w:val="single"/>
+          <w:lang w:val="en-US"/>
+        </w:rPr>
+      </w:pPr>
+      <w:r>
+        <w:rPr>
+          <w:lang w:val="en-US"/>
+        </w:rPr>
+        <w:t xml:space="preserve">Gaikwad, S., </w:t>
+      </w:r>
+      <w:proofErr w:type="spellStart"/>
+      <w:r>
+        <w:rPr>
+          <w:lang w:val="en-US"/>
+        </w:rPr>
+        <w:t>Bhatlawande</w:t>
+      </w:r>
+      <w:proofErr w:type="spellEnd"/>
+      <w:r>
+        <w:rPr>
+          <w:lang w:val="en-US"/>
+        </w:rPr>
+        <w:t xml:space="preserve">, S., </w:t>
+      </w:r>
+      <w:proofErr w:type="spellStart"/>
+      <w:r>
+        <w:rPr>
+          <w:lang w:val="en-US"/>
+        </w:rPr>
+        <w:t>Dusane</w:t>
+      </w:r>
+      <w:proofErr w:type="spellEnd"/>
+      <w:r>
+        <w:rPr>
+          <w:lang w:val="en-US"/>
+        </w:rPr>
+        <w:t xml:space="preserve">, A., Bobby, D., </w:t>
+      </w:r>
+      <w:proofErr w:type="spellStart"/>
+      <w:r>
+        <w:rPr>
+          <w:lang w:val="en-US"/>
+        </w:rPr>
+        <w:t>Durole</w:t>
+      </w:r>
+      <w:proofErr w:type="spellEnd"/>
+      <w:r>
+        <w:rPr>
+          <w:lang w:val="en-US"/>
+        </w:rPr>
+        <w:t xml:space="preserve">, K., &amp; </w:t>
+      </w:r>
+      <w:proofErr w:type="spellStart"/>
+      <w:r>
+        <w:rPr>
+          <w:lang w:val="en-US"/>
+        </w:rPr>
+        <w:t>Shilaskar</w:t>
+      </w:r>
+      <w:proofErr w:type="spellEnd"/>
+      <w:r>
+        <w:rPr>
+          <w:lang w:val="en-US"/>
+        </w:rPr>
+        <w:t xml:space="preserve">, S. (2023). Vision-based posture detection for rehabilitation program. </w:t>
+      </w:r>
+      <w:proofErr w:type="spellStart"/>
+      <w:r>
+        <w:rPr>
+          <w:lang w:val="en-US"/>
+        </w:rPr>
+        <w:t>En</w:t>
+      </w:r>
+      <w:proofErr w:type="spellEnd"/>
+      <w:r>
+        <w:rPr>
+          <w:lang w:val="en-US"/>
+        </w:rPr>
+        <w:t xml:space="preserve"> B. Raj et al. </w:t>
+      </w:r>
+      <w:r>
+        <w:rPr>
+          <w:lang w:val="en-US"/>
+        </w:rPr>
+        <w:t xml:space="preserve">(Eds.), </w:t>
+      </w:r>
+      <w:r>
+        <w:rPr>
+          <w:i/>
+          <w:iCs/>
+          <w:lang w:val="en-US"/>
+        </w:rPr>
+        <w:t>ICETE 2023</w:t>
+      </w:r>
+      <w:r>
+        <w:rPr>
+          <w:lang w:val="en-US"/>
+        </w:rPr>
+        <w:t xml:space="preserve">, AER 223 (pp. 473-483). Atlantis Press. </w:t>
+      </w:r>
+      <w:hyperlink r:id="rId12" w:tgtFrame="_blank" w:history="1">
+        <w:r>
+          <w:rPr>
+            <w:color w:val="0000FF"/>
+            <w:u w:val="single"/>
+            <w:lang w:val="en-US"/>
+          </w:rPr>
+          <w:t>https://doi.org/10.2991/978-94-6463-252-1_50</w:t>
+        </w:r>
+      </w:hyperlink>
+    </w:p>
+    <w:p>
+      <w:pPr>
+        <w:pStyle w:val="APA7MA"/>
+        <w:rPr>
+          <w:lang w:val="es-ES"/>
+        </w:rPr>
+      </w:pPr>
+      <w:r>
+        <w:t xml:space="preserve">Hernández </w:t>
+      </w:r>
+      <w:proofErr w:type="spellStart"/>
+      <w:r>
+        <w:t>Sampieri</w:t>
+      </w:r>
+      <w:proofErr w:type="spellEnd"/>
+      <w:r>
+        <w:t xml:space="preserve">, R., Fernández Collado, C., &amp; </w:t>
+      </w:r>
+      <w:r>
+        <w:t>Baptista Lucio, M. del P</w:t>
+      </w:r>
+      <w:r>
+        <w:t xml:space="preserve">. </w:t>
+      </w:r>
+      <w:r>
+        <w:rPr>
+          <w:i/>
+          <w:iCs/>
+        </w:rPr>
+        <w:t>Metodología de la investigación</w:t>
+      </w:r>
+      <w:r>
+        <w:t xml:space="preserve"> (6.ª ed.). </w:t>
+      </w:r>
+      <w:r>
+        <w:rPr>
+          <w:rStyle w:val="citation-143"/>
+        </w:rPr>
+        <w:t xml:space="preserve">McGraw-Hill </w:t>
+      </w:r>
+      <w:proofErr w:type="gramStart"/>
+      <w:r>
+        <w:rPr>
+          <w:rStyle w:val="citation-143"/>
+        </w:rPr>
+        <w:t>Interamericana.</w:t>
+      </w:r>
+      <w:r>
+        <w:t>.</w:t>
+      </w:r>
+      <w:proofErr w:type="gramEnd"/>
+    </w:p>
+    <w:p>
+      <w:pPr>
+        <w:pStyle w:val="APA7MA"/>
+        <w:rPr>
+          <w:lang w:val="en-US"/>
+        </w:rPr>
+      </w:pPr>
+      <w:proofErr w:type="spellStart"/>
+      <w:r>
+        <w:rPr>
+          <w:lang w:val="es-ES"/>
+        </w:rPr>
+        <w:t>Kosaraju</w:t>
+      </w:r>
+      <w:proofErr w:type="spellEnd"/>
+      <w:r>
+        <w:rPr>
+          <w:lang w:val="es-ES"/>
+        </w:rPr>
+        <w:t xml:space="preserve">, D. (2025). </w:t>
+      </w:r>
+      <w:r>
+        <w:rPr>
+          <w:lang w:val="en-US"/>
+        </w:rPr>
+        <w:t xml:space="preserve">Computer vision for posture and gait analysis in physical therapy: Enhancing motion assessment using deep learning. </w:t>
+      </w:r>
+      <w:r>
+        <w:rPr>
+          <w:i/>
+          <w:iCs/>
+          <w:lang w:val="en-US"/>
+        </w:rPr>
+        <w:t>International Journal of Artificial Intelligence in Medicine (IJAIMED)</w:t>
+      </w:r>
+      <w:r>
+        <w:rPr>
+          <w:lang w:val="en-US"/>
+        </w:rPr>
+        <w:t xml:space="preserve">, </w:t>
+      </w:r>
+      <w:r>
+        <w:rPr>
+          <w:i/>
+          <w:iCs/>
+          <w:lang w:val="en-US"/>
+        </w:rPr>
+        <w:t>3</w:t>
+      </w:r>
+      <w:r>
+        <w:rPr>
+          <w:lang w:val="en-US"/>
+        </w:rPr>
+        <w:t xml:space="preserve">(1), 33-42. </w:t>
+      </w:r>
+      <w:hyperlink r:id="rId13" w:tgtFrame="_blank" w:history="1">
+        <w:r>
+          <w:rPr>
+            <w:rStyle w:val="Hipervnculo"/>
+            <w:lang w:val="en-US"/>
+          </w:rPr>
+          <w:t>https://doi.org/10.34218/IJAIMED_03_01_003</w:t>
+        </w:r>
+      </w:hyperlink>
+    </w:p>
+    <w:p>
+      <w:pPr>
+        <w:pStyle w:val="APA7MA"/>
+      </w:pPr>
+      <w:r>
+        <w:rPr>
+          <w:lang w:val="es-ES"/>
+        </w:rPr>
+        <w:t xml:space="preserve">Organización Mundial de la Salud. (2022, marzo). </w:t>
+      </w:r>
+      <w:r>
+        <w:rPr>
+          <w:i/>
+          <w:iCs/>
+          <w:lang w:val="es-ES"/>
+        </w:rPr>
+        <w:t>Preguntas y respuestas sobre los trastornos del espectro autista (TEA)</w:t>
+      </w:r>
+      <w:r>
+        <w:rPr>
+          <w:lang w:val="es-ES"/>
+        </w:rPr>
+        <w:t xml:space="preserve">. </w:t>
+      </w:r>
+      <w:hyperlink r:id="rId14" w:tgtFrame="_blank" w:history="1">
+        <w:r>
+          <w:rPr>
+            <w:rStyle w:val="Hipervnculo"/>
+          </w:rPr>
+          <w:t>https://www.who.int/es/news-room/questions-and-answers/item/autism-spectrum-disorders-(asd</w:t>
+        </w:r>
+      </w:hyperlink>
+    </w:p>
+    <w:p>
+      <w:pPr>
+        <w:pStyle w:val="APA7MA"/>
+        <w:rPr>
+          <w:lang w:val="en-US"/>
+        </w:rPr>
+      </w:pPr>
+      <w:r>
+        <w:t xml:space="preserve">Correa Cum, D. S., Zapa Cedeño, J. K., &amp; Novillo Luzuriaga, N. N. (2026). Intervenciones de </w:t>
+      </w:r>
+      <w:proofErr w:type="spellStart"/>
+      <w:r>
+        <w:t>telerehabilitación</w:t>
+      </w:r>
+      <w:proofErr w:type="spellEnd"/>
+      <w:r>
+        <w:t xml:space="preserve"> asistidas por inteligencia artificial en fisioterapia: Revisión sistemática. </w:t>
+      </w:r>
+      <w:proofErr w:type="spellStart"/>
+      <w:r>
+        <w:rPr>
+          <w:i/>
+          <w:iCs/>
+          <w:lang w:val="en-US"/>
+        </w:rPr>
+        <w:t>Ciencia</w:t>
+      </w:r>
+      <w:proofErr w:type="spellEnd"/>
+      <w:r>
+        <w:rPr>
+          <w:i/>
+          <w:iCs/>
+          <w:lang w:val="en-US"/>
+        </w:rPr>
+        <w:t xml:space="preserve"> y </w:t>
+      </w:r>
+      <w:proofErr w:type="spellStart"/>
+      <w:r>
+        <w:rPr>
+          <w:i/>
+          <w:iCs/>
+          <w:lang w:val="en-US"/>
+        </w:rPr>
+        <w:t>Educación</w:t>
+      </w:r>
+      <w:proofErr w:type="spellEnd"/>
+      <w:r>
+        <w:rPr>
+          <w:lang w:val="en-US"/>
+        </w:rPr>
+        <w:t xml:space="preserve">, </w:t>
+      </w:r>
+      <w:r>
+        <w:rPr>
+          <w:i/>
+          <w:iCs/>
+          <w:lang w:val="en-US"/>
+        </w:rPr>
+        <w:t>7</w:t>
+      </w:r>
+      <w:r>
+        <w:rPr>
+          <w:lang w:val="en-US"/>
+        </w:rPr>
+        <w:t xml:space="preserve">(4.1), 973–984. </w:t>
+      </w:r>
+      <w:hyperlink r:id="rId15" w:tgtFrame="_blank" w:history="1">
+        <w:r>
+          <w:rPr>
+            <w:rStyle w:val="Hipervnculo"/>
+            <w:lang w:val="en-US"/>
+          </w:rPr>
+          <w:t>https://doi.org/10.5281/zenodo.21182103</w:t>
+        </w:r>
+      </w:hyperlink>
+    </w:p>
+    <w:p>
+      <w:pPr>
+        <w:pStyle w:val="APA7MA"/>
+        <w:rPr>
+          <w:lang w:val="en-US"/>
+        </w:rPr>
+      </w:pPr>
+      <w:r>
+        <w:rPr>
+          <w:lang w:val="en-US"/>
+        </w:rPr>
+        <w:t xml:space="preserve">Ng, A. (2018). </w:t>
+      </w:r>
+      <w:r>
+        <w:rPr>
+          <w:i/>
+          <w:iCs/>
+          <w:lang w:val="en-US"/>
+        </w:rPr>
+        <w:t>AI is the new electricity</w:t>
+      </w:r>
+      <w:r>
+        <w:rPr>
+          <w:lang w:val="en-US"/>
+        </w:rPr>
+        <w:t>. Stanford University / Medium.</w:t>
+      </w:r>
+    </w:p>
+    <w:p>
+      <w:pPr>
+        <w:pStyle w:val="APA7MA"/>
+        <w:rPr>
+          <w:lang w:val="en-US"/>
+        </w:rPr>
+      </w:pPr>
+      <w:r>
+        <w:rPr>
+          <w:lang w:val="en-US"/>
+        </w:rPr>
+        <w:t xml:space="preserve">Russell, S. J., y </w:t>
+      </w:r>
+      <w:proofErr w:type="spellStart"/>
+      <w:r>
+        <w:rPr>
+          <w:lang w:val="en-US"/>
+        </w:rPr>
+        <w:t>Norvig</w:t>
+      </w:r>
+      <w:proofErr w:type="spellEnd"/>
+      <w:r>
+        <w:rPr>
+          <w:lang w:val="en-US"/>
+        </w:rPr>
+        <w:t xml:space="preserve">, P. (2020). </w:t>
+      </w:r>
+      <w:r>
+        <w:rPr>
+          <w:i/>
+          <w:iCs/>
+          <w:lang w:val="en-US"/>
+        </w:rPr>
+        <w:t>Artificial Intelligence: A Modern Approach</w:t>
+      </w:r>
+      <w:r>
+        <w:rPr>
+          <w:lang w:val="en-US"/>
+        </w:rPr>
+        <w:t xml:space="preserve"> (4.ª ed.). Pearson.</w:t>
+      </w:r>
+    </w:p>
+    <w:p>
+      <w:pPr>
+        <w:pStyle w:val="APA7MA"/>
+        <w:rPr>
+          <w:lang w:val="en-US"/>
+        </w:rPr>
+      </w:pPr>
+      <w:r>
+        <w:rPr>
+          <w:lang w:val="en-US"/>
+        </w:rPr>
+        <w:t xml:space="preserve">Forsyth, D., y Ponce, J. (2012). </w:t>
+      </w:r>
+      <w:r>
+        <w:rPr>
+          <w:i/>
+          <w:iCs/>
+          <w:lang w:val="en-US"/>
+        </w:rPr>
+        <w:t>Computer Vision: A Modern Approach</w:t>
+      </w:r>
+      <w:r>
+        <w:rPr>
+          <w:lang w:val="en-US"/>
+        </w:rPr>
+        <w:t xml:space="preserve"> (2.ª ed.). Pearson.</w:t>
+      </w:r>
+    </w:p>
+    <w:p>
+      <w:pPr>
+        <w:pStyle w:val="APA7MA"/>
+        <w:rPr>
+          <w:lang w:val="en-US"/>
+        </w:rPr>
+      </w:pPr>
+      <w:proofErr w:type="spellStart"/>
+      <w:r>
+        <w:rPr>
+          <w:lang w:val="en-US"/>
+        </w:rPr>
+        <w:t>Szeliski</w:t>
+      </w:r>
+      <w:proofErr w:type="spellEnd"/>
+      <w:r>
+        <w:rPr>
+          <w:lang w:val="en-US"/>
+        </w:rPr>
+        <w:t xml:space="preserve">, R. (2022). </w:t>
+      </w:r>
+      <w:r>
+        <w:rPr>
+          <w:i/>
+          <w:iCs/>
+          <w:lang w:val="en-US"/>
+        </w:rPr>
+        <w:t>Computer Vision: Algorithms and Applications</w:t>
+      </w:r>
+      <w:r>
+        <w:rPr>
+          <w:lang w:val="en-US"/>
+        </w:rPr>
+        <w:t xml:space="preserve"> (2.ª ed.). </w:t>
+      </w:r>
+      <w:r>
+        <w:rPr>
+          <w:lang w:val="en-US"/>
+        </w:rPr>
+        <w:t>Springer.</w:t>
+      </w:r>
+    </w:p>
+    <w:p>
+      <w:pPr>
+        <w:pStyle w:val="APA7MA"/>
+        <w:rPr>
+          <w:lang w:val="en-US"/>
+        </w:rPr>
+      </w:pPr>
+      <w:proofErr w:type="spellStart"/>
+      <w:r>
+        <w:rPr>
+          <w:lang w:val="en-US"/>
+        </w:rPr>
+        <w:lastRenderedPageBreak/>
+        <w:t>Goodfellow</w:t>
+      </w:r>
+      <w:proofErr w:type="spellEnd"/>
+      <w:r>
+        <w:rPr>
+          <w:lang w:val="en-US"/>
+        </w:rPr>
+        <w:t xml:space="preserve">, I., </w:t>
+      </w:r>
+      <w:proofErr w:type="spellStart"/>
+      <w:r>
+        <w:rPr>
+          <w:lang w:val="en-US"/>
+        </w:rPr>
+        <w:t>Bengio</w:t>
+      </w:r>
+      <w:proofErr w:type="spellEnd"/>
+      <w:r>
+        <w:rPr>
+          <w:lang w:val="en-US"/>
+        </w:rPr>
+        <w:t xml:space="preserve">, Y., y </w:t>
+      </w:r>
+      <w:proofErr w:type="spellStart"/>
+      <w:r>
+        <w:rPr>
+          <w:lang w:val="en-US"/>
+        </w:rPr>
+        <w:t>Courville</w:t>
+      </w:r>
+      <w:proofErr w:type="spellEnd"/>
+      <w:r>
+        <w:rPr>
+          <w:lang w:val="en-US"/>
+        </w:rPr>
+        <w:t xml:space="preserve">, A. (2016). </w:t>
+      </w:r>
+      <w:r>
+        <w:rPr>
+          <w:lang w:val="en-US"/>
+        </w:rPr>
+        <w:t>Deep Learning. MIT Press.</w:t>
+      </w:r>
+    </w:p>
+    <w:p>
+      <w:pPr>
+        <w:pStyle w:val="APA7MA"/>
+        <w:rPr>
+          <w:lang w:val="en-US"/>
+        </w:rPr>
+      </w:pPr>
+    </w:p>
+    <w:p>
+      <w:pPr>
+        <w:pStyle w:val="APA7MA"/>
+      </w:pPr>
+      <w:proofErr w:type="spellStart"/>
+      <w:r>
+        <w:rPr>
+          <w:lang w:val="en-US"/>
+        </w:rPr>
+        <w:t>Rosebrock</w:t>
+      </w:r>
+      <w:proofErr w:type="spellEnd"/>
+      <w:r>
+        <w:rPr>
+          <w:lang w:val="en-US"/>
+        </w:rPr>
+        <w:t xml:space="preserve">, A. (2017). Deep Learning for Computer Vision with Python. </w:t>
+      </w:r>
+      <w:proofErr w:type="spellStart"/>
+      <w:r>
+        <w:t>PyImageSearch</w:t>
+      </w:r>
+      <w:proofErr w:type="spellEnd"/>
+      <w:r>
+        <w:t>.</w:t>
+      </w:r>
+    </w:p>
+    <w:p>
+      <w:pPr>
+        <w:pStyle w:val="APA7MA"/>
+      </w:pPr>
+      <w:r>
+        <w:t>Organización Mundial de la Salud. (2020). Directrices de la OMS sobre actividad física y sedentarismo. Organización Mundial de la Salud.</w:t>
+      </w:r>
+    </w:p>
+    <w:p>
+      <w:pPr>
+        <w:pStyle w:val="APA7MA"/>
+        <w:rPr>
+          <w:lang w:val="en-US"/>
+        </w:rPr>
+      </w:pPr>
+      <w:proofErr w:type="spellStart"/>
+      <w:r>
+        <w:rPr>
+          <w:lang w:val="es-ES"/>
+        </w:rPr>
+        <w:t>Shumway</w:t>
+      </w:r>
+      <w:proofErr w:type="spellEnd"/>
+      <w:r>
+        <w:rPr>
+          <w:lang w:val="es-ES"/>
+        </w:rPr>
+        <w:t xml:space="preserve">-Cook, A., y </w:t>
+      </w:r>
+      <w:proofErr w:type="spellStart"/>
+      <w:r>
+        <w:rPr>
+          <w:lang w:val="es-ES"/>
+        </w:rPr>
+        <w:t>Woollacott</w:t>
+      </w:r>
+      <w:proofErr w:type="spellEnd"/>
+      <w:r>
+        <w:rPr>
+          <w:lang w:val="es-ES"/>
+        </w:rPr>
+        <w:t xml:space="preserve">, M. H. (2017). </w:t>
+      </w:r>
+      <w:r>
+        <w:rPr>
+          <w:lang w:val="en-US"/>
+        </w:rPr>
+        <w:t xml:space="preserve">Motor Control: Translating Research into Clinical Practice (5.ª ed.). </w:t>
+      </w:r>
+      <w:r>
+        <w:rPr>
+          <w:lang w:val="en-US"/>
+        </w:rPr>
+        <w:t>Wolters Kluwer.</w:t>
+      </w:r>
+    </w:p>
+    <w:p>
+      <w:pPr>
+        <w:pStyle w:val="APA7MA"/>
+        <w:rPr>
+          <w:lang w:val="en-US"/>
+        </w:rPr>
+      </w:pPr>
+      <w:r>
+        <w:rPr>
+          <w:lang w:val="en-US"/>
+        </w:rPr>
+        <w:t xml:space="preserve">Levy, B. R. (2022). Breaking the age code: How your beliefs about aging determine how long &amp; how well you live. William Morrow.  </w:t>
+      </w:r>
+    </w:p>
+    <w:p>
+      <w:pPr>
+        <w:pStyle w:val="APA7MA"/>
+      </w:pPr>
+      <w:r>
+        <w:rPr>
+          <w:lang w:val="en-US"/>
+        </w:rPr>
+        <w:t xml:space="preserve">Lord, S. R., Sherrington, C., </w:t>
+      </w:r>
+      <w:proofErr w:type="spellStart"/>
+      <w:r>
+        <w:rPr>
+          <w:lang w:val="en-US"/>
+        </w:rPr>
+        <w:t>Menz</w:t>
+      </w:r>
+      <w:proofErr w:type="spellEnd"/>
+      <w:r>
+        <w:rPr>
+          <w:lang w:val="en-US"/>
+        </w:rPr>
+        <w:t xml:space="preserve">, H. B., y Close, J. C. (2021). Falls in older people: Risk factors, strategies for prevention and implementation (3.ª ed.). </w:t>
+      </w:r>
+      <w:r>
+        <w:t xml:space="preserve">Cambridge </w:t>
+      </w:r>
+      <w:proofErr w:type="spellStart"/>
+      <w:r>
+        <w:t>University</w:t>
+      </w:r>
+      <w:proofErr w:type="spellEnd"/>
+      <w:r>
+        <w:t xml:space="preserve"> </w:t>
+      </w:r>
+      <w:proofErr w:type="spellStart"/>
+      <w:r>
+        <w:t>Press</w:t>
+      </w:r>
+      <w:proofErr w:type="spellEnd"/>
+      <w:r>
+        <w:t xml:space="preserve">.  </w:t>
+      </w:r>
+    </w:p>
+    <w:p>
+      <w:pPr>
+        <w:pStyle w:val="APA7MA"/>
+      </w:pPr>
+      <w:r>
+        <w:t xml:space="preserve">Jiménez, W., Cortez, J., Peñaranda, D., y Villalpando, M. (2024). </w:t>
+      </w:r>
+      <w:r>
+        <w:rPr>
+          <w:rStyle w:val="citation-86"/>
+          <w:i/>
+          <w:iCs/>
+        </w:rPr>
+        <w:t>Envejecimiento en Bolivia: Situación, Tendencias y Desafíos para la protección y cuidado de personas mayores</w:t>
+      </w:r>
+      <w:r>
+        <w:rPr>
+          <w:rStyle w:val="citation-86"/>
+        </w:rPr>
+        <w:t>.</w:t>
+      </w:r>
+      <w:r>
+        <w:t xml:space="preserve"> </w:t>
+      </w:r>
+      <w:r>
+        <w:rPr>
+          <w:rStyle w:val="citation-85"/>
+        </w:rPr>
+        <w:t>Fundación ARU / UNFPA.</w:t>
+      </w:r>
+    </w:p>
+    <w:p>
+      <w:pPr>
+        <w:pStyle w:val="APA7MA"/>
+      </w:pPr>
+    </w:p>
+    <w:p>
+      <w:pPr>
+        <w:pStyle w:val="APA7MA"/>
+      </w:pPr>
+    </w:p>
+    <w:p>
+      <w:pPr>
+        <w:rPr>
+          <w:lang w:val="es-BO"/>
+        </w:rPr>
+      </w:pPr>
+      <w:r>
+        <w:rPr>
+          <w:lang w:val="es-BO"/>
+        </w:rPr>
+        <w:br w:type="page"/>
+      </w:r>
+    </w:p>
+    <w:p>
+      <w:pPr>
+        <w:pStyle w:val="Titulo0"/>
+      </w:pPr>
+      <w:bookmarkStart w:id="83" w:name="_Toc238465031"/>
+      <w:r>
+        <w:lastRenderedPageBreak/>
+        <w:t>ANEXOS</w:t>
+      </w:r>
+      <w:bookmarkEnd w:id="83"/>
+    </w:p>
+    <w:p>
+      <w:pPr>
+        <w:pStyle w:val="APA7MA"/>
+        <w:numPr>
+          <w:ilvl w:val="0"/>
+          <w:numId w:val="6"/>
+        </w:numPr>
+        <w:rPr>
+          <w:rFonts w:cs="Arial"/>
+        </w:rPr>
+      </w:pPr>
+      <w:r>
+        <w:rPr>
+          <w:rFonts w:cs="Arial"/>
+        </w:rPr>
+        <w:t>Anexos del trabajo de tesis</w:t>
+      </w:r>
+    </w:p>
+    <w:p>
+      <w:pPr>
+        <w:pStyle w:val="APA7MA"/>
+        <w:numPr>
+          <w:ilvl w:val="0"/>
+          <w:numId w:val="6"/>
+        </w:numPr>
+        <w:rPr>
+          <w:rFonts w:cs="Arial"/>
+        </w:rPr>
+      </w:pPr>
+      <w:r>
+        <w:rPr>
+          <w:rFonts w:cs="Arial"/>
+        </w:rPr>
+        <w:t>Aval de aceptación del tutor metodológico</w:t>
+      </w:r>
+    </w:p>
+    <w:p>
+      <w:pPr>
+        <w:pStyle w:val="APA7MA"/>
+        <w:numPr>
+          <w:ilvl w:val="0"/>
+          <w:numId w:val="6"/>
+        </w:numPr>
+        <w:rPr>
+          <w:rFonts w:cs="Arial"/>
+        </w:rPr>
+      </w:pPr>
+      <w:r>
+        <w:rPr>
+          <w:rFonts w:cs="Arial"/>
+        </w:rPr>
+        <w:t>Aval de aceptación del tutor</w:t>
+      </w:r>
+    </w:p>
+    <w:p>
+      <w:pPr>
+        <w:pStyle w:val="APA7MA"/>
+        <w:numPr>
+          <w:ilvl w:val="0"/>
+          <w:numId w:val="6"/>
+        </w:numPr>
+        <w:rPr>
+          <w:rFonts w:cs="Arial"/>
+        </w:rPr>
+      </w:pPr>
+      <w:r>
+        <w:rPr>
+          <w:rFonts w:cs="Arial"/>
+        </w:rPr>
+        <w:t>Acta pre-defensa de los docentes tribunales evaluadores</w:t>
+      </w:r>
+    </w:p>
+    <w:p>
+      <w:pPr>
+        <w:pStyle w:val="APA7MA"/>
+        <w:ind w:firstLine="0"/>
+        <w:rPr>
+          <w:rFonts w:cs="Arial"/>
+        </w:rPr>
+      </w:pPr>
       <w:r>
         <w:rPr>
           <w:rFonts w:cs="Arial"/>
           <w:noProof/>
-          <w:lang w:eastAsia="es-ES"/>
+          <w:lang w:val="es-ES" w:eastAsia="es-ES"/>
         </w:rPr>
         <w:drawing>
-          <wp:inline distT="0" distB="0" distL="0" distR="0" wp14:anchorId="370B8F54" wp14:editId="51864DA0">
-            <wp:extent cx="5774055" cy="2948899"/>
+          <wp:inline distT="0" distB="0" distL="0" distR="0" wp14:anchorId="593F18CE" wp14:editId="64A77DEF">
+            <wp:extent cx="5774055" cy="2948305"/>
             <wp:effectExtent l="0" t="0" r="0" b="4445"/>
             <wp:docPr id="1" name="Imagen 1"/>
             <wp:cNvGraphicFramePr>
@@ -12810,7 +15406,7 @@
                     <pic:cNvPicPr/>
                   </pic:nvPicPr>
                   <pic:blipFill>
-                    <a:blip r:embed="rId12"/>
+                    <a:blip r:embed="rId16"/>
                     <a:stretch>
                       <a:fillRect/>
                     </a:stretch>
@@ -12818,7 +15414,7 @@
                   <pic:spPr>
                     <a:xfrm>
                       <a:off x="0" y="0"/>
-                      <a:ext cx="5774055" cy="2948899"/>
+                      <a:ext cx="5774055" cy="2948305"/>
                     </a:xfrm>
                     <a:prstGeom prst="rect">
                       <a:avLst/>
@@ -12833,1163 +15429,30 @@
     </w:p>
     <w:p>
       <w:pPr>
-        <w:rPr>
-          <w:rFonts w:eastAsiaTheme="majorEastAsia" w:cstheme="majorBidi"/>
-          <w:b/>
-          <w:color w:val="000000" w:themeColor="text1"/>
-          <w:szCs w:val="26"/>
+        <w:spacing w:line="360" w:lineRule="auto"/>
+        <w:jc w:val="both"/>
+        <w:rPr>
+          <w:rFonts w:cs="Arial"/>
           <w:lang w:val="es-ES"/>
         </w:rPr>
       </w:pPr>
       <w:r>
         <w:rPr>
+          <w:rFonts w:cs="Arial"/>
           <w:lang w:val="es-ES"/>
         </w:rPr>
-        <w:br w:type="page"/>
-      </w:r>
-    </w:p>
-    <w:p>
-      <w:pPr>
-        <w:pStyle w:val="Titulo0"/>
-      </w:pPr>
-      <w:bookmarkStart w:id="44" w:name="_Toc238195255"/>
-      <w:r>
-        <w:lastRenderedPageBreak/>
-        <w:t>CAPÍTULO III</w:t>
-      </w:r>
-      <w:bookmarkEnd w:id="44"/>
-    </w:p>
-    <w:p>
-      <w:pPr>
-        <w:pStyle w:val="Ttulo1"/>
-        <w:rPr>
-          <w:lang w:val="es-BO"/>
-        </w:rPr>
-      </w:pPr>
-      <w:bookmarkStart w:id="45" w:name="_Toc238195256"/>
-      <w:r>
-        <w:rPr>
-          <w:lang w:val="es-BO"/>
-        </w:rPr>
-        <w:t>DISEÑO METODOLÓGICO</w:t>
-      </w:r>
-      <w:bookmarkEnd w:id="45"/>
-    </w:p>
-    <w:p>
-      <w:pPr>
-        <w:pStyle w:val="Ttulo2"/>
-        <w:rPr>
-          <w:lang w:val="es-BO"/>
-        </w:rPr>
-      </w:pPr>
-      <w:bookmarkStart w:id="46" w:name="_Toc238195257"/>
-      <w:r>
-        <w:rPr>
-          <w:lang w:val="es-BO"/>
-        </w:rPr>
-        <w:t>Tipo y enfoque de investigación</w:t>
-      </w:r>
-      <w:bookmarkEnd w:id="46"/>
-    </w:p>
-    <w:p>
-      <w:pPr>
-        <w:pStyle w:val="Ttulo2"/>
-        <w:rPr>
-          <w:lang w:val="es-BO"/>
-        </w:rPr>
-      </w:pPr>
-      <w:bookmarkStart w:id="47" w:name="_Toc238195258"/>
-      <w:r>
-        <w:rPr>
-          <w:lang w:val="es-BO"/>
-        </w:rPr>
-        <w:t>Diseño de la investigación</w:t>
-      </w:r>
-      <w:bookmarkEnd w:id="47"/>
-    </w:p>
-    <w:p>
-      <w:pPr>
-        <w:pStyle w:val="Ttulo2"/>
-        <w:rPr>
-          <w:lang w:val="es-BO"/>
-        </w:rPr>
-      </w:pPr>
-      <w:bookmarkStart w:id="48" w:name="_Toc238195259"/>
-      <w:r>
-        <w:rPr>
-          <w:lang w:val="es-BO"/>
-        </w:rPr>
-        <w:t>Población y muestra</w:t>
-      </w:r>
-      <w:bookmarkEnd w:id="48"/>
-    </w:p>
-    <w:p>
-      <w:pPr>
-        <w:pStyle w:val="Ttulo2"/>
-        <w:rPr>
-          <w:lang w:val="es-BO"/>
-        </w:rPr>
-      </w:pPr>
-      <w:bookmarkStart w:id="49" w:name="_Toc238195260"/>
-      <w:r>
-        <w:rPr>
-          <w:lang w:val="es-BO"/>
-        </w:rPr>
-        <w:t>Técnicas e instrumentos de recolección de datos</w:t>
-      </w:r>
-      <w:bookmarkEnd w:id="49"/>
-    </w:p>
-    <w:p>
-      <w:pPr>
-        <w:pStyle w:val="Ttulo2"/>
-        <w:rPr>
-          <w:lang w:val="es-BO"/>
-        </w:rPr>
-      </w:pPr>
-      <w:bookmarkStart w:id="50" w:name="_Toc238195261"/>
-      <w:r>
-        <w:rPr>
-          <w:lang w:val="es-BO"/>
-        </w:rPr>
-        <w:t>Procedimientos</w:t>
-      </w:r>
-      <w:bookmarkEnd w:id="50"/>
-    </w:p>
-    <w:p>
-      <w:pPr>
-        <w:pStyle w:val="Ttulo2"/>
-        <w:rPr>
-          <w:lang w:val="es-BO"/>
-        </w:rPr>
-      </w:pPr>
-      <w:bookmarkStart w:id="51" w:name="_Toc238195262"/>
-      <w:r>
-        <w:rPr>
-          <w:lang w:val="es-BO"/>
-        </w:rPr>
-        <w:t>Técnicas de análisis de datos</w:t>
-      </w:r>
-      <w:bookmarkEnd w:id="51"/>
-    </w:p>
-    <w:p>
-      <w:pPr>
-        <w:pStyle w:val="Ttulo2"/>
-        <w:rPr>
-          <w:lang w:val="es-BO"/>
-        </w:rPr>
-      </w:pPr>
-      <w:bookmarkStart w:id="52" w:name="_Toc238195263"/>
-      <w:r>
-        <w:rPr>
-          <w:lang w:val="es-BO"/>
-        </w:rPr>
-        <w:t>Validación y confiabilidad (si corresponde)</w:t>
-      </w:r>
-      <w:bookmarkEnd w:id="52"/>
-    </w:p>
-    <w:p>
-      <w:pPr>
-        <w:rPr>
-          <w:lang w:val="es-BO"/>
-        </w:rPr>
-      </w:pPr>
-      <w:r>
-        <w:rPr>
-          <w:lang w:val="es-BO"/>
-        </w:rPr>
-        <w:br w:type="page"/>
-      </w:r>
-    </w:p>
-    <w:p>
-      <w:pPr>
-        <w:pStyle w:val="Titulo0"/>
-      </w:pPr>
-      <w:bookmarkStart w:id="53" w:name="_Toc238195264"/>
-      <w:r>
-        <w:lastRenderedPageBreak/>
-        <w:t>CAPÍTULO IV</w:t>
-      </w:r>
-      <w:bookmarkEnd w:id="53"/>
-    </w:p>
-    <w:p>
-      <w:pPr>
-        <w:pStyle w:val="Ttulo1"/>
-        <w:rPr>
-          <w:lang w:val="es-BO"/>
-        </w:rPr>
-      </w:pPr>
-      <w:bookmarkStart w:id="54" w:name="_Toc238195265"/>
-      <w:r>
-        <w:rPr>
-          <w:lang w:val="es-BO"/>
-        </w:rPr>
-        <w:t>RESULTADOS Y VALIDACIÓN</w:t>
-      </w:r>
-      <w:bookmarkEnd w:id="54"/>
-    </w:p>
-    <w:p>
-      <w:pPr>
-        <w:pStyle w:val="Ttulo2"/>
-        <w:rPr>
-          <w:lang w:val="es-BO"/>
-        </w:rPr>
-      </w:pPr>
-      <w:bookmarkStart w:id="55" w:name="_Toc238195266"/>
-      <w:r>
-        <w:rPr>
-          <w:lang w:val="es-BO"/>
-        </w:rPr>
-        <w:t>Presentación de resultados</w:t>
-      </w:r>
-      <w:bookmarkEnd w:id="55"/>
-    </w:p>
-    <w:p>
-      <w:pPr>
-        <w:pStyle w:val="Ttulo2"/>
-        <w:rPr>
-          <w:lang w:val="es-BO"/>
-        </w:rPr>
-      </w:pPr>
-      <w:bookmarkStart w:id="56" w:name="_Toc238195267"/>
-      <w:r>
-        <w:rPr>
-          <w:lang w:val="es-BO"/>
-        </w:rPr>
-        <w:t>Desarrollo de la propuesta de la tesis</w:t>
-      </w:r>
-      <w:bookmarkEnd w:id="56"/>
-    </w:p>
-    <w:p>
-      <w:pPr>
-        <w:pStyle w:val="Ttulo2"/>
-        <w:rPr>
-          <w:lang w:val="es-BO"/>
-        </w:rPr>
-      </w:pPr>
-      <w:bookmarkStart w:id="57" w:name="_Toc238195268"/>
-      <w:r>
-        <w:rPr>
-          <w:lang w:val="es-BO"/>
-        </w:rPr>
-        <w:t>Desarrollo del prototipo si corresponde</w:t>
-      </w:r>
-      <w:bookmarkEnd w:id="57"/>
-    </w:p>
-    <w:p>
-      <w:pPr>
-        <w:pStyle w:val="Ttulo2"/>
-        <w:rPr>
-          <w:lang w:val="es-BO"/>
-        </w:rPr>
-      </w:pPr>
-      <w:bookmarkStart w:id="58" w:name="_Toc238195269"/>
-      <w:r>
-        <w:rPr>
-          <w:lang w:val="es-BO"/>
-        </w:rPr>
-        <w:t>Análisis e interpretación</w:t>
-      </w:r>
-      <w:bookmarkEnd w:id="58"/>
-    </w:p>
-    <w:p>
-      <w:pPr>
-        <w:pStyle w:val="Ttulo2"/>
-        <w:rPr>
-          <w:lang w:val="es-BO"/>
-        </w:rPr>
-      </w:pPr>
-      <w:bookmarkStart w:id="59" w:name="_Toc238195270"/>
-      <w:r>
-        <w:rPr>
-          <w:lang w:val="es-BO"/>
-        </w:rPr>
-        <w:t>Validación de la propuesta / hipótesis</w:t>
-      </w:r>
-      <w:bookmarkEnd w:id="59"/>
-    </w:p>
-    <w:p>
-      <w:pPr>
-        <w:pStyle w:val="Ttulo2"/>
-        <w:rPr>
-          <w:lang w:val="es-BO"/>
-        </w:rPr>
-      </w:pPr>
-      <w:bookmarkStart w:id="60" w:name="_Toc238195271"/>
-      <w:r>
-        <w:rPr>
-          <w:lang w:val="es-BO"/>
-        </w:rPr>
-        <w:t>Discusión de resultados</w:t>
-      </w:r>
-      <w:bookmarkEnd w:id="60"/>
-    </w:p>
-    <w:p>
-      <w:pPr>
-        <w:rPr>
-          <w:lang w:val="es-BO"/>
-        </w:rPr>
-      </w:pPr>
-      <w:r>
-        <w:rPr>
-          <w:lang w:val="es-BO"/>
-        </w:rPr>
-        <w:br w:type="page"/>
-      </w:r>
-    </w:p>
-    <w:p>
-      <w:pPr>
-        <w:pStyle w:val="Titulo0"/>
-      </w:pPr>
-      <w:bookmarkStart w:id="61" w:name="_Toc238195272"/>
-      <w:r>
-        <w:lastRenderedPageBreak/>
-        <w:t>CAPÍTULO V</w:t>
-      </w:r>
-      <w:bookmarkEnd w:id="61"/>
-    </w:p>
-    <w:p>
-      <w:pPr>
-        <w:pStyle w:val="Ttulo1"/>
-        <w:rPr>
-          <w:lang w:val="es-BO"/>
-        </w:rPr>
-      </w:pPr>
-      <w:r>
-        <w:rPr>
-          <w:lang w:val="es-BO"/>
-        </w:rPr>
-        <w:t xml:space="preserve"> </w:t>
-      </w:r>
-      <w:bookmarkStart w:id="62" w:name="_Toc238195273"/>
-      <w:r>
-        <w:rPr>
-          <w:lang w:val="es-BO"/>
-        </w:rPr>
-        <w:t>CONCLUSIONES Y RECOMENDACIONES</w:t>
-      </w:r>
-      <w:bookmarkEnd w:id="62"/>
-    </w:p>
-    <w:p>
-      <w:pPr>
-        <w:pStyle w:val="Ttulo2"/>
-        <w:rPr>
-          <w:lang w:val="es-BO"/>
-        </w:rPr>
-      </w:pPr>
-      <w:bookmarkStart w:id="63" w:name="_Toc238195274"/>
-      <w:r>
-        <w:rPr>
-          <w:lang w:val="es-BO"/>
-        </w:rPr>
-        <w:t>Conclusiones</w:t>
-      </w:r>
-      <w:bookmarkEnd w:id="63"/>
-    </w:p>
-    <w:p>
-      <w:pPr>
-        <w:pStyle w:val="Ttulo2"/>
-        <w:rPr>
-          <w:lang w:val="es-BO"/>
-        </w:rPr>
-      </w:pPr>
-      <w:bookmarkStart w:id="64" w:name="_Toc238195275"/>
-      <w:r>
-        <w:rPr>
-          <w:lang w:val="es-BO"/>
-        </w:rPr>
-        <w:t>Recomendaciones</w:t>
-      </w:r>
-      <w:bookmarkEnd w:id="64"/>
-    </w:p>
-    <w:p>
-      <w:pPr>
-        <w:rPr>
-          <w:lang w:val="es-BO"/>
-        </w:rPr>
-      </w:pPr>
-      <w:r>
-        <w:rPr>
-          <w:lang w:val="es-BO"/>
-        </w:rPr>
-        <w:br w:type="page"/>
-      </w:r>
-    </w:p>
-    <w:p>
-      <w:pPr>
-        <w:pStyle w:val="Titulo0"/>
-      </w:pPr>
-      <w:bookmarkStart w:id="65" w:name="_Toc238195276"/>
-      <w:r>
-        <w:lastRenderedPageBreak/>
-        <w:t>REFERENCIAS BIBLIOGRÁFICAS</w:t>
-      </w:r>
-      <w:bookmarkEnd w:id="65"/>
-    </w:p>
-    <w:p>
-      <w:pPr>
-        <w:pStyle w:val="APA7MA"/>
-        <w:rPr>
-          <w:lang w:val="en-US"/>
-        </w:rPr>
-      </w:pPr>
-      <w:r>
-        <w:rPr>
-          <w:lang w:val="en-US"/>
-        </w:rPr>
-        <w:t xml:space="preserve">Gaikwad, S., </w:t>
-      </w:r>
-      <w:proofErr w:type="spellStart"/>
-      <w:r>
-        <w:rPr>
-          <w:lang w:val="en-US"/>
-        </w:rPr>
-        <w:t>Bhatlawande</w:t>
-      </w:r>
-      <w:proofErr w:type="spellEnd"/>
-      <w:r>
-        <w:rPr>
-          <w:lang w:val="en-US"/>
-        </w:rPr>
-        <w:t xml:space="preserve">, S., </w:t>
-      </w:r>
-      <w:proofErr w:type="spellStart"/>
-      <w:r>
-        <w:rPr>
-          <w:lang w:val="en-US"/>
-        </w:rPr>
-        <w:t>Dusane</w:t>
-      </w:r>
-      <w:proofErr w:type="spellEnd"/>
-      <w:r>
-        <w:rPr>
-          <w:lang w:val="en-US"/>
-        </w:rPr>
-        <w:t xml:space="preserve">, A., Bobby, D., </w:t>
-      </w:r>
-      <w:proofErr w:type="spellStart"/>
-      <w:r>
-        <w:rPr>
-          <w:lang w:val="en-US"/>
-        </w:rPr>
-        <w:t>Durole</w:t>
-      </w:r>
-      <w:proofErr w:type="spellEnd"/>
-      <w:r>
-        <w:rPr>
-          <w:lang w:val="en-US"/>
-        </w:rPr>
-        <w:t xml:space="preserve">, K., &amp; </w:t>
-      </w:r>
-      <w:proofErr w:type="spellStart"/>
-      <w:r>
-        <w:rPr>
-          <w:lang w:val="en-US"/>
-        </w:rPr>
-        <w:t>Shilaskar</w:t>
-      </w:r>
-      <w:proofErr w:type="spellEnd"/>
-      <w:r>
-        <w:rPr>
-          <w:lang w:val="en-US"/>
-        </w:rPr>
-        <w:t xml:space="preserve">, S. (2023). Vision-based posture detection for rehabilitation program. </w:t>
-      </w:r>
-      <w:proofErr w:type="spellStart"/>
-      <w:r>
-        <w:rPr>
-          <w:lang w:val="en-US"/>
-        </w:rPr>
-        <w:t>En</w:t>
-      </w:r>
-      <w:proofErr w:type="spellEnd"/>
-      <w:r>
-        <w:rPr>
-          <w:lang w:val="en-US"/>
-        </w:rPr>
-        <w:t xml:space="preserve"> B. Raj et al. </w:t>
-      </w:r>
-      <w:r>
-        <w:rPr>
-          <w:lang w:val="en-US"/>
-        </w:rPr>
-        <w:t xml:space="preserve">(Eds.), </w:t>
-      </w:r>
-      <w:r>
-        <w:rPr>
-          <w:i/>
-          <w:iCs/>
-          <w:lang w:val="en-US"/>
-        </w:rPr>
-        <w:t>ICETE 2023</w:t>
-      </w:r>
-      <w:r>
-        <w:rPr>
-          <w:lang w:val="en-US"/>
-        </w:rPr>
-        <w:t xml:space="preserve">, AER 223 (pp. 473-483). Atlantis Press. </w:t>
-      </w:r>
-      <w:hyperlink r:id="rId13" w:tgtFrame="_blank" w:history="1">
-        <w:r>
-          <w:rPr>
-            <w:color w:val="0000FF"/>
-            <w:u w:val="single"/>
-            <w:lang w:val="en-US"/>
-          </w:rPr>
-          <w:t>https://doi.org/10.2991/978-94-6463-252-1_50</w:t>
-        </w:r>
-      </w:hyperlink>
-    </w:p>
-    <w:p>
-      <w:pPr>
-        <w:pStyle w:val="APA7MA"/>
-        <w:rPr>
-          <w:lang w:val="en-US"/>
-        </w:rPr>
-      </w:pPr>
-      <w:proofErr w:type="spellStart"/>
-      <w:r>
-        <w:rPr>
-          <w:lang w:val="en-US"/>
-        </w:rPr>
-        <w:t>Kosaraju</w:t>
-      </w:r>
-      <w:proofErr w:type="spellEnd"/>
-      <w:r>
-        <w:rPr>
-          <w:lang w:val="en-US"/>
-        </w:rPr>
-        <w:t xml:space="preserve">, D. (2025). Computer vision for posture and gait analysis in physical therapy: Enhancing motion assessment using deep learning. </w:t>
-      </w:r>
-      <w:r>
-        <w:rPr>
-          <w:i/>
-          <w:iCs/>
-          <w:lang w:val="en-US"/>
-        </w:rPr>
-        <w:t>International Journal of Artificial Intelligence in Medicine (IJAIMED)</w:t>
-      </w:r>
-      <w:r>
-        <w:rPr>
-          <w:lang w:val="en-US"/>
-        </w:rPr>
-        <w:t xml:space="preserve">, </w:t>
-      </w:r>
-      <w:r>
-        <w:rPr>
-          <w:i/>
-          <w:iCs/>
-          <w:lang w:val="en-US"/>
-        </w:rPr>
-        <w:t>3</w:t>
-      </w:r>
-      <w:r>
-        <w:rPr>
-          <w:lang w:val="en-US"/>
-        </w:rPr>
-        <w:t xml:space="preserve">(1), 33-42. </w:t>
-      </w:r>
-      <w:hyperlink r:id="rId14" w:tgtFrame="_blank" w:history="1">
-        <w:r>
-          <w:rPr>
-            <w:rStyle w:val="Hipervnculo"/>
-            <w:lang w:val="en-US"/>
-          </w:rPr>
-          <w:t>https://doi.org/10.34218/IJAIMED_03_01_003</w:t>
-        </w:r>
-      </w:hyperlink>
-    </w:p>
-    <w:p>
-      <w:pPr>
-        <w:pStyle w:val="APA7MA"/>
-      </w:pPr>
-      <w:r>
-        <w:rPr>
-          <w:lang w:val="es-ES"/>
-        </w:rPr>
-        <w:t xml:space="preserve">Organización Mundial de la Salud. (2022, marzo). </w:t>
-      </w:r>
-      <w:r>
-        <w:rPr>
-          <w:i/>
-          <w:iCs/>
-          <w:lang w:val="es-ES"/>
-        </w:rPr>
-        <w:t>Preguntas y respuestas sobre los trastornos del espectro autista (TEA)</w:t>
-      </w:r>
-      <w:r>
-        <w:rPr>
-          <w:lang w:val="es-ES"/>
-        </w:rPr>
-        <w:t xml:space="preserve">. </w:t>
-      </w:r>
-      <w:hyperlink r:id="rId15" w:tgtFrame="_blank" w:history="1">
-        <w:r>
-          <w:rPr>
-            <w:rStyle w:val="Hipervnculo"/>
-          </w:rPr>
-          <w:t>https://www.who.int/es/news-room/questions-and-answers/item/autism-spectrum-disorders-(asd</w:t>
-        </w:r>
-      </w:hyperlink>
-    </w:p>
-    <w:p>
-      <w:pPr>
-        <w:pStyle w:val="APA7MA"/>
-        <w:rPr>
-          <w:lang w:val="en-US"/>
-        </w:rPr>
-      </w:pPr>
-      <w:r>
-        <w:t xml:space="preserve">Correa Cum, D. S., Zapa Cedeño, J. K., &amp; Novillo Luzuriaga, N. N. (2026). Intervenciones de </w:t>
-      </w:r>
-      <w:proofErr w:type="spellStart"/>
-      <w:r>
-        <w:t>telerehabilitación</w:t>
-      </w:r>
-      <w:proofErr w:type="spellEnd"/>
-      <w:r>
-        <w:t xml:space="preserve"> asistidas por inteligencia artificial en fisioterapia: Revisión sistemática. </w:t>
-      </w:r>
-      <w:proofErr w:type="spellStart"/>
-      <w:r>
-        <w:rPr>
-          <w:i/>
-          <w:iCs/>
-          <w:lang w:val="en-US"/>
-        </w:rPr>
-        <w:t>Ciencia</w:t>
-      </w:r>
-      <w:proofErr w:type="spellEnd"/>
-      <w:r>
-        <w:rPr>
-          <w:i/>
-          <w:iCs/>
-          <w:lang w:val="en-US"/>
-        </w:rPr>
-        <w:t xml:space="preserve"> y </w:t>
-      </w:r>
-      <w:proofErr w:type="spellStart"/>
-      <w:r>
-        <w:rPr>
-          <w:i/>
-          <w:iCs/>
-          <w:lang w:val="en-US"/>
-        </w:rPr>
-        <w:t>Educación</w:t>
-      </w:r>
-      <w:proofErr w:type="spellEnd"/>
-      <w:r>
-        <w:rPr>
-          <w:lang w:val="en-US"/>
-        </w:rPr>
-        <w:t xml:space="preserve">, </w:t>
-      </w:r>
-      <w:r>
-        <w:rPr>
-          <w:i/>
-          <w:iCs/>
-          <w:lang w:val="en-US"/>
-        </w:rPr>
-        <w:t>7</w:t>
-      </w:r>
-      <w:r>
-        <w:rPr>
-          <w:lang w:val="en-US"/>
-        </w:rPr>
-        <w:t xml:space="preserve">(4.1), 973–984. </w:t>
-      </w:r>
-      <w:hyperlink r:id="rId16" w:tgtFrame="_blank" w:history="1">
-        <w:r>
-          <w:rPr>
-            <w:rStyle w:val="Hipervnculo"/>
-            <w:lang w:val="en-US"/>
-          </w:rPr>
-          <w:t>https://doi.org/10.5281/zenodo.21182103</w:t>
-        </w:r>
-      </w:hyperlink>
-    </w:p>
-    <w:p>
-      <w:pPr>
-        <w:pStyle w:val="APA7MA"/>
-        <w:rPr>
-          <w:lang w:val="en-US"/>
-        </w:rPr>
-      </w:pPr>
-      <w:r>
-        <w:rPr>
-          <w:lang w:val="en-US"/>
-        </w:rPr>
-        <w:t xml:space="preserve">Ng, A. (2018). </w:t>
-      </w:r>
-      <w:r>
-        <w:rPr>
-          <w:i/>
-          <w:iCs/>
-          <w:lang w:val="en-US"/>
-        </w:rPr>
-        <w:t>AI is the new electricity</w:t>
-      </w:r>
-      <w:r>
-        <w:rPr>
-          <w:lang w:val="en-US"/>
-        </w:rPr>
-        <w:t>. Stanford University / Medium.</w:t>
-      </w:r>
-    </w:p>
-    <w:p>
-      <w:pPr>
-        <w:pStyle w:val="APA7MA"/>
-        <w:rPr>
-          <w:lang w:val="en-US"/>
-        </w:rPr>
-      </w:pPr>
-      <w:r>
-        <w:rPr>
-          <w:lang w:val="en-US"/>
-        </w:rPr>
-        <w:t xml:space="preserve">Russell, S. J., y </w:t>
-      </w:r>
-      <w:proofErr w:type="spellStart"/>
-      <w:r>
-        <w:rPr>
-          <w:lang w:val="en-US"/>
-        </w:rPr>
-        <w:t>Norvig</w:t>
-      </w:r>
-      <w:proofErr w:type="spellEnd"/>
-      <w:r>
-        <w:rPr>
-          <w:lang w:val="en-US"/>
-        </w:rPr>
-        <w:t xml:space="preserve">, P. (2020). </w:t>
-      </w:r>
-      <w:r>
-        <w:rPr>
-          <w:i/>
-          <w:iCs/>
-          <w:lang w:val="en-US"/>
-        </w:rPr>
-        <w:t>Artificial Intelligence: A Modern Approach</w:t>
-      </w:r>
-      <w:r>
-        <w:rPr>
-          <w:lang w:val="en-US"/>
-        </w:rPr>
-        <w:t xml:space="preserve"> (4.ª ed.). Pearson.</w:t>
-      </w:r>
-    </w:p>
-    <w:p>
-      <w:pPr>
-        <w:pStyle w:val="APA7MA"/>
-        <w:rPr>
-          <w:lang w:val="en-US"/>
-        </w:rPr>
-      </w:pPr>
-      <w:r>
-        <w:rPr>
-          <w:lang w:val="en-US"/>
-        </w:rPr>
-        <w:t xml:space="preserve">Forsyth, D., y Ponce, J. (2012). </w:t>
-      </w:r>
-      <w:r>
-        <w:rPr>
-          <w:i/>
-          <w:iCs/>
-          <w:lang w:val="en-US"/>
-        </w:rPr>
-        <w:t>Computer Vision: A Modern Approach</w:t>
-      </w:r>
-      <w:r>
-        <w:rPr>
-          <w:lang w:val="en-US"/>
-        </w:rPr>
-        <w:t xml:space="preserve"> (2.ª ed.). Pearson.</w:t>
-      </w:r>
-    </w:p>
-    <w:p>
-      <w:pPr>
-        <w:pStyle w:val="APA7MA"/>
-      </w:pPr>
-      <w:proofErr w:type="spellStart"/>
-      <w:r>
-        <w:rPr>
-          <w:lang w:val="en-US"/>
-        </w:rPr>
-        <w:t>Szeliski</w:t>
-      </w:r>
-      <w:proofErr w:type="spellEnd"/>
-      <w:r>
-        <w:rPr>
-          <w:lang w:val="en-US"/>
-        </w:rPr>
-        <w:t xml:space="preserve">, R. (2022). </w:t>
-      </w:r>
-      <w:r>
-        <w:rPr>
-          <w:i/>
-          <w:iCs/>
-          <w:lang w:val="en-US"/>
-        </w:rPr>
-        <w:t>Computer Vision: Algorithms and Applications</w:t>
-      </w:r>
-      <w:r>
-        <w:rPr>
-          <w:lang w:val="en-US"/>
-        </w:rPr>
-        <w:t xml:space="preserve"> (2.ª ed.). </w:t>
-      </w:r>
-      <w:proofErr w:type="spellStart"/>
-      <w:r>
-        <w:t>Springer</w:t>
-      </w:r>
-      <w:proofErr w:type="spellEnd"/>
-      <w:r>
-        <w:t>.</w:t>
-      </w:r>
-    </w:p>
-    <w:p>
-      <w:pPr>
-        <w:pStyle w:val="APA7MA"/>
-      </w:pPr>
-      <w:proofErr w:type="spellStart"/>
-      <w:r>
-        <w:rPr>
-          <w:lang w:val="en-US"/>
-        </w:rPr>
-        <w:t>Goodfellow</w:t>
-      </w:r>
-      <w:proofErr w:type="spellEnd"/>
-      <w:r>
-        <w:rPr>
-          <w:lang w:val="en-US"/>
-        </w:rPr>
-        <w:t xml:space="preserve">, I., </w:t>
-      </w:r>
-      <w:proofErr w:type="spellStart"/>
-      <w:r>
-        <w:rPr>
-          <w:lang w:val="en-US"/>
-        </w:rPr>
-        <w:t>Bengio</w:t>
-      </w:r>
-      <w:proofErr w:type="spellEnd"/>
-      <w:r>
-        <w:rPr>
-          <w:lang w:val="en-US"/>
-        </w:rPr>
-        <w:t xml:space="preserve">, Y., y </w:t>
-      </w:r>
-      <w:proofErr w:type="spellStart"/>
-      <w:r>
-        <w:rPr>
-          <w:lang w:val="en-US"/>
-        </w:rPr>
-        <w:t>Courville</w:t>
-      </w:r>
-      <w:proofErr w:type="spellEnd"/>
-      <w:r>
-        <w:rPr>
-          <w:lang w:val="en-US"/>
-        </w:rPr>
-        <w:t xml:space="preserve">, A. (2016). </w:t>
-      </w:r>
-      <w:r>
-        <w:t xml:space="preserve">Deep </w:t>
-      </w:r>
-      <w:proofErr w:type="spellStart"/>
-      <w:r>
-        <w:t>Learning</w:t>
-      </w:r>
-      <w:proofErr w:type="spellEnd"/>
-      <w:r>
-        <w:t xml:space="preserve">. MIT </w:t>
-      </w:r>
-      <w:proofErr w:type="spellStart"/>
-      <w:r>
-        <w:t>Press</w:t>
-      </w:r>
-      <w:proofErr w:type="spellEnd"/>
-      <w:r>
-        <w:t>.</w:t>
-      </w:r>
-    </w:p>
-    <w:p>
-      <w:pPr>
-        <w:pStyle w:val="APA7MA"/>
-      </w:pPr>
-    </w:p>
-    <w:p>
-      <w:pPr>
-        <w:pStyle w:val="APA7MA"/>
-      </w:pPr>
-      <w:proofErr w:type="spellStart"/>
-      <w:r>
-        <w:rPr>
-          <w:lang w:val="en-US"/>
-        </w:rPr>
-        <w:t>Rosebrock</w:t>
-      </w:r>
-      <w:proofErr w:type="spellEnd"/>
-      <w:r>
-        <w:rPr>
-          <w:lang w:val="en-US"/>
-        </w:rPr>
-        <w:t xml:space="preserve">, A. (2017). Deep Learning for Computer Vision with Python. </w:t>
-      </w:r>
-      <w:proofErr w:type="spellStart"/>
-      <w:r>
-        <w:t>PyImageSearch</w:t>
-      </w:r>
-      <w:proofErr w:type="spellEnd"/>
-      <w:r>
-        <w:t>.</w:t>
-      </w:r>
-    </w:p>
-    <w:p>
-      <w:pPr>
-        <w:pStyle w:val="APA7MA"/>
-      </w:pPr>
-      <w:r>
-        <w:t>Organización Mundial de la Salud. (2020). Directrices de la OMS sobre actividad física y sedentarismo. Or</w:t>
-      </w:r>
-      <w:r>
-        <w:t>ganización Mundial de la Salud.</w:t>
-      </w:r>
-    </w:p>
-    <w:p>
-      <w:pPr>
-        <w:pStyle w:val="APA7MA"/>
-      </w:pPr>
-      <w:r>
-        <w:rPr>
-          <w:lang w:val="en-US"/>
-        </w:rPr>
-        <w:t xml:space="preserve">Shumway-Cook, A., y </w:t>
-      </w:r>
-      <w:proofErr w:type="spellStart"/>
-      <w:r>
-        <w:rPr>
-          <w:lang w:val="en-US"/>
-        </w:rPr>
-        <w:t>Woollacott</w:t>
-      </w:r>
-      <w:proofErr w:type="spellEnd"/>
-      <w:r>
-        <w:rPr>
-          <w:lang w:val="en-US"/>
-        </w:rPr>
-        <w:t xml:space="preserve">, M. H. (2017). Motor Control: Translating Research into Clinical Practice (5.ª ed.). </w:t>
-      </w:r>
-      <w:proofErr w:type="spellStart"/>
-      <w:r>
-        <w:t>Wolters</w:t>
-      </w:r>
-      <w:proofErr w:type="spellEnd"/>
-      <w:r>
-        <w:t xml:space="preserve"> </w:t>
-      </w:r>
-      <w:proofErr w:type="spellStart"/>
-      <w:r>
-        <w:t>Kluwer</w:t>
-      </w:r>
-      <w:proofErr w:type="spellEnd"/>
-      <w:r>
-        <w:t>.</w:t>
-      </w:r>
-    </w:p>
-    <w:p>
-      <w:pPr>
-        <w:pStyle w:val="APA7MA"/>
-        <w:rPr>
-          <w:lang w:val="en-US"/>
-        </w:rPr>
-      </w:pPr>
-      <w:r>
-        <w:rPr>
-          <w:lang w:val="en-US"/>
-        </w:rPr>
-        <w:t xml:space="preserve">Levy, B. R. (2022). Breaking the age code: How your beliefs about aging determine how long &amp; how well you live. William Morrow.  </w:t>
-      </w:r>
-    </w:p>
-    <w:p>
-      <w:pPr>
-        <w:pStyle w:val="APA7MA"/>
-      </w:pPr>
-      <w:r>
-        <w:rPr>
-          <w:lang w:val="en-US"/>
-        </w:rPr>
-        <w:t xml:space="preserve">Lord, S. R., Sherrington, C., </w:t>
-      </w:r>
-      <w:proofErr w:type="spellStart"/>
-      <w:r>
-        <w:rPr>
-          <w:lang w:val="en-US"/>
-        </w:rPr>
-        <w:t>Menz</w:t>
-      </w:r>
-      <w:proofErr w:type="spellEnd"/>
-      <w:r>
-        <w:rPr>
-          <w:lang w:val="en-US"/>
-        </w:rPr>
-        <w:t xml:space="preserve">, H. B., y Close, J. C. (2021). Falls in older people: Risk factors, strategies for prevention and implementation (3.ª ed.). </w:t>
-      </w:r>
-      <w:r>
-        <w:t xml:space="preserve">Cambridge </w:t>
-      </w:r>
-      <w:proofErr w:type="spellStart"/>
-      <w:r>
-        <w:t>University</w:t>
-      </w:r>
-      <w:proofErr w:type="spellEnd"/>
-      <w:r>
-        <w:t xml:space="preserve"> </w:t>
-      </w:r>
-      <w:proofErr w:type="spellStart"/>
-      <w:r>
-        <w:t>Press</w:t>
-      </w:r>
-      <w:proofErr w:type="spellEnd"/>
-      <w:r>
-        <w:t xml:space="preserve">.  </w:t>
-      </w:r>
-    </w:p>
-    <w:p>
-      <w:pPr>
-        <w:pStyle w:val="APA7MA"/>
-      </w:pPr>
-      <w:r>
-        <w:t xml:space="preserve">Jiménez, W., Cortez, J., Peñaranda, D., y Villalpando, M. (2024). </w:t>
-      </w:r>
-      <w:r>
-        <w:rPr>
-          <w:rStyle w:val="citation-86"/>
-          <w:i/>
-          <w:iCs/>
-        </w:rPr>
-        <w:t>Envejecimiento en Bolivia: Situación, Tendencias y Desafíos para la protección y cuidado de personas mayores</w:t>
-      </w:r>
-      <w:r>
-        <w:rPr>
-          <w:rStyle w:val="citation-86"/>
-        </w:rPr>
-        <w:t>.</w:t>
-      </w:r>
-      <w:r>
-        <w:t xml:space="preserve"> </w:t>
-      </w:r>
-      <w:r>
-        <w:rPr>
-          <w:rStyle w:val="citation-85"/>
-        </w:rPr>
-        <w:t>Fundación ARU / UNFPA.</w:t>
-      </w:r>
-    </w:p>
-    <w:p>
-      <w:pPr>
-        <w:pStyle w:val="APA7MA"/>
-      </w:pPr>
-    </w:p>
-    <w:p>
-      <w:pPr>
-        <w:pStyle w:val="APA7MA"/>
-      </w:pPr>
-    </w:p>
-    <w:p>
-      <w:pPr>
-        <w:rPr>
-          <w:lang w:val="es-BO"/>
-        </w:rPr>
-      </w:pPr>
-      <w:r>
-        <w:rPr>
-          <w:lang w:val="es-BO"/>
-        </w:rPr>
-        <w:br w:type="page"/>
-      </w:r>
-    </w:p>
-    <w:p>
-      <w:pPr>
-        <w:pStyle w:val="Titulo0"/>
-      </w:pPr>
-      <w:bookmarkStart w:id="66" w:name="_Toc238195277"/>
-      <w:r>
-        <w:lastRenderedPageBreak/>
-        <w:t>ANEXOS</w:t>
-      </w:r>
-      <w:bookmarkEnd w:id="66"/>
-    </w:p>
-    <w:p>
-      <w:pPr>
-        <w:pStyle w:val="APA7MA"/>
-        <w:numPr>
-          <w:ilvl w:val="0"/>
-          <w:numId w:val="6"/>
-        </w:numPr>
+        <w:t xml:space="preserve">Diagrama de la situación actual </w:t>
+      </w:r>
+    </w:p>
+    <w:p>
+      <w:pPr>
+        <w:pStyle w:val="APA7MA"/>
+        <w:ind w:firstLine="0"/>
         <w:rPr>
           <w:rFonts w:cs="Arial"/>
-        </w:rPr>
-      </w:pPr>
-      <w:r>
-        <w:rPr>
-          <w:rFonts w:cs="Arial"/>
-        </w:rPr>
-        <w:t>Anexos del trabajo de tesis</w:t>
-      </w:r>
-    </w:p>
-    <w:p>
-      <w:pPr>
-        <w:pStyle w:val="APA7MA"/>
-        <w:numPr>
-          <w:ilvl w:val="0"/>
-          <w:numId w:val="6"/>
-        </w:numPr>
-        <w:rPr>
-          <w:rFonts w:cs="Arial"/>
-        </w:rPr>
-      </w:pPr>
-      <w:r>
-        <w:rPr>
-          <w:rFonts w:cs="Arial"/>
-        </w:rPr>
-        <w:t>Aval de aceptación del tutor metodológico</w:t>
-      </w:r>
-    </w:p>
-    <w:p>
-      <w:pPr>
-        <w:pStyle w:val="APA7MA"/>
-        <w:numPr>
-          <w:ilvl w:val="0"/>
-          <w:numId w:val="6"/>
-        </w:numPr>
-        <w:rPr>
-          <w:rFonts w:cs="Arial"/>
-        </w:rPr>
-      </w:pPr>
-      <w:r>
-        <w:rPr>
-          <w:rFonts w:cs="Arial"/>
-        </w:rPr>
-        <w:t>Aval de aceptación del tutor</w:t>
-      </w:r>
-    </w:p>
-    <w:p>
-      <w:pPr>
-        <w:pStyle w:val="APA7MA"/>
-        <w:numPr>
-          <w:ilvl w:val="0"/>
-          <w:numId w:val="6"/>
-        </w:numPr>
-        <w:rPr>
-          <w:rFonts w:cs="Arial"/>
-        </w:rPr>
-      </w:pPr>
-      <w:r>
-        <w:rPr>
-          <w:rFonts w:cs="Arial"/>
-        </w:rPr>
-        <w:t>Acta pre-defensa de los docentes tribunales evaluadores</w:t>
-      </w:r>
+          <w:u w:val="single"/>
+        </w:rPr>
+      </w:pPr>
     </w:p>
     <w:p>
       <w:pPr>
@@ -14116,7 +15579,7 @@
             <w:noProof/>
             <w:lang w:val="es-ES"/>
           </w:rPr>
-          <w:t>xiii</w:t>
+          <w:t>xiv</w:t>
         </w:r>
         <w:r>
           <w:fldChar w:fldCharType="end"/>
@@ -14162,7 +15625,7 @@
             <w:noProof/>
             <w:lang w:val="es-ES"/>
           </w:rPr>
-          <w:t>28</w:t>
+          <w:t>32</w:t>
         </w:r>
         <w:r>
           <w:fldChar w:fldCharType="end"/>
@@ -16758,6 +18221,11 @@
     <w:basedOn w:val="Fuentedeprrafopredeter"/>
     <w:rsid w:val="002D7B11"/>
   </w:style>
+  <w:style w:type="character" w:customStyle="1" w:styleId="citation-143">
+    <w:name w:val="citation-143"/>
+    <w:basedOn w:val="Fuentedeprrafopredeter"/>
+    <w:rsid w:val="004F7623"/>
+  </w:style>
 </w:styles>
 </file>
 
@@ -17027,7 +18495,7 @@
 </file>
 
 <file path=customXml/itemProps1.xml><?xml version="1.0" encoding="utf-8"?>
-<ds:datastoreItem xmlns:ds="http://schemas.openxmlformats.org/officeDocument/2006/customXml" ds:itemID="{9F9CB738-A88E-49CA-80B8-5E47DECE2BF9}">
+<ds:datastoreItem xmlns:ds="http://schemas.openxmlformats.org/officeDocument/2006/customXml" ds:itemID="{BF75DD7D-5B6D-4622-A4B9-07CFB8CBA526}">
   <ds:schemaRefs>
     <ds:schemaRef ds:uri="http://schemas.openxmlformats.org/officeDocument/2006/bibliography"/>
   </ds:schemaRefs>

--- a/TesisWord/21-08-26MGHT-TESIS.docx
+++ b/TesisWord/21-08-26MGHT-TESIS.docx
@@ -11166,7 +11166,10 @@
       </w:r>
       <w:proofErr w:type="spellStart"/>
       <w:r>
-        <w:t>National</w:t>
+        <w:t>N</w:t>
+      </w:r>
+      <w:r>
+        <w:t>ational</w:t>
       </w:r>
       <w:proofErr w:type="spellEnd"/>
       <w:r>
@@ -11194,7 +11197,7 @@
       </w:r>
       <w:proofErr w:type="spellEnd"/>
       <w:r>
-        <w:t xml:space="preserve"> [NIA], 2026).</w:t>
+        <w:t>, 2026).</w:t>
       </w:r>
     </w:p>
     <w:p>
@@ -11416,11 +11419,28 @@
     </w:p>
     <w:p>
       <w:pPr>
+        <w:pStyle w:val="APA7MA"/>
+      </w:pPr>
+      <w:r>
+        <w:t xml:space="preserve">Una metodología se define como el sistema integrado y estructurado de métodos, técnicas y procedimientos lógicos que orientan rigurosamente el proceso de investigación o desarrollo, proporcionando la estrategia directriz para conectar el marco conceptual con la evidencia empírica o técnica; su propósito fundamental es establecer los criterios de validez, confiabilidad y control necesarios para garantizar la coherencia interna del estudio y asegurar que los resultados obtenidos sean metodológicamente sólidos y replicables (Hernández </w:t>
+      </w:r>
+      <w:proofErr w:type="spellStart"/>
+      <w:r>
+        <w:t>Sampieri</w:t>
+      </w:r>
+      <w:proofErr w:type="spellEnd"/>
+      <w:r>
+        <w:t xml:space="preserve"> &amp; Mendoza, 2018).</w:t>
+      </w:r>
+    </w:p>
+    <w:p>
+      <w:pPr>
         <w:pStyle w:val="Ttulo2"/>
       </w:pPr>
       <w:bookmarkStart w:id="28" w:name="_Toc238464974"/>
       <w:proofErr w:type="spellStart"/>
       <w:r>
+        <w:lastRenderedPageBreak/>
         <w:t>Método</w:t>
       </w:r>
       <w:proofErr w:type="spellEnd"/>
@@ -11473,11 +11493,7 @@
         <w:t xml:space="preserve">de posibilidades metodológicas denominadas rutas </w:t>
       </w:r>
       <w:r>
-        <w:t xml:space="preserve">que </w:t>
-      </w:r>
-      <w:r>
-        <w:lastRenderedPageBreak/>
-        <w:t>se seleccionan y adaptan según la naturaleza del objeto de estudio. Estas rutas comprenden el enfoque cuantitativo, caracterizado por su secuencia deductiva y el uso de la medición numérica y el análisis estadístico para probar teorías; el enfoque cualitativo, de naturaleza inductiva y flexible, orientado a la comprensión profunda de los fenómenos desde la perspectiva de los partic</w:t>
+        <w:t>que se seleccionan y adaptan según la naturaleza del objeto de estudio. Estas rutas comprenden el enfoque cuantitativo, caracterizado por su secuencia deductiva y el uso de la medición numérica y el análisis estadístico para probar teorías; el enfoque cualitativo, de naturaleza inductiva y flexible, orientado a la comprensión profunda de los fenómenos desde la perspectiva de los partic</w:t>
       </w:r>
       <w:r>
         <w:t xml:space="preserve">ipantes en su contexto natural </w:t>
@@ -11689,6 +11705,7 @@
           <w:rFonts w:eastAsia="Times New Roman"/>
           <w:lang w:eastAsia="es-ES"/>
         </w:rPr>
+        <w:lastRenderedPageBreak/>
         <w:t xml:space="preserve">Esta técnica constituye la herramienta principal de medición del experimento. Según </w:t>
       </w:r>
       <w:r>
@@ -11787,7 +11804,6 @@
           <w:rFonts w:eastAsia="Times New Roman"/>
           <w:lang w:eastAsia="es-ES"/>
         </w:rPr>
-        <w:lastRenderedPageBreak/>
         <w:t>Complementa los datos cuantitativos del experimento al recolectar la experiencia subjetiva del sujeto de prueba sobre dimensiones que el algoritmo no puede cuantificar (confort, seguridad y motivación).</w:t>
       </w:r>
     </w:p>
@@ -11905,6 +11921,7 @@
         <w:pStyle w:val="APA7MA"/>
       </w:pPr>
       <w:r>
+        <w:lastRenderedPageBreak/>
         <w:t xml:space="preserve">Se investigan los fundamentos de la visión artificial y la biomecánica del equilibrio. </w:t>
       </w:r>
       <w:r>
@@ -11967,7 +11984,6 @@
         <w:rPr>
           <w:bCs/>
         </w:rPr>
-        <w:lastRenderedPageBreak/>
         <w:t>Estándares:</w:t>
       </w:r>
       <w:r>
@@ -12103,6 +12119,7 @@
       <w:bookmarkStart w:id="32" w:name="_Toc238464978"/>
       <w:proofErr w:type="spellStart"/>
       <w:r>
+        <w:lastRenderedPageBreak/>
         <w:t>H</w:t>
       </w:r>
       <w:r>
@@ -12265,7 +12282,6 @@
           <w:b/>
           <w:bCs/>
         </w:rPr>
-        <w:lastRenderedPageBreak/>
         <w:t>Gráficos (GPU):</w:t>
       </w:r>
       <w:r>
@@ -12320,6 +12336,23 @@
         <w:pStyle w:val="APA7MA"/>
         <w:rPr>
           <w:rFonts w:eastAsia="Times New Roman"/>
+          <w:b/>
+        </w:rPr>
+      </w:pPr>
+      <w:r>
+        <w:rPr>
+          <w:rFonts w:eastAsia="Times New Roman"/>
+          <w:b/>
+          <w:bCs/>
+        </w:rPr>
+        <w:t>Captura de imagen:</w:t>
+      </w:r>
+    </w:p>
+    <w:p>
+      <w:pPr>
+        <w:pStyle w:val="APA7MA"/>
+        <w:rPr>
+          <w:rFonts w:eastAsia="Times New Roman"/>
         </w:rPr>
       </w:pPr>
       <w:r>
@@ -12327,27 +12360,12 @@
           <w:rFonts w:eastAsia="Times New Roman"/>
           <w:bCs/>
         </w:rPr>
-        <w:t>Captura de imagen:</w:t>
-      </w:r>
-    </w:p>
-    <w:p>
-      <w:pPr>
-        <w:pStyle w:val="APA7MA"/>
+        <w:t>Cámara Web:</w:t>
+      </w:r>
+      <w:r>
         <w:rPr>
           <w:rFonts w:eastAsia="Times New Roman"/>
         </w:rPr>
-      </w:pPr>
-      <w:r>
-        <w:rPr>
-          <w:rFonts w:eastAsia="Times New Roman"/>
-          <w:bCs/>
-        </w:rPr>
-        <w:t>Cámara Web:</w:t>
-      </w:r>
-      <w:r>
-        <w:rPr>
-          <w:rFonts w:eastAsia="Times New Roman"/>
-        </w:rPr>
         <w:t xml:space="preserve"> Resolución HD (720p) o Full HD (1080p).</w:t>
       </w:r>
     </w:p>
@@ -12378,22 +12396,6 @@
       </w:pPr>
       <w:r>
         <w:t>Es un lenguaje de scripting orientado a objetos e independiente de plataforma, con él se puede realizar aplicaciones Windows a servidores de red o incluso páginas web, es un lenguaje que no necesita compilarse con ello ofrece rapidez en el desarrollo, en los últimos años este lenguaje se hizo realmente popular por la cantidad de librerías que contiene, tipos de datos y funciones incorporadas sin necesidad de programarlas desde cero, otro factor importante es la sencillez y velocidad con la que se crean los programas, Además es multiplataforma como ser Unix Windows OS/2 Mac y otros, y lo mejor de este lenguaje es que es gratuito incluso para empresas.</w:t>
-      </w:r>
-    </w:p>
-    <w:p>
-      <w:pPr>
-        <w:pStyle w:val="APA7MA"/>
-      </w:pPr>
-      <w:r>
-        <w:t xml:space="preserve">Python es un lenguaje de programación potente y fácil de aprender. Tiene estructuras de datos de alto nivel eficientes y un simple pero efectivo sistema de programación orientado a objetos. La elegante sintaxis de Python y su </w:t>
-      </w:r>
-      <w:proofErr w:type="spellStart"/>
-      <w:r>
-        <w:t>tipado</w:t>
-      </w:r>
-      <w:proofErr w:type="spellEnd"/>
-      <w:r>
-        <w:t xml:space="preserve"> dinámico, junto a su naturaleza interpretada lo convierten en un lenguaje ideal para scripting y desarrollo rápido de aplicaciones en muchas áreas, para la mayoría de plataformas.</w:t>
       </w:r>
     </w:p>
     <w:p>
@@ -12899,6 +12901,15 @@
     </w:p>
     <w:p>
       <w:pPr>
+        <w:rPr>
+          <w:lang w:val="es-ES"/>
+        </w:rPr>
+      </w:pPr>
+      <w:bookmarkStart w:id="41" w:name="_GoBack"/>
+      <w:bookmarkEnd w:id="41"/>
+    </w:p>
+    <w:p>
+      <w:pPr>
         <w:pStyle w:val="Ttulo3"/>
         <w:rPr>
           <w:lang w:val="es-ES"/>
@@ -12958,7 +12969,7 @@
       <w:pPr>
         <w:pStyle w:val="Ttulo3"/>
       </w:pPr>
-      <w:bookmarkStart w:id="41" w:name="_Toc238464988"/>
+      <w:bookmarkStart w:id="42" w:name="_Toc238464988"/>
       <w:proofErr w:type="spellStart"/>
       <w:r>
         <w:t>Visión</w:t>
@@ -12967,7 +12978,7 @@
       <w:r>
         <w:t xml:space="preserve"> Artificial</w:t>
       </w:r>
-      <w:bookmarkEnd w:id="41"/>
+      <w:bookmarkEnd w:id="42"/>
     </w:p>
     <w:p>
       <w:pPr>
@@ -13020,7 +13031,7 @@
       <w:pPr>
         <w:pStyle w:val="Ttulo3"/>
       </w:pPr>
-      <w:bookmarkStart w:id="42" w:name="_Toc238464989"/>
+      <w:bookmarkStart w:id="43" w:name="_Toc238464989"/>
       <w:proofErr w:type="spellStart"/>
       <w:r>
         <w:t>Modelo</w:t>
@@ -13037,7 +13048,7 @@
       <w:r>
         <w:t xml:space="preserve"> Artificial</w:t>
       </w:r>
-      <w:bookmarkEnd w:id="42"/>
+      <w:bookmarkEnd w:id="43"/>
     </w:p>
     <w:p>
       <w:pPr>
@@ -13129,7 +13140,7 @@
       <w:pPr>
         <w:pStyle w:val="Ttulo2"/>
       </w:pPr>
-      <w:bookmarkStart w:id="43" w:name="_Toc238464990"/>
+      <w:bookmarkStart w:id="44" w:name="_Toc238464990"/>
       <w:proofErr w:type="spellStart"/>
       <w:r>
         <w:t>Ejercicios</w:t>
@@ -13142,7 +13153,7 @@
       <w:r>
         <w:t>Equilibrio</w:t>
       </w:r>
-      <w:bookmarkEnd w:id="43"/>
+      <w:bookmarkEnd w:id="44"/>
       <w:proofErr w:type="spellEnd"/>
     </w:p>
     <w:p>
@@ -13215,14 +13226,14 @@
           <w:lang w:val="es-ES"/>
         </w:rPr>
       </w:pPr>
-      <w:bookmarkStart w:id="44" w:name="_Toc238464991"/>
+      <w:bookmarkStart w:id="45" w:name="_Toc238464991"/>
       <w:r>
         <w:rPr>
           <w:lang w:val="es-ES"/>
         </w:rPr>
         <w:t>Bases Neurológicas del Equilibrio y la Postura</w:t>
       </w:r>
-      <w:bookmarkEnd w:id="44"/>
+      <w:bookmarkEnd w:id="45"/>
     </w:p>
     <w:p>
       <w:pPr>
@@ -13280,14 +13291,14 @@
           <w:lang w:val="es-ES"/>
         </w:rPr>
       </w:pPr>
-      <w:bookmarkStart w:id="45" w:name="_Toc238464992"/>
+      <w:bookmarkStart w:id="46" w:name="_Toc238464992"/>
       <w:r>
         <w:rPr>
           <w:lang w:val="es-ES"/>
         </w:rPr>
         <w:t>Envejecimiento y Población de Adultos Mayores</w:t>
       </w:r>
-      <w:bookmarkEnd w:id="45"/>
+      <w:bookmarkEnd w:id="46"/>
     </w:p>
     <w:p>
       <w:pPr>
@@ -13332,7 +13343,7 @@
       <w:pPr>
         <w:pStyle w:val="Ttulo2"/>
       </w:pPr>
-      <w:bookmarkStart w:id="46" w:name="_Toc238464993"/>
+      <w:bookmarkStart w:id="47" w:name="_Toc238464993"/>
       <w:proofErr w:type="spellStart"/>
       <w:r>
         <w:t>Contexto</w:t>
@@ -13357,7 +13368,7 @@
       <w:r>
         <w:t xml:space="preserve"> Global</w:t>
       </w:r>
-      <w:bookmarkEnd w:id="46"/>
+      <w:bookmarkEnd w:id="47"/>
     </w:p>
     <w:p>
       <w:pPr>
@@ -13416,14 +13427,14 @@
           <w:lang w:val="es-ES"/>
         </w:rPr>
       </w:pPr>
-      <w:bookmarkStart w:id="47" w:name="_Toc238464994"/>
+      <w:bookmarkStart w:id="48" w:name="_Toc238464994"/>
       <w:r>
         <w:rPr>
           <w:lang w:val="es-ES"/>
         </w:rPr>
         <w:t>Contexto Nacional</w:t>
       </w:r>
-      <w:bookmarkEnd w:id="47"/>
+      <w:bookmarkEnd w:id="48"/>
     </w:p>
     <w:p>
       <w:pPr>
@@ -13456,7 +13467,7 @@
       <w:pPr>
         <w:pStyle w:val="Ttulo3"/>
       </w:pPr>
-      <w:bookmarkStart w:id="48" w:name="_Toc238464995"/>
+      <w:bookmarkStart w:id="49" w:name="_Toc238464995"/>
       <w:proofErr w:type="spellStart"/>
       <w:r>
         <w:t>Realidad</w:t>
@@ -13469,7 +13480,7 @@
       <w:r>
         <w:t>Departamental</w:t>
       </w:r>
-      <w:bookmarkEnd w:id="48"/>
+      <w:bookmarkEnd w:id="49"/>
       <w:proofErr w:type="spellEnd"/>
     </w:p>
     <w:p>
@@ -13499,14 +13510,14 @@
           <w:lang w:val="es-ES"/>
         </w:rPr>
       </w:pPr>
-      <w:bookmarkStart w:id="49" w:name="_Toc238464996"/>
+      <w:bookmarkStart w:id="50" w:name="_Toc238464996"/>
       <w:r>
         <w:rPr>
           <w:lang w:val="es-ES"/>
         </w:rPr>
         <w:t>Justificación Tecnológica</w:t>
       </w:r>
-      <w:bookmarkEnd w:id="49"/>
+      <w:bookmarkEnd w:id="50"/>
     </w:p>
     <w:p>
       <w:pPr>
@@ -13546,15 +13557,6 @@
         <w:t>cobra total sentido práctico y justificación académica. Esta propuesta tecnológica se adapta de manera armónica a la realidad local al ofrecer una alternativa automatizada, de bajo costo operativo y capaz de evaluar con alta precisión los ejercicios de equilibrio de los adultos mayores directamente desde sus hogares. De este modo, el sistema no solo traslada una herramienta de prevención y autocuidado al entorno cotidiano de la población paceña, sino que cumple un rol transformador al mitigar el riesgo de caídas, reducir la carga sobre el sistema de salud pública y preservar la autonomía funcional de los adultos mayores en Bolivia.</w:t>
       </w:r>
     </w:p>
-    <w:p>
-      <w:pPr>
-        <w:pStyle w:val="Ttulo2"/>
-      </w:pPr>
-      <w:r>
-        <w:t>Marco metodológico</w:t>
-      </w:r>
-    </w:p>
-    <w:p/>
     <w:p>
       <w:pPr>
         <w:pStyle w:val="Ttulo2"/>
@@ -13565,6 +13567,513 @@
       </w:r>
       <w:proofErr w:type="spellStart"/>
       <w:r>
+        <w:t>metodológico</w:t>
+      </w:r>
+      <w:proofErr w:type="spellEnd"/>
+    </w:p>
+    <w:p>
+      <w:pPr>
+        <w:pStyle w:val="Ttulo3"/>
+        <w:rPr>
+          <w:lang w:val="es-ES"/>
+        </w:rPr>
+      </w:pPr>
+      <w:r>
+        <w:rPr>
+          <w:lang w:val="es-ES"/>
+        </w:rPr>
+        <w:t>Método Científico</w:t>
+      </w:r>
+    </w:p>
+    <w:p>
+      <w:pPr>
+        <w:pStyle w:val="APA7MA"/>
+      </w:pPr>
+      <w:r>
+        <w:t>En el desarrollo de la presente investigación, se adopta la perspectiva epistemológica y metodológica propuesta por Hernández-</w:t>
+      </w:r>
+      <w:proofErr w:type="spellStart"/>
+      <w:r>
+        <w:t>Sampieri</w:t>
+      </w:r>
+      <w:proofErr w:type="spellEnd"/>
+      <w:r>
+        <w:t xml:space="preserve"> y Mendoza (2018), quienes conceptualizan la investigación científica como un conjunto de procesos sistemáticos, críticos y empíricos que se aplican al estudio de un fenómeno o problema.</w:t>
+      </w:r>
+    </w:p>
+    <w:p>
+      <w:pPr>
+        <w:pStyle w:val="APA7MA"/>
+      </w:pPr>
+      <w:r>
+        <w:t>Bajo esta concepción, el método científico no se concibe como un procedimiento rígido o lineal único, sino como un abanico de posibilidades metodológicas denominadas rutas que se seleccionan y adaptan según la naturaleza del objeto de estudio. Estas rutas comprenden el enfoque cuantitativo, caracterizado por su secuencia deductiva y el uso de la medición numérica y el análisis estadístico para probar teorías; el enfoque cualitativo, de naturaleza inductiva y flexible, orientado a la comprensión profunda de los fenómenos desde la perspectiva de los participantes en su contexto natural y el enfoque mixto, que integra ambas perspectivas para maximizar la riqueza interpretativa de los datos (Hernández-</w:t>
+      </w:r>
+      <w:proofErr w:type="spellStart"/>
+      <w:r>
+        <w:t>Sampieri</w:t>
+      </w:r>
+      <w:proofErr w:type="spellEnd"/>
+      <w:r>
+        <w:t xml:space="preserve"> &amp; Mendoza, 2018).</w:t>
+      </w:r>
+    </w:p>
+    <w:p>
+      <w:pPr>
+        <w:rPr>
+          <w:lang w:val="es-ES"/>
+        </w:rPr>
+      </w:pPr>
+      <w:r>
+        <w:rPr>
+          <w:lang w:val="es-ES"/>
+        </w:rPr>
+        <w:t xml:space="preserve">1.9.1. Método de Investigación </w:t>
+      </w:r>
+    </w:p>
+    <w:p>
+      <w:pPr>
+        <w:rPr>
+          <w:lang w:val="es-ES"/>
+        </w:rPr>
+      </w:pPr>
+      <w:r>
+        <w:rPr>
+          <w:lang w:val="es-ES"/>
+        </w:rPr>
+        <w:t>La presente investigación se rige bajo un enfoque cuantitativo. De acuerdo con Hernández-</w:t>
+      </w:r>
+      <w:proofErr w:type="spellStart"/>
+      <w:r>
+        <w:rPr>
+          <w:lang w:val="es-ES"/>
+        </w:rPr>
+        <w:t>Sampieri</w:t>
+      </w:r>
+      <w:proofErr w:type="spellEnd"/>
+      <w:r>
+        <w:rPr>
+          <w:lang w:val="es-ES"/>
+        </w:rPr>
+        <w:t xml:space="preserve"> y Mendoza (2018), este enfoque se caracteriza por ser secuencial y probatorio, donde cada etapa precede a la siguiente de manera lógica, partiendo de una idea que se va acotando para derivar objetivos e interrogantes precisas.</w:t>
+      </w:r>
+    </w:p>
+    <w:p>
+      <w:pPr>
+        <w:rPr>
+          <w:lang w:val="es-ES"/>
+        </w:rPr>
+      </w:pPr>
+      <w:r>
+        <w:rPr>
+          <w:lang w:val="es-ES"/>
+        </w:rPr>
+        <w:t>1.9.2. Técnicas de Investigación</w:t>
+      </w:r>
+    </w:p>
+    <w:p>
+      <w:pPr>
+        <w:rPr>
+          <w:lang w:val="es-ES"/>
+        </w:rPr>
+      </w:pPr>
+      <w:r>
+        <w:rPr>
+          <w:lang w:val="es-ES"/>
+        </w:rPr>
+        <w:t>Las técnicas representan los procedimientos específicos utilizados para la recolección de evidencia empírica durante el experimento. Se han seleccionado dos técnicas complementarias:</w:t>
+      </w:r>
+    </w:p>
+    <w:p>
+      <w:pPr>
+        <w:rPr>
+          <w:lang w:val="es-ES"/>
+        </w:rPr>
+      </w:pPr>
+      <w:r>
+        <w:rPr>
+          <w:lang w:val="es-ES"/>
+        </w:rPr>
+        <w:t>a) Observación Tecnológica y Experimental</w:t>
+      </w:r>
+    </w:p>
+    <w:p>
+      <w:pPr>
+        <w:rPr>
+          <w:lang w:val="es-ES"/>
+        </w:rPr>
+      </w:pPr>
+      <w:r>
+        <w:rPr>
+          <w:lang w:val="es-ES"/>
+        </w:rPr>
+        <w:t>Esta técnica constituye la herramienta principal de medición del experimento. Según Hernández-</w:t>
+      </w:r>
+      <w:proofErr w:type="spellStart"/>
+      <w:r>
+        <w:rPr>
+          <w:lang w:val="es-ES"/>
+        </w:rPr>
+        <w:t>Sampieri</w:t>
+      </w:r>
+      <w:proofErr w:type="spellEnd"/>
+      <w:r>
+        <w:rPr>
+          <w:lang w:val="es-ES"/>
+        </w:rPr>
+        <w:t xml:space="preserve"> (2018), la observación consiste en el registro sistemático y válido de comportamientos. En este proyecto, la observación es digital y automatizada el software actúa como el instrumento de medición de alta precisión, eliminando la subjetividad humana y permitiendo un registro milimétrico de la cinemática del usuario.</w:t>
+      </w:r>
+    </w:p>
+    <w:p>
+      <w:pPr>
+        <w:rPr>
+          <w:lang w:val="es-ES"/>
+        </w:rPr>
+      </w:pPr>
+      <w:r>
+        <w:rPr>
+          <w:lang w:val="es-ES"/>
+        </w:rPr>
+        <w:lastRenderedPageBreak/>
+        <w:t xml:space="preserve"> b) Encuesta de Percepción y Usabilidad</w:t>
+      </w:r>
+    </w:p>
+    <w:p>
+      <w:pPr>
+        <w:rPr>
+          <w:lang w:val="es-ES"/>
+        </w:rPr>
+      </w:pPr>
+      <w:r>
+        <w:rPr>
+          <w:lang w:val="es-ES"/>
+        </w:rPr>
+        <w:t>Complementa los datos cuantitativos del experimento al recolectar la experiencia subjetiva del sujeto de prueba sobre dimensiones que el algoritmo no puede cuantificar (confort, seguridad y motivación).</w:t>
+      </w:r>
+    </w:p>
+    <w:p>
+      <w:pPr>
+        <w:rPr>
+          <w:lang w:val="es-ES"/>
+        </w:rPr>
+      </w:pPr>
+      <w:r>
+        <w:rPr>
+          <w:lang w:val="es-ES"/>
+        </w:rPr>
+        <w:t>Aplicación: Tras finalizar la fase experimental, los adultos mayores evaluarán la facilidad de uso del sistema. Esto permite validar si la mejora técnica observada en el experimento coincide con una sensación de seguridad y motivación por parte del usuario final.</w:t>
+      </w:r>
+    </w:p>
+    <w:p>
+      <w:r>
+        <w:t xml:space="preserve">1.9.3. </w:t>
+      </w:r>
+      <w:proofErr w:type="spellStart"/>
+      <w:r>
+        <w:t>Metodología</w:t>
+      </w:r>
+      <w:proofErr w:type="spellEnd"/>
+      <w:r>
+        <w:t xml:space="preserve"> de </w:t>
+      </w:r>
+      <w:proofErr w:type="spellStart"/>
+      <w:r>
+        <w:t>desarrollo</w:t>
+      </w:r>
+      <w:proofErr w:type="spellEnd"/>
+    </w:p>
+    <w:p>
+      <w:pPr>
+        <w:rPr>
+          <w:lang w:val="es-ES"/>
+        </w:rPr>
+      </w:pPr>
+      <w:r>
+        <w:rPr>
+          <w:lang w:val="es-ES"/>
+        </w:rPr>
+        <w:t xml:space="preserve">El desarrollo del presente proyecto se rige bajo el ciclo del método de ingeniería, el cual es un proceso iterativo de resolución de problemas. Según </w:t>
+      </w:r>
+      <w:proofErr w:type="spellStart"/>
+      <w:r>
+        <w:rPr>
+          <w:lang w:val="es-ES"/>
+        </w:rPr>
+        <w:t>Krick</w:t>
+      </w:r>
+      <w:proofErr w:type="spellEnd"/>
+      <w:r>
+        <w:rPr>
+          <w:lang w:val="es-ES"/>
+        </w:rPr>
+        <w:t xml:space="preserve"> (2010), este método se enfoca en la transformación de recursos para satisfacer necesidades específicas siguiendo las siguientes etapas:</w:t>
+      </w:r>
+    </w:p>
+    <w:p>
+      <w:pPr>
+        <w:rPr>
+          <w:lang w:val="es-ES"/>
+        </w:rPr>
+      </w:pPr>
+      <w:r>
+        <w:rPr>
+          <w:lang w:val="es-ES"/>
+        </w:rPr>
+        <w:t>1. Identificación y Formulación del Problema</w:t>
+      </w:r>
+    </w:p>
+    <w:p>
+      <w:pPr>
+        <w:rPr>
+          <w:lang w:val="es-ES"/>
+        </w:rPr>
+      </w:pPr>
+      <w:r>
+        <w:rPr>
+          <w:lang w:val="es-ES"/>
+        </w:rPr>
+        <w:t>Se detecta la vulnerabilidad del adulto mayor durante la actividad física autónoma debido a la falta de supervisión profesional. Se define la necesidad de un sistema de bajo costo que proporcione guía técnica en tiempo real.</w:t>
+      </w:r>
+    </w:p>
+    <w:p>
+      <w:pPr>
+        <w:rPr>
+          <w:lang w:val="es-ES"/>
+        </w:rPr>
+      </w:pPr>
+      <w:r>
+        <w:rPr>
+          <w:lang w:val="es-ES"/>
+        </w:rPr>
+        <w:t>2. Análisis del Problema y Recopilación de Información</w:t>
+      </w:r>
+    </w:p>
+    <w:p>
+      <w:pPr>
+        <w:rPr>
+          <w:lang w:val="es-ES"/>
+        </w:rPr>
+      </w:pPr>
+      <w:r>
+        <w:rPr>
+          <w:lang w:val="es-ES"/>
+        </w:rPr>
+        <w:t>Se investigan los fundamentos de la visión artificial y la biomecánica del equilibrio. En esta fase se seleccionan las herramientas tecnológicas:</w:t>
+      </w:r>
+    </w:p>
+    <w:p>
+      <w:pPr>
+        <w:rPr>
+          <w:lang w:val="es-ES"/>
+        </w:rPr>
+      </w:pPr>
+      <w:r>
+        <w:rPr>
+          <w:lang w:val="es-ES"/>
+        </w:rPr>
+        <w:t>•</w:t>
+      </w:r>
+      <w:r>
+        <w:rPr>
+          <w:lang w:val="es-ES"/>
+        </w:rPr>
+        <w:tab/>
+        <w:t>Lenguaje: Python.</w:t>
+      </w:r>
+    </w:p>
+    <w:p>
+      <w:pPr>
+        <w:rPr>
+          <w:lang w:val="es-ES"/>
+        </w:rPr>
+      </w:pPr>
+      <w:r>
+        <w:rPr>
+          <w:lang w:val="es-ES"/>
+        </w:rPr>
+        <w:t>•</w:t>
+      </w:r>
+      <w:r>
+        <w:rPr>
+          <w:lang w:val="es-ES"/>
+        </w:rPr>
+        <w:tab/>
+        <w:t xml:space="preserve">Librería de estimación de pose: </w:t>
+      </w:r>
+      <w:proofErr w:type="spellStart"/>
+      <w:r>
+        <w:rPr>
+          <w:lang w:val="es-ES"/>
+        </w:rPr>
+        <w:t>MediaPipe</w:t>
+      </w:r>
+      <w:proofErr w:type="spellEnd"/>
+      <w:r>
+        <w:rPr>
+          <w:lang w:val="es-ES"/>
+        </w:rPr>
+        <w:t xml:space="preserve"> (por su baja latencia y eficiencia en hardware comercial).</w:t>
+      </w:r>
+    </w:p>
+    <w:p>
+      <w:pPr>
+        <w:rPr>
+          <w:lang w:val="es-ES"/>
+        </w:rPr>
+      </w:pPr>
+      <w:r>
+        <w:rPr>
+          <w:lang w:val="es-ES"/>
+        </w:rPr>
+        <w:t>•</w:t>
+      </w:r>
+      <w:r>
+        <w:rPr>
+          <w:lang w:val="es-ES"/>
+        </w:rPr>
+        <w:tab/>
+        <w:t>Estándares: Ángulos articulares seguros definidos por la fisioterapia.</w:t>
+      </w:r>
+    </w:p>
+    <w:p>
+      <w:pPr>
+        <w:rPr>
+          <w:lang w:val="es-ES"/>
+        </w:rPr>
+      </w:pPr>
+      <w:r>
+        <w:rPr>
+          <w:lang w:val="es-ES"/>
+        </w:rPr>
+        <w:t xml:space="preserve">3. Búsqueda de Soluciones Creativas </w:t>
+      </w:r>
+    </w:p>
+    <w:p>
+      <w:pPr>
+        <w:rPr>
+          <w:lang w:val="es-ES"/>
+        </w:rPr>
+      </w:pPr>
+      <w:r>
+        <w:rPr>
+          <w:lang w:val="es-ES"/>
+        </w:rPr>
+        <w:t xml:space="preserve">Se diseña la arquitectura del sistema. Esto incluye el algoritmo de detección, la lógica matemática para calcular desviaciones angulares y la interfaz de usuario (UI) adaptada a personas mayores (iconografía clara y </w:t>
+      </w:r>
+      <w:proofErr w:type="spellStart"/>
+      <w:r>
+        <w:rPr>
+          <w:lang w:val="es-ES"/>
+        </w:rPr>
+        <w:t>feedback</w:t>
+      </w:r>
+      <w:proofErr w:type="spellEnd"/>
+      <w:r>
+        <w:rPr>
+          <w:lang w:val="es-ES"/>
+        </w:rPr>
+        <w:t xml:space="preserve"> sonoro).</w:t>
+      </w:r>
+    </w:p>
+    <w:p>
+      <w:pPr>
+        <w:rPr>
+          <w:lang w:val="es-ES"/>
+        </w:rPr>
+      </w:pPr>
+      <w:r>
+        <w:rPr>
+          <w:lang w:val="es-ES"/>
+        </w:rPr>
+        <w:t>4. Evaluación y Selección de la Solución</w:t>
+      </w:r>
+    </w:p>
+    <w:p>
+      <w:pPr>
+        <w:rPr>
+          <w:lang w:val="es-ES"/>
+        </w:rPr>
+      </w:pPr>
+      <w:r>
+        <w:rPr>
+          <w:lang w:val="es-ES"/>
+        </w:rPr>
+        <w:t>Se somete el prototipo a pruebas de laboratorio para verificar los indicadores de la Variable Independiente.</w:t>
+      </w:r>
+    </w:p>
+    <w:p>
+      <w:pPr>
+        <w:rPr>
+          <w:lang w:val="es-ES"/>
+        </w:rPr>
+      </w:pPr>
+      <w:r>
+        <w:rPr>
+          <w:lang w:val="es-ES"/>
+        </w:rPr>
+        <w:t xml:space="preserve">5. Especificación de la Solución </w:t>
+      </w:r>
+    </w:p>
+    <w:p>
+      <w:pPr>
+        <w:rPr>
+          <w:lang w:val="es-ES"/>
+        </w:rPr>
+      </w:pPr>
+      <w:r>
+        <w:rPr>
+          <w:lang w:val="es-ES"/>
+        </w:rPr>
+        <w:t>Es la fase de implementación experimental con la muestra de adultos mayores. Aquí se recolectan los datos de la Variable Dependiente (precisión de los ejercicios).</w:t>
+      </w:r>
+    </w:p>
+    <w:p>
+      <w:r>
+        <w:t xml:space="preserve">6. </w:t>
+      </w:r>
+      <w:proofErr w:type="spellStart"/>
+      <w:r>
+        <w:t>Optimización</w:t>
+      </w:r>
+      <w:proofErr w:type="spellEnd"/>
+      <w:r>
+        <w:t xml:space="preserve"> y </w:t>
+      </w:r>
+      <w:proofErr w:type="spellStart"/>
+      <w:r>
+        <w:t>Retroalimentación</w:t>
+      </w:r>
+      <w:proofErr w:type="spellEnd"/>
+    </w:p>
+    <w:p>
+      <w:pPr>
+        <w:rPr>
+          <w:lang w:val="es-ES"/>
+        </w:rPr>
+      </w:pPr>
+      <w:r>
+        <w:rPr>
+          <w:lang w:val="es-ES"/>
+        </w:rPr>
+        <w:lastRenderedPageBreak/>
+        <w:t>Con base en los resultados de la encuesta de usabilidad y los errores detectados en la fase de pruebas, se realizan ajustes en el código para mejorar la sensibilidad de las alertas o la velocidad de respuesta del modelo.</w:t>
+      </w:r>
+    </w:p>
+    <w:p>
+      <w:pPr>
+        <w:rPr>
+          <w:lang w:val="es-ES"/>
+        </w:rPr>
+      </w:pPr>
+    </w:p>
+    <w:p>
+      <w:pPr>
+        <w:pStyle w:val="Ttulo2"/>
+      </w:pPr>
+      <w:r>
+        <w:t xml:space="preserve">Marco </w:t>
+      </w:r>
+      <w:proofErr w:type="spellStart"/>
+      <w:r>
         <w:t>tecnológico</w:t>
       </w:r>
       <w:proofErr w:type="spellEnd"/>
@@ -13573,14 +14082,14 @@
       <w:pPr>
         <w:pStyle w:val="Ttulo3"/>
       </w:pPr>
-      <w:bookmarkStart w:id="50" w:name="_Toc238464998"/>
+      <w:bookmarkStart w:id="51" w:name="_Toc238464998"/>
       <w:r>
         <w:rPr>
           <w:lang w:val="es-ES"/>
         </w:rPr>
         <w:t>Especificaciones de Hardware</w:t>
       </w:r>
-      <w:bookmarkEnd w:id="50"/>
+      <w:bookmarkEnd w:id="51"/>
     </w:p>
     <w:p>
       <w:pPr>
@@ -13597,14 +14106,14 @@
           <w:lang w:val="es-ES"/>
         </w:rPr>
       </w:pPr>
-      <w:bookmarkStart w:id="51" w:name="_Toc238464999"/>
+      <w:bookmarkStart w:id="52" w:name="_Toc238464999"/>
       <w:r>
         <w:rPr>
           <w:lang w:val="es-ES"/>
         </w:rPr>
         <w:t>Unidad de Procesamiento (CPU y Memoria)</w:t>
       </w:r>
-      <w:bookmarkEnd w:id="51"/>
+      <w:bookmarkEnd w:id="52"/>
     </w:p>
     <w:p>
       <w:pPr>
@@ -13685,7 +14194,7 @@
       <w:pPr>
         <w:pStyle w:val="Ttulo3"/>
       </w:pPr>
-      <w:bookmarkStart w:id="52" w:name="_Toc238465000"/>
+      <w:bookmarkStart w:id="53" w:name="_Toc238465000"/>
       <w:proofErr w:type="spellStart"/>
       <w:r>
         <w:t>Gráficos</w:t>
@@ -13706,7 +14215,7 @@
       <w:r>
         <w:t>Imagen</w:t>
       </w:r>
-      <w:bookmarkEnd w:id="52"/>
+      <w:bookmarkEnd w:id="53"/>
       <w:proofErr w:type="spellEnd"/>
     </w:p>
     <w:p>
@@ -13737,6 +14246,7 @@
         <w:rPr>
           <w:b/>
         </w:rPr>
+        <w:lastRenderedPageBreak/>
         <w:t>Captura de Imagen:</w:t>
       </w:r>
       <w:r>
@@ -13750,304 +14260,769 @@
       <w:pPr>
         <w:pStyle w:val="Ttulo3"/>
       </w:pPr>
-      <w:bookmarkStart w:id="53" w:name="_Toc238465001"/>
+      <w:bookmarkStart w:id="54" w:name="_Toc238465001"/>
+      <w:proofErr w:type="spellStart"/>
+      <w:r>
+        <w:t>Especificaciones</w:t>
+      </w:r>
+      <w:proofErr w:type="spellEnd"/>
+      <w:r>
+        <w:t xml:space="preserve"> de Software</w:t>
+      </w:r>
+      <w:bookmarkEnd w:id="54"/>
+    </w:p>
+    <w:p>
+      <w:pPr>
+        <w:pStyle w:val="Ttulo4"/>
+      </w:pPr>
+      <w:bookmarkStart w:id="55" w:name="_Toc238465002"/>
+      <w:r>
+        <w:t>Python (</w:t>
+      </w:r>
+      <w:proofErr w:type="spellStart"/>
+      <w:r>
+        <w:t>Versión</w:t>
+      </w:r>
+      <w:proofErr w:type="spellEnd"/>
+      <w:r>
+        <w:t xml:space="preserve"> 3.13.0)</w:t>
+      </w:r>
+      <w:bookmarkEnd w:id="55"/>
+    </w:p>
+    <w:p>
+      <w:pPr>
+        <w:pStyle w:val="APA7MA"/>
+      </w:pPr>
+      <w:r>
+        <w:t xml:space="preserve">Python es un lenguaje de programación de alto nivel, interpretado y </w:t>
+      </w:r>
+      <w:proofErr w:type="spellStart"/>
+      <w:r>
+        <w:t>multiparadigma</w:t>
+      </w:r>
+      <w:proofErr w:type="spellEnd"/>
+      <w:r>
+        <w:t xml:space="preserve"> (orientado a objetos, imperativo y funcional), concebido originalmente a finales de los años 80 por Guido van </w:t>
+      </w:r>
+      <w:proofErr w:type="spellStart"/>
+      <w:r>
+        <w:t>Rossum</w:t>
+      </w:r>
+      <w:proofErr w:type="spellEnd"/>
+      <w:r>
+        <w:t xml:space="preserve"> bajo una filosofía de diseño que prioriza la legibilidad, la simplicidad y una sintaxis limpia. Se caracteriza por un </w:t>
+      </w:r>
+      <w:proofErr w:type="spellStart"/>
+      <w:r>
+        <w:t>tipado</w:t>
+      </w:r>
+      <w:proofErr w:type="spellEnd"/>
+      <w:r>
+        <w:t xml:space="preserve"> dinámico que facilita el desarrollo rápi</w:t>
+      </w:r>
+      <w:r>
+        <w:t xml:space="preserve">do de aplicaciones complejas y </w:t>
+      </w:r>
+      <w:r>
+        <w:t xml:space="preserve">al ser un lenguaje multiplataforma compatible con entornos Unix, Windows y </w:t>
+      </w:r>
+      <w:proofErr w:type="spellStart"/>
+      <w:r>
+        <w:t>macOS</w:t>
+      </w:r>
+      <w:proofErr w:type="spellEnd"/>
+      <w:r>
+        <w:t xml:space="preserve">, se posiciona como el estándar de la industria para el desarrollo de software científico, desarrollo web e inteligencia artificial. </w:t>
+      </w:r>
+    </w:p>
+    <w:p>
+      <w:pPr>
+        <w:pStyle w:val="APA7MA"/>
+      </w:pPr>
+      <w:r>
+        <w:t xml:space="preserve">Su modelo de distribución de código abierto y su vasta comunidad permiten integrar con facilidad una infinidad de paquetes especializados sin necesidad de desarrollar componentes desde cero, ofreciendo un rendimiento cada vez más competitivo en entornos de procesamiento concurrente. Esta capacidad de adaptación se consolida de forma sobresaliente en la versión 3.13, la cual introduce modificaciones estructurales de gran calado orientadas a responder a las demandas del hardware </w:t>
+      </w:r>
+      <w:proofErr w:type="spellStart"/>
+      <w:r>
+        <w:t>multinúcleo</w:t>
+      </w:r>
+      <w:proofErr w:type="spellEnd"/>
+      <w:r>
+        <w:t xml:space="preserve"> contemporáneo, destacando la incorporación de soporte experimental para la ejecución libre de hilos mediante la desactivación del Bloqueo Global del Intérprete (Global </w:t>
+      </w:r>
+      <w:proofErr w:type="spellStart"/>
+      <w:r>
+        <w:t>Interpreter</w:t>
+      </w:r>
+      <w:proofErr w:type="spellEnd"/>
+      <w:r>
+        <w:t xml:space="preserve"> </w:t>
+      </w:r>
+      <w:proofErr w:type="spellStart"/>
+      <w:r>
+        <w:t>Lock</w:t>
+      </w:r>
+      <w:proofErr w:type="spellEnd"/>
+      <w:r>
+        <w:t xml:space="preserve"> o GIL, regulado bajo la PEP 703), la implementación de un compilador </w:t>
+      </w:r>
+      <w:proofErr w:type="spellStart"/>
+      <w:r>
+        <w:t>Just</w:t>
+      </w:r>
+      <w:proofErr w:type="spellEnd"/>
+      <w:r>
+        <w:t xml:space="preserve">-In-Time (JIT) preliminar (PEP 744) para optimizar la traducción de </w:t>
+      </w:r>
+      <w:proofErr w:type="spellStart"/>
+      <w:r>
+        <w:t>bytecode</w:t>
+      </w:r>
+      <w:proofErr w:type="spellEnd"/>
+      <w:r>
+        <w:t>, y la modernización integral de su intérprete interactivo junto con la depuración de componentes obsoletos de su biblioteca estándar.</w:t>
+      </w:r>
+    </w:p>
+    <w:p>
+      <w:pPr>
+        <w:pStyle w:val="Ttulo4"/>
+      </w:pPr>
+      <w:bookmarkStart w:id="56" w:name="_Toc238465003"/>
       <w:proofErr w:type="spellStart"/>
       <w:r>
         <w:lastRenderedPageBreak/>
-        <w:t>Especificaciones</w:t>
-      </w:r>
-      <w:proofErr w:type="spellEnd"/>
-      <w:r>
-        <w:t xml:space="preserve"> de Software</w:t>
-      </w:r>
-      <w:bookmarkEnd w:id="53"/>
+        <w:t>OpenCV</w:t>
+      </w:r>
+      <w:bookmarkEnd w:id="56"/>
+      <w:proofErr w:type="spellEnd"/>
+    </w:p>
+    <w:p>
+      <w:pPr>
+        <w:pStyle w:val="APA7MA"/>
+      </w:pPr>
+      <w:proofErr w:type="spellStart"/>
+      <w:r>
+        <w:rPr>
+          <w:rStyle w:val="citation-129"/>
+        </w:rPr>
+        <w:t>OpenCV</w:t>
+      </w:r>
+      <w:proofErr w:type="spellEnd"/>
+      <w:r>
+        <w:rPr>
+          <w:rStyle w:val="citation-129"/>
+        </w:rPr>
+        <w:t xml:space="preserve"> (</w:t>
+      </w:r>
+      <w:r>
+        <w:rPr>
+          <w:rStyle w:val="citation-129"/>
+          <w:i/>
+          <w:iCs/>
+        </w:rPr>
+        <w:t xml:space="preserve">Open </w:t>
+      </w:r>
+      <w:proofErr w:type="spellStart"/>
+      <w:r>
+        <w:rPr>
+          <w:rStyle w:val="citation-129"/>
+          <w:i/>
+          <w:iCs/>
+        </w:rPr>
+        <w:t>Source</w:t>
+      </w:r>
+      <w:proofErr w:type="spellEnd"/>
+      <w:r>
+        <w:rPr>
+          <w:rStyle w:val="citation-129"/>
+          <w:i/>
+          <w:iCs/>
+        </w:rPr>
+        <w:t xml:space="preserve"> </w:t>
+      </w:r>
+      <w:proofErr w:type="spellStart"/>
+      <w:r>
+        <w:rPr>
+          <w:rStyle w:val="citation-129"/>
+          <w:i/>
+          <w:iCs/>
+        </w:rPr>
+        <w:t>Computer</w:t>
+      </w:r>
+      <w:proofErr w:type="spellEnd"/>
+      <w:r>
+        <w:rPr>
+          <w:rStyle w:val="citation-129"/>
+          <w:i/>
+          <w:iCs/>
+        </w:rPr>
+        <w:t xml:space="preserve"> </w:t>
+      </w:r>
+      <w:proofErr w:type="spellStart"/>
+      <w:r>
+        <w:rPr>
+          <w:rStyle w:val="citation-129"/>
+          <w:i/>
+          <w:iCs/>
+        </w:rPr>
+        <w:t>Vision</w:t>
+      </w:r>
+      <w:proofErr w:type="spellEnd"/>
+      <w:r>
+        <w:rPr>
+          <w:rStyle w:val="citation-129"/>
+          <w:i/>
+          <w:iCs/>
+        </w:rPr>
+        <w:t xml:space="preserve"> Library</w:t>
+      </w:r>
+      <w:r>
+        <w:rPr>
+          <w:rStyle w:val="citation-129"/>
+        </w:rPr>
+        <w:t>) es una biblioteca libre de código abierto multiplataforma especializada en visión artificial, procesamiento de imágenes y aprendizaje automático en tiempo real.</w:t>
+      </w:r>
+      <w:r>
+        <w:t xml:space="preserve"> </w:t>
+      </w:r>
+      <w:r>
+        <w:rPr>
+          <w:rStyle w:val="citation-128"/>
+        </w:rPr>
+        <w:t xml:space="preserve">Concebida inicialmente en 1999 por </w:t>
+      </w:r>
+      <w:r>
+        <w:rPr>
+          <w:rStyle w:val="citation-128"/>
+          <w:bCs/>
+        </w:rPr>
+        <w:t xml:space="preserve">Gary </w:t>
+      </w:r>
+      <w:proofErr w:type="spellStart"/>
+      <w:r>
+        <w:rPr>
+          <w:rStyle w:val="citation-128"/>
+          <w:bCs/>
+        </w:rPr>
+        <w:t>Bradski</w:t>
+      </w:r>
+      <w:proofErr w:type="spellEnd"/>
+      <w:r>
+        <w:rPr>
+          <w:rStyle w:val="citation-128"/>
+        </w:rPr>
+        <w:t xml:space="preserve"> bajo el patrocinio de Intel, la biblioteca nació con el objetivo principal de acelerar la investigación y el desarrollo de aplicaciones comerciales basadas en visión computacional, proveyendo una infraestructura común optimizada que evitara a los desarrolladores reinventar la rueda.</w:t>
+      </w:r>
+      <w:r>
+        <w:t xml:space="preserve"> </w:t>
+      </w:r>
+      <w:r>
+        <w:rPr>
+          <w:rStyle w:val="citation-127"/>
+        </w:rPr>
+        <w:t xml:space="preserve">Gracias a su arquitectura original diseñada en C y C++, combinada con interfaces nativas para lenguajes de alto nivel como Python, </w:t>
+      </w:r>
+      <w:proofErr w:type="spellStart"/>
+      <w:r>
+        <w:rPr>
+          <w:rStyle w:val="citation-127"/>
+        </w:rPr>
+        <w:t>OpenCV</w:t>
+      </w:r>
+      <w:proofErr w:type="spellEnd"/>
+      <w:r>
+        <w:rPr>
+          <w:rStyle w:val="citation-127"/>
+        </w:rPr>
+        <w:t xml:space="preserve"> se caracteriza por su gran eficiencia en el manejo de estructuras de datos masivas y matrices multidimensionales.</w:t>
+      </w:r>
+      <w:r>
+        <w:t xml:space="preserve"> </w:t>
+      </w:r>
+    </w:p>
+    <w:p>
+      <w:pPr>
+        <w:pStyle w:val="APA7MA"/>
+      </w:pPr>
+      <w:r>
+        <w:rPr>
+          <w:rStyle w:val="citation-126"/>
+        </w:rPr>
+        <w:t>Su modelo de distribución abierta y su vasta comunidad global han permitido integrar algoritmos complejos para tareas como el reconocimiento facial, la detección de objetos, el seguimiento de trayectorias en vídeo y la reconstrucción 3D.</w:t>
+      </w:r>
+      <w:r>
+        <w:t xml:space="preserve"> De este modo, la herramienta se posiciona como el estándar de la industria y de la academia para dotar a los sistemas computacionales de la capacidad de interpretar y procesar información visual del entorno de manera altamente competitiva y escalable.</w:t>
+      </w:r>
     </w:p>
     <w:p>
       <w:pPr>
         <w:pStyle w:val="Ttulo4"/>
       </w:pPr>
-      <w:bookmarkStart w:id="54" w:name="_Toc238465002"/>
-      <w:r>
-        <w:t>Python (</w:t>
-      </w:r>
-      <w:proofErr w:type="spellStart"/>
-      <w:r>
-        <w:t>Versión</w:t>
-      </w:r>
-      <w:proofErr w:type="spellEnd"/>
-      <w:r>
-        <w:t xml:space="preserve"> 3.13.0)</w:t>
-      </w:r>
-      <w:bookmarkEnd w:id="54"/>
-    </w:p>
-    <w:p>
-      <w:pPr>
-        <w:pStyle w:val="APA7MA"/>
-      </w:pPr>
-      <w:r>
-        <w:t xml:space="preserve">Python es un lenguaje de programación de alto nivel, interpretado y </w:t>
-      </w:r>
-      <w:proofErr w:type="spellStart"/>
-      <w:r>
-        <w:t>multiparadigma</w:t>
-      </w:r>
-      <w:proofErr w:type="spellEnd"/>
-      <w:r>
-        <w:t xml:space="preserve"> (orientado a objetos, imperativo y funcional). Se caracteriza por una sintaxis limpia, legible y de </w:t>
-      </w:r>
-      <w:proofErr w:type="spellStart"/>
-      <w:r>
-        <w:t>tipado</w:t>
-      </w:r>
-      <w:proofErr w:type="spellEnd"/>
-      <w:r>
-        <w:t xml:space="preserve"> dinámico, lo que facilita el desarrollo rápido de aplicaciones complejas. Al ser un lenguaje multiplataforma (compatible con entornos Unix, Windows, </w:t>
-      </w:r>
-      <w:proofErr w:type="spellStart"/>
-      <w:r>
-        <w:t>macOS</w:t>
-      </w:r>
-      <w:proofErr w:type="spellEnd"/>
-      <w:r>
-        <w:t>, entre otros), se posiciona como el estándar de la industria para el desarrollo de software científico e inteligencia artificial. Su modelo de distribución de código abierto y su vasta comunidad permiten integrar con facilidad una infinidad de paquetes especializados sin necesidad de desarrollar componentes desde cero, ofreciendo un rendimiento altamente competitivo en entorno</w:t>
-      </w:r>
-      <w:r>
-        <w:t>s de procesamiento concurrente.</w:t>
+      <w:bookmarkStart w:id="57" w:name="_Toc238465004"/>
+      <w:proofErr w:type="spellStart"/>
+      <w:r>
+        <w:t>MediaPipe</w:t>
+      </w:r>
+      <w:bookmarkEnd w:id="57"/>
+      <w:proofErr w:type="spellEnd"/>
+    </w:p>
+    <w:p>
+      <w:pPr>
+        <w:pStyle w:val="APA7MA"/>
+        <w:rPr>
+          <w:lang w:eastAsia="es-ES"/>
+        </w:rPr>
+      </w:pPr>
+      <w:bookmarkStart w:id="58" w:name="_Toc238465005"/>
+      <w:proofErr w:type="spellStart"/>
+      <w:r>
+        <w:rPr>
+          <w:lang w:eastAsia="es-ES"/>
+        </w:rPr>
+        <w:t>MediaPipe</w:t>
+      </w:r>
+      <w:proofErr w:type="spellEnd"/>
+      <w:r>
+        <w:rPr>
+          <w:lang w:eastAsia="es-ES"/>
+        </w:rPr>
+        <w:t xml:space="preserve"> es un marco de trabajo de código abierto multiplataforma, desarrollado por el equipo de investigación de Google bajo la dirección de ingenieros como </w:t>
+      </w:r>
+      <w:proofErr w:type="spellStart"/>
+      <w:r>
+        <w:rPr>
+          <w:lang w:eastAsia="es-ES"/>
+        </w:rPr>
+        <w:t>Camillo</w:t>
+      </w:r>
+      <w:proofErr w:type="spellEnd"/>
+      <w:r>
+        <w:rPr>
+          <w:lang w:eastAsia="es-ES"/>
+        </w:rPr>
+        <w:t xml:space="preserve"> </w:t>
+      </w:r>
+      <w:proofErr w:type="spellStart"/>
+      <w:r>
+        <w:rPr>
+          <w:lang w:eastAsia="es-ES"/>
+        </w:rPr>
+        <w:t>Lugaresi</w:t>
+      </w:r>
+      <w:proofErr w:type="spellEnd"/>
+      <w:r>
+        <w:rPr>
+          <w:lang w:eastAsia="es-ES"/>
+        </w:rPr>
+        <w:t xml:space="preserve"> y </w:t>
+      </w:r>
+      <w:proofErr w:type="spellStart"/>
+      <w:r>
+        <w:rPr>
+          <w:lang w:eastAsia="es-ES"/>
+        </w:rPr>
+        <w:t>Matthias</w:t>
+      </w:r>
+      <w:proofErr w:type="spellEnd"/>
+      <w:r>
+        <w:rPr>
+          <w:lang w:eastAsia="es-ES"/>
+        </w:rPr>
+        <w:t xml:space="preserve"> </w:t>
+      </w:r>
+      <w:proofErr w:type="spellStart"/>
+      <w:r>
+        <w:rPr>
+          <w:lang w:eastAsia="es-ES"/>
+        </w:rPr>
+        <w:t>Grundmann</w:t>
+      </w:r>
+      <w:proofErr w:type="spellEnd"/>
+      <w:r>
+        <w:rPr>
+          <w:lang w:eastAsia="es-ES"/>
+        </w:rPr>
+        <w:t>, diseñado específicamente para construir y desplegar tuberías de percepción de aprendizaje automático multimodal en tiempo real. Concebido para resolver la complejidad del procesamiento de flujos de datos sensoriales continuos —tales como vídeo, audio y secuencias temporales—, este entorno permite integrar de forma eficiente componentes modulares avanzados de visión por computadora, tales como la estimación de posturas corporales, el seguimiento facial y la detección de manos.</w:t>
+      </w:r>
+    </w:p>
+    <w:p>
+      <w:pPr>
+        <w:pStyle w:val="APA7MA"/>
+        <w:rPr>
+          <w:lang w:eastAsia="es-ES"/>
+        </w:rPr>
+      </w:pPr>
+      <w:r>
+        <w:rPr>
+          <w:lang w:eastAsia="es-ES"/>
+        </w:rPr>
+        <w:lastRenderedPageBreak/>
+        <w:t>Su arquitectura destaca por una gestión optimizada de los recursos de hardware en CPU y GPU, lo que facilita la sincronización precisa de datos y la ejecución de modelos complejos con baja latencia en dispositivos móviles, ordenadores y plataformas web. De este modo, la herramienta se posiciona como una solución estándar y altamente versátil tanto en la investigación académica como en el desarrollo industrial, transformando prototipos experimentales de inteligencia artificial en aplicaciones interactivas, escala</w:t>
+      </w:r>
+      <w:r>
+        <w:rPr>
+          <w:lang w:eastAsia="es-ES"/>
+        </w:rPr>
+        <w:t>bles y plenamente reproducibles.</w:t>
       </w:r>
     </w:p>
     <w:p>
       <w:pPr>
         <w:pStyle w:val="Ttulo4"/>
       </w:pPr>
-      <w:bookmarkStart w:id="55" w:name="_Toc238465003"/>
-      <w:proofErr w:type="spellStart"/>
-      <w:r>
-        <w:t>OpenCV</w:t>
-      </w:r>
-      <w:bookmarkEnd w:id="55"/>
-      <w:proofErr w:type="spellEnd"/>
-    </w:p>
-    <w:p>
-      <w:pPr>
-        <w:pStyle w:val="APA7MA"/>
-      </w:pPr>
-      <w:proofErr w:type="spellStart"/>
-      <w:r>
-        <w:t>OpenCV</w:t>
-      </w:r>
-      <w:proofErr w:type="spellEnd"/>
-      <w:r>
-        <w:t xml:space="preserve"> (Open </w:t>
-      </w:r>
-      <w:proofErr w:type="spellStart"/>
-      <w:r>
-        <w:t>Source</w:t>
-      </w:r>
-      <w:proofErr w:type="spellEnd"/>
-      <w:r>
-        <w:t xml:space="preserve"> </w:t>
-      </w:r>
-      <w:proofErr w:type="spellStart"/>
-      <w:r>
-        <w:t>Computer</w:t>
-      </w:r>
-      <w:proofErr w:type="spellEnd"/>
-      <w:r>
-        <w:t xml:space="preserve"> </w:t>
-      </w:r>
-      <w:proofErr w:type="spellStart"/>
-      <w:r>
-        <w:t>Vision</w:t>
-      </w:r>
-      <w:proofErr w:type="spellEnd"/>
-      <w:r>
-        <w:t xml:space="preserve"> Library) es una biblioteca libre y de código abierto especializada en visión artificial y aprendizaje automático. Proporciona una infraestructura común altamente optimizada que cuenta con más de 2500 algoritmos optimizados para el procesamiento de imágenes y secuencias de video en tiempo real. En el contexto de este proyecto, </w:t>
-      </w:r>
-      <w:proofErr w:type="spellStart"/>
-      <w:r>
-        <w:t>OpenCV</w:t>
-      </w:r>
-      <w:proofErr w:type="spellEnd"/>
-      <w:r>
-        <w:t xml:space="preserve"> actúa como la interfaz encargada de capturar los fotogramas provenientes de la cámara web, realizar operaciones de </w:t>
-      </w:r>
-      <w:proofErr w:type="spellStart"/>
-      <w:r>
-        <w:t>preprocesamiento</w:t>
-      </w:r>
-      <w:proofErr w:type="spellEnd"/>
-      <w:r>
-        <w:t xml:space="preserve"> visual (como ajustes de escala y conversión de espacios de color) y preparar el flujo de video que será analizado por los mo</w:t>
-      </w:r>
-      <w:r>
-        <w:t>delos de estimación de postura.</w:t>
+      <w:proofErr w:type="spellStart"/>
+      <w:r>
+        <w:t>NumPy</w:t>
+      </w:r>
+      <w:bookmarkEnd w:id="58"/>
+      <w:proofErr w:type="spellEnd"/>
+    </w:p>
+    <w:p>
+      <w:pPr>
+        <w:pStyle w:val="APA7MA"/>
+      </w:pPr>
+      <w:proofErr w:type="spellStart"/>
+      <w:r>
+        <w:t>NumPy</w:t>
+      </w:r>
+      <w:proofErr w:type="spellEnd"/>
+      <w:r>
+        <w:t xml:space="preserve"> es el paquete fundamental para la computación científica y el procesamiento numérico en Python. Proporciona una estructura de datos eficiente basada en matrices multidimensionales de alto rendimiento (</w:t>
+      </w:r>
+      <w:proofErr w:type="spellStart"/>
+      <w:r>
+        <w:t>arrays</w:t>
+      </w:r>
+      <w:proofErr w:type="spellEnd"/>
+      <w:r>
+        <w:t xml:space="preserve">), junto con una amplia colección de rutinas matemáticas, lógicas, de álgebra lineal y de manipulación de formas. En la presente arquitectura tecnológica, </w:t>
+      </w:r>
+      <w:proofErr w:type="spellStart"/>
+      <w:r>
+        <w:t>NumPy</w:t>
+      </w:r>
+      <w:proofErr w:type="spellEnd"/>
+      <w:r>
+        <w:t xml:space="preserve"> resulta indispensable para procesar y transformar de manera casi instantánea las matrices de coordenadas numéricas devueltas por los modelos de visión artificial, facilitando el cálculo matemático de los ángulos articulares necesarios para </w:t>
+      </w:r>
+      <w:r>
+        <w:t>validar la postura del usuario.</w:t>
       </w:r>
     </w:p>
     <w:p>
       <w:pPr>
         <w:pStyle w:val="Ttulo4"/>
       </w:pPr>
-      <w:bookmarkStart w:id="56" w:name="_Toc238465004"/>
-      <w:proofErr w:type="spellStart"/>
-      <w:r>
-        <w:t>MediaPipe</w:t>
-      </w:r>
-      <w:bookmarkEnd w:id="56"/>
-      <w:proofErr w:type="spellEnd"/>
-    </w:p>
-    <w:p>
-      <w:pPr>
-        <w:pStyle w:val="APA7MA"/>
-      </w:pPr>
-      <w:proofErr w:type="spellStart"/>
-      <w:r>
-        <w:t>MediaPipe</w:t>
-      </w:r>
-      <w:proofErr w:type="spellEnd"/>
-      <w:r>
-        <w:t xml:space="preserve"> es un </w:t>
-      </w:r>
-      <w:proofErr w:type="spellStart"/>
-      <w:r>
-        <w:t>framework</w:t>
-      </w:r>
-      <w:proofErr w:type="spellEnd"/>
-      <w:r>
-        <w:t xml:space="preserve"> multiplataforma desarrollado para la construcción de sistemas de aprendizaje automático basados en pipelines modulares y multimodales. Permite integrar modelos de inferencia altamente eficientes orientados al análisis perceptivo en tiempo real, tales como la obtención de estimaciones de pose corporal (Pose </w:t>
-      </w:r>
-      <w:proofErr w:type="spellStart"/>
-      <w:r>
-        <w:t>Estimation</w:t>
-      </w:r>
-      <w:proofErr w:type="spellEnd"/>
-      <w:r>
-        <w:t xml:space="preserve"> en 2D y 3D), </w:t>
-      </w:r>
-      <w:r>
-        <w:lastRenderedPageBreak/>
-        <w:t>detección de rostros y seguimiento de puntos clave (</w:t>
-      </w:r>
-      <w:proofErr w:type="spellStart"/>
-      <w:r>
-        <w:t>landmarks</w:t>
-      </w:r>
-      <w:proofErr w:type="spellEnd"/>
-      <w:r>
-        <w:t>). Su arquitectura ligera optimiza el uso de recursos computacionales, permitiendo extraer las coordenadas exactas de las articulaciones del adulto mayor para evaluar los ángulos de inclinación durante los ejercicios de equilibrio con alta precisión y latencia mínima.</w:t>
+      <w:bookmarkStart w:id="59" w:name="_Toc238465006"/>
+      <w:r>
+        <w:t>PostgreSQL</w:t>
+      </w:r>
+      <w:bookmarkEnd w:id="59"/>
+    </w:p>
+    <w:p>
+      <w:pPr>
+        <w:pStyle w:val="APA7MA"/>
+      </w:pPr>
+      <w:proofErr w:type="spellStart"/>
+      <w:r>
+        <w:t>PostgreSQL</w:t>
+      </w:r>
+      <w:proofErr w:type="spellEnd"/>
+      <w:r>
+        <w:t xml:space="preserve"> es un sistema de gestión de bases de datos relacionales orientado a objetos (ORDBMS), reconocido por su alta robustez, escalabilidad y estricto cumplimiento de los estándares SQL. Cuenta con una licencia de código abierto de tipo liberal y se distingue por su motor de transacciones seguras bajo el modelo ACID (Atomicidad, Consistencia, Aislamiento y Durabilidad). </w:t>
+      </w:r>
+      <w:proofErr w:type="spellStart"/>
+      <w:r>
+        <w:t>PostgreSQL</w:t>
+      </w:r>
+      <w:proofErr w:type="spellEnd"/>
+      <w:r>
+        <w:t xml:space="preserve"> ofrece un rendimiento excepcional en entornos con cargas de trabajo complejas e intensivas, integrando soporte nativo para funciones avanzadas, consultas concurrentes y un almacenamiento estructurado seguro, características esenciales para registrar el historial de evaluaciones y ev</w:t>
+      </w:r>
+      <w:r>
+        <w:t>entos del sistema de monitoreo.</w:t>
       </w:r>
     </w:p>
     <w:p>
       <w:pPr>
         <w:pStyle w:val="Ttulo4"/>
       </w:pPr>
-      <w:bookmarkStart w:id="57" w:name="_Toc238465005"/>
-      <w:proofErr w:type="spellStart"/>
-      <w:r>
-        <w:t>NumPy</w:t>
-      </w:r>
-      <w:bookmarkEnd w:id="57"/>
-      <w:proofErr w:type="spellEnd"/>
-    </w:p>
-    <w:p>
-      <w:pPr>
-        <w:pStyle w:val="APA7MA"/>
-      </w:pPr>
-      <w:proofErr w:type="spellStart"/>
-      <w:r>
-        <w:t>NumPy</w:t>
-      </w:r>
-      <w:proofErr w:type="spellEnd"/>
-      <w:r>
-        <w:t xml:space="preserve"> es el paquete fundamental para la computación científica y el procesamiento numérico en Python. Proporciona una estructura de datos eficiente basada en matrices multidimensionales de alto rendimiento (</w:t>
-      </w:r>
-      <w:proofErr w:type="spellStart"/>
-      <w:r>
-        <w:t>arrays</w:t>
-      </w:r>
-      <w:proofErr w:type="spellEnd"/>
-      <w:r>
-        <w:t xml:space="preserve">), junto con una amplia colección de rutinas matemáticas, lógicas, de álgebra lineal y de manipulación de formas. En la presente arquitectura tecnológica, </w:t>
-      </w:r>
-      <w:proofErr w:type="spellStart"/>
-      <w:r>
-        <w:t>NumPy</w:t>
-      </w:r>
-      <w:proofErr w:type="spellEnd"/>
-      <w:r>
-        <w:t xml:space="preserve"> resulta indispensable para procesar y transformar de manera casi instantánea las matrices de coordenadas numéricas devueltas por los modelos de visión artificial, facilitando el cálculo matemático de los ángulos articulares necesarios para </w:t>
-      </w:r>
-      <w:r>
-        <w:t>validar la postura del usuario.</w:t>
-      </w:r>
-    </w:p>
-    <w:p>
-      <w:pPr>
-        <w:pStyle w:val="Ttulo4"/>
-      </w:pPr>
-      <w:bookmarkStart w:id="58" w:name="_Toc238465006"/>
-      <w:r>
-        <w:t>PostgreSQL</w:t>
-      </w:r>
-      <w:bookmarkEnd w:id="58"/>
-    </w:p>
-    <w:p>
-      <w:pPr>
-        <w:pStyle w:val="APA7MA"/>
-      </w:pPr>
-      <w:proofErr w:type="spellStart"/>
-      <w:r>
-        <w:t>PostgreSQL</w:t>
-      </w:r>
-      <w:proofErr w:type="spellEnd"/>
-      <w:r>
-        <w:t xml:space="preserve"> es un sistema de gestión de bases de datos relacionales orientado a objetos (ORDBMS), reconocido por su alta robustez, escalabilidad y estricto cumplimiento de los estándares SQL. Cuenta con una licencia de código abierto de tipo liberal y se distingue por su motor de transacciones seguras bajo el modelo ACID (Atomicidad, Consistencia, Aislamiento y Durabilidad). </w:t>
-      </w:r>
-      <w:proofErr w:type="spellStart"/>
-      <w:r>
-        <w:t>PostgreSQL</w:t>
-      </w:r>
-      <w:proofErr w:type="spellEnd"/>
-      <w:r>
-        <w:t xml:space="preserve"> ofrece un rendimiento excepcional en entornos con cargas de trabajo complejas e intensivas, integrando soporte nativo para funciones avanzadas, consultas concurrentes y un almacenamiento estructurado seguro, características esenciales para registrar el historial de evaluaciones y ev</w:t>
-      </w:r>
-      <w:r>
-        <w:t>entos del sistema de monitoreo.</w:t>
-      </w:r>
-    </w:p>
-    <w:p>
-      <w:pPr>
-        <w:pStyle w:val="Ttulo4"/>
-      </w:pPr>
-      <w:bookmarkStart w:id="59" w:name="_Toc238465007"/>
+      <w:bookmarkStart w:id="60" w:name="_Toc238465007"/>
       <w:r>
         <w:lastRenderedPageBreak/>
         <w:t>Django</w:t>
       </w:r>
-      <w:bookmarkEnd w:id="59"/>
-    </w:p>
-    <w:p>
-      <w:pPr>
-        <w:pStyle w:val="APA7MA"/>
-      </w:pPr>
-      <w:r>
+      <w:bookmarkEnd w:id="60"/>
+    </w:p>
+    <w:p>
+      <w:pPr>
+        <w:pStyle w:val="APA7MA"/>
+        <w:rPr>
+          <w:lang w:eastAsia="es-ES"/>
+        </w:rPr>
+      </w:pPr>
+      <w:r>
+        <w:rPr>
+          <w:lang w:eastAsia="es-ES"/>
+        </w:rPr>
         <w:t xml:space="preserve">Django es un </w:t>
       </w:r>
       <w:proofErr w:type="spellStart"/>
       <w:r>
+        <w:rPr>
+          <w:lang w:eastAsia="es-ES"/>
+        </w:rPr>
         <w:t>framework</w:t>
       </w:r>
       <w:proofErr w:type="spellEnd"/>
       <w:r>
+        <w:rPr>
+          <w:lang w:eastAsia="es-ES"/>
+        </w:rPr>
         <w:t xml:space="preserve"> de desarrollo web de código abierto escrito en Python, estructurado bajo el patrón arquitectónico Modelo-Vista-</w:t>
       </w:r>
       <w:proofErr w:type="spellStart"/>
       <w:r>
+        <w:rPr>
+          <w:lang w:eastAsia="es-ES"/>
+        </w:rPr>
         <w:t>Template</w:t>
       </w:r>
       <w:proofErr w:type="spellEnd"/>
       <w:r>
-        <w:t xml:space="preserve"> (MVT). Facilita la creación rápida y segura de aplicaciones web robustas al incluir de forma nativa componentes esenciales como un sistema avanzado de autenticación de usuarios, gestión de formularios, protección contra vulnerabilidades web comunes y un panel de administración automatizado. Dentro del proyecto, Django funge como el núcleo de la interfaz y la lógica de gestión web, permitiendo administrar los datos de los usuarios y visualizar los reportes generados a partir de los eventos del sistema.</w:t>
-      </w:r>
+        <w:rPr>
+          <w:lang w:eastAsia="es-ES"/>
+        </w:rPr>
+        <w:t xml:space="preserve"> (MVT). Concebido inicialmente a finales de 2003 por </w:t>
+      </w:r>
+      <w:proofErr w:type="spellStart"/>
+      <w:r>
+        <w:rPr>
+          <w:b/>
+          <w:bCs/>
+          <w:lang w:eastAsia="es-ES"/>
+        </w:rPr>
+        <w:t>Adrian</w:t>
+      </w:r>
+      <w:proofErr w:type="spellEnd"/>
+      <w:r>
+        <w:rPr>
+          <w:b/>
+          <w:bCs/>
+          <w:lang w:eastAsia="es-ES"/>
+        </w:rPr>
+        <w:t xml:space="preserve"> </w:t>
+      </w:r>
+      <w:proofErr w:type="spellStart"/>
+      <w:r>
+        <w:rPr>
+          <w:b/>
+          <w:bCs/>
+          <w:lang w:eastAsia="es-ES"/>
+        </w:rPr>
+        <w:t>Holovaty</w:t>
+      </w:r>
+      <w:proofErr w:type="spellEnd"/>
+      <w:r>
+        <w:rPr>
+          <w:lang w:eastAsia="es-ES"/>
+        </w:rPr>
+        <w:t xml:space="preserve"> y </w:t>
+      </w:r>
+      <w:proofErr w:type="spellStart"/>
+      <w:r>
+        <w:rPr>
+          <w:b/>
+          <w:bCs/>
+          <w:lang w:eastAsia="es-ES"/>
+        </w:rPr>
+        <w:t>Simon</w:t>
+      </w:r>
+      <w:proofErr w:type="spellEnd"/>
+      <w:r>
+        <w:rPr>
+          <w:b/>
+          <w:bCs/>
+          <w:lang w:eastAsia="es-ES"/>
+        </w:rPr>
+        <w:t xml:space="preserve"> </w:t>
+      </w:r>
+      <w:proofErr w:type="spellStart"/>
+      <w:r>
+        <w:rPr>
+          <w:b/>
+          <w:bCs/>
+          <w:lang w:eastAsia="es-ES"/>
+        </w:rPr>
+        <w:t>Willison</w:t>
+      </w:r>
+      <w:proofErr w:type="spellEnd"/>
+      <w:r>
+        <w:rPr>
+          <w:lang w:eastAsia="es-ES"/>
+        </w:rPr>
+        <w:t xml:space="preserve"> mientras trabajaban en el periódico </w:t>
+      </w:r>
+      <w:r>
+        <w:rPr>
+          <w:i/>
+          <w:iCs/>
+          <w:lang w:eastAsia="es-ES"/>
+        </w:rPr>
+        <w:t xml:space="preserve">Lawrence </w:t>
+      </w:r>
+      <w:proofErr w:type="spellStart"/>
+      <w:r>
+        <w:rPr>
+          <w:i/>
+          <w:iCs/>
+          <w:lang w:eastAsia="es-ES"/>
+        </w:rPr>
+        <w:t>Journal-World</w:t>
+      </w:r>
+      <w:proofErr w:type="spellEnd"/>
+      <w:r>
+        <w:rPr>
+          <w:lang w:eastAsia="es-ES"/>
+        </w:rPr>
+        <w:t xml:space="preserve">, el </w:t>
+      </w:r>
+      <w:proofErr w:type="spellStart"/>
+      <w:r>
+        <w:rPr>
+          <w:lang w:eastAsia="es-ES"/>
+        </w:rPr>
+        <w:t>framework</w:t>
+      </w:r>
+      <w:proofErr w:type="spellEnd"/>
+      <w:r>
+        <w:rPr>
+          <w:lang w:eastAsia="es-ES"/>
+        </w:rPr>
+        <w:t xml:space="preserve"> nació con la premisa de acelerar el desarrollo de sitios web complejos, orientados a bases de datos y sujetos a estrictos plazos de entrega, priorizando la reutilización de código y el principio DRY (</w:t>
+      </w:r>
+      <w:proofErr w:type="spellStart"/>
+      <w:r>
+        <w:rPr>
+          <w:i/>
+          <w:iCs/>
+          <w:lang w:eastAsia="es-ES"/>
+        </w:rPr>
+        <w:t>Don't</w:t>
+      </w:r>
+      <w:proofErr w:type="spellEnd"/>
+      <w:r>
+        <w:rPr>
+          <w:i/>
+          <w:iCs/>
+          <w:lang w:eastAsia="es-ES"/>
+        </w:rPr>
+        <w:t xml:space="preserve"> </w:t>
+      </w:r>
+      <w:proofErr w:type="spellStart"/>
+      <w:r>
+        <w:rPr>
+          <w:i/>
+          <w:iCs/>
+          <w:lang w:eastAsia="es-ES"/>
+        </w:rPr>
+        <w:t>Repeat</w:t>
+      </w:r>
+      <w:proofErr w:type="spellEnd"/>
+      <w:r>
+        <w:rPr>
+          <w:i/>
+          <w:iCs/>
+          <w:lang w:eastAsia="es-ES"/>
+        </w:rPr>
+        <w:t xml:space="preserve"> </w:t>
+      </w:r>
+      <w:proofErr w:type="spellStart"/>
+      <w:r>
+        <w:rPr>
+          <w:i/>
+          <w:iCs/>
+          <w:lang w:eastAsia="es-ES"/>
+        </w:rPr>
+        <w:t>Yourself</w:t>
+      </w:r>
+      <w:proofErr w:type="spellEnd"/>
+      <w:r>
+        <w:rPr>
+          <w:lang w:eastAsia="es-ES"/>
+        </w:rPr>
+        <w:t>). Facilita la creación rápida y segura de aplicaciones web robustas al incluir de forma nativa componentes esenciales como un sistema avanzado de autenticación de usuarios, gestión de formularios, protección automática contra vulnerabilidades web comunes (como la inyección SQL, la falsificación de peticiones en sitios cruzados o CSRF, y el Cross-</w:t>
+      </w:r>
+      <w:proofErr w:type="spellStart"/>
+      <w:r>
+        <w:rPr>
+          <w:lang w:eastAsia="es-ES"/>
+        </w:rPr>
+        <w:t>Site</w:t>
+      </w:r>
+      <w:proofErr w:type="spellEnd"/>
+      <w:r>
+        <w:rPr>
+          <w:lang w:eastAsia="es-ES"/>
+        </w:rPr>
+        <w:t xml:space="preserve"> Scripting) y un panel de administración plenamente automatizado.</w:t>
+      </w:r>
+    </w:p>
+    <w:p>
+      <w:pPr>
+        <w:pStyle w:val="APA7MA"/>
+        <w:rPr>
+          <w:lang w:eastAsia="es-ES"/>
+        </w:rPr>
+      </w:pPr>
+      <w:r>
+        <w:rPr>
+          <w:lang w:eastAsia="es-ES"/>
+        </w:rPr>
+        <w:t>Dentro del ecosistema de un proyecto tecnológico, Django funge como el núcleo de la interfaz y la lógica de gestión web, permitiendo administrar de manera estructurada los datos de los usuarios, coordinar flujos de trabajo asíncronos y visualizar los reportes generados a partir de los eventos del sistema. Su potente ORM (</w:t>
+      </w:r>
+      <w:proofErr w:type="spellStart"/>
+      <w:r>
+        <w:rPr>
+          <w:i/>
+          <w:iCs/>
+          <w:lang w:eastAsia="es-ES"/>
+        </w:rPr>
+        <w:t>Object-Relational</w:t>
+      </w:r>
+      <w:proofErr w:type="spellEnd"/>
+      <w:r>
+        <w:rPr>
+          <w:i/>
+          <w:iCs/>
+          <w:lang w:eastAsia="es-ES"/>
+        </w:rPr>
+        <w:t xml:space="preserve"> </w:t>
+      </w:r>
+      <w:proofErr w:type="spellStart"/>
+      <w:r>
+        <w:rPr>
+          <w:i/>
+          <w:iCs/>
+          <w:lang w:eastAsia="es-ES"/>
+        </w:rPr>
+        <w:t>Mapping</w:t>
+      </w:r>
+      <w:proofErr w:type="spellEnd"/>
+      <w:r>
+        <w:rPr>
+          <w:lang w:eastAsia="es-ES"/>
+        </w:rPr>
+        <w:t>) abstrae la complejidad de las bases de datos relacionales, permitiendo a los desarrolladores interactuar con los datos mediante objetos de Python y garantizando una escalabilidad competitiva para aplicaciones institucionales y científicas de gran envergadura.</w:t>
+      </w:r>
+    </w:p>
+    <w:p>
+      <w:pPr>
+        <w:pStyle w:val="APA7MA"/>
+        <w:rPr>
+          <w:lang w:val="es-ES"/>
+        </w:rPr>
+      </w:pPr>
     </w:p>
     <w:p>
       <w:pPr>
@@ -14065,14 +15040,1483 @@
     </w:p>
     <w:p>
       <w:pPr>
+        <w:spacing w:line="360" w:lineRule="auto"/>
+        <w:rPr>
+          <w:rFonts w:cs="Arial"/>
+          <w:i/>
+          <w:iCs/>
+          <w:shd w:val="clear" w:color="auto" w:fill="FFFFFF"/>
+          <w:lang w:val="es-ES"/>
+        </w:rPr>
+      </w:pPr>
+      <w:r>
+        <w:rPr>
+          <w:rFonts w:cs="Arial"/>
+          <w:b/>
+          <w:bCs/>
+          <w:lang w:val="es-ES"/>
+        </w:rPr>
+        <w:t>Tabla 4</w:t>
+      </w:r>
+      <w:r>
+        <w:rPr>
+          <w:rFonts w:cs="Arial"/>
+          <w:lang w:val="es-ES"/>
+        </w:rPr>
+        <w:t xml:space="preserve"> </w:t>
+      </w:r>
+      <w:r>
+        <w:rPr>
+          <w:rFonts w:cs="Arial"/>
+          <w:lang w:val="es-ES"/>
+        </w:rPr>
+        <w:br/>
+      </w:r>
+      <w:r>
+        <w:rPr>
+          <w:rFonts w:cs="Arial"/>
+          <w:i/>
+          <w:iCs/>
+          <w:lang w:val="es-ES"/>
+        </w:rPr>
+        <w:t>Primer estado de arte nacional</w:t>
+      </w:r>
+    </w:p>
+    <w:tbl>
+      <w:tblPr>
+        <w:tblStyle w:val="Tablaconcuadrcula"/>
+        <w:tblW w:w="0" w:type="auto"/>
+        <w:tblInd w:w="0" w:type="dxa"/>
+        <w:tblBorders>
+          <w:left w:val="none" w:sz="0" w:space="0" w:color="auto"/>
+          <w:right w:val="none" w:sz="0" w:space="0" w:color="auto"/>
+          <w:insideV w:val="none" w:sz="0" w:space="0" w:color="auto"/>
+        </w:tblBorders>
+        <w:tblLook w:val="04A0" w:firstRow="1" w:lastRow="0" w:firstColumn="1" w:lastColumn="0" w:noHBand="0" w:noVBand="1"/>
+      </w:tblPr>
+      <w:tblGrid>
+        <w:gridCol w:w="2942"/>
+        <w:gridCol w:w="2942"/>
+        <w:gridCol w:w="2943"/>
+      </w:tblGrid>
+      <w:tr>
+        <w:tc>
+          <w:tcPr>
+            <w:tcW w:w="2942" w:type="dxa"/>
+            <w:tcBorders>
+              <w:top w:val="single" w:sz="4" w:space="0" w:color="auto"/>
+              <w:left w:val="nil"/>
+              <w:bottom w:val="single" w:sz="4" w:space="0" w:color="auto"/>
+              <w:right w:val="nil"/>
+            </w:tcBorders>
+            <w:hideMark/>
+          </w:tcPr>
+          <w:p>
+            <w:pPr>
+              <w:pStyle w:val="NormalWeb"/>
+              <w:spacing w:line="360" w:lineRule="auto"/>
+              <w:jc w:val="both"/>
+              <w:rPr>
+                <w:rFonts w:ascii="Arial" w:hAnsi="Arial" w:cs="Arial"/>
+                <w:b/>
+                <w:bCs/>
+                <w:color w:val="000000"/>
+                <w:sz w:val="18"/>
+                <w:szCs w:val="18"/>
+                <w:shd w:val="clear" w:color="auto" w:fill="FFFFFF"/>
+                <w:lang w:eastAsia="es-BO"/>
+              </w:rPr>
+            </w:pPr>
+            <w:r>
+              <w:rPr>
+                <w:rFonts w:ascii="Arial" w:hAnsi="Arial" w:cs="Arial"/>
+                <w:b/>
+                <w:bCs/>
+                <w:color w:val="000000"/>
+                <w:sz w:val="18"/>
+                <w:szCs w:val="18"/>
+                <w:shd w:val="clear" w:color="auto" w:fill="FFFFFF"/>
+                <w:lang w:eastAsia="es-BO"/>
+              </w:rPr>
+              <w:t>Título de la publicación</w:t>
+            </w:r>
+          </w:p>
+        </w:tc>
+        <w:tc>
+          <w:tcPr>
+            <w:tcW w:w="5885" w:type="dxa"/>
+            <w:gridSpan w:val="2"/>
+            <w:tcBorders>
+              <w:top w:val="single" w:sz="4" w:space="0" w:color="auto"/>
+              <w:left w:val="nil"/>
+              <w:bottom w:val="single" w:sz="4" w:space="0" w:color="auto"/>
+              <w:right w:val="nil"/>
+            </w:tcBorders>
+            <w:hideMark/>
+          </w:tcPr>
+          <w:p>
+            <w:pPr>
+              <w:pStyle w:val="NormalWeb"/>
+              <w:spacing w:line="360" w:lineRule="auto"/>
+              <w:jc w:val="both"/>
+              <w:rPr>
+                <w:rFonts w:ascii="Arial" w:hAnsi="Arial" w:cs="Arial"/>
+                <w:color w:val="000000"/>
+                <w:sz w:val="18"/>
+                <w:szCs w:val="18"/>
+                <w:shd w:val="clear" w:color="auto" w:fill="FFFFFF"/>
+                <w:lang w:eastAsia="es-BO"/>
+              </w:rPr>
+            </w:pPr>
+            <w:r>
+              <w:rPr>
+                <w:rFonts w:ascii="Arial" w:hAnsi="Arial" w:cs="Arial"/>
+                <w:sz w:val="18"/>
+                <w:szCs w:val="18"/>
+                <w:lang w:eastAsia="es-BO"/>
+              </w:rPr>
+              <w:t>Modelo de sistema de gestión de la seguridad de la información en base a la Norma ISO 27001 par entidades públicas</w:t>
+            </w:r>
+          </w:p>
+        </w:tc>
+      </w:tr>
+      <w:tr>
+        <w:tc>
+          <w:tcPr>
+            <w:tcW w:w="2942" w:type="dxa"/>
+            <w:tcBorders>
+              <w:top w:val="single" w:sz="4" w:space="0" w:color="auto"/>
+              <w:left w:val="nil"/>
+              <w:bottom w:val="single" w:sz="4" w:space="0" w:color="auto"/>
+              <w:right w:val="nil"/>
+            </w:tcBorders>
+            <w:hideMark/>
+          </w:tcPr>
+          <w:p>
+            <w:pPr>
+              <w:pStyle w:val="NormalWeb"/>
+              <w:spacing w:line="360" w:lineRule="auto"/>
+              <w:jc w:val="both"/>
+              <w:rPr>
+                <w:rFonts w:ascii="Arial" w:hAnsi="Arial" w:cs="Arial"/>
+                <w:color w:val="000000"/>
+                <w:sz w:val="18"/>
+                <w:szCs w:val="18"/>
+                <w:shd w:val="clear" w:color="auto" w:fill="FFFFFF"/>
+                <w:lang w:eastAsia="es-BO"/>
+              </w:rPr>
+            </w:pPr>
+            <w:r>
+              <w:rPr>
+                <w:rFonts w:ascii="Arial" w:hAnsi="Arial" w:cs="Arial"/>
+                <w:color w:val="000000"/>
+                <w:sz w:val="18"/>
+                <w:szCs w:val="18"/>
+                <w:shd w:val="clear" w:color="auto" w:fill="FFFFFF"/>
+                <w:lang w:eastAsia="es-BO"/>
+              </w:rPr>
+              <w:lastRenderedPageBreak/>
+              <w:t>Lugar</w:t>
+            </w:r>
+          </w:p>
+        </w:tc>
+        <w:tc>
+          <w:tcPr>
+            <w:tcW w:w="2942" w:type="dxa"/>
+            <w:tcBorders>
+              <w:top w:val="single" w:sz="4" w:space="0" w:color="auto"/>
+              <w:left w:val="nil"/>
+              <w:bottom w:val="single" w:sz="4" w:space="0" w:color="auto"/>
+              <w:right w:val="nil"/>
+            </w:tcBorders>
+            <w:hideMark/>
+          </w:tcPr>
+          <w:p>
+            <w:pPr>
+              <w:pStyle w:val="NormalWeb"/>
+              <w:spacing w:line="360" w:lineRule="auto"/>
+              <w:jc w:val="both"/>
+              <w:rPr>
+                <w:rFonts w:ascii="Arial" w:hAnsi="Arial" w:cs="Arial"/>
+                <w:color w:val="000000"/>
+                <w:sz w:val="18"/>
+                <w:szCs w:val="18"/>
+                <w:shd w:val="clear" w:color="auto" w:fill="FFFFFF"/>
+                <w:lang w:eastAsia="es-BO"/>
+              </w:rPr>
+            </w:pPr>
+            <w:r>
+              <w:rPr>
+                <w:rFonts w:ascii="Arial" w:hAnsi="Arial" w:cs="Arial"/>
+                <w:color w:val="000000"/>
+                <w:sz w:val="18"/>
+                <w:szCs w:val="18"/>
+                <w:shd w:val="clear" w:color="auto" w:fill="FFFFFF"/>
+                <w:lang w:eastAsia="es-BO"/>
+              </w:rPr>
+              <w:t>País: Bolivia</w:t>
+            </w:r>
+          </w:p>
+        </w:tc>
+        <w:tc>
+          <w:tcPr>
+            <w:tcW w:w="2943" w:type="dxa"/>
+            <w:tcBorders>
+              <w:top w:val="single" w:sz="4" w:space="0" w:color="auto"/>
+              <w:left w:val="nil"/>
+              <w:bottom w:val="single" w:sz="4" w:space="0" w:color="auto"/>
+              <w:right w:val="nil"/>
+            </w:tcBorders>
+            <w:hideMark/>
+          </w:tcPr>
+          <w:p>
+            <w:pPr>
+              <w:pStyle w:val="NormalWeb"/>
+              <w:spacing w:line="360" w:lineRule="auto"/>
+              <w:jc w:val="both"/>
+              <w:rPr>
+                <w:rFonts w:ascii="Arial" w:hAnsi="Arial" w:cs="Arial"/>
+                <w:color w:val="000000"/>
+                <w:sz w:val="18"/>
+                <w:szCs w:val="18"/>
+                <w:shd w:val="clear" w:color="auto" w:fill="FFFFFF"/>
+                <w:lang w:eastAsia="es-BO"/>
+              </w:rPr>
+            </w:pPr>
+            <w:r>
+              <w:rPr>
+                <w:rFonts w:ascii="Arial" w:hAnsi="Arial" w:cs="Arial"/>
+                <w:color w:val="000000"/>
+                <w:sz w:val="18"/>
+                <w:szCs w:val="18"/>
+                <w:shd w:val="clear" w:color="auto" w:fill="FFFFFF"/>
+                <w:lang w:eastAsia="es-BO"/>
+              </w:rPr>
+              <w:t>Año 2022</w:t>
+            </w:r>
+          </w:p>
+        </w:tc>
+      </w:tr>
+      <w:tr>
+        <w:tc>
+          <w:tcPr>
+            <w:tcW w:w="2942" w:type="dxa"/>
+            <w:tcBorders>
+              <w:top w:val="single" w:sz="4" w:space="0" w:color="auto"/>
+              <w:left w:val="nil"/>
+              <w:bottom w:val="single" w:sz="4" w:space="0" w:color="auto"/>
+              <w:right w:val="nil"/>
+            </w:tcBorders>
+            <w:hideMark/>
+          </w:tcPr>
+          <w:p>
+            <w:pPr>
+              <w:pStyle w:val="NormalWeb"/>
+              <w:spacing w:line="360" w:lineRule="auto"/>
+              <w:jc w:val="both"/>
+              <w:rPr>
+                <w:rFonts w:ascii="Arial" w:hAnsi="Arial" w:cs="Arial"/>
+                <w:color w:val="000000"/>
+                <w:sz w:val="18"/>
+                <w:szCs w:val="18"/>
+                <w:shd w:val="clear" w:color="auto" w:fill="FFFFFF"/>
+                <w:lang w:eastAsia="es-BO"/>
+              </w:rPr>
+            </w:pPr>
+            <w:r>
+              <w:rPr>
+                <w:rFonts w:ascii="Arial" w:hAnsi="Arial" w:cs="Arial"/>
+                <w:color w:val="000000"/>
+                <w:sz w:val="18"/>
+                <w:szCs w:val="18"/>
+                <w:shd w:val="clear" w:color="auto" w:fill="FFFFFF"/>
+                <w:lang w:eastAsia="es-BO"/>
+              </w:rPr>
+              <w:t>Autor/es</w:t>
+            </w:r>
+          </w:p>
+        </w:tc>
+        <w:tc>
+          <w:tcPr>
+            <w:tcW w:w="5885" w:type="dxa"/>
+            <w:gridSpan w:val="2"/>
+            <w:tcBorders>
+              <w:top w:val="single" w:sz="4" w:space="0" w:color="auto"/>
+              <w:left w:val="nil"/>
+              <w:bottom w:val="single" w:sz="4" w:space="0" w:color="auto"/>
+              <w:right w:val="nil"/>
+            </w:tcBorders>
+            <w:hideMark/>
+          </w:tcPr>
+          <w:p>
+            <w:pPr>
+              <w:pStyle w:val="NormalWeb"/>
+              <w:spacing w:line="360" w:lineRule="auto"/>
+              <w:jc w:val="both"/>
+              <w:rPr>
+                <w:rFonts w:ascii="Arial" w:hAnsi="Arial" w:cs="Arial"/>
+                <w:color w:val="000000"/>
+                <w:sz w:val="18"/>
+                <w:szCs w:val="18"/>
+                <w:shd w:val="clear" w:color="auto" w:fill="FFFFFF"/>
+                <w:lang w:eastAsia="es-BO"/>
+              </w:rPr>
+            </w:pPr>
+            <w:r>
+              <w:rPr>
+                <w:rFonts w:ascii="Arial" w:hAnsi="Arial" w:cs="Arial"/>
+                <w:color w:val="000000"/>
+                <w:sz w:val="18"/>
+                <w:szCs w:val="18"/>
+                <w:shd w:val="clear" w:color="auto" w:fill="FFFFFF"/>
+                <w:lang w:eastAsia="es-BO"/>
+              </w:rPr>
+              <w:t xml:space="preserve">Manuel Mamani </w:t>
+            </w:r>
+            <w:proofErr w:type="spellStart"/>
+            <w:r>
+              <w:rPr>
+                <w:rFonts w:ascii="Arial" w:hAnsi="Arial" w:cs="Arial"/>
+                <w:color w:val="000000"/>
+                <w:sz w:val="18"/>
+                <w:szCs w:val="18"/>
+                <w:shd w:val="clear" w:color="auto" w:fill="FFFFFF"/>
+                <w:lang w:eastAsia="es-BO"/>
+              </w:rPr>
+              <w:t>Mamani</w:t>
+            </w:r>
+            <w:proofErr w:type="spellEnd"/>
+          </w:p>
+        </w:tc>
+      </w:tr>
+      <w:tr>
+        <w:tc>
+          <w:tcPr>
+            <w:tcW w:w="2942" w:type="dxa"/>
+            <w:tcBorders>
+              <w:top w:val="single" w:sz="4" w:space="0" w:color="auto"/>
+              <w:left w:val="nil"/>
+              <w:bottom w:val="single" w:sz="4" w:space="0" w:color="auto"/>
+              <w:right w:val="nil"/>
+            </w:tcBorders>
+            <w:hideMark/>
+          </w:tcPr>
+          <w:p>
+            <w:pPr>
+              <w:pStyle w:val="NormalWeb"/>
+              <w:spacing w:line="360" w:lineRule="auto"/>
+              <w:jc w:val="both"/>
+              <w:rPr>
+                <w:rFonts w:ascii="Arial" w:hAnsi="Arial" w:cs="Arial"/>
+                <w:color w:val="000000"/>
+                <w:sz w:val="18"/>
+                <w:szCs w:val="18"/>
+                <w:shd w:val="clear" w:color="auto" w:fill="FFFFFF"/>
+                <w:lang w:eastAsia="es-BO"/>
+              </w:rPr>
+            </w:pPr>
+            <w:r>
+              <w:rPr>
+                <w:rFonts w:ascii="Arial" w:hAnsi="Arial" w:cs="Arial"/>
+                <w:color w:val="000000"/>
+                <w:sz w:val="18"/>
+                <w:szCs w:val="18"/>
+                <w:shd w:val="clear" w:color="auto" w:fill="FFFFFF"/>
+                <w:lang w:eastAsia="es-BO"/>
+              </w:rPr>
+              <w:t>Institución</w:t>
+            </w:r>
+          </w:p>
+        </w:tc>
+        <w:tc>
+          <w:tcPr>
+            <w:tcW w:w="5885" w:type="dxa"/>
+            <w:gridSpan w:val="2"/>
+            <w:tcBorders>
+              <w:top w:val="single" w:sz="4" w:space="0" w:color="auto"/>
+              <w:left w:val="nil"/>
+              <w:bottom w:val="single" w:sz="4" w:space="0" w:color="auto"/>
+              <w:right w:val="nil"/>
+            </w:tcBorders>
+            <w:hideMark/>
+          </w:tcPr>
+          <w:p>
+            <w:pPr>
+              <w:pStyle w:val="NormalWeb"/>
+              <w:spacing w:line="360" w:lineRule="auto"/>
+              <w:jc w:val="both"/>
+              <w:rPr>
+                <w:rFonts w:ascii="Arial" w:hAnsi="Arial" w:cs="Arial"/>
+                <w:sz w:val="18"/>
+                <w:szCs w:val="18"/>
+                <w:lang w:eastAsia="es-BO"/>
+              </w:rPr>
+            </w:pPr>
+            <w:r>
+              <w:rPr>
+                <w:rFonts w:ascii="Arial" w:hAnsi="Arial" w:cs="Arial"/>
+                <w:sz w:val="18"/>
+                <w:szCs w:val="18"/>
+                <w:lang w:eastAsia="es-BO"/>
+              </w:rPr>
+              <w:t xml:space="preserve">Universidad Mayor de San </w:t>
+            </w:r>
+            <w:proofErr w:type="spellStart"/>
+            <w:r>
+              <w:rPr>
+                <w:rFonts w:ascii="Arial" w:hAnsi="Arial" w:cs="Arial"/>
+                <w:sz w:val="18"/>
+                <w:szCs w:val="18"/>
+                <w:lang w:eastAsia="es-BO"/>
+              </w:rPr>
+              <w:t>Andres</w:t>
+            </w:r>
+            <w:proofErr w:type="spellEnd"/>
+            <w:r>
+              <w:rPr>
+                <w:rFonts w:ascii="Arial" w:hAnsi="Arial" w:cs="Arial"/>
+                <w:sz w:val="18"/>
+                <w:szCs w:val="18"/>
+                <w:lang w:eastAsia="es-BO"/>
+              </w:rPr>
+              <w:t xml:space="preserve"> - UMSA</w:t>
+            </w:r>
+          </w:p>
+        </w:tc>
+      </w:tr>
+      <w:tr>
+        <w:tc>
+          <w:tcPr>
+            <w:tcW w:w="2942" w:type="dxa"/>
+            <w:tcBorders>
+              <w:top w:val="single" w:sz="4" w:space="0" w:color="auto"/>
+              <w:left w:val="nil"/>
+              <w:bottom w:val="single" w:sz="4" w:space="0" w:color="auto"/>
+              <w:right w:val="nil"/>
+            </w:tcBorders>
+            <w:hideMark/>
+          </w:tcPr>
+          <w:p>
+            <w:pPr>
+              <w:pStyle w:val="NormalWeb"/>
+              <w:spacing w:line="360" w:lineRule="auto"/>
+              <w:jc w:val="both"/>
+              <w:rPr>
+                <w:rFonts w:ascii="Arial" w:hAnsi="Arial" w:cs="Arial"/>
+                <w:color w:val="000000"/>
+                <w:sz w:val="18"/>
+                <w:szCs w:val="18"/>
+                <w:shd w:val="clear" w:color="auto" w:fill="FFFFFF"/>
+                <w:lang w:eastAsia="es-BO"/>
+              </w:rPr>
+            </w:pPr>
+            <w:r>
+              <w:rPr>
+                <w:rFonts w:ascii="Arial" w:hAnsi="Arial" w:cs="Arial"/>
+                <w:color w:val="000000"/>
+                <w:sz w:val="18"/>
+                <w:szCs w:val="18"/>
+                <w:shd w:val="clear" w:color="auto" w:fill="FFFFFF"/>
+                <w:lang w:eastAsia="es-BO"/>
+              </w:rPr>
+              <w:t>Palabras claves</w:t>
+            </w:r>
+          </w:p>
+        </w:tc>
+        <w:tc>
+          <w:tcPr>
+            <w:tcW w:w="5885" w:type="dxa"/>
+            <w:gridSpan w:val="2"/>
+            <w:tcBorders>
+              <w:top w:val="single" w:sz="4" w:space="0" w:color="auto"/>
+              <w:left w:val="nil"/>
+              <w:bottom w:val="single" w:sz="4" w:space="0" w:color="auto"/>
+              <w:right w:val="nil"/>
+            </w:tcBorders>
+            <w:hideMark/>
+          </w:tcPr>
+          <w:p>
+            <w:pPr>
+              <w:pStyle w:val="NormalWeb"/>
+              <w:spacing w:line="360" w:lineRule="auto"/>
+              <w:jc w:val="both"/>
+              <w:rPr>
+                <w:rFonts w:ascii="Arial" w:hAnsi="Arial" w:cs="Arial"/>
+                <w:color w:val="000000"/>
+                <w:sz w:val="18"/>
+                <w:szCs w:val="18"/>
+                <w:shd w:val="clear" w:color="auto" w:fill="FFFFFF"/>
+                <w:lang w:eastAsia="es-BO"/>
+              </w:rPr>
+            </w:pPr>
+            <w:r>
+              <w:rPr>
+                <w:rFonts w:ascii="Arial" w:hAnsi="Arial" w:cs="Arial"/>
+                <w:color w:val="000000"/>
+                <w:sz w:val="18"/>
+                <w:szCs w:val="18"/>
+                <w:shd w:val="clear" w:color="auto" w:fill="FFFFFF"/>
+                <w:lang w:eastAsia="es-BO"/>
+              </w:rPr>
+              <w:t>Seguridad de la información, ISO 27001, entidades públicas</w:t>
+            </w:r>
+          </w:p>
+        </w:tc>
+      </w:tr>
+      <w:tr>
+        <w:tc>
+          <w:tcPr>
+            <w:tcW w:w="2942" w:type="dxa"/>
+            <w:tcBorders>
+              <w:top w:val="single" w:sz="4" w:space="0" w:color="auto"/>
+              <w:left w:val="nil"/>
+              <w:bottom w:val="single" w:sz="4" w:space="0" w:color="auto"/>
+              <w:right w:val="nil"/>
+            </w:tcBorders>
+            <w:hideMark/>
+          </w:tcPr>
+          <w:p>
+            <w:pPr>
+              <w:pStyle w:val="NormalWeb"/>
+              <w:spacing w:line="360" w:lineRule="auto"/>
+              <w:jc w:val="both"/>
+              <w:rPr>
+                <w:rFonts w:ascii="Arial" w:hAnsi="Arial" w:cs="Arial"/>
+                <w:color w:val="000000"/>
+                <w:sz w:val="18"/>
+                <w:szCs w:val="18"/>
+                <w:shd w:val="clear" w:color="auto" w:fill="FFFFFF"/>
+                <w:lang w:eastAsia="es-BO"/>
+              </w:rPr>
+            </w:pPr>
+            <w:r>
+              <w:rPr>
+                <w:rFonts w:ascii="Arial" w:hAnsi="Arial" w:cs="Arial"/>
+                <w:color w:val="000000"/>
+                <w:sz w:val="18"/>
+                <w:szCs w:val="18"/>
+                <w:shd w:val="clear" w:color="auto" w:fill="FFFFFF"/>
+                <w:lang w:eastAsia="es-BO"/>
+              </w:rPr>
+              <w:t>Dirección electrónica especifica</w:t>
+            </w:r>
+          </w:p>
+        </w:tc>
+        <w:tc>
+          <w:tcPr>
+            <w:tcW w:w="5885" w:type="dxa"/>
+            <w:gridSpan w:val="2"/>
+            <w:tcBorders>
+              <w:top w:val="single" w:sz="4" w:space="0" w:color="auto"/>
+              <w:left w:val="nil"/>
+              <w:bottom w:val="single" w:sz="4" w:space="0" w:color="auto"/>
+              <w:right w:val="nil"/>
+            </w:tcBorders>
+            <w:hideMark/>
+          </w:tcPr>
+          <w:p>
+            <w:pPr>
+              <w:pStyle w:val="NormalWeb"/>
+              <w:spacing w:line="360" w:lineRule="auto"/>
+              <w:jc w:val="both"/>
+              <w:rPr>
+                <w:rFonts w:ascii="Arial" w:hAnsi="Arial" w:cs="Arial"/>
+                <w:color w:val="000000"/>
+                <w:sz w:val="18"/>
+                <w:szCs w:val="18"/>
+                <w:shd w:val="clear" w:color="auto" w:fill="FFFFFF"/>
+                <w:lang w:eastAsia="es-BO"/>
+              </w:rPr>
+            </w:pPr>
+            <w:r>
+              <w:rPr>
+                <w:rFonts w:ascii="Arial" w:hAnsi="Arial" w:cs="Arial"/>
+                <w:color w:val="000000"/>
+                <w:sz w:val="18"/>
+                <w:szCs w:val="18"/>
+                <w:shd w:val="clear" w:color="auto" w:fill="FFFFFF"/>
+                <w:lang w:eastAsia="es-BO"/>
+              </w:rPr>
+              <w:t>https://repositorio.umsa.bo/bitstream/handle/123456789/30927/TM-8275.pdf?sequence=1&amp;isAllowed=y</w:t>
+            </w:r>
+          </w:p>
+        </w:tc>
+      </w:tr>
+      <w:tr>
+        <w:tc>
+          <w:tcPr>
+            <w:tcW w:w="8827" w:type="dxa"/>
+            <w:gridSpan w:val="3"/>
+            <w:tcBorders>
+              <w:top w:val="single" w:sz="4" w:space="0" w:color="auto"/>
+              <w:left w:val="nil"/>
+              <w:bottom w:val="single" w:sz="4" w:space="0" w:color="auto"/>
+              <w:right w:val="nil"/>
+            </w:tcBorders>
+            <w:hideMark/>
+          </w:tcPr>
+          <w:p>
+            <w:pPr>
+              <w:pStyle w:val="NormalWeb"/>
+              <w:spacing w:line="360" w:lineRule="auto"/>
+              <w:jc w:val="both"/>
+              <w:rPr>
+                <w:rFonts w:ascii="Arial" w:hAnsi="Arial" w:cs="Arial"/>
+                <w:color w:val="000000"/>
+                <w:sz w:val="18"/>
+                <w:szCs w:val="18"/>
+                <w:shd w:val="clear" w:color="auto" w:fill="FFFFFF"/>
+                <w:lang w:eastAsia="es-BO"/>
+              </w:rPr>
+            </w:pPr>
+            <w:r>
+              <w:rPr>
+                <w:rFonts w:ascii="Arial" w:hAnsi="Arial" w:cs="Arial"/>
+                <w:color w:val="000000"/>
+                <w:sz w:val="18"/>
+                <w:szCs w:val="18"/>
+                <w:shd w:val="clear" w:color="auto" w:fill="FFFFFF"/>
+                <w:lang w:eastAsia="es-BO"/>
+              </w:rPr>
+              <w:t>TOPICOS RELEVANTES</w:t>
+            </w:r>
+          </w:p>
+        </w:tc>
+      </w:tr>
+      <w:tr>
+        <w:tc>
+          <w:tcPr>
+            <w:tcW w:w="2942" w:type="dxa"/>
+            <w:tcBorders>
+              <w:top w:val="single" w:sz="4" w:space="0" w:color="auto"/>
+              <w:left w:val="nil"/>
+              <w:bottom w:val="single" w:sz="4" w:space="0" w:color="auto"/>
+              <w:right w:val="nil"/>
+            </w:tcBorders>
+          </w:tcPr>
+          <w:p>
+            <w:pPr>
+              <w:pStyle w:val="NormalWeb"/>
+              <w:spacing w:after="0" w:afterAutospacing="0" w:line="360" w:lineRule="auto"/>
+              <w:jc w:val="both"/>
+              <w:rPr>
+                <w:rFonts w:ascii="Arial" w:hAnsi="Arial" w:cs="Arial"/>
+                <w:color w:val="000000"/>
+                <w:sz w:val="18"/>
+                <w:szCs w:val="18"/>
+                <w:shd w:val="clear" w:color="auto" w:fill="FFFFFF"/>
+                <w:lang w:eastAsia="es-BO"/>
+              </w:rPr>
+            </w:pPr>
+            <w:r>
+              <w:rPr>
+                <w:rFonts w:ascii="Arial" w:hAnsi="Arial" w:cs="Arial"/>
+                <w:color w:val="000000"/>
+                <w:sz w:val="18"/>
+                <w:szCs w:val="18"/>
+                <w:shd w:val="clear" w:color="auto" w:fill="FFFFFF"/>
+                <w:lang w:eastAsia="es-BO"/>
+              </w:rPr>
+              <w:t>Formulación del problema o preguntas de investigación</w:t>
+            </w:r>
+          </w:p>
+          <w:p>
+            <w:pPr>
+              <w:pStyle w:val="NormalWeb"/>
+              <w:spacing w:after="0" w:afterAutospacing="0" w:line="360" w:lineRule="auto"/>
+              <w:jc w:val="both"/>
+              <w:rPr>
+                <w:rFonts w:ascii="Arial" w:hAnsi="Arial" w:cs="Arial"/>
+                <w:color w:val="000000"/>
+                <w:sz w:val="18"/>
+                <w:szCs w:val="18"/>
+                <w:shd w:val="clear" w:color="auto" w:fill="FFFFFF"/>
+                <w:lang w:eastAsia="es-BO"/>
+              </w:rPr>
+            </w:pPr>
+          </w:p>
+        </w:tc>
+        <w:tc>
+          <w:tcPr>
+            <w:tcW w:w="5885" w:type="dxa"/>
+            <w:gridSpan w:val="2"/>
+            <w:tcBorders>
+              <w:top w:val="single" w:sz="4" w:space="0" w:color="auto"/>
+              <w:left w:val="nil"/>
+              <w:bottom w:val="single" w:sz="4" w:space="0" w:color="auto"/>
+              <w:right w:val="nil"/>
+            </w:tcBorders>
+            <w:hideMark/>
+          </w:tcPr>
+          <w:p>
+            <w:pPr>
+              <w:pStyle w:val="NormalWeb"/>
+              <w:spacing w:after="0" w:afterAutospacing="0" w:line="276" w:lineRule="auto"/>
+              <w:jc w:val="both"/>
+              <w:rPr>
+                <w:rFonts w:ascii="Arial" w:hAnsi="Arial" w:cs="Arial"/>
+                <w:color w:val="000000"/>
+                <w:sz w:val="18"/>
+                <w:szCs w:val="18"/>
+                <w:shd w:val="clear" w:color="auto" w:fill="FFFFFF"/>
+                <w:lang w:eastAsia="es-BO"/>
+              </w:rPr>
+            </w:pPr>
+            <w:r>
+              <w:rPr>
+                <w:rFonts w:ascii="Arial" w:hAnsi="Arial" w:cs="Arial"/>
+                <w:sz w:val="18"/>
+                <w:szCs w:val="18"/>
+                <w:lang w:eastAsia="es-BO"/>
+              </w:rPr>
+              <w:t>Se requiere tener un modelo de sistema que pueda aplicarse a cualquier institución pública que quiera garantizar que su información está segura y también el compromiso que deben adquirir las máximas autoridades ejecutivas en que se cumpla los lineamientos establecidos por el gobierno.</w:t>
+            </w:r>
+          </w:p>
+        </w:tc>
+      </w:tr>
+      <w:tr>
+        <w:tc>
+          <w:tcPr>
+            <w:tcW w:w="2942" w:type="dxa"/>
+            <w:tcBorders>
+              <w:top w:val="single" w:sz="4" w:space="0" w:color="auto"/>
+              <w:left w:val="nil"/>
+              <w:bottom w:val="single" w:sz="4" w:space="0" w:color="auto"/>
+              <w:right w:val="nil"/>
+            </w:tcBorders>
+            <w:hideMark/>
+          </w:tcPr>
+          <w:p>
+            <w:pPr>
+              <w:pStyle w:val="NormalWeb"/>
+              <w:spacing w:after="0" w:afterAutospacing="0" w:line="360" w:lineRule="auto"/>
+              <w:jc w:val="both"/>
+              <w:rPr>
+                <w:rFonts w:ascii="Arial" w:hAnsi="Arial" w:cs="Arial"/>
+                <w:color w:val="000000"/>
+                <w:sz w:val="18"/>
+                <w:szCs w:val="18"/>
+                <w:shd w:val="clear" w:color="auto" w:fill="FFFFFF"/>
+                <w:lang w:eastAsia="es-BO"/>
+              </w:rPr>
+            </w:pPr>
+            <w:r>
+              <w:rPr>
+                <w:rFonts w:ascii="Arial" w:hAnsi="Arial" w:cs="Arial"/>
+                <w:color w:val="000000"/>
+                <w:sz w:val="18"/>
+                <w:szCs w:val="18"/>
+                <w:shd w:val="clear" w:color="auto" w:fill="FFFFFF"/>
+                <w:lang w:eastAsia="es-BO"/>
+              </w:rPr>
+              <w:t>Objetivo de la investigación</w:t>
+            </w:r>
+          </w:p>
+        </w:tc>
+        <w:tc>
+          <w:tcPr>
+            <w:tcW w:w="5885" w:type="dxa"/>
+            <w:gridSpan w:val="2"/>
+            <w:tcBorders>
+              <w:top w:val="single" w:sz="4" w:space="0" w:color="auto"/>
+              <w:left w:val="nil"/>
+              <w:bottom w:val="single" w:sz="4" w:space="0" w:color="auto"/>
+              <w:right w:val="nil"/>
+            </w:tcBorders>
+            <w:hideMark/>
+          </w:tcPr>
+          <w:p>
+            <w:pPr>
+              <w:pStyle w:val="NormalWeb"/>
+              <w:spacing w:after="0" w:afterAutospacing="0" w:line="276" w:lineRule="auto"/>
+              <w:jc w:val="both"/>
+              <w:rPr>
+                <w:rFonts w:ascii="Arial" w:hAnsi="Arial" w:cs="Arial"/>
+                <w:color w:val="000000"/>
+                <w:sz w:val="18"/>
+                <w:szCs w:val="18"/>
+                <w:shd w:val="clear" w:color="auto" w:fill="FFFFFF"/>
+                <w:lang w:eastAsia="es-BO"/>
+              </w:rPr>
+            </w:pPr>
+            <w:r>
+              <w:rPr>
+                <w:rFonts w:ascii="Arial" w:hAnsi="Arial" w:cs="Arial"/>
+                <w:sz w:val="18"/>
+                <w:szCs w:val="18"/>
+                <w:lang w:eastAsia="es-BO"/>
+              </w:rPr>
+              <w:t xml:space="preserve">Desarrollar un modelo de sistema de gestión de seguridad de la información en base a la norma ISO 27001 con énfasis en gestión de incidentes de seguridad de la información de entidades públicas y garantizar la confidencialidad, disponibilidad e integridad de la información. </w:t>
+            </w:r>
+          </w:p>
+        </w:tc>
+      </w:tr>
+      <w:tr>
+        <w:tc>
+          <w:tcPr>
+            <w:tcW w:w="2942" w:type="dxa"/>
+            <w:tcBorders>
+              <w:top w:val="single" w:sz="4" w:space="0" w:color="auto"/>
+              <w:left w:val="nil"/>
+              <w:bottom w:val="single" w:sz="4" w:space="0" w:color="auto"/>
+              <w:right w:val="nil"/>
+            </w:tcBorders>
+            <w:hideMark/>
+          </w:tcPr>
+          <w:p>
+            <w:pPr>
+              <w:pStyle w:val="NormalWeb"/>
+              <w:spacing w:line="276" w:lineRule="auto"/>
+              <w:jc w:val="both"/>
+              <w:rPr>
+                <w:rFonts w:ascii="Arial" w:hAnsi="Arial" w:cs="Arial"/>
+                <w:color w:val="000000"/>
+                <w:sz w:val="18"/>
+                <w:szCs w:val="18"/>
+                <w:shd w:val="clear" w:color="auto" w:fill="FFFFFF"/>
+                <w:lang w:eastAsia="es-BO"/>
+              </w:rPr>
+            </w:pPr>
+            <w:r>
+              <w:rPr>
+                <w:rFonts w:ascii="Arial" w:hAnsi="Arial" w:cs="Arial"/>
+                <w:color w:val="000000"/>
+                <w:sz w:val="18"/>
+                <w:szCs w:val="18"/>
+                <w:shd w:val="clear" w:color="auto" w:fill="FFFFFF"/>
+                <w:lang w:eastAsia="es-BO"/>
+              </w:rPr>
+              <w:t>Hipótesis/Idea a defender</w:t>
+            </w:r>
+          </w:p>
+        </w:tc>
+        <w:tc>
+          <w:tcPr>
+            <w:tcW w:w="5885" w:type="dxa"/>
+            <w:gridSpan w:val="2"/>
+            <w:tcBorders>
+              <w:top w:val="single" w:sz="4" w:space="0" w:color="auto"/>
+              <w:left w:val="nil"/>
+              <w:bottom w:val="single" w:sz="4" w:space="0" w:color="auto"/>
+              <w:right w:val="nil"/>
+            </w:tcBorders>
+            <w:hideMark/>
+          </w:tcPr>
+          <w:p>
+            <w:pPr>
+              <w:pStyle w:val="NormalWeb"/>
+              <w:spacing w:line="276" w:lineRule="auto"/>
+              <w:jc w:val="both"/>
+              <w:rPr>
+                <w:rFonts w:ascii="Arial" w:hAnsi="Arial" w:cs="Arial"/>
+                <w:color w:val="000000"/>
+                <w:sz w:val="18"/>
+                <w:szCs w:val="18"/>
+                <w:shd w:val="clear" w:color="auto" w:fill="FFFFFF"/>
+                <w:lang w:eastAsia="es-BO"/>
+              </w:rPr>
+            </w:pPr>
+            <w:r>
+              <w:rPr>
+                <w:rFonts w:ascii="Arial" w:hAnsi="Arial" w:cs="Arial"/>
+                <w:color w:val="000000"/>
+                <w:sz w:val="18"/>
+                <w:szCs w:val="18"/>
+                <w:shd w:val="clear" w:color="auto" w:fill="FFFFFF"/>
+                <w:lang w:eastAsia="es-BO"/>
+              </w:rPr>
+              <w:t xml:space="preserve">La aplicación de un modelo de sistema de gestión de seguridad de la información en base a la ISO 27001, en las entidades </w:t>
+            </w:r>
+            <w:proofErr w:type="spellStart"/>
+            <w:r>
+              <w:rPr>
+                <w:rFonts w:ascii="Arial" w:hAnsi="Arial" w:cs="Arial"/>
+                <w:color w:val="000000"/>
+                <w:sz w:val="18"/>
+                <w:szCs w:val="18"/>
+                <w:shd w:val="clear" w:color="auto" w:fill="FFFFFF"/>
+                <w:lang w:eastAsia="es-BO"/>
+              </w:rPr>
+              <w:t>publicas</w:t>
+            </w:r>
+            <w:proofErr w:type="spellEnd"/>
+            <w:r>
+              <w:rPr>
+                <w:rFonts w:ascii="Arial" w:hAnsi="Arial" w:cs="Arial"/>
+                <w:color w:val="000000"/>
+                <w:sz w:val="18"/>
+                <w:szCs w:val="18"/>
+                <w:shd w:val="clear" w:color="auto" w:fill="FFFFFF"/>
+                <w:lang w:eastAsia="es-BO"/>
+              </w:rPr>
+              <w:t xml:space="preserve"> mejorar la confidencialidad disponibilidad e integrada de la información. </w:t>
+            </w:r>
+          </w:p>
+        </w:tc>
+      </w:tr>
+      <w:tr>
+        <w:tc>
+          <w:tcPr>
+            <w:tcW w:w="2942" w:type="dxa"/>
+            <w:tcBorders>
+              <w:top w:val="single" w:sz="4" w:space="0" w:color="auto"/>
+              <w:left w:val="nil"/>
+              <w:bottom w:val="single" w:sz="4" w:space="0" w:color="auto"/>
+              <w:right w:val="nil"/>
+            </w:tcBorders>
+            <w:hideMark/>
+          </w:tcPr>
+          <w:p>
+            <w:pPr>
+              <w:pStyle w:val="NormalWeb"/>
+              <w:spacing w:line="276" w:lineRule="auto"/>
+              <w:jc w:val="both"/>
+              <w:rPr>
+                <w:rFonts w:ascii="Arial" w:hAnsi="Arial" w:cs="Arial"/>
+                <w:color w:val="000000"/>
+                <w:sz w:val="18"/>
+                <w:szCs w:val="18"/>
+                <w:shd w:val="clear" w:color="auto" w:fill="FFFFFF"/>
+                <w:lang w:eastAsia="es-BO"/>
+              </w:rPr>
+            </w:pPr>
+            <w:r>
+              <w:rPr>
+                <w:rFonts w:ascii="Arial" w:hAnsi="Arial" w:cs="Arial"/>
+                <w:color w:val="000000"/>
+                <w:sz w:val="18"/>
+                <w:szCs w:val="18"/>
+                <w:shd w:val="clear" w:color="auto" w:fill="FFFFFF"/>
+                <w:lang w:eastAsia="es-BO"/>
+              </w:rPr>
+              <w:t>Metodología de la investigación</w:t>
+            </w:r>
+          </w:p>
+        </w:tc>
+        <w:tc>
+          <w:tcPr>
+            <w:tcW w:w="5885" w:type="dxa"/>
+            <w:gridSpan w:val="2"/>
+            <w:tcBorders>
+              <w:top w:val="single" w:sz="4" w:space="0" w:color="auto"/>
+              <w:left w:val="nil"/>
+              <w:bottom w:val="single" w:sz="4" w:space="0" w:color="auto"/>
+              <w:right w:val="nil"/>
+            </w:tcBorders>
+            <w:hideMark/>
+          </w:tcPr>
+          <w:p>
+            <w:pPr>
+              <w:pStyle w:val="NormalWeb"/>
+              <w:spacing w:line="276" w:lineRule="auto"/>
+              <w:jc w:val="both"/>
+              <w:rPr>
+                <w:rFonts w:ascii="Arial" w:hAnsi="Arial" w:cs="Arial"/>
+                <w:color w:val="000000"/>
+                <w:sz w:val="18"/>
+                <w:szCs w:val="18"/>
+                <w:shd w:val="clear" w:color="auto" w:fill="FFFFFF"/>
+                <w:lang w:eastAsia="es-BO"/>
+              </w:rPr>
+            </w:pPr>
+            <w:r>
+              <w:rPr>
+                <w:rFonts w:ascii="Arial" w:hAnsi="Arial" w:cs="Arial"/>
+                <w:sz w:val="18"/>
+                <w:szCs w:val="18"/>
+                <w:lang w:eastAsia="es-BO"/>
+              </w:rPr>
+              <w:t xml:space="preserve">El método que se aplicará es el mixto ente cualitativo y cuantitativo </w:t>
+            </w:r>
+          </w:p>
+        </w:tc>
+      </w:tr>
+      <w:tr>
+        <w:tc>
+          <w:tcPr>
+            <w:tcW w:w="2942" w:type="dxa"/>
+            <w:tcBorders>
+              <w:top w:val="single" w:sz="4" w:space="0" w:color="auto"/>
+              <w:left w:val="nil"/>
+              <w:bottom w:val="single" w:sz="4" w:space="0" w:color="auto"/>
+              <w:right w:val="nil"/>
+            </w:tcBorders>
+            <w:hideMark/>
+          </w:tcPr>
+          <w:p>
+            <w:pPr>
+              <w:pStyle w:val="NormalWeb"/>
+              <w:spacing w:line="276" w:lineRule="auto"/>
+              <w:jc w:val="both"/>
+              <w:rPr>
+                <w:rFonts w:ascii="Arial" w:hAnsi="Arial" w:cs="Arial"/>
+                <w:color w:val="000000"/>
+                <w:sz w:val="18"/>
+                <w:szCs w:val="18"/>
+                <w:shd w:val="clear" w:color="auto" w:fill="FFFFFF"/>
+                <w:lang w:eastAsia="es-BO"/>
+              </w:rPr>
+            </w:pPr>
+            <w:r>
+              <w:rPr>
+                <w:rFonts w:ascii="Arial" w:hAnsi="Arial" w:cs="Arial"/>
+                <w:color w:val="000000"/>
+                <w:sz w:val="18"/>
+                <w:szCs w:val="18"/>
+                <w:shd w:val="clear" w:color="auto" w:fill="FFFFFF"/>
+                <w:lang w:eastAsia="es-BO"/>
+              </w:rPr>
+              <w:t>Aporte de la investigación</w:t>
+            </w:r>
+          </w:p>
+        </w:tc>
+        <w:tc>
+          <w:tcPr>
+            <w:tcW w:w="5885" w:type="dxa"/>
+            <w:gridSpan w:val="2"/>
+            <w:tcBorders>
+              <w:top w:val="single" w:sz="4" w:space="0" w:color="auto"/>
+              <w:left w:val="nil"/>
+              <w:bottom w:val="single" w:sz="4" w:space="0" w:color="auto"/>
+              <w:right w:val="nil"/>
+            </w:tcBorders>
+            <w:hideMark/>
+          </w:tcPr>
+          <w:p>
+            <w:pPr>
+              <w:pStyle w:val="NormalWeb"/>
+              <w:spacing w:line="276" w:lineRule="auto"/>
+              <w:jc w:val="both"/>
+              <w:rPr>
+                <w:rFonts w:ascii="Arial" w:hAnsi="Arial" w:cs="Arial"/>
+                <w:color w:val="000000"/>
+                <w:sz w:val="18"/>
+                <w:szCs w:val="18"/>
+                <w:shd w:val="clear" w:color="auto" w:fill="FFFFFF"/>
+                <w:lang w:eastAsia="es-BO"/>
+              </w:rPr>
+            </w:pPr>
+            <w:r>
+              <w:rPr>
+                <w:rFonts w:ascii="Arial" w:hAnsi="Arial" w:cs="Arial"/>
+                <w:sz w:val="18"/>
+                <w:szCs w:val="18"/>
+                <w:lang w:eastAsia="es-BO"/>
+              </w:rPr>
+              <w:t>Existe un problema muy importante como es la ausencia de regulación respecto al mal uso de las tecnologías de la información y comunicación, que se debe resolver.</w:t>
+            </w:r>
+          </w:p>
+        </w:tc>
+      </w:tr>
+      <w:tr>
+        <w:tc>
+          <w:tcPr>
+            <w:tcW w:w="2942" w:type="dxa"/>
+            <w:tcBorders>
+              <w:top w:val="single" w:sz="4" w:space="0" w:color="auto"/>
+              <w:left w:val="nil"/>
+              <w:bottom w:val="single" w:sz="4" w:space="0" w:color="auto"/>
+              <w:right w:val="nil"/>
+            </w:tcBorders>
+            <w:hideMark/>
+          </w:tcPr>
+          <w:p>
+            <w:pPr>
+              <w:pStyle w:val="NormalWeb"/>
+              <w:spacing w:line="276" w:lineRule="auto"/>
+              <w:jc w:val="both"/>
+              <w:rPr>
+                <w:rFonts w:ascii="Arial" w:hAnsi="Arial" w:cs="Arial"/>
+                <w:color w:val="000000"/>
+                <w:sz w:val="18"/>
+                <w:szCs w:val="18"/>
+                <w:shd w:val="clear" w:color="auto" w:fill="FFFFFF"/>
+                <w:lang w:eastAsia="es-BO"/>
+              </w:rPr>
+            </w:pPr>
+            <w:r>
+              <w:rPr>
+                <w:rFonts w:ascii="Arial" w:hAnsi="Arial" w:cs="Arial"/>
+                <w:color w:val="000000"/>
+                <w:sz w:val="18"/>
+                <w:szCs w:val="18"/>
+                <w:shd w:val="clear" w:color="auto" w:fill="FFFFFF"/>
+                <w:lang w:eastAsia="es-BO"/>
+              </w:rPr>
+              <w:t>Resultados de la investigación</w:t>
+            </w:r>
+          </w:p>
+        </w:tc>
+        <w:tc>
+          <w:tcPr>
+            <w:tcW w:w="5885" w:type="dxa"/>
+            <w:gridSpan w:val="2"/>
+            <w:tcBorders>
+              <w:top w:val="single" w:sz="4" w:space="0" w:color="auto"/>
+              <w:left w:val="nil"/>
+              <w:bottom w:val="single" w:sz="4" w:space="0" w:color="auto"/>
+              <w:right w:val="nil"/>
+            </w:tcBorders>
+            <w:hideMark/>
+          </w:tcPr>
+          <w:p>
+            <w:pPr>
+              <w:pStyle w:val="NormalWeb"/>
+              <w:spacing w:line="276" w:lineRule="auto"/>
+              <w:jc w:val="both"/>
+              <w:rPr>
+                <w:rFonts w:ascii="Arial" w:hAnsi="Arial" w:cs="Arial"/>
+                <w:color w:val="000000"/>
+                <w:sz w:val="18"/>
+                <w:szCs w:val="18"/>
+                <w:shd w:val="clear" w:color="auto" w:fill="FFFFFF"/>
+                <w:lang w:eastAsia="es-BO"/>
+              </w:rPr>
+            </w:pPr>
+            <w:r>
+              <w:rPr>
+                <w:rFonts w:ascii="Arial" w:hAnsi="Arial" w:cs="Arial"/>
+                <w:sz w:val="18"/>
+                <w:szCs w:val="18"/>
+                <w:lang w:eastAsia="es-BO"/>
+              </w:rPr>
+              <w:t>Durante el desarrollo de esta propuesta se ha visto que es importante la implementación del modelo y la alta dirección están comprometidos y conscientes de que en estos tiempos la información se ha vuelto en el activo más importante.</w:t>
+            </w:r>
+          </w:p>
+        </w:tc>
+      </w:tr>
+      <w:tr>
+        <w:tc>
+          <w:tcPr>
+            <w:tcW w:w="8827" w:type="dxa"/>
+            <w:gridSpan w:val="3"/>
+            <w:tcBorders>
+              <w:top w:val="single" w:sz="4" w:space="0" w:color="auto"/>
+              <w:left w:val="nil"/>
+              <w:bottom w:val="single" w:sz="4" w:space="0" w:color="auto"/>
+              <w:right w:val="nil"/>
+            </w:tcBorders>
+            <w:hideMark/>
+          </w:tcPr>
+          <w:p>
+            <w:pPr>
+              <w:pStyle w:val="NormalWeb"/>
+              <w:spacing w:line="276" w:lineRule="auto"/>
+              <w:jc w:val="both"/>
+              <w:rPr>
+                <w:rFonts w:ascii="Arial" w:hAnsi="Arial" w:cs="Arial"/>
+                <w:color w:val="000000"/>
+                <w:sz w:val="18"/>
+                <w:szCs w:val="18"/>
+                <w:shd w:val="clear" w:color="auto" w:fill="FFFFFF"/>
+                <w:lang w:eastAsia="es-BO"/>
+              </w:rPr>
+            </w:pPr>
+            <w:r>
+              <w:rPr>
+                <w:rFonts w:ascii="Arial" w:hAnsi="Arial" w:cs="Arial"/>
+                <w:color w:val="000000"/>
+                <w:sz w:val="18"/>
+                <w:szCs w:val="18"/>
+                <w:shd w:val="clear" w:color="auto" w:fill="FFFFFF"/>
+                <w:lang w:eastAsia="es-BO"/>
+              </w:rPr>
+              <w:t>ANALISIS DEL TRABAJO</w:t>
+            </w:r>
+          </w:p>
+        </w:tc>
+      </w:tr>
+      <w:tr>
+        <w:tc>
+          <w:tcPr>
+            <w:tcW w:w="2942" w:type="dxa"/>
+            <w:tcBorders>
+              <w:top w:val="single" w:sz="4" w:space="0" w:color="auto"/>
+              <w:left w:val="nil"/>
+              <w:bottom w:val="single" w:sz="4" w:space="0" w:color="auto"/>
+              <w:right w:val="nil"/>
+            </w:tcBorders>
+            <w:hideMark/>
+          </w:tcPr>
+          <w:p>
+            <w:pPr>
+              <w:pStyle w:val="NormalWeb"/>
+              <w:spacing w:line="276" w:lineRule="auto"/>
+              <w:jc w:val="both"/>
+              <w:rPr>
+                <w:rFonts w:ascii="Arial" w:hAnsi="Arial" w:cs="Arial"/>
+                <w:color w:val="000000"/>
+                <w:sz w:val="18"/>
+                <w:szCs w:val="18"/>
+                <w:shd w:val="clear" w:color="auto" w:fill="FFFFFF"/>
+                <w:lang w:eastAsia="es-BO"/>
+              </w:rPr>
+            </w:pPr>
+            <w:r>
+              <w:rPr>
+                <w:rFonts w:ascii="Arial" w:hAnsi="Arial" w:cs="Arial"/>
+                <w:color w:val="000000"/>
+                <w:sz w:val="18"/>
+                <w:szCs w:val="18"/>
+                <w:shd w:val="clear" w:color="auto" w:fill="FFFFFF"/>
+                <w:lang w:eastAsia="es-BO"/>
+              </w:rPr>
+              <w:t>Análisis de la investigación</w:t>
+            </w:r>
+          </w:p>
+        </w:tc>
+        <w:tc>
+          <w:tcPr>
+            <w:tcW w:w="5885" w:type="dxa"/>
+            <w:gridSpan w:val="2"/>
+            <w:tcBorders>
+              <w:top w:val="single" w:sz="4" w:space="0" w:color="auto"/>
+              <w:left w:val="nil"/>
+              <w:bottom w:val="single" w:sz="4" w:space="0" w:color="auto"/>
+              <w:right w:val="nil"/>
+            </w:tcBorders>
+            <w:hideMark/>
+          </w:tcPr>
+          <w:p>
+            <w:pPr>
+              <w:pStyle w:val="NormalWeb"/>
+              <w:spacing w:line="276" w:lineRule="auto"/>
+              <w:jc w:val="both"/>
+              <w:rPr>
+                <w:rFonts w:ascii="Arial" w:hAnsi="Arial" w:cs="Arial"/>
+                <w:color w:val="000000"/>
+                <w:sz w:val="18"/>
+                <w:szCs w:val="18"/>
+                <w:highlight w:val="yellow"/>
+                <w:shd w:val="clear" w:color="auto" w:fill="FFFFFF"/>
+                <w:lang w:eastAsia="es-BO"/>
+              </w:rPr>
+            </w:pPr>
+            <w:r>
+              <w:rPr>
+                <w:rFonts w:ascii="Arial" w:hAnsi="Arial" w:cs="Arial"/>
+                <w:sz w:val="18"/>
+                <w:szCs w:val="18"/>
+                <w:lang w:eastAsia="es-BO"/>
+              </w:rPr>
+              <w:t xml:space="preserve">La Norma ISO 27001 no tiene definido claramente un método, es necesario elaborar una metodología propia del país que refleje las amenazas y vulnerabilidades acorde a nuestra vivencia.  </w:t>
+            </w:r>
+          </w:p>
+        </w:tc>
+      </w:tr>
+      <w:tr>
+        <w:tc>
+          <w:tcPr>
+            <w:tcW w:w="2942" w:type="dxa"/>
+            <w:tcBorders>
+              <w:top w:val="single" w:sz="4" w:space="0" w:color="auto"/>
+              <w:left w:val="nil"/>
+              <w:bottom w:val="single" w:sz="4" w:space="0" w:color="auto"/>
+              <w:right w:val="nil"/>
+            </w:tcBorders>
+            <w:hideMark/>
+          </w:tcPr>
+          <w:p>
+            <w:pPr>
+              <w:pStyle w:val="NormalWeb"/>
+              <w:spacing w:line="276" w:lineRule="auto"/>
+              <w:jc w:val="both"/>
+              <w:rPr>
+                <w:rFonts w:ascii="Arial" w:hAnsi="Arial" w:cs="Arial"/>
+                <w:color w:val="000000"/>
+                <w:sz w:val="18"/>
+                <w:szCs w:val="18"/>
+                <w:shd w:val="clear" w:color="auto" w:fill="FFFFFF"/>
+                <w:lang w:eastAsia="es-BO"/>
+              </w:rPr>
+            </w:pPr>
+            <w:r>
+              <w:rPr>
+                <w:rFonts w:ascii="Arial" w:hAnsi="Arial" w:cs="Arial"/>
+                <w:color w:val="000000"/>
+                <w:sz w:val="18"/>
+                <w:szCs w:val="18"/>
+                <w:shd w:val="clear" w:color="auto" w:fill="FFFFFF"/>
+                <w:lang w:eastAsia="es-BO"/>
+              </w:rPr>
+              <w:t>Observaciones</w:t>
+            </w:r>
+          </w:p>
+        </w:tc>
+        <w:tc>
+          <w:tcPr>
+            <w:tcW w:w="5885" w:type="dxa"/>
+            <w:gridSpan w:val="2"/>
+            <w:tcBorders>
+              <w:top w:val="single" w:sz="4" w:space="0" w:color="auto"/>
+              <w:left w:val="nil"/>
+              <w:bottom w:val="single" w:sz="4" w:space="0" w:color="auto"/>
+              <w:right w:val="nil"/>
+            </w:tcBorders>
+            <w:hideMark/>
+          </w:tcPr>
+          <w:p>
+            <w:pPr>
+              <w:pStyle w:val="NormalWeb"/>
+              <w:spacing w:line="276" w:lineRule="auto"/>
+              <w:jc w:val="both"/>
+              <w:rPr>
+                <w:rFonts w:ascii="Arial" w:hAnsi="Arial" w:cs="Arial"/>
+                <w:color w:val="000000"/>
+                <w:sz w:val="18"/>
+                <w:szCs w:val="18"/>
+                <w:highlight w:val="yellow"/>
+                <w:shd w:val="clear" w:color="auto" w:fill="FFFFFF"/>
+                <w:lang w:eastAsia="es-BO"/>
+              </w:rPr>
+            </w:pPr>
+            <w:r>
+              <w:rPr>
+                <w:rFonts w:ascii="Arial" w:hAnsi="Arial" w:cs="Arial"/>
+                <w:sz w:val="18"/>
+                <w:szCs w:val="18"/>
+                <w:lang w:eastAsia="es-BO"/>
+              </w:rPr>
+              <w:t>En la etapa de evaluación de la implementación, no se ha encontrado mucha información que permita determinar los indicadores y métricas que puedan utilizarse para validarla.</w:t>
+            </w:r>
+          </w:p>
+        </w:tc>
+      </w:tr>
+    </w:tbl>
+    <w:p>
+      <w:pPr>
+        <w:pStyle w:val="Estilo1Figura"/>
+        <w:rPr>
+          <w:i w:val="0"/>
+          <w:iCs w:val="0"/>
+          <w:sz w:val="20"/>
+          <w:szCs w:val="20"/>
+          <w:shd w:val="clear" w:color="auto" w:fill="FFFFFF"/>
+        </w:rPr>
+      </w:pPr>
+      <w:r>
+        <w:rPr>
+          <w:sz w:val="20"/>
+          <w:szCs w:val="20"/>
+          <w:shd w:val="clear" w:color="auto" w:fill="FFFFFF"/>
+        </w:rPr>
+        <w:t xml:space="preserve">Nota. </w:t>
+      </w:r>
+      <w:r>
+        <w:rPr>
+          <w:i w:val="0"/>
+          <w:iCs w:val="0"/>
+          <w:sz w:val="20"/>
+          <w:szCs w:val="20"/>
+          <w:shd w:val="clear" w:color="auto" w:fill="FFFFFF"/>
+        </w:rPr>
+        <w:t>La figura contiene el estado de arte del primer antecedente nacional. Extraído de</w:t>
+      </w:r>
+      <w:sdt>
+        <w:sdtPr>
+          <w:rPr>
+            <w:i w:val="0"/>
+            <w:iCs w:val="0"/>
+            <w:sz w:val="20"/>
+            <w:szCs w:val="20"/>
+            <w:shd w:val="clear" w:color="auto" w:fill="FFFFFF"/>
+          </w:rPr>
+          <w:id w:val="2104070723"/>
+          <w:citation/>
+        </w:sdtPr>
+        <w:sdtContent>
+          <w:r>
+            <w:rPr>
+              <w:i w:val="0"/>
+              <w:iCs w:val="0"/>
+              <w:sz w:val="20"/>
+              <w:szCs w:val="20"/>
+              <w:shd w:val="clear" w:color="auto" w:fill="FFFFFF"/>
+            </w:rPr>
+            <w:fldChar w:fldCharType="begin"/>
+          </w:r>
+          <w:r>
+            <w:rPr>
+              <w:i w:val="0"/>
+              <w:iCs w:val="0"/>
+              <w:sz w:val="20"/>
+              <w:szCs w:val="20"/>
+              <w:shd w:val="clear" w:color="auto" w:fill="FFFFFF"/>
+              <w:lang w:val="es-ES"/>
+            </w:rPr>
+            <w:instrText xml:space="preserve"> CITATION Man22 \l 3082 </w:instrText>
+          </w:r>
+          <w:r>
+            <w:rPr>
+              <w:i w:val="0"/>
+              <w:iCs w:val="0"/>
+              <w:sz w:val="20"/>
+              <w:szCs w:val="20"/>
+              <w:shd w:val="clear" w:color="auto" w:fill="FFFFFF"/>
+            </w:rPr>
+            <w:fldChar w:fldCharType="separate"/>
+          </w:r>
+          <w:r>
+            <w:rPr>
+              <w:i w:val="0"/>
+              <w:iCs w:val="0"/>
+              <w:noProof/>
+              <w:sz w:val="20"/>
+              <w:szCs w:val="20"/>
+              <w:shd w:val="clear" w:color="auto" w:fill="FFFFFF"/>
+              <w:lang w:val="es-ES"/>
+            </w:rPr>
+            <w:t xml:space="preserve"> </w:t>
+          </w:r>
+          <w:r>
+            <w:rPr>
+              <w:noProof/>
+              <w:sz w:val="20"/>
+              <w:szCs w:val="20"/>
+              <w:shd w:val="clear" w:color="auto" w:fill="FFFFFF"/>
+              <w:lang w:val="es-ES"/>
+            </w:rPr>
+            <w:t>(Mamani, 2022)</w:t>
+          </w:r>
+          <w:r>
+            <w:rPr>
+              <w:i w:val="0"/>
+              <w:iCs w:val="0"/>
+              <w:sz w:val="20"/>
+              <w:szCs w:val="20"/>
+              <w:shd w:val="clear" w:color="auto" w:fill="FFFFFF"/>
+            </w:rPr>
+            <w:fldChar w:fldCharType="end"/>
+          </w:r>
+        </w:sdtContent>
+      </w:sdt>
+    </w:p>
+    <w:p>
+      <w:r>
+        <w:rPr>
+          <w:highlight w:val="yellow"/>
+        </w:rPr>
+        <w:t>CRITICA CONSTRUCTIVA AL FINAL</w:t>
+      </w:r>
+      <w:r>
+        <w:t xml:space="preserve"> </w:t>
+      </w:r>
+    </w:p>
+    <w:p>
+      <w:pPr>
+        <w:rPr>
+          <w:lang w:val="es-ES"/>
+        </w:rPr>
+      </w:pPr>
+    </w:p>
+    <w:p>
+      <w:pPr>
         <w:pStyle w:val="APA7MA"/>
         <w:ind w:firstLine="0"/>
         <w:rPr>
           <w:lang w:val="es-ES"/>
         </w:rPr>
       </w:pPr>
-      <w:bookmarkStart w:id="60" w:name="_GoBack"/>
-      <w:bookmarkEnd w:id="60"/>
     </w:p>
     <w:p>
       <w:pPr>
@@ -14557,70 +17001,76 @@
         <w:rPr>
           <w:color w:val="0000FF"/>
           <w:u w:val="single"/>
+          <w:lang w:val="es-ES"/>
+        </w:rPr>
+      </w:pPr>
+      <w:r>
+        <w:rPr>
           <w:lang w:val="en-US"/>
         </w:rPr>
-      </w:pPr>
+        <w:t xml:space="preserve">Gaikwad, S., </w:t>
+      </w:r>
+      <w:proofErr w:type="spellStart"/>
       <w:r>
         <w:rPr>
           <w:lang w:val="en-US"/>
         </w:rPr>
-        <w:t xml:space="preserve">Gaikwad, S., </w:t>
-      </w:r>
-      <w:proofErr w:type="spellStart"/>
+        <w:t>Bhatlawande</w:t>
+      </w:r>
+      <w:proofErr w:type="spellEnd"/>
       <w:r>
         <w:rPr>
           <w:lang w:val="en-US"/>
         </w:rPr>
-        <w:t>Bhatlawande</w:t>
-      </w:r>
-      <w:proofErr w:type="spellEnd"/>
+        <w:t xml:space="preserve">, S., </w:t>
+      </w:r>
+      <w:proofErr w:type="spellStart"/>
       <w:r>
         <w:rPr>
           <w:lang w:val="en-US"/>
         </w:rPr>
-        <w:t xml:space="preserve">, S., </w:t>
-      </w:r>
-      <w:proofErr w:type="spellStart"/>
+        <w:t>Dusane</w:t>
+      </w:r>
+      <w:proofErr w:type="spellEnd"/>
       <w:r>
         <w:rPr>
           <w:lang w:val="en-US"/>
         </w:rPr>
-        <w:t>Dusane</w:t>
-      </w:r>
-      <w:proofErr w:type="spellEnd"/>
+        <w:t xml:space="preserve">, A., Bobby, D., </w:t>
+      </w:r>
+      <w:proofErr w:type="spellStart"/>
       <w:r>
         <w:rPr>
           <w:lang w:val="en-US"/>
         </w:rPr>
-        <w:t xml:space="preserve">, A., Bobby, D., </w:t>
-      </w:r>
-      <w:proofErr w:type="spellStart"/>
+        <w:t>Durole</w:t>
+      </w:r>
+      <w:proofErr w:type="spellEnd"/>
       <w:r>
         <w:rPr>
           <w:lang w:val="en-US"/>
         </w:rPr>
-        <w:t>Durole</w:t>
-      </w:r>
-      <w:proofErr w:type="spellEnd"/>
+        <w:t xml:space="preserve">, K., &amp; </w:t>
+      </w:r>
+      <w:proofErr w:type="spellStart"/>
       <w:r>
         <w:rPr>
           <w:lang w:val="en-US"/>
         </w:rPr>
-        <w:t xml:space="preserve">, K., &amp; </w:t>
-      </w:r>
-      <w:proofErr w:type="spellStart"/>
+        <w:t>Shilaskar</w:t>
+      </w:r>
+      <w:proofErr w:type="spellEnd"/>
       <w:r>
         <w:rPr>
           <w:lang w:val="en-US"/>
         </w:rPr>
-        <w:t>Shilaskar</w:t>
-      </w:r>
-      <w:proofErr w:type="spellEnd"/>
+        <w:t>, S. (2023). Vision-based posture detection for rehabilit</w:t>
+      </w:r>
       <w:r>
         <w:rPr>
           <w:lang w:val="en-US"/>
         </w:rPr>
-        <w:t xml:space="preserve">, S. (2023). Vision-based posture detection for rehabilitation program. </w:t>
+        <w:t xml:space="preserve">ation program. </w:t>
       </w:r>
       <w:proofErr w:type="spellStart"/>
       <w:r>
@@ -14638,9 +17088,144 @@
       </w:r>
       <w:r>
         <w:rPr>
+          <w:i/>
+          <w:iCs/>
+          <w:lang w:val="es-ES"/>
+        </w:rPr>
+        <w:t>ICETE 2023</w:t>
+      </w:r>
+      <w:r>
+        <w:rPr>
+          <w:lang w:val="es-ES"/>
+        </w:rPr>
+        <w:t xml:space="preserve">, AER 223 (pp. 473-483). Atlantis </w:t>
+      </w:r>
+      <w:proofErr w:type="spellStart"/>
+      <w:r>
+        <w:rPr>
+          <w:lang w:val="es-ES"/>
+        </w:rPr>
+        <w:t>Press</w:t>
+      </w:r>
+      <w:proofErr w:type="spellEnd"/>
+      <w:r>
+        <w:rPr>
+          <w:lang w:val="es-ES"/>
+        </w:rPr>
+        <w:t xml:space="preserve">. </w:t>
+      </w:r>
+      <w:hyperlink r:id="rId12" w:tgtFrame="_blank" w:history="1">
+        <w:r>
+          <w:rPr>
+            <w:color w:val="0000FF"/>
+            <w:u w:val="single"/>
+            <w:lang w:val="es-ES"/>
+          </w:rPr>
+          <w:t>https://doi.org/10.2991/978-94-6463-252-1_50</w:t>
+        </w:r>
+      </w:hyperlink>
+    </w:p>
+    <w:p>
+      <w:pPr>
+        <w:pStyle w:val="APA7MA"/>
+        <w:rPr>
           <w:lang w:val="en-US"/>
         </w:rPr>
-        <w:t xml:space="preserve">(Eds.), </w:t>
+      </w:pPr>
+      <w:r>
+        <w:t xml:space="preserve">Hernández </w:t>
+      </w:r>
+      <w:proofErr w:type="spellStart"/>
+      <w:r>
+        <w:t>Sampieri</w:t>
+      </w:r>
+      <w:proofErr w:type="spellEnd"/>
+      <w:r>
+        <w:t xml:space="preserve">, R., Fernández Collado, C., &amp; </w:t>
+      </w:r>
+      <w:r>
+        <w:t>Baptista Lucio, M. del P</w:t>
+      </w:r>
+      <w:r>
+        <w:t xml:space="preserve">. </w:t>
+      </w:r>
+      <w:r>
+        <w:rPr>
+          <w:i/>
+          <w:iCs/>
+        </w:rPr>
+        <w:t>Metodología de la investigación</w:t>
+      </w:r>
+      <w:r>
+        <w:t xml:space="preserve"> (6.ª ed.). </w:t>
+      </w:r>
+      <w:proofErr w:type="spellStart"/>
+      <w:r>
+        <w:rPr>
+          <w:rStyle w:val="citation-143"/>
+          <w:lang w:val="es-ES"/>
+        </w:rPr>
+        <w:t>McGr</w:t>
+      </w:r>
+      <w:proofErr w:type="spellEnd"/>
+      <w:r>
+        <w:rPr>
+          <w:rStyle w:val="citation-143"/>
+          <w:lang w:val="en-US"/>
+        </w:rPr>
+        <w:t xml:space="preserve">aw-Hill </w:t>
+      </w:r>
+      <w:proofErr w:type="spellStart"/>
+      <w:proofErr w:type="gramStart"/>
+      <w:r>
+        <w:rPr>
+          <w:rStyle w:val="citation-143"/>
+          <w:lang w:val="en-US"/>
+        </w:rPr>
+        <w:t>Interamericana</w:t>
+      </w:r>
+      <w:proofErr w:type="spellEnd"/>
+      <w:r>
+        <w:rPr>
+          <w:rStyle w:val="citation-143"/>
+          <w:lang w:val="en-US"/>
+        </w:rPr>
+        <w:t>.</w:t>
+      </w:r>
+      <w:r>
+        <w:rPr>
+          <w:lang w:val="en-US"/>
+        </w:rPr>
+        <w:t>.</w:t>
+      </w:r>
+      <w:proofErr w:type="gramEnd"/>
+    </w:p>
+    <w:p>
+      <w:pPr>
+        <w:pStyle w:val="APA7MA"/>
+        <w:rPr>
+          <w:lang w:val="en-US"/>
+        </w:rPr>
+      </w:pPr>
+      <w:proofErr w:type="spellStart"/>
+      <w:r>
+        <w:rPr>
+          <w:lang w:val="en-US"/>
+        </w:rPr>
+        <w:t>Kosaraju</w:t>
+      </w:r>
+      <w:proofErr w:type="spellEnd"/>
+      <w:r>
+        <w:rPr>
+          <w:lang w:val="en-US"/>
+        </w:rPr>
+        <w:t xml:space="preserve">, D. (2025). </w:t>
+      </w:r>
+      <w:r>
+        <w:rPr>
+          <w:lang w:val="en-US"/>
+        </w:rPr>
+        <w:t xml:space="preserve">Computer vision for posture and gait analysis in physical therapy: Enhancing motion assessment using deep learning. </w:t>
       </w:r>
       <w:r>
         <w:rPr>
@@ -14648,103 +17233,13 @@
           <w:iCs/>
           <w:lang w:val="en-US"/>
         </w:rPr>
-        <w:t>ICETE 2023</w:t>
+        <w:t>International Journal of Artificial Intelligence in Medicine (IJAIMED)</w:t>
       </w:r>
       <w:r>
         <w:rPr>
           <w:lang w:val="en-US"/>
         </w:rPr>
-        <w:t xml:space="preserve">, AER 223 (pp. 473-483). Atlantis Press. </w:t>
-      </w:r>
-      <w:hyperlink r:id="rId12" w:tgtFrame="_blank" w:history="1">
-        <w:r>
-          <w:rPr>
-            <w:color w:val="0000FF"/>
-            <w:u w:val="single"/>
-            <w:lang w:val="en-US"/>
-          </w:rPr>
-          <w:t>https://doi.org/10.2991/978-94-6463-252-1_50</w:t>
-        </w:r>
-      </w:hyperlink>
-    </w:p>
-    <w:p>
-      <w:pPr>
-        <w:pStyle w:val="APA7MA"/>
-        <w:rPr>
-          <w:lang w:val="es-ES"/>
-        </w:rPr>
-      </w:pPr>
-      <w:r>
-        <w:t xml:space="preserve">Hernández </w:t>
-      </w:r>
-      <w:proofErr w:type="spellStart"/>
-      <w:r>
-        <w:t>Sampieri</w:t>
-      </w:r>
-      <w:proofErr w:type="spellEnd"/>
-      <w:r>
-        <w:t xml:space="preserve">, R., Fernández Collado, C., &amp; </w:t>
-      </w:r>
-      <w:r>
-        <w:t>Baptista Lucio, M. del P</w:t>
-      </w:r>
-      <w:r>
-        <w:t xml:space="preserve">. </w:t>
-      </w:r>
-      <w:r>
-        <w:rPr>
-          <w:i/>
-          <w:iCs/>
-        </w:rPr>
-        <w:t>Metodología de la investigación</w:t>
-      </w:r>
-      <w:r>
-        <w:t xml:space="preserve"> (6.ª ed.). </w:t>
-      </w:r>
-      <w:r>
-        <w:rPr>
-          <w:rStyle w:val="citation-143"/>
-        </w:rPr>
-        <w:t xml:space="preserve">McGraw-Hill </w:t>
-      </w:r>
-      <w:proofErr w:type="gramStart"/>
-      <w:r>
-        <w:rPr>
-          <w:rStyle w:val="citation-143"/>
-        </w:rPr>
-        <w:t>Interamericana.</w:t>
-      </w:r>
-      <w:r>
-        <w:t>.</w:t>
-      </w:r>
-      <w:proofErr w:type="gramEnd"/>
-    </w:p>
-    <w:p>
-      <w:pPr>
-        <w:pStyle w:val="APA7MA"/>
-        <w:rPr>
-          <w:lang w:val="en-US"/>
-        </w:rPr>
-      </w:pPr>
-      <w:proofErr w:type="spellStart"/>
-      <w:r>
-        <w:rPr>
-          <w:lang w:val="es-ES"/>
-        </w:rPr>
-        <w:t>Kosaraju</w:t>
-      </w:r>
-      <w:proofErr w:type="spellEnd"/>
-      <w:r>
-        <w:rPr>
-          <w:lang w:val="es-ES"/>
-        </w:rPr>
-        <w:t xml:space="preserve">, D. (2025). </w:t>
-      </w:r>
-      <w:r>
-        <w:rPr>
-          <w:lang w:val="en-US"/>
-        </w:rPr>
-        <w:t xml:space="preserve">Computer vision for posture and gait analysis in physical therapy: Enhancing motion assessment using deep learning. </w:t>
+        <w:t xml:space="preserve">, </w:t>
       </w:r>
       <w:r>
         <w:rPr>
@@ -14752,13 +17247,137 @@
           <w:iCs/>
           <w:lang w:val="en-US"/>
         </w:rPr>
-        <w:t>International Journal of Artificial Intelligence in Medicine (IJAIMED)</w:t>
+        <w:t>3</w:t>
       </w:r>
       <w:r>
         <w:rPr>
           <w:lang w:val="en-US"/>
         </w:rPr>
-        <w:t xml:space="preserve">, </w:t>
+        <w:t xml:space="preserve">(1), 33-42. </w:t>
+      </w:r>
+      <w:hyperlink r:id="rId13" w:tgtFrame="_blank" w:history="1">
+        <w:r>
+          <w:rPr>
+            <w:rStyle w:val="Hipervnculo"/>
+            <w:lang w:val="en-US"/>
+          </w:rPr>
+          <w:t>https://doi.org/10.34218/IJAIMED_03_01_003</w:t>
+        </w:r>
+      </w:hyperlink>
+    </w:p>
+    <w:p>
+      <w:pPr>
+        <w:pStyle w:val="APA7MA"/>
+        <w:rPr>
+          <w:rStyle w:val="Hipervnculo"/>
+        </w:rPr>
+      </w:pPr>
+      <w:r>
+        <w:rPr>
+          <w:lang w:val="es-ES"/>
+        </w:rPr>
+        <w:t xml:space="preserve">Organización Mundial de la Salud. (2022, marzo). </w:t>
+      </w:r>
+      <w:r>
+        <w:rPr>
+          <w:i/>
+          <w:iCs/>
+          <w:lang w:val="es-ES"/>
+        </w:rPr>
+        <w:t>Preguntas y respuestas sobre los trastornos del espectro autista (TEA)</w:t>
+      </w:r>
+      <w:r>
+        <w:rPr>
+          <w:lang w:val="es-ES"/>
+        </w:rPr>
+        <w:t xml:space="preserve">. </w:t>
+      </w:r>
+      <w:hyperlink r:id="rId14" w:tgtFrame="_blank" w:history="1">
+        <w:r>
+          <w:rPr>
+            <w:rStyle w:val="Hipervnculo"/>
+          </w:rPr>
+          <w:t>https://www.who.int/es/news-room/questions-and-answers/item/autism-spectrum-disorders-(asd</w:t>
+        </w:r>
+      </w:hyperlink>
+    </w:p>
+    <w:p>
+      <w:pPr>
+        <w:pStyle w:val="APA7MA"/>
+      </w:pPr>
+      <w:r>
+        <w:rPr>
+          <w:lang w:val="en-US"/>
+        </w:rPr>
+        <w:t xml:space="preserve">Python Software Foundation. (2024). What’s new in Python 3.13. </w:t>
+      </w:r>
+      <w:r>
+        <w:t xml:space="preserve">Python 3.13.2 </w:t>
+      </w:r>
+      <w:proofErr w:type="spellStart"/>
+      <w:r>
+        <w:t>documentation</w:t>
+      </w:r>
+      <w:proofErr w:type="spellEnd"/>
+      <w:r>
+        <w:t>. https://docs.</w:t>
+      </w:r>
+      <w:r>
+        <w:t>python.org/3/whatsnew/3.13.html</w:t>
+      </w:r>
+    </w:p>
+    <w:p>
+      <w:pPr>
+        <w:pStyle w:val="APA7MA"/>
+      </w:pPr>
+      <w:r>
+        <w:rPr>
+          <w:lang w:val="en-US"/>
+        </w:rPr>
+        <w:t xml:space="preserve">Van Rossum, G. (1995). Python tutorial (Technical Report CS-R9526). </w:t>
+      </w:r>
+      <w:proofErr w:type="spellStart"/>
+      <w:r>
+        <w:t>Centrum</w:t>
+      </w:r>
+      <w:proofErr w:type="spellEnd"/>
+      <w:r>
+        <w:t xml:space="preserve"> </w:t>
+      </w:r>
+      <w:proofErr w:type="spellStart"/>
+      <w:r>
+        <w:t>voor</w:t>
+      </w:r>
+      <w:proofErr w:type="spellEnd"/>
+      <w:r>
+        <w:t xml:space="preserve"> </w:t>
+      </w:r>
+      <w:proofErr w:type="spellStart"/>
+      <w:r>
+        <w:t>Wiskunde</w:t>
+      </w:r>
+      <w:proofErr w:type="spellEnd"/>
+      <w:r>
+        <w:t xml:space="preserve"> en </w:t>
+      </w:r>
+      <w:proofErr w:type="spellStart"/>
+      <w:r>
+        <w:t>Informatica</w:t>
+      </w:r>
+      <w:proofErr w:type="spellEnd"/>
+      <w:r>
+        <w:t xml:space="preserve"> (CWI).</w:t>
+      </w:r>
+    </w:p>
+    <w:p>
+      <w:pPr>
+        <w:pStyle w:val="APA7MA"/>
+      </w:pPr>
+      <w:r>
+        <w:rPr>
+          <w:lang w:val="en-US"/>
+        </w:rPr>
+        <w:t xml:space="preserve">Django Software Foundation. (2026). </w:t>
       </w:r>
       <w:r>
         <w:rPr>
@@ -14766,21 +17385,65 @@
           <w:iCs/>
           <w:lang w:val="en-US"/>
         </w:rPr>
-        <w:t>3</w:t>
+        <w:t>Django documentation (Version 5.x)</w:t>
       </w:r>
       <w:r>
         <w:rPr>
           <w:lang w:val="en-US"/>
         </w:rPr>
-        <w:t xml:space="preserve">(1), 33-42. </w:t>
-      </w:r>
-      <w:hyperlink r:id="rId13" w:tgtFrame="_blank" w:history="1">
+        <w:t xml:space="preserve">. </w:t>
+      </w:r>
+      <w:hyperlink r:id="rId15" w:tgtFrame="_blank" w:history="1">
+        <w:r>
+          <w:rPr>
+            <w:rStyle w:val="Hipervnculo"/>
+          </w:rPr>
+          <w:t>https://docs.djangoproject.com/</w:t>
+        </w:r>
+      </w:hyperlink>
+    </w:p>
+    <w:p>
+      <w:pPr>
+        <w:pStyle w:val="APA7MA"/>
+        <w:rPr>
+          <w:lang w:val="en-US"/>
+        </w:rPr>
+      </w:pPr>
+      <w:proofErr w:type="spellStart"/>
+      <w:r>
+        <w:rPr>
+          <w:lang w:val="en-US"/>
+        </w:rPr>
+        <w:t>Bradski</w:t>
+      </w:r>
+      <w:proofErr w:type="spellEnd"/>
+      <w:r>
+        <w:rPr>
+          <w:lang w:val="en-US"/>
+        </w:rPr>
+        <w:t xml:space="preserve">, G. (2000). The </w:t>
+      </w:r>
+      <w:proofErr w:type="spellStart"/>
+      <w:r>
+        <w:rPr>
+          <w:lang w:val="en-US"/>
+        </w:rPr>
+        <w:t>OpenCV</w:t>
+      </w:r>
+      <w:proofErr w:type="spellEnd"/>
+      <w:r>
+        <w:rPr>
+          <w:lang w:val="en-US"/>
+        </w:rPr>
+        <w:t xml:space="preserve"> Library. Dr. Dobb's Journal of Software Tools, 25(11), 120–126. </w:t>
+      </w:r>
+      <w:hyperlink r:id="rId16" w:history="1">
         <w:r>
           <w:rPr>
             <w:rStyle w:val="Hipervnculo"/>
             <w:lang w:val="en-US"/>
           </w:rPr>
-          <w:t>https://doi.org/10.34218/IJAIMED_03_01_003</w:t>
+          <w:t>https://github.com/opencv/opencv/wiki/CiteOpenCV</w:t>
         </w:r>
       </w:hyperlink>
     </w:p>
@@ -14790,50 +17453,9 @@
       </w:pPr>
       <w:r>
         <w:rPr>
-          <w:lang w:val="es-ES"/>
-        </w:rPr>
-        <w:t xml:space="preserve">Organización Mundial de la Salud. (2022, marzo). </w:t>
-      </w:r>
-      <w:r>
-        <w:rPr>
-          <w:i/>
-          <w:iCs/>
-          <w:lang w:val="es-ES"/>
-        </w:rPr>
-        <w:t>Preguntas y respuestas sobre los trastornos del espectro autista (TEA)</w:t>
-      </w:r>
-      <w:r>
-        <w:rPr>
-          <w:lang w:val="es-ES"/>
-        </w:rPr>
-        <w:t xml:space="preserve">. </w:t>
-      </w:r>
-      <w:hyperlink r:id="rId14" w:tgtFrame="_blank" w:history="1">
-        <w:r>
-          <w:rPr>
-            <w:rStyle w:val="Hipervnculo"/>
-          </w:rPr>
-          <w:t>https://www.who.int/es/news-room/questions-and-answers/item/autism-spectrum-disorders-(asd</w:t>
-        </w:r>
-      </w:hyperlink>
-    </w:p>
-    <w:p>
-      <w:pPr>
-        <w:pStyle w:val="APA7MA"/>
-        <w:rPr>
           <w:lang w:val="en-US"/>
         </w:rPr>
-      </w:pPr>
-      <w:r>
-        <w:t xml:space="preserve">Correa Cum, D. S., Zapa Cedeño, J. K., &amp; Novillo Luzuriaga, N. N. (2026). Intervenciones de </w:t>
-      </w:r>
-      <w:proofErr w:type="spellStart"/>
-      <w:r>
-        <w:t>telerehabilitación</w:t>
-      </w:r>
-      <w:proofErr w:type="spellEnd"/>
-      <w:r>
-        <w:t xml:space="preserve"> asistidas por inteligencia artificial en fisioterapia: Revisión sistemática. </w:t>
+        <w:t xml:space="preserve">Google for Developers. (2024). </w:t>
       </w:r>
       <w:proofErr w:type="spellStart"/>
       <w:r>
@@ -14842,7 +17464,7 @@
           <w:iCs/>
           <w:lang w:val="en-US"/>
         </w:rPr>
-        <w:t>Ciencia</w:t>
+        <w:t>MediaPipe</w:t>
       </w:r>
       <w:proofErr w:type="spellEnd"/>
       <w:r>
@@ -14851,7 +17473,49 @@
           <w:iCs/>
           <w:lang w:val="en-US"/>
         </w:rPr>
-        <w:t xml:space="preserve"> y </w:t>
+        <w:t xml:space="preserve"> Solutions guide</w:t>
+      </w:r>
+      <w:r>
+        <w:rPr>
+          <w:lang w:val="en-US"/>
+        </w:rPr>
+        <w:t xml:space="preserve">. Google. </w:t>
+      </w:r>
+      <w:hyperlink r:id="rId17" w:tgtFrame="_blank" w:history="1">
+        <w:r>
+          <w:rPr>
+            <w:rStyle w:val="Hipervnculo"/>
+            <w:lang w:val="en-US"/>
+          </w:rPr>
+          <w:t>https://developers.google.com/edge/mediapipe/solutions/guide</w:t>
+        </w:r>
+      </w:hyperlink>
+    </w:p>
+    <w:p>
+      <w:pPr>
+        <w:pStyle w:val="APA7MA"/>
+        <w:rPr>
+          <w:lang w:val="en-US"/>
+        </w:rPr>
+      </w:pPr>
+    </w:p>
+    <w:p>
+      <w:pPr>
+        <w:pStyle w:val="APA7MA"/>
+        <w:rPr>
+          <w:lang w:val="en-US"/>
+        </w:rPr>
+      </w:pPr>
+      <w:r>
+        <w:t xml:space="preserve">Correa Cum, D. S., Zapa Cedeño, J. K., &amp; Novillo Luzuriaga, N. N. (2026). Intervenciones de </w:t>
+      </w:r>
+      <w:proofErr w:type="spellStart"/>
+      <w:r>
+        <w:t>telerehabilitación</w:t>
+      </w:r>
+      <w:proofErr w:type="spellEnd"/>
+      <w:r>
+        <w:t xml:space="preserve"> asistidas por inteligencia artificial en fisioterapia: Revisión sistemática. </w:t>
       </w:r>
       <w:proofErr w:type="spellStart"/>
       <w:r>
@@ -14860,93 +17524,32 @@
           <w:iCs/>
           <w:lang w:val="en-US"/>
         </w:rPr>
-        <w:t>Educación</w:t>
-      </w:r>
-      <w:proofErr w:type="spellEnd"/>
-      <w:r>
-        <w:rPr>
-          <w:lang w:val="en-US"/>
-        </w:rPr>
-        <w:t xml:space="preserve">, </w:t>
-      </w:r>
+        <w:t>Ciencia</w:t>
+      </w:r>
+      <w:proofErr w:type="spellEnd"/>
       <w:r>
         <w:rPr>
           <w:i/>
           <w:iCs/>
           <w:lang w:val="en-US"/>
         </w:rPr>
-        <w:t>7</w:t>
-      </w:r>
-      <w:r>
-        <w:rPr>
-          <w:lang w:val="en-US"/>
-        </w:rPr>
-        <w:t xml:space="preserve">(4.1), 973–984. </w:t>
-      </w:r>
-      <w:hyperlink r:id="rId15" w:tgtFrame="_blank" w:history="1">
-        <w:r>
-          <w:rPr>
-            <w:rStyle w:val="Hipervnculo"/>
-            <w:lang w:val="en-US"/>
-          </w:rPr>
-          <w:t>https://doi.org/10.5281/zenodo.21182103</w:t>
-        </w:r>
-      </w:hyperlink>
-    </w:p>
-    <w:p>
-      <w:pPr>
-        <w:pStyle w:val="APA7MA"/>
-        <w:rPr>
-          <w:lang w:val="en-US"/>
-        </w:rPr>
-      </w:pPr>
-      <w:r>
-        <w:rPr>
-          <w:lang w:val="en-US"/>
-        </w:rPr>
-        <w:t xml:space="preserve">Ng, A. (2018). </w:t>
-      </w:r>
+        <w:t xml:space="preserve"> y </w:t>
+      </w:r>
+      <w:proofErr w:type="spellStart"/>
       <w:r>
         <w:rPr>
           <w:i/>
           <w:iCs/>
           <w:lang w:val="en-US"/>
         </w:rPr>
-        <w:t>AI is the new electricity</w:t>
-      </w:r>
+        <w:t>Educación</w:t>
+      </w:r>
+      <w:proofErr w:type="spellEnd"/>
       <w:r>
         <w:rPr>
           <w:lang w:val="en-US"/>
         </w:rPr>
-        <w:t>. Stanford University / Medium.</w:t>
-      </w:r>
-    </w:p>
-    <w:p>
-      <w:pPr>
-        <w:pStyle w:val="APA7MA"/>
-        <w:rPr>
-          <w:lang w:val="en-US"/>
-        </w:rPr>
-      </w:pPr>
-      <w:r>
-        <w:rPr>
-          <w:lang w:val="en-US"/>
-        </w:rPr>
-        <w:t xml:space="preserve">Russell, S. J., y </w:t>
-      </w:r>
-      <w:proofErr w:type="spellStart"/>
-      <w:r>
-        <w:rPr>
-          <w:lang w:val="en-US"/>
-        </w:rPr>
-        <w:t>Norvig</w:t>
-      </w:r>
-      <w:proofErr w:type="spellEnd"/>
-      <w:r>
-        <w:rPr>
-          <w:lang w:val="en-US"/>
-        </w:rPr>
-        <w:t xml:space="preserve">, P. (2020). </w:t>
+        <w:t xml:space="preserve">, </w:t>
       </w:r>
       <w:r>
         <w:rPr>
@@ -14954,14 +17557,23 @@
           <w:iCs/>
           <w:lang w:val="en-US"/>
         </w:rPr>
-        <w:t>Artificial Intelligence: A Modern Approach</w:t>
+        <w:t>7</w:t>
       </w:r>
       <w:r>
         <w:rPr>
           <w:lang w:val="en-US"/>
         </w:rPr>
-        <w:t xml:space="preserve"> (4.ª ed.). Pearson.</w:t>
-      </w:r>
+        <w:t xml:space="preserve">(4.1), 973–984. </w:t>
+      </w:r>
+      <w:hyperlink r:id="rId18" w:tgtFrame="_blank" w:history="1">
+        <w:r>
+          <w:rPr>
+            <w:rStyle w:val="Hipervnculo"/>
+            <w:lang w:val="en-US"/>
+          </w:rPr>
+          <w:t>https://doi.org/10.5281/zenodo.21182103</w:t>
+        </w:r>
+      </w:hyperlink>
     </w:p>
     <w:p>
       <w:pPr>
@@ -14974,7 +17586,7 @@
         <w:rPr>
           <w:lang w:val="en-US"/>
         </w:rPr>
-        <w:t xml:space="preserve">Forsyth, D., y Ponce, J. (2012). </w:t>
+        <w:t xml:space="preserve">Ng, A. (2018). </w:t>
       </w:r>
       <w:r>
         <w:rPr>
@@ -14982,13 +17594,13 @@
           <w:iCs/>
           <w:lang w:val="en-US"/>
         </w:rPr>
-        <w:t>Computer Vision: A Modern Approach</w:t>
+        <w:t>AI is the new electricity</w:t>
       </w:r>
       <w:r>
         <w:rPr>
           <w:lang w:val="en-US"/>
         </w:rPr>
-        <w:t xml:space="preserve"> (2.ª ed.). Pearson.</w:t>
+        <w:t>. Stanford University / Medium.</w:t>
       </w:r>
     </w:p>
     <w:p>
@@ -14998,19 +17610,25 @@
           <w:lang w:val="en-US"/>
         </w:rPr>
       </w:pPr>
-      <w:proofErr w:type="spellStart"/>
       <w:r>
         <w:rPr>
           <w:lang w:val="en-US"/>
         </w:rPr>
-        <w:t>Szeliski</w:t>
-      </w:r>
-      <w:proofErr w:type="spellEnd"/>
+        <w:t xml:space="preserve">Russell, S. J., y </w:t>
+      </w:r>
+      <w:proofErr w:type="spellStart"/>
       <w:r>
         <w:rPr>
           <w:lang w:val="en-US"/>
         </w:rPr>
-        <w:t xml:space="preserve">, R. (2022). </w:t>
+        <w:t>Norvig</w:t>
+      </w:r>
+      <w:proofErr w:type="spellEnd"/>
+      <w:r>
+        <w:rPr>
+          <w:lang w:val="en-US"/>
+        </w:rPr>
+        <w:t xml:space="preserve">, P. (2020). </w:t>
       </w:r>
       <w:r>
         <w:rPr>
@@ -15018,6 +17636,70 @@
           <w:iCs/>
           <w:lang w:val="en-US"/>
         </w:rPr>
+        <w:t>Artificial Intelligence: A Modern Approach</w:t>
+      </w:r>
+      <w:r>
+        <w:rPr>
+          <w:lang w:val="en-US"/>
+        </w:rPr>
+        <w:t xml:space="preserve"> (4.ª ed.). Pearson.</w:t>
+      </w:r>
+    </w:p>
+    <w:p>
+      <w:pPr>
+        <w:pStyle w:val="APA7MA"/>
+        <w:rPr>
+          <w:lang w:val="en-US"/>
+        </w:rPr>
+      </w:pPr>
+      <w:r>
+        <w:rPr>
+          <w:lang w:val="en-US"/>
+        </w:rPr>
+        <w:t xml:space="preserve">Forsyth, D., y Ponce, J. (2012). </w:t>
+      </w:r>
+      <w:r>
+        <w:rPr>
+          <w:i/>
+          <w:iCs/>
+          <w:lang w:val="en-US"/>
+        </w:rPr>
+        <w:t>Computer Vision: A Modern Approach</w:t>
+      </w:r>
+      <w:r>
+        <w:rPr>
+          <w:lang w:val="en-US"/>
+        </w:rPr>
+        <w:t xml:space="preserve"> (2.ª ed.). Pearson.</w:t>
+      </w:r>
+    </w:p>
+    <w:p>
+      <w:pPr>
+        <w:pStyle w:val="APA7MA"/>
+        <w:rPr>
+          <w:lang w:val="en-US"/>
+        </w:rPr>
+      </w:pPr>
+      <w:proofErr w:type="spellStart"/>
+      <w:r>
+        <w:rPr>
+          <w:lang w:val="en-US"/>
+        </w:rPr>
+        <w:t>Szeliski</w:t>
+      </w:r>
+      <w:proofErr w:type="spellEnd"/>
+      <w:r>
+        <w:rPr>
+          <w:lang w:val="en-US"/>
+        </w:rPr>
+        <w:t xml:space="preserve">, R. (2022). </w:t>
+      </w:r>
+      <w:r>
+        <w:rPr>
+          <w:i/>
+          <w:iCs/>
+          <w:lang w:val="en-US"/>
+        </w:rPr>
         <w:t>Computer Vision: Algorithms and Applications</w:t>
       </w:r>
       <w:r>
@@ -15045,164 +17727,156 @@
         <w:rPr>
           <w:lang w:val="en-US"/>
         </w:rPr>
+        <w:t>Goodfellow</w:t>
+      </w:r>
+      <w:proofErr w:type="spellEnd"/>
+      <w:r>
+        <w:rPr>
+          <w:lang w:val="en-US"/>
+        </w:rPr>
+        <w:t xml:space="preserve">, I., </w:t>
+      </w:r>
+      <w:proofErr w:type="spellStart"/>
+      <w:r>
+        <w:rPr>
+          <w:lang w:val="en-US"/>
+        </w:rPr>
+        <w:t>Bengio</w:t>
+      </w:r>
+      <w:proofErr w:type="spellEnd"/>
+      <w:r>
+        <w:rPr>
+          <w:lang w:val="en-US"/>
+        </w:rPr>
+        <w:t xml:space="preserve">, Y., y </w:t>
+      </w:r>
+      <w:proofErr w:type="spellStart"/>
+      <w:r>
+        <w:rPr>
+          <w:lang w:val="en-US"/>
+        </w:rPr>
+        <w:t>Courville</w:t>
+      </w:r>
+      <w:proofErr w:type="spellEnd"/>
+      <w:r>
+        <w:rPr>
+          <w:lang w:val="en-US"/>
+        </w:rPr>
+        <w:t xml:space="preserve">, A. (2016). </w:t>
+      </w:r>
+      <w:r>
+        <w:rPr>
+          <w:lang w:val="en-US"/>
+        </w:rPr>
+        <w:t>Deep Learning. MIT Press.</w:t>
+      </w:r>
+    </w:p>
+    <w:p>
+      <w:pPr>
+        <w:pStyle w:val="APA7MA"/>
+      </w:pPr>
+      <w:proofErr w:type="spellStart"/>
+      <w:r>
+        <w:rPr>
+          <w:lang w:val="en-US"/>
+        </w:rPr>
+        <w:t>Rosebrock</w:t>
+      </w:r>
+      <w:proofErr w:type="spellEnd"/>
+      <w:r>
+        <w:rPr>
+          <w:lang w:val="en-US"/>
+        </w:rPr>
+        <w:t xml:space="preserve">, A. (2017). Deep Learning for Computer Vision with Python. </w:t>
+      </w:r>
+      <w:proofErr w:type="spellStart"/>
+      <w:r>
+        <w:t>PyImageSearch</w:t>
+      </w:r>
+      <w:proofErr w:type="spellEnd"/>
+      <w:r>
+        <w:t>.</w:t>
+      </w:r>
+    </w:p>
+    <w:p>
+      <w:pPr>
+        <w:pStyle w:val="APA7MA"/>
+      </w:pPr>
+      <w:r>
+        <w:t>Organización Mundial de la Salud. (2020). Directrices de la OMS sobre actividad física y sedentarismo. Organización Mundial de la Salud.</w:t>
+      </w:r>
+    </w:p>
+    <w:p>
+      <w:pPr>
+        <w:pStyle w:val="APA7MA"/>
+        <w:rPr>
+          <w:lang w:val="en-US"/>
+        </w:rPr>
+      </w:pPr>
+      <w:proofErr w:type="spellStart"/>
+      <w:r>
+        <w:rPr>
+          <w:lang w:val="es-ES"/>
+        </w:rPr>
+        <w:t>Shumway</w:t>
+      </w:r>
+      <w:proofErr w:type="spellEnd"/>
+      <w:r>
+        <w:rPr>
+          <w:lang w:val="es-ES"/>
+        </w:rPr>
+        <w:t xml:space="preserve">-Cook, A., y </w:t>
+      </w:r>
+      <w:proofErr w:type="spellStart"/>
+      <w:r>
+        <w:rPr>
+          <w:lang w:val="es-ES"/>
+        </w:rPr>
+        <w:t>Woollacott</w:t>
+      </w:r>
+      <w:proofErr w:type="spellEnd"/>
+      <w:r>
+        <w:rPr>
+          <w:lang w:val="es-ES"/>
+        </w:rPr>
+        <w:t xml:space="preserve">, M. H. (2017). </w:t>
+      </w:r>
+      <w:r>
+        <w:rPr>
+          <w:lang w:val="en-US"/>
+        </w:rPr>
+        <w:t xml:space="preserve">Motor Control: Translating Research into Clinical Practice (5.ª ed.). </w:t>
+      </w:r>
+      <w:r>
+        <w:rPr>
+          <w:lang w:val="en-US"/>
+        </w:rPr>
+        <w:t>Wolters Kluwer.</w:t>
+      </w:r>
+    </w:p>
+    <w:p>
+      <w:pPr>
+        <w:pStyle w:val="APA7MA"/>
+        <w:rPr>
+          <w:lang w:val="en-US"/>
+        </w:rPr>
+      </w:pPr>
+      <w:r>
+        <w:rPr>
+          <w:lang w:val="en-US"/>
+        </w:rPr>
+        <w:t xml:space="preserve">Levy, B. R. (2022). Breaking the age code: How your beliefs about aging determine how long &amp; how well you live. William Morrow.  </w:t>
+      </w:r>
+    </w:p>
+    <w:p>
+      <w:pPr>
+        <w:pStyle w:val="APA7MA"/>
+      </w:pPr>
+      <w:r>
+        <w:rPr>
+          <w:lang w:val="en-US"/>
+        </w:rPr>
         <w:lastRenderedPageBreak/>
-        <w:t>Goodfellow</w:t>
-      </w:r>
-      <w:proofErr w:type="spellEnd"/>
-      <w:r>
-        <w:rPr>
-          <w:lang w:val="en-US"/>
-        </w:rPr>
-        <w:t xml:space="preserve">, I., </w:t>
-      </w:r>
-      <w:proofErr w:type="spellStart"/>
-      <w:r>
-        <w:rPr>
-          <w:lang w:val="en-US"/>
-        </w:rPr>
-        <w:t>Bengio</w:t>
-      </w:r>
-      <w:proofErr w:type="spellEnd"/>
-      <w:r>
-        <w:rPr>
-          <w:lang w:val="en-US"/>
-        </w:rPr>
-        <w:t xml:space="preserve">, Y., y </w:t>
-      </w:r>
-      <w:proofErr w:type="spellStart"/>
-      <w:r>
-        <w:rPr>
-          <w:lang w:val="en-US"/>
-        </w:rPr>
-        <w:t>Courville</w:t>
-      </w:r>
-      <w:proofErr w:type="spellEnd"/>
-      <w:r>
-        <w:rPr>
-          <w:lang w:val="en-US"/>
-        </w:rPr>
-        <w:t xml:space="preserve">, A. (2016). </w:t>
-      </w:r>
-      <w:r>
-        <w:rPr>
-          <w:lang w:val="en-US"/>
-        </w:rPr>
-        <w:t>Deep Learning. MIT Press.</w:t>
-      </w:r>
-    </w:p>
-    <w:p>
-      <w:pPr>
-        <w:pStyle w:val="APA7MA"/>
-        <w:rPr>
-          <w:lang w:val="en-US"/>
-        </w:rPr>
-      </w:pPr>
-    </w:p>
-    <w:p>
-      <w:pPr>
-        <w:pStyle w:val="APA7MA"/>
-      </w:pPr>
-      <w:proofErr w:type="spellStart"/>
-      <w:r>
-        <w:rPr>
-          <w:lang w:val="en-US"/>
-        </w:rPr>
-        <w:t>Rosebrock</w:t>
-      </w:r>
-      <w:proofErr w:type="spellEnd"/>
-      <w:r>
-        <w:rPr>
-          <w:lang w:val="en-US"/>
-        </w:rPr>
-        <w:t xml:space="preserve">, A. (2017). Deep Learning for Computer Vision with Python. </w:t>
-      </w:r>
-      <w:proofErr w:type="spellStart"/>
-      <w:r>
-        <w:t>PyImageSearch</w:t>
-      </w:r>
-      <w:proofErr w:type="spellEnd"/>
-      <w:r>
-        <w:t>.</w:t>
-      </w:r>
-    </w:p>
-    <w:p>
-      <w:pPr>
-        <w:pStyle w:val="APA7MA"/>
-      </w:pPr>
-      <w:r>
-        <w:t>Organización Mundial de la Salud. (2020). Directrices de la OMS sobre actividad física y sedentarismo. Organización Mundial de la Salud.</w:t>
-      </w:r>
-    </w:p>
-    <w:p>
-      <w:pPr>
-        <w:pStyle w:val="APA7MA"/>
-        <w:rPr>
-          <w:lang w:val="en-US"/>
-        </w:rPr>
-      </w:pPr>
-      <w:proofErr w:type="spellStart"/>
-      <w:r>
-        <w:rPr>
-          <w:lang w:val="es-ES"/>
-        </w:rPr>
-        <w:t>Shumway</w:t>
-      </w:r>
-      <w:proofErr w:type="spellEnd"/>
-      <w:r>
-        <w:rPr>
-          <w:lang w:val="es-ES"/>
-        </w:rPr>
-        <w:t xml:space="preserve">-Cook, A., y </w:t>
-      </w:r>
-      <w:proofErr w:type="spellStart"/>
-      <w:r>
-        <w:rPr>
-          <w:lang w:val="es-ES"/>
-        </w:rPr>
-        <w:t>Woollacott</w:t>
-      </w:r>
-      <w:proofErr w:type="spellEnd"/>
-      <w:r>
-        <w:rPr>
-          <w:lang w:val="es-ES"/>
-        </w:rPr>
-        <w:t xml:space="preserve">, M. H. (2017). </w:t>
-      </w:r>
-      <w:r>
-        <w:rPr>
-          <w:lang w:val="en-US"/>
-        </w:rPr>
-        <w:t xml:space="preserve">Motor Control: Translating Research into Clinical Practice (5.ª ed.). </w:t>
-      </w:r>
-      <w:r>
-        <w:rPr>
-          <w:lang w:val="en-US"/>
-        </w:rPr>
-        <w:t>Wolters Kluwer.</w:t>
-      </w:r>
-    </w:p>
-    <w:p>
-      <w:pPr>
-        <w:pStyle w:val="APA7MA"/>
-        <w:rPr>
-          <w:lang w:val="en-US"/>
-        </w:rPr>
-      </w:pPr>
-      <w:r>
-        <w:rPr>
-          <w:lang w:val="en-US"/>
-        </w:rPr>
-        <w:t xml:space="preserve">Levy, B. R. (2022). Breaking the age code: How your beliefs about aging determine how long &amp; how well you live. William Morrow.  </w:t>
-      </w:r>
-    </w:p>
-    <w:p>
-      <w:pPr>
-        <w:pStyle w:val="APA7MA"/>
-      </w:pPr>
-      <w:r>
-        <w:rPr>
-          <w:lang w:val="en-US"/>
-        </w:rPr>
         <w:t xml:space="preserve">Lord, S. R., Sherrington, C., </w:t>
       </w:r>
       <w:proofErr w:type="spellStart"/>
@@ -15406,7 +18080,7 @@
                     <pic:cNvPicPr/>
                   </pic:nvPicPr>
                   <pic:blipFill>
-                    <a:blip r:embed="rId16"/>
+                    <a:blip r:embed="rId19"/>
                     <a:stretch>
                       <a:fillRect/>
                     </a:stretch>
@@ -15472,7 +18146,7 @@
       </w:pPr>
     </w:p>
     <w:sectPr>
-      <w:headerReference w:type="default" r:id="rId17"/>
+      <w:headerReference w:type="default" r:id="rId20"/>
       <w:pgSz w:w="12240" w:h="15840" w:code="1"/>
       <w:pgMar w:top="1446" w:right="1446" w:bottom="1446" w:left="1701" w:header="720" w:footer="720" w:gutter="0"/>
       <w:pgNumType w:start="1"/>
@@ -15625,7 +18299,7 @@
             <w:noProof/>
             <w:lang w:val="es-ES"/>
           </w:rPr>
-          <w:t>32</w:t>
+          <w:t>21</w:t>
         </w:r>
         <w:r>
           <w:fldChar w:fldCharType="end"/>
@@ -18226,6 +20900,55 @@
     <w:basedOn w:val="Fuentedeprrafopredeter"/>
     <w:rsid w:val="004F7623"/>
   </w:style>
+  <w:style w:type="character" w:customStyle="1" w:styleId="Estilo1FiguraCar">
+    <w:name w:val="Estilo1Figura Car"/>
+    <w:basedOn w:val="Fuentedeprrafopredeter"/>
+    <w:link w:val="Estilo1Figura"/>
+    <w:locked/>
+    <w:rsid w:val="0096267B"/>
+    <w:rPr>
+      <w:rFonts w:eastAsiaTheme="minorEastAsia" w:cs="Arial"/>
+      <w:i/>
+      <w:iCs/>
+      <w:lang w:val="es-BO" w:eastAsia="es-BO"/>
+    </w:rPr>
+  </w:style>
+  <w:style w:type="paragraph" w:customStyle="1" w:styleId="Estilo1Figura">
+    <w:name w:val="Estilo1Figura"/>
+    <w:basedOn w:val="Normal"/>
+    <w:link w:val="Estilo1FiguraCar"/>
+    <w:qFormat/>
+    <w:rsid w:val="0096267B"/>
+    <w:pPr>
+      <w:spacing w:after="0" w:line="480" w:lineRule="auto"/>
+    </w:pPr>
+    <w:rPr>
+      <w:rFonts w:eastAsiaTheme="minorEastAsia" w:cs="Arial"/>
+      <w:i/>
+      <w:iCs/>
+      <w:lang w:val="es-BO" w:eastAsia="es-BO"/>
+    </w:rPr>
+  </w:style>
+  <w:style w:type="character" w:customStyle="1" w:styleId="citation-129">
+    <w:name w:val="citation-129"/>
+    <w:basedOn w:val="Fuentedeprrafopredeter"/>
+    <w:rsid w:val="0096267B"/>
+  </w:style>
+  <w:style w:type="character" w:customStyle="1" w:styleId="citation-128">
+    <w:name w:val="citation-128"/>
+    <w:basedOn w:val="Fuentedeprrafopredeter"/>
+    <w:rsid w:val="0096267B"/>
+  </w:style>
+  <w:style w:type="character" w:customStyle="1" w:styleId="citation-127">
+    <w:name w:val="citation-127"/>
+    <w:basedOn w:val="Fuentedeprrafopredeter"/>
+    <w:rsid w:val="0096267B"/>
+  </w:style>
+  <w:style w:type="character" w:customStyle="1" w:styleId="citation-126">
+    <w:name w:val="citation-126"/>
+    <w:basedOn w:val="Fuentedeprrafopredeter"/>
+    <w:rsid w:val="0096267B"/>
+  </w:style>
 </w:styles>
 </file>
 
@@ -18495,7 +21218,7 @@
 </file>
 
 <file path=customXml/itemProps1.xml><?xml version="1.0" encoding="utf-8"?>
-<ds:datastoreItem xmlns:ds="http://schemas.openxmlformats.org/officeDocument/2006/customXml" ds:itemID="{BF75DD7D-5B6D-4622-A4B9-07CFB8CBA526}">
+<ds:datastoreItem xmlns:ds="http://schemas.openxmlformats.org/officeDocument/2006/customXml" ds:itemID="{021C5971-F8C3-42FA-84B1-253637F0FD3A}">
   <ds:schemaRefs>
     <ds:schemaRef ds:uri="http://schemas.openxmlformats.org/officeDocument/2006/bibliography"/>
   </ds:schemaRefs>

--- a/TesisWord/21-08-26MGHT-TESIS.docx
+++ b/TesisWord/21-08-26MGHT-TESIS.docx
@@ -75,7 +75,6 @@
           <w:noProof/>
           <w:sz w:val="24"/>
           <w:szCs w:val="24"/>
-          <w:lang w:val="es-ES" w:eastAsia="es-ES"/>
         </w:rPr>
         <w:drawing>
           <wp:inline distT="0" distB="0" distL="0" distR="0" wp14:anchorId="78856A38" wp14:editId="3148E9FE">
@@ -310,7 +309,6 @@
                 <w:szCs w:val="24"/>
               </w:rPr>
             </w:pPr>
-            <w:proofErr w:type="spellStart"/>
             <w:r>
               <w:rPr>
                 <w:rFonts w:ascii="Arial" w:hAnsi="Arial" w:cs="Arial"/>
@@ -318,17 +316,7 @@
                 <w:sz w:val="24"/>
                 <w:szCs w:val="24"/>
               </w:rPr>
-              <w:t>Maria</w:t>
-            </w:r>
-            <w:proofErr w:type="spellEnd"/>
-            <w:r>
-              <w:rPr>
-                <w:rFonts w:ascii="Arial" w:hAnsi="Arial" w:cs="Arial"/>
-                <w:b/>
-                <w:sz w:val="24"/>
-                <w:szCs w:val="24"/>
-              </w:rPr>
-              <w:t xml:space="preserve"> </w:t>
+              <w:t xml:space="preserve">Maria </w:t>
             </w:r>
             <w:proofErr w:type="spellStart"/>
             <w:r>
@@ -567,7 +555,6 @@
               </w:rPr>
               <w:t xml:space="preserve">. </w:t>
             </w:r>
-            <w:proofErr w:type="spellStart"/>
             <w:r>
               <w:rPr>
                 <w:rFonts w:ascii="Arial" w:hAnsi="Arial" w:cs="Arial"/>
@@ -575,17 +562,7 @@
                 <w:sz w:val="24"/>
                 <w:szCs w:val="24"/>
               </w:rPr>
-              <w:t>Maria</w:t>
-            </w:r>
-            <w:proofErr w:type="spellEnd"/>
-            <w:r>
-              <w:rPr>
-                <w:rFonts w:ascii="Arial" w:hAnsi="Arial" w:cs="Arial"/>
-                <w:b/>
-                <w:sz w:val="24"/>
-                <w:szCs w:val="24"/>
-              </w:rPr>
-              <w:t xml:space="preserve"> Magdalena Aguilar Guanto</w:t>
+              <w:t>Maria Magdalena Aguilar Guanto</w:t>
             </w:r>
           </w:p>
         </w:tc>
@@ -666,19 +643,11 @@
       <w:r>
         <w:t xml:space="preserve">Yo, </w:t>
       </w:r>
-      <w:proofErr w:type="spellStart"/>
       <w:r>
         <w:rPr>
           <w:b/>
         </w:rPr>
-        <w:t>Maria</w:t>
-      </w:r>
-      <w:proofErr w:type="spellEnd"/>
-      <w:r>
-        <w:rPr>
-          <w:b/>
-        </w:rPr>
-        <w:t xml:space="preserve"> </w:t>
+        <w:t xml:space="preserve">Maria </w:t>
       </w:r>
       <w:proofErr w:type="spellStart"/>
       <w:r>
@@ -802,13 +771,8 @@
         <w:ind w:firstLine="0"/>
         <w:jc w:val="center"/>
       </w:pPr>
-      <w:proofErr w:type="spellStart"/>
-      <w:r>
-        <w:t>Maria</w:t>
-      </w:r>
-      <w:proofErr w:type="spellEnd"/>
-      <w:r>
-        <w:t xml:space="preserve"> </w:t>
+      <w:r>
+        <w:t xml:space="preserve">Maria </w:t>
       </w:r>
       <w:proofErr w:type="spellStart"/>
       <w:r>
@@ -12901,15 +12865,32 @@
     </w:p>
     <w:p>
       <w:pPr>
-        <w:rPr>
-          <w:lang w:val="es-ES"/>
-        </w:rPr>
-      </w:pPr>
+        <w:pStyle w:val="APA7MA"/>
+      </w:pPr>
+      <w:r>
+        <w:t>el marco conceptual es una herramienta fundamental en la investigación, ya que permite definir y delimitar los conceptos clave que se emplearán en el estudio. Al respecto, siguiendo la línea de Hernández-</w:t>
+      </w:r>
+      <w:proofErr w:type="spellStart"/>
+      <w:r>
+        <w:t>Sampieri</w:t>
+      </w:r>
+      <w:proofErr w:type="spellEnd"/>
+      <w:r>
+        <w:t xml:space="preserve"> y Mendoza (2018), la construcción teórica sustenta la investigación basándose en antecedentes, enfoques y conceptos relevantes, cuyo propósito principal es precisar las variables y sus relaciones.</w:t>
+      </w:r>
       <w:bookmarkStart w:id="41" w:name="_GoBack"/>
       <w:bookmarkEnd w:id="41"/>
     </w:p>
     <w:p>
       <w:pPr>
+        <w:pStyle w:val="APA7MA"/>
+      </w:pPr>
+      <w:r>
+        <w:t>Por lo tanto, esta base conceptual actúa como soporte metodológico para orientar la lectura de los resultados y la formulación de hipótesis, relacionando el problema con los antecedentes teóricos. Por consiguiente, se abordan a continuación las definiciones de los términos que sustentan técnicamente la tesis:</w:t>
+      </w:r>
+    </w:p>
+    <w:p>
+      <w:pPr>
         <w:pStyle w:val="Ttulo3"/>
         <w:rPr>
           <w:lang w:val="es-ES"/>
@@ -12962,6 +12943,7 @@
         <w:pStyle w:val="APA7MA"/>
       </w:pPr>
       <w:r>
+        <w:lastRenderedPageBreak/>
         <w:t>Por lo tanto, la inteligencia artificial reúne diversas herramientas tecnológicas diseñadas para darle a las computadoras capacidades de percepción y análisis. Gracias a esto, los sistemas van más allá de seguir instrucciones fijas: logran interpretar información cambiante —como los movimientos del cuerpo en la visión artificial— para tomar decisiones y solucionar problemas prácticos en el mundo real por sí mismos.</w:t>
       </w:r>
     </w:p>
@@ -12993,70 +12975,255 @@
       </w:r>
       <w:proofErr w:type="spellEnd"/>
       <w:r>
-        <w:t xml:space="preserve"> (2022), en su obra fundamental sobre procesamiento de imágenes, define la visión artificial y computacional como el proceso de extraer descripciones automáticas del mundo físico a partir de imágenes digitales o secuencias de video, </w:t>
+        <w:t xml:space="preserve"> (2022), en su obra fundamental sobre procesamiento de imágenes, define la visión artificial y computacional como el proceso de extraer descripciones automáticas del mundo físico a partir de imágenes digitales o secuencias de video, permitiendo que las computadoras comprendan la geometría y la dinámica de los objetos en su entorno.</w:t>
+      </w:r>
+    </w:p>
+    <w:p>
+      <w:pPr>
+        <w:pStyle w:val="APA7MA"/>
+      </w:pPr>
+      <w:r>
+        <w:t xml:space="preserve">Por otro lado, Forsyth y Ponce (2012) señalan que la visión artificial busca </w:t>
+      </w:r>
+      <w:proofErr w:type="spellStart"/>
+      <w:r>
+        <w:t>imitar</w:t>
+      </w:r>
+      <w:proofErr w:type="spellEnd"/>
+      <w:r>
+        <w:t xml:space="preserve"> la capacidad visual biológica mediante el desarrollo de algoritmos capaces de interpretar información visual compleja, reconstruir escenas tridimensionales y reconocer patrones de mo</w:t>
+      </w:r>
+      <w:r>
+        <w:t>vimiento de forma automatizada.</w:t>
+      </w:r>
+    </w:p>
+    <w:p>
+      <w:pPr>
+        <w:pStyle w:val="APA7MA"/>
+      </w:pPr>
+      <w:r>
+        <w:t>De forma muy sencilla, esta tecnología le permite a una computadora «ver» y comprender lo que capta una cámara. En lugar de recibir solo una imagen plana, el sistema analiza los movimientos y las posturas del cuerpo en tiempo real. Esto hace posible que el software traduzca la alineación física en datos numéricos, detectando errores de postura o desequilibrios de manera automática y sin necesidad de que una persona esté revisando cada detalle segundo a segundo.</w:t>
+      </w:r>
+    </w:p>
+    <w:p>
+      <w:pPr>
+        <w:pStyle w:val="Ttulo3"/>
+      </w:pPr>
+      <w:bookmarkStart w:id="43" w:name="_Toc238464989"/>
+      <w:proofErr w:type="spellStart"/>
+      <w:r>
+        <w:t>Modelo</w:t>
+      </w:r>
+      <w:proofErr w:type="spellEnd"/>
+      <w:r>
+        <w:t xml:space="preserve"> de </w:t>
+      </w:r>
+      <w:proofErr w:type="spellStart"/>
+      <w:r>
+        <w:t>Visión</w:t>
+      </w:r>
+      <w:proofErr w:type="spellEnd"/>
+      <w:r>
+        <w:t xml:space="preserve"> Artificial</w:t>
+      </w:r>
+      <w:bookmarkEnd w:id="43"/>
+    </w:p>
+    <w:p>
+      <w:pPr>
+        <w:pStyle w:val="APA7MA"/>
+      </w:pPr>
+      <w:proofErr w:type="spellStart"/>
+      <w:r>
+        <w:t>Ian</w:t>
+      </w:r>
+      <w:proofErr w:type="spellEnd"/>
+      <w:r>
+        <w:t xml:space="preserve"> </w:t>
+      </w:r>
+      <w:proofErr w:type="spellStart"/>
+      <w:r>
+        <w:t>Goodfellow</w:t>
+      </w:r>
+      <w:proofErr w:type="spellEnd"/>
+      <w:r>
+        <w:t xml:space="preserve">, </w:t>
+      </w:r>
+      <w:proofErr w:type="spellStart"/>
+      <w:r>
+        <w:t>Yoshua</w:t>
+      </w:r>
+      <w:proofErr w:type="spellEnd"/>
+      <w:r>
+        <w:t xml:space="preserve"> </w:t>
+      </w:r>
+      <w:proofErr w:type="spellStart"/>
+      <w:r>
+        <w:t>Bengio</w:t>
+      </w:r>
+      <w:proofErr w:type="spellEnd"/>
+      <w:r>
+        <w:t xml:space="preserve"> y </w:t>
+      </w:r>
+      <w:proofErr w:type="spellStart"/>
+      <w:r>
+        <w:t>Aaron</w:t>
+      </w:r>
+      <w:proofErr w:type="spellEnd"/>
+      <w:r>
+        <w:t xml:space="preserve"> </w:t>
+      </w:r>
+      <w:proofErr w:type="spellStart"/>
+      <w:r>
+        <w:t>Courville</w:t>
+      </w:r>
+      <w:proofErr w:type="spellEnd"/>
+      <w:r>
+        <w:t xml:space="preserve"> (2016), en su obra referente sobre aprendizaje profundo, señalan que los modelos de visión artificial basados en redes </w:t>
       </w:r>
       <w:r>
         <w:lastRenderedPageBreak/>
-        <w:t>permitiendo que las computadoras comprendan la geometría y la dinámica de los objetos en su entorno.</w:t>
-      </w:r>
-    </w:p>
-    <w:p>
-      <w:pPr>
-        <w:pStyle w:val="APA7MA"/>
-      </w:pPr>
-      <w:r>
-        <w:t xml:space="preserve">Por otro lado, Forsyth y Ponce (2012) señalan que la visión artificial busca </w:t>
-      </w:r>
-      <w:proofErr w:type="spellStart"/>
-      <w:r>
-        <w:t>imitar</w:t>
-      </w:r>
-      <w:proofErr w:type="spellEnd"/>
-      <w:r>
-        <w:t xml:space="preserve"> la capacidad visual biológica mediante el desarrollo de algoritmos capaces de interpretar información visual compleja, reconstruir escenas tridimensionales y reconocer patrones de mo</w:t>
-      </w:r>
-      <w:r>
-        <w:t>vimiento de forma automatizada.</w:t>
-      </w:r>
-    </w:p>
-    <w:p>
-      <w:pPr>
-        <w:pStyle w:val="APA7MA"/>
-      </w:pPr>
-      <w:r>
-        <w:t>De forma muy sencilla, esta tecnología le permite a una computadora «ver» y comprender lo que capta una cámara. En lugar de recibir solo una imagen plana, el sistema analiza los movimientos y las posturas del cuerpo en tiempo real. Esto hace posible que el software traduzca la alineación física en datos numéricos, detectando errores de postura o desequilibrios de manera automática y sin necesidad de que una persona esté revisando cada detalle segundo a segundo.</w:t>
+        <w:t>neuronales permiten procesar grandes volúmenes de datos visuales para extraer automáticamente características complejas, superando los métodos tradicionales de programación rígida en tareas de reconocimiento de patrones.</w:t>
+      </w:r>
+    </w:p>
+    <w:p>
+      <w:pPr>
+        <w:pStyle w:val="APA7MA"/>
+      </w:pPr>
+      <w:r>
+        <w:t xml:space="preserve">Por otra parte, </w:t>
+      </w:r>
+      <w:proofErr w:type="spellStart"/>
+      <w:r>
+        <w:t>Adrian</w:t>
+      </w:r>
+      <w:proofErr w:type="spellEnd"/>
+      <w:r>
+        <w:t xml:space="preserve"> </w:t>
+      </w:r>
+      <w:proofErr w:type="spellStart"/>
+      <w:r>
+        <w:t>Rosebrock</w:t>
+      </w:r>
+      <w:proofErr w:type="spellEnd"/>
+      <w:r>
+        <w:t xml:space="preserve"> (2017), especialista en sistemas prácticos de visión por computadora, destaca que un modelo computacional de esta naturaleza integra algoritmos especializados para la detección de objetos y la estimación de posturas corporales, transformando secuencias de video en mediciones precisas de coordenadas articulares.</w:t>
+      </w:r>
+    </w:p>
+    <w:p>
+      <w:pPr>
+        <w:pStyle w:val="APA7MA"/>
+      </w:pPr>
+      <w:r>
+        <w:t>En términos prácticos y más cercanos, un modelo de visión artificial es como construir la "lógica visual" que el sistema necesita para trabajar. En lugar de limitarse a mostrar una imagen en pantalla, el modelo toma el video de una cámara y lo analiza paso a paso para identificar dónde están las articulaciones del cuerpo. Gracias a esto, el software puede medir ángulos, comparar posturas y saber exactamente si un adulto mayor está haciendo bien un ejercicio de equilibrio o si se está desalineando, todo de forma automática.</w:t>
+      </w:r>
+    </w:p>
+    <w:p>
+      <w:pPr>
+        <w:pStyle w:val="Ttulo2"/>
+      </w:pPr>
+      <w:bookmarkStart w:id="44" w:name="_Toc238464990"/>
+      <w:proofErr w:type="spellStart"/>
+      <w:r>
+        <w:t>Ejercicios</w:t>
+      </w:r>
+      <w:proofErr w:type="spellEnd"/>
+      <w:r>
+        <w:t xml:space="preserve"> de </w:t>
+      </w:r>
+      <w:proofErr w:type="spellStart"/>
+      <w:r>
+        <w:t>Equilibrio</w:t>
+      </w:r>
+      <w:bookmarkEnd w:id="44"/>
+      <w:proofErr w:type="spellEnd"/>
+    </w:p>
+    <w:p>
+      <w:pPr>
+        <w:pStyle w:val="APA7MA"/>
+      </w:pPr>
+      <w:r>
+        <w:t xml:space="preserve">Paul </w:t>
+      </w:r>
+      <w:proofErr w:type="spellStart"/>
+      <w:r>
+        <w:t>Shumway</w:t>
+      </w:r>
+      <w:proofErr w:type="spellEnd"/>
+      <w:r>
+        <w:t xml:space="preserve">-Cook y </w:t>
+      </w:r>
+      <w:proofErr w:type="spellStart"/>
+      <w:r>
+        <w:t>Marjorie</w:t>
+      </w:r>
+      <w:proofErr w:type="spellEnd"/>
+      <w:r>
+        <w:t xml:space="preserve"> </w:t>
+      </w:r>
+      <w:proofErr w:type="spellStart"/>
+      <w:r>
+        <w:t>Woollacott</w:t>
+      </w:r>
+      <w:proofErr w:type="spellEnd"/>
+      <w:r>
+        <w:t xml:space="preserve"> (2017), en sus estudios fundamentales sobre el control motor, señalan que el equilibrio es la habilidad para mantener el centro de gravedad dentro de la base de soporte, y que los ejercicios orientados a trabajarlo son esenciales para recalibrar los sistemas sensoriales y neuromusculares encargados de la estabilidad postural.</w:t>
+      </w:r>
+    </w:p>
+    <w:p>
+      <w:pPr>
+        <w:pStyle w:val="APA7MA"/>
+      </w:pPr>
+      <w:r>
+        <w:t>Por otra parte, la Organización Mundial de la Salud (2020), a través de sus directrices sobre actividad física, destaca que la práctica regular de ejercicios de equilibrio y fortalecimiento en adultos mayores es la intervención más efectiva para contrarrestar el deterioro físico natural y reducir drásticamente el riesgo de caídas severas.</w:t>
+      </w:r>
+    </w:p>
+    <w:p>
+      <w:pPr>
+        <w:pStyle w:val="APA7MA"/>
+      </w:pPr>
+      <w:r>
+        <w:lastRenderedPageBreak/>
+        <w:t xml:space="preserve">En el día a día, hacer ejercicios de equilibrio no es solo pararse en un solo pie, sino entrenar al cuerpo y al cerebro para responder rápido ante cualquier desvío antes de perder el </w:t>
+      </w:r>
+      <w:r>
+        <w:t>control. Para los adultos mayor</w:t>
+      </w:r>
+      <w:r>
+        <w:t>es</w:t>
+      </w:r>
+      <w:r>
+        <w:t xml:space="preserve"> es</w:t>
+      </w:r>
+      <w:r>
+        <w:t xml:space="preserve"> vital, ya que les ayuda a ganar confianza, mantenerse firmes al caminar</w:t>
+      </w:r>
+      <w:r>
+        <w:t xml:space="preserve"> y prevenir accidentes en casa.</w:t>
       </w:r>
     </w:p>
     <w:p>
       <w:pPr>
         <w:pStyle w:val="Ttulo3"/>
-      </w:pPr>
-      <w:bookmarkStart w:id="43" w:name="_Toc238464989"/>
-      <w:proofErr w:type="spellStart"/>
-      <w:r>
-        <w:t>Modelo</w:t>
-      </w:r>
-      <w:proofErr w:type="spellEnd"/>
-      <w:r>
-        <w:t xml:space="preserve"> de </w:t>
-      </w:r>
-      <w:proofErr w:type="spellStart"/>
-      <w:r>
-        <w:t>Visión</w:t>
-      </w:r>
-      <w:proofErr w:type="spellEnd"/>
-      <w:r>
-        <w:t xml:space="preserve"> Artificial</w:t>
-      </w:r>
-      <w:bookmarkEnd w:id="43"/>
-    </w:p>
-    <w:p>
-      <w:pPr>
-        <w:pStyle w:val="APA7MA"/>
-      </w:pPr>
-      <w:proofErr w:type="spellStart"/>
-      <w:r>
-        <w:t>Ian</w:t>
+        <w:rPr>
+          <w:lang w:val="es-ES"/>
+        </w:rPr>
+      </w:pPr>
+      <w:bookmarkStart w:id="45" w:name="_Toc238464991"/>
+      <w:r>
+        <w:rPr>
+          <w:lang w:val="es-ES"/>
+        </w:rPr>
+        <w:t>Bases Neurológicas del Equilibrio y la Postura</w:t>
+      </w:r>
+      <w:bookmarkEnd w:id="45"/>
+    </w:p>
+    <w:p>
+      <w:pPr>
+        <w:pStyle w:val="APA7MA"/>
+      </w:pPr>
+      <w:proofErr w:type="spellStart"/>
+      <w:r>
+        <w:t>Anne</w:t>
       </w:r>
       <w:proofErr w:type="spellEnd"/>
       <w:r>
@@ -13064,15 +13231,15 @@
       </w:r>
       <w:proofErr w:type="spellStart"/>
       <w:r>
-        <w:t>Goodfellow</w:t>
-      </w:r>
-      <w:proofErr w:type="spellEnd"/>
-      <w:r>
-        <w:t xml:space="preserve">, </w:t>
-      </w:r>
-      <w:proofErr w:type="spellStart"/>
-      <w:r>
-        <w:t>Yoshua</w:t>
+        <w:t>Shumway</w:t>
+      </w:r>
+      <w:proofErr w:type="spellEnd"/>
+      <w:r>
+        <w:t xml:space="preserve">-Cook y </w:t>
+      </w:r>
+      <w:proofErr w:type="spellStart"/>
+      <w:r>
+        <w:t>Marjorie</w:t>
       </w:r>
       <w:proofErr w:type="spellEnd"/>
       <w:r>
@@ -13080,15 +13247,95 @@
       </w:r>
       <w:proofErr w:type="spellStart"/>
       <w:r>
-        <w:t>Bengio</w:t>
-      </w:r>
-      <w:proofErr w:type="spellEnd"/>
-      <w:r>
-        <w:t xml:space="preserve"> y </w:t>
-      </w:r>
-      <w:proofErr w:type="spellStart"/>
-      <w:r>
-        <w:t>Aaron</w:t>
+        <w:t>Woollacott</w:t>
+      </w:r>
+      <w:proofErr w:type="spellEnd"/>
+      <w:r>
+        <w:t xml:space="preserve"> (2017), en sus investigaciones sobre el control motor humano, explican que el equilibrio y la postura se sustentan en la capacidad del sistema nervioso central para integrar de manera instantánea los impulsos eléctricos que viajan a través de las neuronas y axones, conectando los sistemas sensoriales con las respuestas musculares.</w:t>
+      </w:r>
+    </w:p>
+    <w:p>
+      <w:pPr>
+        <w:pStyle w:val="APA7MA"/>
+      </w:pPr>
+      <w:r>
+        <w:t>Llevado a la práctica, esto significa que cuando un adulto mayor intenta mantenerse estable, su cerebro viaja a la velocidad de impulsos nerviosos para calcular dónde está su cuerpo en el espacio. Si ocurre una pequeña inclinación o un paso en falso, los axones transmiten la alerta de inmediato para que los músculos reaccionen y corrijan la postura antes de una caída.</w:t>
+      </w:r>
+    </w:p>
+    <w:p>
+      <w:pPr>
+        <w:pStyle w:val="Ttulo2"/>
+        <w:rPr>
+          <w:lang w:val="es-ES"/>
+        </w:rPr>
+      </w:pPr>
+      <w:bookmarkStart w:id="46" w:name="_Toc238464992"/>
+      <w:r>
+        <w:rPr>
+          <w:lang w:val="es-ES"/>
+        </w:rPr>
+        <w:t>Envejecimiento y Población de Adultos Mayores</w:t>
+      </w:r>
+      <w:bookmarkEnd w:id="46"/>
+    </w:p>
+    <w:p>
+      <w:pPr>
+        <w:pStyle w:val="APA7MA"/>
+      </w:pPr>
+      <w:proofErr w:type="spellStart"/>
+      <w:r>
+        <w:t>Becca</w:t>
+      </w:r>
+      <w:proofErr w:type="spellEnd"/>
+      <w:r>
+        <w:t xml:space="preserve"> R. Levy (2022), destacada investigadora en salud pública y gerontología de la Universidad de Yale, señala a través de sus estudios sobre el envejecimiento que la etapa de la vejez no debe entenderse únicamente como un declive inevitable, sino como un proceso dinámico donde la funcionalidad física y cognitiva puede mantenerse y apoyarse mediante intervenciones preventivas adecuadas.</w:t>
+      </w:r>
+    </w:p>
+    <w:p>
+      <w:pPr>
+        <w:pStyle w:val="APA7MA"/>
+      </w:pPr>
+      <w:r>
+        <w:t xml:space="preserve">Por su parte, Stephen R. Lord y sus colaboradores (2021), referentes mundiales en el estudio de la estabilidad y la prevención de caídas, enfatizan que los cambios fisiológicos asociados a la edad avanzada —como la pérdida gradual de masa muscular y la disminución </w:t>
+      </w:r>
+      <w:r>
+        <w:lastRenderedPageBreak/>
+        <w:t>de los reflejos de equilibrio— aumentan de forma crítica la vulnerabilidad física, requiriendo herramientas de monitoreo y ejercicio constante para preservar la autonomía de los adultos mayores.</w:t>
+      </w:r>
+    </w:p>
+    <w:p>
+      <w:pPr>
+        <w:pStyle w:val="APA7MA"/>
+      </w:pPr>
+      <w:r>
+        <w:t>Wilson Jiménez y su equipo de investigadores (2024), en su estudio sobre las tendencias del envejecimiento en Bolivia desarrollado junto al UNFPA, señalan que el cambio demográfico actual exige replantear con urgencia las estrategias de protección social, atención a la dependencia y el cuidado preventivo enfocado en la calidad de vida de las personas mayores.</w:t>
+      </w:r>
+    </w:p>
+    <w:p>
+      <w:pPr>
+        <w:pStyle w:val="APA7MA"/>
+        <w:ind w:firstLine="0"/>
+      </w:pPr>
+      <w:r>
+        <w:t>Visto desde una perspectiva más humana, envejecer implica enfrentar retos cotidianos donde el cuerpo ya no responde con la misma agilidad de antes, convirtiendo acciones tan simples como caminar o mantenerse de pie en tareas que exigen mayor precaución. Cuidar de los adultos mayores en esta etapa va mucho más allá de atender una dolencia; significa ofrecerles alternativas tecnológicas y de acompañamiento que les devuelvan la seguridad, prevengan accidentes graves como las caídas y les permitan vivir con mayor confianza, independencia y bienestar en su día a día.</w:t>
+      </w:r>
+    </w:p>
+    <w:p>
+      <w:pPr>
+        <w:pStyle w:val="Ttulo2"/>
+      </w:pPr>
+      <w:bookmarkStart w:id="47" w:name="_Toc238464993"/>
+      <w:proofErr w:type="spellStart"/>
+      <w:r>
+        <w:t>Contexto</w:t>
+      </w:r>
+      <w:proofErr w:type="spellEnd"/>
+      <w:r>
+        <w:t xml:space="preserve"> del </w:t>
+      </w:r>
+      <w:proofErr w:type="spellStart"/>
+      <w:r>
+        <w:t>Envejecimiento</w:t>
       </w:r>
       <w:proofErr w:type="spellEnd"/>
       <w:r>
@@ -13096,23 +13343,119 @@
       </w:r>
       <w:proofErr w:type="spellStart"/>
       <w:r>
-        <w:t>Courville</w:t>
-      </w:r>
-      <w:proofErr w:type="spellEnd"/>
-      <w:r>
-        <w:t xml:space="preserve"> (2016), en su obra referente sobre aprendizaje profundo, señalan que los modelos de visión artificial basados en redes neuronales permiten procesar grandes volúmenes de datos visuales para extraer automáticamente características complejas, superando los métodos tradicionales de programación rígida en tareas de reconocimiento de patrones.</w:t>
-      </w:r>
-    </w:p>
-    <w:p>
-      <w:pPr>
-        <w:pStyle w:val="APA7MA"/>
-      </w:pPr>
-      <w:r>
-        <w:t xml:space="preserve">Por otra parte, </w:t>
-      </w:r>
-      <w:proofErr w:type="spellStart"/>
-      <w:r>
-        <w:t>Adrian</w:t>
+        <w:t>Poblacional</w:t>
+      </w:r>
+      <w:proofErr w:type="spellEnd"/>
+      <w:r>
+        <w:t xml:space="preserve"> Global</w:t>
+      </w:r>
+      <w:bookmarkEnd w:id="47"/>
+    </w:p>
+    <w:p>
+      <w:pPr>
+        <w:pStyle w:val="APA7MA"/>
+      </w:pPr>
+      <w:r>
+        <w:t xml:space="preserve">A escala mundial, las estructuras demográficas están sufriendo una profunda transformación impulsada por el incremento sistemático de la esperanza de vida y la disminución sostenida de las tasas de natalidad. Este fenómeno ha dado origen a lo que teóricos de la demografía y la salud pública denominan el envejecimiento global de la población. Autores como Joseph </w:t>
+      </w:r>
+      <w:proofErr w:type="spellStart"/>
+      <w:r>
+        <w:t>Quinn</w:t>
+      </w:r>
+      <w:proofErr w:type="spellEnd"/>
+      <w:r>
+        <w:t xml:space="preserve"> y Kevin </w:t>
+      </w:r>
+      <w:proofErr w:type="spellStart"/>
+      <w:r>
+        <w:t>Cahill</w:t>
+      </w:r>
+      <w:proofErr w:type="spellEnd"/>
+      <w:r>
+        <w:t xml:space="preserve"> (2016), en sus análisis sobre la economía y la demografía del envejecimiento, señalan que el aumento acelerado de personas de la tercera edad representa uno de los mayores desafíos socioeconómicos del siglo XXI, </w:t>
+      </w:r>
+      <w:r>
+        <w:lastRenderedPageBreak/>
+        <w:t>alterando profundamente las demandas sobre los servicios de salud y los sistemas de seguridad social en los países industrial</w:t>
+      </w:r>
+      <w:r>
+        <w:t>izados y en vías de desarrollo.</w:t>
+      </w:r>
+    </w:p>
+    <w:p>
+      <w:pPr>
+        <w:pStyle w:val="APA7MA"/>
+      </w:pPr>
+      <w:r>
+        <w:t>Organismos internacionales como la Organización Mundial de la Salud (OMS) advierten que este cambio poblacional exige replantear de manera urgente los paradigmas de la atención médica. Ya no se trata únicamente de prolongar los años de vida, sino de garantizar que este incremento cuantitativo se traduzca en salud funcional y bienestar autónomo. Sin embargo, el envejecimiento biológico trae consigo un desgaste progresivo de los sistemas sensoriales, vestibulares y neuromusculares, elevando drásticamente la incidencia de problemas de movilidad, pérdida de masa muscular y desórdenes del equilibrio. Estos factores amenazan la independencia de los adultos mayores a nivel global, convirtiendo las caídas accidentales en un problema crítico de salud pública que requiere estrategias preventivas constantes, descentraliz</w:t>
+      </w:r>
+      <w:r>
+        <w:t>adas y de bajo costo operativo.</w:t>
+      </w:r>
+    </w:p>
+    <w:p>
+      <w:pPr>
+        <w:pStyle w:val="Ttulo2"/>
+      </w:pPr>
+      <w:r>
+        <w:t>Marco contextual</w:t>
+      </w:r>
+    </w:p>
+    <w:p>
+      <w:pPr>
+        <w:pStyle w:val="Ttulo3"/>
+        <w:rPr>
+          <w:lang w:val="es-ES"/>
+        </w:rPr>
+      </w:pPr>
+      <w:bookmarkStart w:id="48" w:name="_Toc238464994"/>
+      <w:r>
+        <w:rPr>
+          <w:lang w:val="es-ES"/>
+        </w:rPr>
+        <w:t>Contexto Nacional</w:t>
+      </w:r>
+      <w:bookmarkEnd w:id="48"/>
+    </w:p>
+    <w:p>
+      <w:pPr>
+        <w:pStyle w:val="APA7MA"/>
+      </w:pPr>
+      <w:r>
+        <w:t>Siguiendo esta tendencia internacional, el Estado Plurinacional de Bolivia atraviesa una fase acelerada de transición demográfica caracterizada por el crecimiento paulatino de su población adulta mayor. Investigadores nacionales y datos oficiales del Instituto Nacional de Estadística (INE) evidencian que este sector etario supera el 9% de la población total del país, con una esperanza de vida promedio que ya rebasa los 72 años. No obstante, esta expansión de la tercera edad se desarrolla en un contexto de marcada vulnerabilidad estructural y socioeconómica.</w:t>
+      </w:r>
+    </w:p>
+    <w:p>
+      <w:pPr>
+        <w:pStyle w:val="APA7MA"/>
+      </w:pPr>
+      <w:r>
+        <w:t xml:space="preserve">Expertos en políticas públicas </w:t>
+      </w:r>
+      <w:proofErr w:type="spellStart"/>
+      <w:r>
+        <w:t>sociosanitarias</w:t>
+      </w:r>
+      <w:proofErr w:type="spellEnd"/>
+      <w:r>
+        <w:t xml:space="preserve"> en Bolivia, Wilson Jiménez y su equipo (2024), señalan que el país enfrenta serias limitaciones en cuanto a infraestructura de atención preventiva, escasez de personal gerontológico especializado y una cobertura insuficiente de </w:t>
+      </w:r>
+      <w:r>
+        <w:lastRenderedPageBreak/>
+        <w:t>servicios de fisioterapia a largo plazo. El desgaste físico acumulado a lo largo de los años, sumado a la falta de programas de seguimiento físico continuo, incrementa de manera alarmante el riesgo de caídas domésticas en la población boliviana. Estos accidentes no solo representan un grave problema médico por los traumatismos severos que provocan, sino que desencadenan un ciclo de pérdida de autonomía, dependencia familiar y un marcado deterioro en la calidad de vida de las personas mayore</w:t>
+      </w:r>
+      <w:r>
+        <w:t>s.</w:t>
+      </w:r>
+    </w:p>
+    <w:p>
+      <w:pPr>
+        <w:pStyle w:val="Ttulo3"/>
+      </w:pPr>
+      <w:bookmarkStart w:id="49" w:name="_Toc238464995"/>
+      <w:proofErr w:type="spellStart"/>
+      <w:r>
+        <w:t>Realidad</w:t>
       </w:r>
       <w:proofErr w:type="spellEnd"/>
       <w:r>
@@ -13120,104 +13463,97 @@
       </w:r>
       <w:proofErr w:type="spellStart"/>
       <w:r>
-        <w:t>Rosebrock</w:t>
-      </w:r>
-      <w:proofErr w:type="spellEnd"/>
-      <w:r>
-        <w:t xml:space="preserve"> (2017), especialista en sistemas prácticos de visión por computadora, destaca que un modelo computacional de esta naturaleza integra algoritmos especializados para la detección de objetos y la estimación de posturas corporales, transformando secuencias de video en mediciones precisas de coordenadas articulares.</w:t>
-      </w:r>
-    </w:p>
-    <w:p>
-      <w:pPr>
-        <w:pStyle w:val="APA7MA"/>
-      </w:pPr>
+        <w:t>Departamental</w:t>
+      </w:r>
+      <w:bookmarkEnd w:id="49"/>
+      <w:proofErr w:type="spellEnd"/>
+    </w:p>
+    <w:p>
+      <w:pPr>
+        <w:pStyle w:val="APA7MA"/>
+      </w:pPr>
+      <w:r>
+        <w:t xml:space="preserve">A nivel </w:t>
+      </w:r>
+      <w:proofErr w:type="spellStart"/>
+      <w:r>
+        <w:t>subnacional</w:t>
+      </w:r>
+      <w:proofErr w:type="spellEnd"/>
+      <w:r>
+        <w:t>, el departamento de La Paz concentra una de las proporciones más elevadas de personas adultas mayores en todo el territorio nacional, albergando aproximadamente a más del 30% del total de la tercera edad del país. Esta alta concentración demográfica en la región paceña —caracterizada por una topografía accidentada y una marcada coexistencia de zonas urbanas densas con comunidades periurbanas y rurales circundantes— genera una presión agobiante sobre los centros de acogida, hospitales públicos de primer y segundo nivel, y programas de asistencia social municipales.</w:t>
+      </w:r>
+    </w:p>
+    <w:p>
+      <w:pPr>
+        <w:pStyle w:val="Ttulo3"/>
+        <w:rPr>
+          <w:lang w:val="es-ES"/>
+        </w:rPr>
+      </w:pPr>
+      <w:bookmarkStart w:id="50" w:name="_Toc238464996"/>
+      <w:r>
+        <w:rPr>
+          <w:lang w:val="es-ES"/>
+        </w:rPr>
+        <w:t>Justificación Tecnológica</w:t>
+      </w:r>
+      <w:bookmarkEnd w:id="50"/>
+    </w:p>
+    <w:p>
+      <w:pPr>
+        <w:pStyle w:val="APA7MA"/>
+      </w:pPr>
+      <w:r>
+        <w:t xml:space="preserve">Ante las limitaciones descritas en los sistemas de atención tradicional de La Paz y el contexto boliviano, surge la necesidad ineludible de incorporar herramientas tecnológicas innovadoras que actúen como un soporte preventivo continuo. Autores especializados en la adopción de tecnologías aplicadas al bienestar, como Erik </w:t>
+      </w:r>
+      <w:proofErr w:type="spellStart"/>
+      <w:r>
+        <w:t>Duval</w:t>
+      </w:r>
+      <w:proofErr w:type="spellEnd"/>
+      <w:r>
+        <w:t xml:space="preserve"> y colaboradores, destacan que la automatización de procesos mediante software permite democratizar el monitoreo físico, reduciendo la dependencia de la </w:t>
+      </w:r>
+      <w:proofErr w:type="spellStart"/>
+      <w:r>
+        <w:t>presencialidad</w:t>
+      </w:r>
+      <w:proofErr w:type="spellEnd"/>
+      <w:r>
+        <w:t xml:space="preserve"> médica constante y optimizando los recursos disponibles en entornos con limitaciones institucionales.</w:t>
+      </w:r>
+    </w:p>
+    <w:p>
+      <w:pPr>
+        <w:pStyle w:val="APA7MA"/>
+      </w:pPr>
+      <w:r>
+        <w:t xml:space="preserve">Es precisamente en este escenario donde la integración de un modelo de visión artificial para la estimación de posturas, coordinado mediante una arquitectura </w:t>
+      </w:r>
+      <w:r>
+        <w:t xml:space="preserve">de software </w:t>
+      </w:r>
       <w:r>
         <w:lastRenderedPageBreak/>
-        <w:t>En términos prácticos y más cercanos, un modelo de visión artificial es como construir la "lógica visual" que el sistema necesita para trabajar. En lugar de limitarse a mostrar una imagen en pantalla, el modelo toma el video de una cámara y lo analiza paso a paso para identificar dónde están las articulaciones del cuerpo. Gracias a esto, el software puede medir ángulos, comparar posturas y saber exactamente si un adulto mayor está haciendo bien un ejercicio de equilibrio o si se está desalineando, todo de forma automática.</w:t>
+        <w:t xml:space="preserve">orientada a eventos, </w:t>
+      </w:r>
+      <w:r>
+        <w:t>cobra total sentido práctico y justificación académica. Esta propuesta tecnológica se adapta de manera armónica a la realidad local al ofrecer una alternativa automatizada, de bajo costo operativo y capaz de evaluar con alta precisión los ejercicios de equilibrio de los adultos mayores directamente desde sus hogares. De este modo, el sistema no solo traslada una herramienta de prevención y autocuidado al entorno cotidiano de la población paceña, sino que cumple un rol transformador al mitigar el riesgo de caídas, reducir la carga sobre el sistema de salud pública y preservar la autonomía funcional de los adultos mayores en Bolivia.</w:t>
       </w:r>
     </w:p>
     <w:p>
       <w:pPr>
         <w:pStyle w:val="Ttulo2"/>
       </w:pPr>
-      <w:bookmarkStart w:id="44" w:name="_Toc238464990"/>
-      <w:proofErr w:type="spellStart"/>
-      <w:r>
-        <w:t>Ejercicios</w:t>
-      </w:r>
-      <w:proofErr w:type="spellEnd"/>
-      <w:r>
-        <w:t xml:space="preserve"> de </w:t>
-      </w:r>
-      <w:proofErr w:type="spellStart"/>
-      <w:r>
-        <w:t>Equilibrio</w:t>
-      </w:r>
-      <w:bookmarkEnd w:id="44"/>
-      <w:proofErr w:type="spellEnd"/>
-    </w:p>
-    <w:p>
-      <w:pPr>
-        <w:pStyle w:val="APA7MA"/>
-      </w:pPr>
-      <w:r>
-        <w:t xml:space="preserve">Paul </w:t>
-      </w:r>
-      <w:proofErr w:type="spellStart"/>
-      <w:r>
-        <w:t>Shumway</w:t>
-      </w:r>
-      <w:proofErr w:type="spellEnd"/>
-      <w:r>
-        <w:t xml:space="preserve">-Cook y </w:t>
-      </w:r>
-      <w:proofErr w:type="spellStart"/>
-      <w:r>
-        <w:t>Marjorie</w:t>
-      </w:r>
-      <w:proofErr w:type="spellEnd"/>
-      <w:r>
-        <w:t xml:space="preserve"> </w:t>
-      </w:r>
-      <w:proofErr w:type="spellStart"/>
-      <w:r>
-        <w:t>Woollacott</w:t>
-      </w:r>
-      <w:proofErr w:type="spellEnd"/>
-      <w:r>
-        <w:t xml:space="preserve"> (2017), en sus estudios fundamentales sobre el control motor, señalan que el equilibrio es la habilidad para mantener el centro de gravedad dentro de la base de soporte, y que los ejercicios orientados a trabajarlo son esenciales para recalibrar los sistemas sensoriales y neuromusculares encargados de la estabilidad postural.</w:t>
-      </w:r>
-    </w:p>
-    <w:p>
-      <w:pPr>
-        <w:pStyle w:val="APA7MA"/>
-      </w:pPr>
-      <w:r>
-        <w:t>Por otra parte, la Organización Mundial de la Salud (2020), a través de sus directrices sobre actividad física, destaca que la práctica regular de ejercicios de equilibrio y fortalecimiento en adultos mayores es la intervención más efectiva para contrarrestar el deterioro físico natural y reducir drásticamente el riesgo de caídas severas.</w:t>
-      </w:r>
-    </w:p>
-    <w:p>
-      <w:pPr>
-        <w:pStyle w:val="APA7MA"/>
-      </w:pPr>
-      <w:r>
-        <w:t xml:space="preserve">En el día a día, hacer ejercicios de equilibrio no es solo pararse en un solo pie, sino entrenar al cuerpo y al cerebro para responder rápido ante cualquier desvío antes de perder el </w:t>
-      </w:r>
-      <w:r>
-        <w:t>control. Para los adultos mayor</w:t>
-      </w:r>
-      <w:r>
-        <w:t>es</w:t>
-      </w:r>
-      <w:r>
-        <w:t xml:space="preserve"> es</w:t>
-      </w:r>
-      <w:r>
-        <w:t xml:space="preserve"> vital, ya que les ayuda a ganar confianza, mantenerse firmes al caminar</w:t>
-      </w:r>
-      <w:r>
-        <w:t xml:space="preserve"> y prevenir accidentes en casa.</w:t>
-      </w:r>
+      <w:r>
+        <w:t xml:space="preserve">Marco </w:t>
+      </w:r>
+      <w:proofErr w:type="spellStart"/>
+      <w:r>
+        <w:t>metodológico</w:t>
+      </w:r>
+      <w:proofErr w:type="spellEnd"/>
     </w:p>
     <w:p>
       <w:pPr>
@@ -13226,354 +13562,114 @@
           <w:lang w:val="es-ES"/>
         </w:rPr>
       </w:pPr>
-      <w:bookmarkStart w:id="45" w:name="_Toc238464991"/>
       <w:r>
         <w:rPr>
           <w:lang w:val="es-ES"/>
         </w:rPr>
-        <w:t>Bases Neurológicas del Equilibrio y la Postura</w:t>
-      </w:r>
-      <w:bookmarkEnd w:id="45"/>
-    </w:p>
-    <w:p>
-      <w:pPr>
-        <w:pStyle w:val="APA7MA"/>
-      </w:pPr>
-      <w:proofErr w:type="spellStart"/>
-      <w:r>
-        <w:t>Anne</w:t>
-      </w:r>
-      <w:proofErr w:type="spellEnd"/>
-      <w:r>
-        <w:t xml:space="preserve"> </w:t>
-      </w:r>
-      <w:proofErr w:type="spellStart"/>
-      <w:r>
-        <w:t>Shumway</w:t>
-      </w:r>
-      <w:proofErr w:type="spellEnd"/>
-      <w:r>
-        <w:t xml:space="preserve">-Cook y </w:t>
-      </w:r>
-      <w:proofErr w:type="spellStart"/>
-      <w:r>
-        <w:t>Marjorie</w:t>
-      </w:r>
-      <w:proofErr w:type="spellEnd"/>
-      <w:r>
-        <w:t xml:space="preserve"> </w:t>
-      </w:r>
-      <w:proofErr w:type="spellStart"/>
-      <w:r>
-        <w:t>Woollacott</w:t>
-      </w:r>
-      <w:proofErr w:type="spellEnd"/>
-      <w:r>
-        <w:t xml:space="preserve"> (2017), en sus investigaciones sobre el control motor humano, explican que el equilibrio y la postura se sustentan en la capacidad del sistema nervioso central para integrar de manera instantánea los impulsos eléctricos que </w:t>
-      </w:r>
-      <w:r>
+        <w:t>Método Científico</w:t>
+      </w:r>
+    </w:p>
+    <w:p>
+      <w:pPr>
+        <w:pStyle w:val="APA7MA"/>
+      </w:pPr>
+      <w:r>
+        <w:t>En el desarrollo de la presente investigación, se adopta la perspectiva epistemológica y metodológica propuesta por Hernández-</w:t>
+      </w:r>
+      <w:proofErr w:type="spellStart"/>
+      <w:r>
+        <w:t>Sampieri</w:t>
+      </w:r>
+      <w:proofErr w:type="spellEnd"/>
+      <w:r>
+        <w:t xml:space="preserve"> y Mendoza (2018), quienes conceptualizan la investigación científica como un conjunto de procesos sistemáticos, críticos y empíricos que se aplican al estudio de un fenómeno o problema.</w:t>
+      </w:r>
+    </w:p>
+    <w:p>
+      <w:pPr>
+        <w:pStyle w:val="APA7MA"/>
+      </w:pPr>
+      <w:r>
+        <w:t>Bajo esta concepción, el método científico no se concibe como un procedimiento rígido o lineal único, sino como un abanico de posibilidades metodológicas denominadas rutas que se seleccionan y adaptan según la naturaleza del objeto de estudio. Estas rutas comprenden el enfoque cuantitativo, caracterizado por su secuencia deductiva y el uso de la medición numérica y el análisis estadístico para probar teorías; el enfoque cualitativo, de naturaleza inductiva y flexible, orientado a la comprensión profunda de los fenómenos desde la perspectiva de los participantes en su contexto natural y el enfoque mixto, que integra ambas perspectivas para maximizar la riqueza interpretativa de los datos (Hernández-</w:t>
+      </w:r>
+      <w:proofErr w:type="spellStart"/>
+      <w:r>
+        <w:t>Sampieri</w:t>
+      </w:r>
+      <w:proofErr w:type="spellEnd"/>
+      <w:r>
+        <w:t xml:space="preserve"> &amp; Mendoza, 2018).</w:t>
+      </w:r>
+    </w:p>
+    <w:p>
+      <w:pPr>
+        <w:rPr>
+          <w:lang w:val="es-ES"/>
+        </w:rPr>
+      </w:pPr>
+      <w:r>
+        <w:rPr>
+          <w:lang w:val="es-ES"/>
+        </w:rPr>
+        <w:t xml:space="preserve">1.9.1. Método de Investigación </w:t>
+      </w:r>
+    </w:p>
+    <w:p>
+      <w:pPr>
+        <w:rPr>
+          <w:lang w:val="es-ES"/>
+        </w:rPr>
+      </w:pPr>
+      <w:r>
+        <w:rPr>
+          <w:lang w:val="es-ES"/>
+        </w:rPr>
         <w:lastRenderedPageBreak/>
-        <w:t>viajan a través de las neuronas y axones, conectando los sistemas sensoriales con las respuestas musculares.</w:t>
-      </w:r>
-    </w:p>
-    <w:p>
-      <w:pPr>
-        <w:pStyle w:val="APA7MA"/>
-      </w:pPr>
-      <w:r>
-        <w:t>Llevado a la práctica, esto significa que cuando un adulto mayor intenta mantenerse estable, su cerebro viaja a la velocidad de impulsos nerviosos para calcular dónde está su cuerpo en el espacio. Si ocurre una pequeña inclinación o un paso en falso, los axones transmiten la alerta de inmediato para que los músculos reaccionen y corrijan la postura antes de una caída.</w:t>
-      </w:r>
-    </w:p>
-    <w:p>
-      <w:pPr>
-        <w:pStyle w:val="Ttulo2"/>
+        <w:t>La presente investigación se rige bajo un enfoque cuantitativo. De acuerdo con Hernández-</w:t>
+      </w:r>
+      <w:proofErr w:type="spellStart"/>
+      <w:r>
         <w:rPr>
           <w:lang w:val="es-ES"/>
         </w:rPr>
-      </w:pPr>
-      <w:bookmarkStart w:id="46" w:name="_Toc238464992"/>
+        <w:t>Sampieri</w:t>
+      </w:r>
+      <w:proofErr w:type="spellEnd"/>
       <w:r>
         <w:rPr>
           <w:lang w:val="es-ES"/>
         </w:rPr>
-        <w:t>Envejecimiento y Población de Adultos Mayores</w:t>
-      </w:r>
-      <w:bookmarkEnd w:id="46"/>
-    </w:p>
-    <w:p>
-      <w:pPr>
-        <w:pStyle w:val="APA7MA"/>
-      </w:pPr>
-      <w:proofErr w:type="spellStart"/>
-      <w:r>
-        <w:t>Becca</w:t>
-      </w:r>
-      <w:proofErr w:type="spellEnd"/>
-      <w:r>
-        <w:t xml:space="preserve"> R. Levy (2022), destacada investigadora en salud pública y gerontología de la Universidad de Yale, señala a través de sus estudios sobre el envejecimiento que la etapa de la vejez no debe entenderse únicamente como un declive inevitable, sino como un proceso dinámico donde la funcionalidad física y cognitiva puede mantenerse y apoyarse mediante intervenciones preventivas adecuadas.</w:t>
-      </w:r>
-    </w:p>
-    <w:p>
-      <w:pPr>
-        <w:pStyle w:val="APA7MA"/>
-      </w:pPr>
-      <w:r>
-        <w:t>Por su parte, Stephen R. Lord y sus colaboradores (2021), referentes mundiales en el estudio de la estabilidad y la prevención de caídas, enfatizan que los cambios fisiológicos asociados a la edad avanzada —como la pérdida gradual de masa muscular y la disminución de los reflejos de equilibrio— aumentan de forma crítica la vulnerabilidad física, requiriendo herramientas de monitoreo y ejercicio constante para preservar la autonomía de los adultos mayores.</w:t>
-      </w:r>
-    </w:p>
-    <w:p>
-      <w:pPr>
-        <w:pStyle w:val="APA7MA"/>
-      </w:pPr>
-      <w:r>
-        <w:t>Wilson Jiménez y su equipo de investigadores (2024), en su estudio sobre las tendencias del envejecimiento en Bolivia desarrollado junto al UNFPA, señalan que el cambio demográfico actual exige replantear con urgencia las estrategias de protección social, atención a la dependencia y el cuidado preventivo enfocado en la calidad de vida de las personas mayores.</w:t>
-      </w:r>
-    </w:p>
-    <w:p>
-      <w:pPr>
-        <w:pStyle w:val="APA7MA"/>
-        <w:ind w:firstLine="0"/>
-      </w:pPr>
-      <w:r>
-        <w:lastRenderedPageBreak/>
-        <w:t>Visto desde una perspectiva más humana, envejecer implica enfrentar retos cotidianos donde el cuerpo ya no responde con la misma agilidad de antes, convirtiendo acciones tan simples como caminar o mantenerse de pie en tareas que exigen mayor precaución. Cuidar de los adultos mayores en esta etapa va mucho más allá de atender una dolencia; significa ofrecerles alternativas tecnológicas y de acompañamiento que les devuelvan la seguridad, prevengan accidentes graves como las caídas y les permitan vivir con mayor confianza, independencia y bienestar en su día a día.</w:t>
-      </w:r>
-    </w:p>
-    <w:p>
-      <w:pPr>
-        <w:pStyle w:val="Ttulo2"/>
-      </w:pPr>
-      <w:bookmarkStart w:id="47" w:name="_Toc238464993"/>
-      <w:proofErr w:type="spellStart"/>
-      <w:r>
-        <w:t>Contexto</w:t>
-      </w:r>
-      <w:proofErr w:type="spellEnd"/>
-      <w:r>
-        <w:t xml:space="preserve"> del </w:t>
-      </w:r>
-      <w:proofErr w:type="spellStart"/>
-      <w:r>
-        <w:t>Envejecimiento</w:t>
-      </w:r>
-      <w:proofErr w:type="spellEnd"/>
-      <w:r>
-        <w:t xml:space="preserve"> </w:t>
-      </w:r>
-      <w:proofErr w:type="spellStart"/>
-      <w:r>
-        <w:t>Poblacional</w:t>
-      </w:r>
-      <w:proofErr w:type="spellEnd"/>
-      <w:r>
-        <w:t xml:space="preserve"> Global</w:t>
-      </w:r>
-      <w:bookmarkEnd w:id="47"/>
-    </w:p>
-    <w:p>
-      <w:pPr>
-        <w:pStyle w:val="APA7MA"/>
-      </w:pPr>
-      <w:r>
-        <w:t xml:space="preserve">A escala mundial, las estructuras demográficas están sufriendo una profunda transformación impulsada por el incremento sistemático de la esperanza de vida y la disminución sostenida de las tasas de natalidad. Este fenómeno ha dado origen a lo que teóricos de la demografía y la salud pública denominan el envejecimiento global de la población. Autores como Joseph </w:t>
-      </w:r>
-      <w:proofErr w:type="spellStart"/>
-      <w:r>
-        <w:t>Quinn</w:t>
-      </w:r>
-      <w:proofErr w:type="spellEnd"/>
-      <w:r>
-        <w:t xml:space="preserve"> y Kevin </w:t>
-      </w:r>
-      <w:proofErr w:type="spellStart"/>
-      <w:r>
-        <w:t>Cahill</w:t>
-      </w:r>
-      <w:proofErr w:type="spellEnd"/>
-      <w:r>
-        <w:t xml:space="preserve"> (2016), en sus análisis sobre la economía y la demografía del envejecimiento, señalan que el aumento acelerado de personas de la tercera edad representa uno de los mayores desafíos socioeconómicos del siglo XXI, alterando profundamente las demandas sobre los servicios de salud y los sistemas de seguridad social en los países industrial</w:t>
-      </w:r>
-      <w:r>
-        <w:t>izados y en vías de desarrollo.</w:t>
-      </w:r>
-    </w:p>
-    <w:p>
-      <w:pPr>
-        <w:pStyle w:val="APA7MA"/>
-      </w:pPr>
-      <w:r>
-        <w:t xml:space="preserve">Organismos internacionales como la Organización Mundial de la Salud (OMS) advierten que este cambio poblacional exige replantear de manera urgente los paradigmas de la atención médica. Ya no se trata únicamente de prolongar los años de vida, sino de garantizar que este incremento cuantitativo se traduzca en salud funcional y bienestar autónomo. Sin embargo, el envejecimiento biológico trae consigo un desgaste progresivo de los sistemas sensoriales, vestibulares y neuromusculares, elevando drásticamente la incidencia de problemas de movilidad, pérdida de masa muscular y desórdenes del equilibrio. Estos factores amenazan la independencia de los adultos mayores a nivel global, convirtiendo </w:t>
-      </w:r>
-      <w:r>
-        <w:lastRenderedPageBreak/>
-        <w:t>las caídas accidentales en un problema crítico de salud pública que requiere estrategias preventivas constantes, descentraliz</w:t>
-      </w:r>
-      <w:r>
-        <w:t>adas y de bajo costo operativo.</w:t>
-      </w:r>
-    </w:p>
-    <w:p>
-      <w:pPr>
-        <w:pStyle w:val="Ttulo2"/>
-      </w:pPr>
-      <w:r>
-        <w:t>Marco contextual</w:t>
-      </w:r>
-    </w:p>
-    <w:p>
-      <w:pPr>
-        <w:pStyle w:val="Ttulo3"/>
+        <w:t xml:space="preserve"> y Mendoza (2018), este enfoque se caracteriza por ser secuencial y probatorio, donde cada etapa precede a la siguiente de manera lógica, partiendo de una idea que se va acotando para derivar objetivos e interrogantes precisas.</w:t>
+      </w:r>
+    </w:p>
+    <w:p>
+      <w:pPr>
         <w:rPr>
           <w:lang w:val="es-ES"/>
         </w:rPr>
       </w:pPr>
-      <w:bookmarkStart w:id="48" w:name="_Toc238464994"/>
       <w:r>
         <w:rPr>
           <w:lang w:val="es-ES"/>
         </w:rPr>
-        <w:t>Contexto Nacional</w:t>
-      </w:r>
-      <w:bookmarkEnd w:id="48"/>
-    </w:p>
-    <w:p>
-      <w:pPr>
-        <w:pStyle w:val="APA7MA"/>
-      </w:pPr>
-      <w:r>
-        <w:t>Siguiendo esta tendencia internacional, el Estado Plurinacional de Bolivia atraviesa una fase acelerada de transición demográfica caracterizada por el crecimiento paulatino de su población adulta mayor. Investigadores nacionales y datos oficiales del Instituto Nacional de Estadística (INE) evidencian que este sector etario supera el 9% de la población total del país, con una esperanza de vida promedio que ya rebasa los 72 años. No obstante, esta expansión de la tercera edad se desarrolla en un contexto de marcada vulnerabilidad estructural y socioeconómica.</w:t>
-      </w:r>
-    </w:p>
-    <w:p>
-      <w:pPr>
-        <w:pStyle w:val="APA7MA"/>
-      </w:pPr>
-      <w:r>
-        <w:t xml:space="preserve">Expertos en políticas públicas </w:t>
-      </w:r>
-      <w:proofErr w:type="spellStart"/>
-      <w:r>
-        <w:t>sociosanitarias</w:t>
-      </w:r>
-      <w:proofErr w:type="spellEnd"/>
-      <w:r>
-        <w:t xml:space="preserve"> en Bolivia, Wilson Jiménez y su equipo (2024), señalan que el país enfrenta serias limitaciones en cuanto a infraestructura de atención preventiva, escasez de personal gerontológico especializado y una cobertura insuficiente de servicios de fisioterapia a largo plazo. El desgaste físico acumulado a lo largo de los años, sumado a la falta de programas de seguimiento físico continuo, incrementa de manera alarmante el riesgo de caídas domésticas en la población boliviana. Estos accidentes no solo representan un grave problema médico por los traumatismos severos que provocan, sino que desencadenan un ciclo de pérdida de autonomía, dependencia familiar y un marcado deterioro en la calidad de vida de las personas mayore</w:t>
-      </w:r>
-      <w:r>
-        <w:t>s.</w:t>
-      </w:r>
-    </w:p>
-    <w:p>
-      <w:pPr>
-        <w:pStyle w:val="Ttulo3"/>
-      </w:pPr>
-      <w:bookmarkStart w:id="49" w:name="_Toc238464995"/>
-      <w:proofErr w:type="spellStart"/>
-      <w:r>
-        <w:t>Realidad</w:t>
-      </w:r>
-      <w:proofErr w:type="spellEnd"/>
-      <w:r>
-        <w:t xml:space="preserve"> </w:t>
-      </w:r>
-      <w:proofErr w:type="spellStart"/>
-      <w:r>
-        <w:t>Departamental</w:t>
-      </w:r>
-      <w:bookmarkEnd w:id="49"/>
-      <w:proofErr w:type="spellEnd"/>
-    </w:p>
-    <w:p>
-      <w:pPr>
-        <w:pStyle w:val="APA7MA"/>
-      </w:pPr>
-      <w:r>
-        <w:t xml:space="preserve">A nivel </w:t>
-      </w:r>
-      <w:proofErr w:type="spellStart"/>
-      <w:r>
-        <w:t>subnacional</w:t>
-      </w:r>
-      <w:proofErr w:type="spellEnd"/>
-      <w:r>
-        <w:t xml:space="preserve">, el departamento de La Paz concentra una de las proporciones más elevadas de personas adultas mayores en todo el territorio nacional, albergando aproximadamente a más del 30% del total de la tercera edad del país. Esta alta concentración </w:t>
-      </w:r>
-      <w:r>
-        <w:lastRenderedPageBreak/>
-        <w:t>demográfica en la región paceña —caracterizada por una topografía accidentada y una marcada coexistencia de zonas urbanas densas con comunidades periurbanas y rurales circundantes— genera una presión agobiante sobre los centros de acogida, hospitales públicos de primer y segundo nivel, y programas de asistencia social municipales.</w:t>
-      </w:r>
-    </w:p>
-    <w:p>
-      <w:pPr>
-        <w:pStyle w:val="Ttulo3"/>
+        <w:t>1.9.2. Técnicas de Investigación</w:t>
+      </w:r>
+    </w:p>
+    <w:p>
+      <w:pPr>
         <w:rPr>
           <w:lang w:val="es-ES"/>
         </w:rPr>
       </w:pPr>
-      <w:bookmarkStart w:id="50" w:name="_Toc238464996"/>
       <w:r>
         <w:rPr>
           <w:lang w:val="es-ES"/>
         </w:rPr>
-        <w:t>Justificación Tecnológica</w:t>
-      </w:r>
-      <w:bookmarkEnd w:id="50"/>
-    </w:p>
-    <w:p>
-      <w:pPr>
-        <w:pStyle w:val="APA7MA"/>
-      </w:pPr>
-      <w:r>
-        <w:t xml:space="preserve">Ante las limitaciones descritas en los sistemas de atención tradicional de La Paz y el contexto boliviano, surge la necesidad ineludible de incorporar herramientas tecnológicas innovadoras que actúen como un soporte preventivo continuo. Autores especializados en la adopción de tecnologías aplicadas al bienestar, como Erik </w:t>
-      </w:r>
-      <w:proofErr w:type="spellStart"/>
-      <w:r>
-        <w:t>Duval</w:t>
-      </w:r>
-      <w:proofErr w:type="spellEnd"/>
-      <w:r>
-        <w:t xml:space="preserve"> y colaboradores, destacan que la automatización de procesos mediante software permite democratizar el monitoreo físico, reduciendo la dependencia de la </w:t>
-      </w:r>
-      <w:proofErr w:type="spellStart"/>
-      <w:r>
-        <w:t>presencialidad</w:t>
-      </w:r>
-      <w:proofErr w:type="spellEnd"/>
-      <w:r>
-        <w:t xml:space="preserve"> médica constante y optimizando los recursos disponibles en entornos con limitaciones institucionales.</w:t>
-      </w:r>
-    </w:p>
-    <w:p>
-      <w:pPr>
-        <w:pStyle w:val="APA7MA"/>
-      </w:pPr>
-      <w:r>
-        <w:t xml:space="preserve">Es precisamente en este escenario donde la integración de un modelo de visión artificial para la estimación de posturas, coordinado mediante una arquitectura </w:t>
-      </w:r>
-      <w:r>
-        <w:t xml:space="preserve">de software orientada a eventos, </w:t>
-      </w:r>
-      <w:r>
-        <w:t>cobra total sentido práctico y justificación académica. Esta propuesta tecnológica se adapta de manera armónica a la realidad local al ofrecer una alternativa automatizada, de bajo costo operativo y capaz de evaluar con alta precisión los ejercicios de equilibrio de los adultos mayores directamente desde sus hogares. De este modo, el sistema no solo traslada una herramienta de prevención y autocuidado al entorno cotidiano de la población paceña, sino que cumple un rol transformador al mitigar el riesgo de caídas, reducir la carga sobre el sistema de salud pública y preservar la autonomía funcional de los adultos mayores en Bolivia.</w:t>
-      </w:r>
-    </w:p>
-    <w:p>
-      <w:pPr>
-        <w:pStyle w:val="Ttulo2"/>
-      </w:pPr>
-      <w:r>
-        <w:lastRenderedPageBreak/>
-        <w:t xml:space="preserve">Marco </w:t>
-      </w:r>
-      <w:proofErr w:type="spellStart"/>
-      <w:r>
-        <w:t>metodológico</w:t>
-      </w:r>
-      <w:proofErr w:type="spellEnd"/>
-    </w:p>
-    <w:p>
-      <w:pPr>
-        <w:pStyle w:val="Ttulo3"/>
+        <w:t>Las técnicas representan los procedimientos específicos utilizados para la recolección de evidencia empírica durante el experimento. Se han seleccionado dos técnicas complementarias:</w:t>
+      </w:r>
+    </w:p>
+    <w:p>
+      <w:pPr>
         <w:rPr>
           <w:lang w:val="es-ES"/>
         </w:rPr>
@@ -13582,204 +13678,87 @@
         <w:rPr>
           <w:lang w:val="es-ES"/>
         </w:rPr>
-        <w:t>Método Científico</w:t>
-      </w:r>
-    </w:p>
-    <w:p>
-      <w:pPr>
-        <w:pStyle w:val="APA7MA"/>
-      </w:pPr>
-      <w:r>
-        <w:t>En el desarrollo de la presente investigación, se adopta la perspectiva epistemológica y metodológica propuesta por Hernández-</w:t>
-      </w:r>
-      <w:proofErr w:type="spellStart"/>
-      <w:r>
+        <w:t>a) Observación Tecnológica y Experimental</w:t>
+      </w:r>
+    </w:p>
+    <w:p>
+      <w:pPr>
+        <w:rPr>
+          <w:lang w:val="es-ES"/>
+        </w:rPr>
+      </w:pPr>
+      <w:r>
+        <w:rPr>
+          <w:lang w:val="es-ES"/>
+        </w:rPr>
+        <w:t>Esta técnica constituye la herramienta principal de medición del experimento. Según Hernández-</w:t>
+      </w:r>
+      <w:proofErr w:type="spellStart"/>
+      <w:r>
+        <w:rPr>
+          <w:lang w:val="es-ES"/>
+        </w:rPr>
         <w:t>Sampieri</w:t>
       </w:r>
       <w:proofErr w:type="spellEnd"/>
       <w:r>
-        <w:t xml:space="preserve"> y Mendoza (2018), quienes conceptualizan la investigación científica como un conjunto de procesos sistemáticos, críticos y empíricos que se aplican al estudio de un fenómeno o problema.</w:t>
-      </w:r>
-    </w:p>
-    <w:p>
-      <w:pPr>
-        <w:pStyle w:val="APA7MA"/>
-      </w:pPr>
-      <w:r>
-        <w:t>Bajo esta concepción, el método científico no se concibe como un procedimiento rígido o lineal único, sino como un abanico de posibilidades metodológicas denominadas rutas que se seleccionan y adaptan según la naturaleza del objeto de estudio. Estas rutas comprenden el enfoque cuantitativo, caracterizado por su secuencia deductiva y el uso de la medición numérica y el análisis estadístico para probar teorías; el enfoque cualitativo, de naturaleza inductiva y flexible, orientado a la comprensión profunda de los fenómenos desde la perspectiva de los participantes en su contexto natural y el enfoque mixto, que integra ambas perspectivas para maximizar la riqueza interpretativa de los datos (Hernández-</w:t>
-      </w:r>
-      <w:proofErr w:type="spellStart"/>
-      <w:r>
-        <w:t>Sampieri</w:t>
-      </w:r>
-      <w:proofErr w:type="spellEnd"/>
-      <w:r>
-        <w:t xml:space="preserve"> &amp; Mendoza, 2018).</w:t>
-      </w:r>
-    </w:p>
-    <w:p>
-      <w:pPr>
         <w:rPr>
           <w:lang w:val="es-ES"/>
         </w:rPr>
-      </w:pPr>
-      <w:r>
+        <w:t xml:space="preserve"> (2018), la observación consiste en el registro sistemático y válido de comportamientos. En este proyecto, la observación es digital y automatizada el software actúa como el instrumento de medición de alta precisión, eliminando la subjetividad humana y permitiendo un registro milimétrico de la cinemática del usuario.</w:t>
+      </w:r>
+    </w:p>
+    <w:p>
+      <w:pPr>
         <w:rPr>
           <w:lang w:val="es-ES"/>
         </w:rPr>
-        <w:t xml:space="preserve">1.9.1. Método de Investigación </w:t>
-      </w:r>
-    </w:p>
-    <w:p>
-      <w:pPr>
+      </w:pPr>
+      <w:r>
         <w:rPr>
           <w:lang w:val="es-ES"/>
         </w:rPr>
-      </w:pPr>
-      <w:r>
+        <w:t xml:space="preserve"> b) Encuesta de Percepción y Usabilidad</w:t>
+      </w:r>
+    </w:p>
+    <w:p>
+      <w:pPr>
         <w:rPr>
           <w:lang w:val="es-ES"/>
         </w:rPr>
-        <w:t>La presente investigación se rige bajo un enfoque cuantitativo. De acuerdo con Hernández-</w:t>
-      </w:r>
-      <w:proofErr w:type="spellStart"/>
+      </w:pPr>
       <w:r>
         <w:rPr>
           <w:lang w:val="es-ES"/>
         </w:rPr>
-        <w:t>Sampieri</w:t>
-      </w:r>
-      <w:proofErr w:type="spellEnd"/>
-      <w:r>
+        <w:t>Complementa los datos cuantitativos del experimento al recolectar la experiencia subjetiva del sujeto de prueba sobre dimensiones que el algoritmo no puede cuantificar (confort, seguridad y motivación).</w:t>
+      </w:r>
+    </w:p>
+    <w:p>
+      <w:pPr>
         <w:rPr>
           <w:lang w:val="es-ES"/>
         </w:rPr>
-        <w:t xml:space="preserve"> y Mendoza (2018), este enfoque se caracteriza por ser secuencial y probatorio, donde cada etapa precede a la siguiente de manera lógica, partiendo de una idea que se va acotando para derivar objetivos e interrogantes precisas.</w:t>
-      </w:r>
-    </w:p>
-    <w:p>
-      <w:pPr>
+      </w:pPr>
+      <w:r>
         <w:rPr>
           <w:lang w:val="es-ES"/>
         </w:rPr>
-      </w:pPr>
-      <w:r>
-        <w:rPr>
-          <w:lang w:val="es-ES"/>
-        </w:rPr>
-        <w:t>1.9.2. Técnicas de Investigación</w:t>
-      </w:r>
-    </w:p>
-    <w:p>
-      <w:pPr>
-        <w:rPr>
-          <w:lang w:val="es-ES"/>
-        </w:rPr>
-      </w:pPr>
-      <w:r>
-        <w:rPr>
-          <w:lang w:val="es-ES"/>
-        </w:rPr>
-        <w:t>Las técnicas representan los procedimientos específicos utilizados para la recolección de evidencia empírica durante el experimento. Se han seleccionado dos técnicas complementarias:</w:t>
-      </w:r>
-    </w:p>
-    <w:p>
-      <w:pPr>
-        <w:rPr>
-          <w:lang w:val="es-ES"/>
-        </w:rPr>
-      </w:pPr>
-      <w:r>
-        <w:rPr>
-          <w:lang w:val="es-ES"/>
-        </w:rPr>
-        <w:t>a) Observación Tecnológica y Experimental</w:t>
-      </w:r>
-    </w:p>
-    <w:p>
-      <w:pPr>
-        <w:rPr>
-          <w:lang w:val="es-ES"/>
-        </w:rPr>
-      </w:pPr>
-      <w:r>
-        <w:rPr>
-          <w:lang w:val="es-ES"/>
-        </w:rPr>
-        <w:t>Esta técnica constituye la herramienta principal de medición del experimento. Según Hernández-</w:t>
-      </w:r>
-      <w:proofErr w:type="spellStart"/>
-      <w:r>
-        <w:rPr>
-          <w:lang w:val="es-ES"/>
-        </w:rPr>
-        <w:t>Sampieri</w:t>
-      </w:r>
-      <w:proofErr w:type="spellEnd"/>
-      <w:r>
-        <w:rPr>
-          <w:lang w:val="es-ES"/>
-        </w:rPr>
-        <w:t xml:space="preserve"> (2018), la observación consiste en el registro sistemático y válido de comportamientos. En este proyecto, la observación es digital y automatizada el software actúa como el instrumento de medición de alta precisión, eliminando la subjetividad humana y permitiendo un registro milimétrico de la cinemática del usuario.</w:t>
-      </w:r>
-    </w:p>
-    <w:p>
-      <w:pPr>
-        <w:rPr>
-          <w:lang w:val="es-ES"/>
-        </w:rPr>
-      </w:pPr>
-      <w:r>
-        <w:rPr>
-          <w:lang w:val="es-ES"/>
-        </w:rPr>
-        <w:lastRenderedPageBreak/>
-        <w:t xml:space="preserve"> b) Encuesta de Percepción y Usabilidad</w:t>
-      </w:r>
-    </w:p>
-    <w:p>
-      <w:pPr>
-        <w:rPr>
-          <w:lang w:val="es-ES"/>
-        </w:rPr>
-      </w:pPr>
-      <w:r>
-        <w:rPr>
-          <w:lang w:val="es-ES"/>
-        </w:rPr>
-        <w:t>Complementa los datos cuantitativos del experimento al recolectar la experiencia subjetiva del sujeto de prueba sobre dimensiones que el algoritmo no puede cuantificar (confort, seguridad y motivación).</w:t>
-      </w:r>
-    </w:p>
-    <w:p>
-      <w:pPr>
-        <w:rPr>
-          <w:lang w:val="es-ES"/>
-        </w:rPr>
-      </w:pPr>
-      <w:r>
-        <w:rPr>
-          <w:lang w:val="es-ES"/>
-        </w:rPr>
         <w:t>Aplicación: Tras finalizar la fase experimental, los adultos mayores evaluarán la facilidad de uso del sistema. Esto permite validar si la mejora técnica observada en el experimento coincide con una sensación de seguridad y motivación por parte del usuario final.</w:t>
       </w:r>
     </w:p>
     <w:p>
-      <w:r>
-        <w:t xml:space="preserve">1.9.3. </w:t>
-      </w:r>
-      <w:proofErr w:type="spellStart"/>
-      <w:r>
-        <w:t>Metodología</w:t>
-      </w:r>
-      <w:proofErr w:type="spellEnd"/>
-      <w:r>
-        <w:t xml:space="preserve"> de </w:t>
-      </w:r>
-      <w:proofErr w:type="spellStart"/>
-      <w:r>
-        <w:t>desarrollo</w:t>
-      </w:r>
-      <w:proofErr w:type="spellEnd"/>
+      <w:pPr>
+        <w:rPr>
+          <w:lang w:val="es-BO"/>
+        </w:rPr>
+      </w:pPr>
+      <w:r>
+        <w:rPr>
+          <w:lang w:val="es-BO"/>
+        </w:rPr>
+        <w:t>1.9.3. Metodología de desarrollo</w:t>
+      </w:r>
     </w:p>
     <w:p>
       <w:pPr>
@@ -13944,6 +13923,7 @@
         <w:rPr>
           <w:lang w:val="es-ES"/>
         </w:rPr>
+        <w:lastRenderedPageBreak/>
         <w:t xml:space="preserve">3. Búsqueda de Soluciones Creativas </w:t>
       </w:r>
     </w:p>
@@ -14027,12 +14007,172 @@
       </w:r>
     </w:p>
     <w:p>
-      <w:r>
-        <w:t xml:space="preserve">6. </w:t>
-      </w:r>
-      <w:proofErr w:type="spellStart"/>
-      <w:r>
-        <w:t>Optimización</w:t>
+      <w:pPr>
+        <w:rPr>
+          <w:lang w:val="es-BO"/>
+        </w:rPr>
+      </w:pPr>
+      <w:r>
+        <w:rPr>
+          <w:lang w:val="es-BO"/>
+        </w:rPr>
+        <w:t>6. Optimización y Retroalimentación</w:t>
+      </w:r>
+    </w:p>
+    <w:p>
+      <w:pPr>
+        <w:rPr>
+          <w:lang w:val="es-ES"/>
+        </w:rPr>
+      </w:pPr>
+      <w:r>
+        <w:rPr>
+          <w:lang w:val="es-ES"/>
+        </w:rPr>
+        <w:t>Con base en los resultados de la encuesta de usabilidad y los errores detectados en la fase de pruebas, se realizan ajustes en el código para mejorar la sensibilidad de las alertas o la velocidad de respuesta del modelo.</w:t>
+      </w:r>
+    </w:p>
+    <w:p>
+      <w:pPr>
+        <w:rPr>
+          <w:lang w:val="es-ES"/>
+        </w:rPr>
+      </w:pPr>
+    </w:p>
+    <w:p>
+      <w:pPr>
+        <w:pStyle w:val="Ttulo2"/>
+      </w:pPr>
+      <w:r>
+        <w:t xml:space="preserve">Marco </w:t>
+      </w:r>
+      <w:proofErr w:type="spellStart"/>
+      <w:r>
+        <w:t>tecnológico</w:t>
+      </w:r>
+      <w:proofErr w:type="spellEnd"/>
+    </w:p>
+    <w:p>
+      <w:pPr>
+        <w:pStyle w:val="Ttulo3"/>
+      </w:pPr>
+      <w:bookmarkStart w:id="51" w:name="_Toc238464998"/>
+      <w:r>
+        <w:rPr>
+          <w:lang w:val="es-ES"/>
+        </w:rPr>
+        <w:t>Especificaciones de Hardware</w:t>
+      </w:r>
+      <w:bookmarkEnd w:id="51"/>
+    </w:p>
+    <w:p>
+      <w:pPr>
+        <w:pStyle w:val="APA7MA"/>
+      </w:pPr>
+      <w:r>
+        <w:t>Para garantizar la correcta ejecución del procesamiento de video en tiempo real, la estimación de posturas corporales mediante visión artificial y la gestión de eventos del sistema, se requiere una infraestructura de hardware que cumpla con los siguientes parámetros mínimos y recomendados:</w:t>
+      </w:r>
+    </w:p>
+    <w:p>
+      <w:pPr>
+        <w:pStyle w:val="Ttulo3"/>
+        <w:rPr>
+          <w:lang w:val="es-ES"/>
+        </w:rPr>
+      </w:pPr>
+      <w:bookmarkStart w:id="52" w:name="_Toc238464999"/>
+      <w:r>
+        <w:rPr>
+          <w:lang w:val="es-ES"/>
+        </w:rPr>
+        <w:t>Unidad de Procesamiento (CPU y Memoria)</w:t>
+      </w:r>
+      <w:bookmarkEnd w:id="52"/>
+    </w:p>
+    <w:p>
+      <w:pPr>
+        <w:pStyle w:val="APA7MA"/>
+      </w:pPr>
+      <w:r>
+        <w:rPr>
+          <w:b/>
+        </w:rPr>
+        <w:t>Procesador (CPU):</w:t>
+      </w:r>
+      <w:r>
+        <w:t xml:space="preserve"> Intel Core i5 / AMD </w:t>
+      </w:r>
+      <w:proofErr w:type="spellStart"/>
+      <w:r>
+        <w:t>Ryzen</w:t>
+      </w:r>
+      <w:proofErr w:type="spellEnd"/>
+      <w:r>
+        <w:t xml:space="preserve"> 5 (Mínimo de 10.ª generación o equivalentes modernos). Se requiere un procesador </w:t>
+      </w:r>
+      <w:proofErr w:type="spellStart"/>
+      <w:r>
+        <w:t>multihúleo</w:t>
+      </w:r>
+      <w:proofErr w:type="spellEnd"/>
+      <w:r>
+        <w:t xml:space="preserve"> capaz de manejar de manera simultánea la ejecución de los algoritmos de inferencia y la gestión d</w:t>
+      </w:r>
+      <w:r>
+        <w:t>e la arquitectura del software.</w:t>
+      </w:r>
+    </w:p>
+    <w:p>
+      <w:pPr>
+        <w:pStyle w:val="APA7MA"/>
+      </w:pPr>
+      <w:r>
+        <w:rPr>
+          <w:b/>
+        </w:rPr>
+        <w:t>Memoria RAM:</w:t>
+      </w:r>
+      <w:r>
+        <w:t xml:space="preserve"> 8 GB como mínimo, recomendándose 16 GB para garantizar una fluidez óptima en el procesamiento y almacenamiento temporal de fotogramas d</w:t>
+      </w:r>
+      <w:r>
+        <w:t>e video sin cuellos de botella.</w:t>
+      </w:r>
+    </w:p>
+    <w:p>
+      <w:pPr>
+        <w:pStyle w:val="APA7MA"/>
+      </w:pPr>
+      <w:r>
+        <w:rPr>
+          <w:b/>
+        </w:rPr>
+        <w:lastRenderedPageBreak/>
+        <w:t>Almacenamiento:</w:t>
+      </w:r>
+      <w:r>
+        <w:t xml:space="preserve"> Disco de Estado Sólido (SSD) de 256 GB o superior, indispensable para reducir los tiempos de lectura/escritura, la carga rápida de librerías pesadas de machine </w:t>
+      </w:r>
+      <w:proofErr w:type="spellStart"/>
+      <w:r>
+        <w:t>learning</w:t>
+      </w:r>
+      <w:proofErr w:type="spellEnd"/>
+      <w:r>
+        <w:t xml:space="preserve"> y l</w:t>
+      </w:r>
+      <w:r>
+        <w:t>a persistencia ágil de eventos.</w:t>
+      </w:r>
+    </w:p>
+    <w:p>
+      <w:pPr>
+        <w:pStyle w:val="Ttulo3"/>
+      </w:pPr>
+      <w:bookmarkStart w:id="53" w:name="_Toc238465000"/>
+      <w:proofErr w:type="spellStart"/>
+      <w:r>
+        <w:t>Gráficos</w:t>
       </w:r>
       <w:proofErr w:type="spellEnd"/>
       <w:r>
@@ -14040,357 +14180,194 @@
       </w:r>
       <w:proofErr w:type="spellStart"/>
       <w:r>
-        <w:t>Retroalimentación</w:t>
-      </w:r>
-      <w:proofErr w:type="spellEnd"/>
-    </w:p>
-    <w:p>
-      <w:pPr>
-        <w:rPr>
-          <w:lang w:val="es-ES"/>
-        </w:rPr>
-      </w:pPr>
-      <w:r>
-        <w:rPr>
-          <w:lang w:val="es-ES"/>
-        </w:rPr>
+        <w:t>Captura</w:t>
+      </w:r>
+      <w:proofErr w:type="spellEnd"/>
+      <w:r>
+        <w:t xml:space="preserve"> de </w:t>
+      </w:r>
+      <w:proofErr w:type="spellStart"/>
+      <w:r>
+        <w:t>Imagen</w:t>
+      </w:r>
+      <w:bookmarkEnd w:id="53"/>
+      <w:proofErr w:type="spellEnd"/>
+    </w:p>
+    <w:p>
+      <w:pPr>
+        <w:pStyle w:val="APA7MA"/>
+      </w:pPr>
+      <w:r>
+        <w:rPr>
+          <w:b/>
+        </w:rPr>
+        <w:t>Gráficos (GPU):</w:t>
+      </w:r>
+      <w:r>
+        <w:t xml:space="preserve"> Tarjeta gráfica integrada, </w:t>
+      </w:r>
+      <w:r>
+        <w:t>optimizada para acelerar el procesamiento por fotograma por segundo (FPS) en lo</w:t>
+      </w:r>
+      <w:r>
+        <w:t>s modelos de visión artificial.</w:t>
+      </w:r>
+    </w:p>
+    <w:p>
+      <w:pPr>
+        <w:pStyle w:val="APA7MA"/>
+      </w:pPr>
+      <w:r>
+        <w:rPr>
+          <w:b/>
+        </w:rPr>
+        <w:t>Captura de Imagen:</w:t>
+      </w:r>
+      <w:r>
+        <w:t xml:space="preserve"> Cámara Web con resolución HD (720p) o Full HD (1080p) a 30 FPS, garantizando la nitidez visual necesaria para que el sistema detecte con precisión los punto</w:t>
+      </w:r>
+      <w:r>
+        <w:t>s articulares del adulto mayor.</w:t>
+      </w:r>
+    </w:p>
+    <w:p>
+      <w:pPr>
+        <w:pStyle w:val="Ttulo3"/>
+      </w:pPr>
+      <w:bookmarkStart w:id="54" w:name="_Toc238465001"/>
+      <w:proofErr w:type="spellStart"/>
+      <w:r>
+        <w:t>Especificaciones</w:t>
+      </w:r>
+      <w:proofErr w:type="spellEnd"/>
+      <w:r>
+        <w:t xml:space="preserve"> de Software</w:t>
+      </w:r>
+      <w:bookmarkEnd w:id="54"/>
+    </w:p>
+    <w:p>
+      <w:pPr>
+        <w:pStyle w:val="Ttulo4"/>
+      </w:pPr>
+      <w:bookmarkStart w:id="55" w:name="_Toc238465002"/>
+      <w:r>
+        <w:t>Python (</w:t>
+      </w:r>
+      <w:proofErr w:type="spellStart"/>
+      <w:r>
+        <w:t>Versión</w:t>
+      </w:r>
+      <w:proofErr w:type="spellEnd"/>
+      <w:r>
+        <w:t xml:space="preserve"> 3.13.0)</w:t>
+      </w:r>
+      <w:bookmarkEnd w:id="55"/>
+    </w:p>
+    <w:p>
+      <w:pPr>
+        <w:pStyle w:val="APA7MA"/>
+      </w:pPr>
+      <w:r>
+        <w:t xml:space="preserve">Python es un lenguaje de programación de alto nivel, interpretado y </w:t>
+      </w:r>
+      <w:proofErr w:type="spellStart"/>
+      <w:r>
+        <w:t>multiparadigma</w:t>
+      </w:r>
+      <w:proofErr w:type="spellEnd"/>
+      <w:r>
+        <w:t xml:space="preserve"> (orientado a objetos, imperativo y funcional), concebido originalmente a finales de los años 80 por Guido van </w:t>
+      </w:r>
+      <w:proofErr w:type="spellStart"/>
+      <w:r>
+        <w:t>Rossum</w:t>
+      </w:r>
+      <w:proofErr w:type="spellEnd"/>
+      <w:r>
+        <w:t xml:space="preserve"> bajo una filosofía de diseño que prioriza la legibilidad, la simplicidad y una sintaxis limpia. Se caracteriza por un </w:t>
+      </w:r>
+      <w:proofErr w:type="spellStart"/>
+      <w:r>
+        <w:t>tipado</w:t>
+      </w:r>
+      <w:proofErr w:type="spellEnd"/>
+      <w:r>
+        <w:t xml:space="preserve"> dinámico que facilita el desarrollo rápi</w:t>
+      </w:r>
+      <w:r>
+        <w:t xml:space="preserve">do de aplicaciones complejas y </w:t>
+      </w:r>
+      <w:r>
+        <w:t xml:space="preserve">al ser un lenguaje multiplataforma compatible con entornos Unix, Windows y </w:t>
+      </w:r>
+      <w:proofErr w:type="spellStart"/>
+      <w:r>
+        <w:t>macOS</w:t>
+      </w:r>
+      <w:proofErr w:type="spellEnd"/>
+      <w:r>
+        <w:t xml:space="preserve">, se posiciona como el estándar de la industria para el desarrollo de software científico, desarrollo web e inteligencia artificial. </w:t>
+      </w:r>
+    </w:p>
+    <w:p>
+      <w:pPr>
+        <w:pStyle w:val="APA7MA"/>
+      </w:pPr>
+      <w:r>
+        <w:t xml:space="preserve">Su modelo de distribución de código abierto y su vasta comunidad permiten integrar con facilidad una infinidad de paquetes especializados sin necesidad de desarrollar componentes desde cero, ofreciendo un rendimiento cada vez más competitivo en entornos de procesamiento concurrente. Esta capacidad de adaptación se consolida de forma sobresaliente en la versión 3.13, la cual introduce modificaciones estructurales de gran calado orientadas a responder a las demandas del hardware </w:t>
+      </w:r>
+      <w:proofErr w:type="spellStart"/>
+      <w:r>
+        <w:t>multinúcleo</w:t>
+      </w:r>
+      <w:proofErr w:type="spellEnd"/>
+      <w:r>
+        <w:t xml:space="preserve"> contemporáneo, destacando </w:t>
+      </w:r>
+      <w:r>
         <w:lastRenderedPageBreak/>
-        <w:t>Con base en los resultados de la encuesta de usabilidad y los errores detectados en la fase de pruebas, se realizan ajustes en el código para mejorar la sensibilidad de las alertas o la velocidad de respuesta del modelo.</w:t>
-      </w:r>
-    </w:p>
-    <w:p>
-      <w:pPr>
-        <w:rPr>
-          <w:lang w:val="es-ES"/>
-        </w:rPr>
-      </w:pPr>
-    </w:p>
-    <w:p>
-      <w:pPr>
-        <w:pStyle w:val="Ttulo2"/>
-      </w:pPr>
-      <w:r>
-        <w:t xml:space="preserve">Marco </w:t>
-      </w:r>
-      <w:proofErr w:type="spellStart"/>
-      <w:r>
-        <w:t>tecnológico</w:t>
-      </w:r>
-      <w:proofErr w:type="spellEnd"/>
-    </w:p>
-    <w:p>
-      <w:pPr>
-        <w:pStyle w:val="Ttulo3"/>
-      </w:pPr>
-      <w:bookmarkStart w:id="51" w:name="_Toc238464998"/>
-      <w:r>
-        <w:rPr>
-          <w:lang w:val="es-ES"/>
-        </w:rPr>
-        <w:t>Especificaciones de Hardware</w:t>
-      </w:r>
-      <w:bookmarkEnd w:id="51"/>
-    </w:p>
-    <w:p>
-      <w:pPr>
-        <w:pStyle w:val="APA7MA"/>
-      </w:pPr>
-      <w:r>
-        <w:t>Para garantizar la correcta ejecución del procesamiento de video en tiempo real, la estimación de posturas corporales mediante visión artificial y la gestión de eventos del sistema, se requiere una infraestructura de hardware que cumpla con los siguientes parámetros mínimos y recomendados:</w:t>
-      </w:r>
-    </w:p>
-    <w:p>
-      <w:pPr>
-        <w:pStyle w:val="Ttulo3"/>
-        <w:rPr>
-          <w:lang w:val="es-ES"/>
-        </w:rPr>
-      </w:pPr>
-      <w:bookmarkStart w:id="52" w:name="_Toc238464999"/>
-      <w:r>
-        <w:rPr>
-          <w:lang w:val="es-ES"/>
-        </w:rPr>
-        <w:t>Unidad de Procesamiento (CPU y Memoria)</w:t>
-      </w:r>
-      <w:bookmarkEnd w:id="52"/>
-    </w:p>
-    <w:p>
-      <w:pPr>
-        <w:pStyle w:val="APA7MA"/>
-      </w:pPr>
-      <w:r>
-        <w:rPr>
-          <w:b/>
-        </w:rPr>
-        <w:t>Procesador (CPU):</w:t>
-      </w:r>
-      <w:r>
-        <w:t xml:space="preserve"> Intel Core i5 / AMD </w:t>
-      </w:r>
-      <w:proofErr w:type="spellStart"/>
-      <w:r>
-        <w:t>Ryzen</w:t>
-      </w:r>
-      <w:proofErr w:type="spellEnd"/>
-      <w:r>
-        <w:t xml:space="preserve"> 5 (Mínimo de 10.ª generación o equivalentes modernos). Se requiere un procesador </w:t>
-      </w:r>
-      <w:proofErr w:type="spellStart"/>
-      <w:r>
-        <w:t>multihúleo</w:t>
-      </w:r>
-      <w:proofErr w:type="spellEnd"/>
-      <w:r>
-        <w:t xml:space="preserve"> capaz de manejar de manera simultánea la ejecución de los algoritmos de inferencia y la gestión d</w:t>
-      </w:r>
-      <w:r>
-        <w:t>e la arquitectura del software.</w:t>
-      </w:r>
-    </w:p>
-    <w:p>
-      <w:pPr>
-        <w:pStyle w:val="APA7MA"/>
-      </w:pPr>
-      <w:r>
-        <w:rPr>
-          <w:b/>
-        </w:rPr>
-        <w:t>Memoria RAM:</w:t>
-      </w:r>
-      <w:r>
-        <w:t xml:space="preserve"> 8 GB como mínimo, recomendándose 16 GB para garantizar una fluidez óptima en el procesamiento y almacenamiento temporal de fotogramas d</w:t>
-      </w:r>
-      <w:r>
-        <w:t>e video sin cuellos de botella.</w:t>
-      </w:r>
-    </w:p>
-    <w:p>
-      <w:pPr>
-        <w:pStyle w:val="APA7MA"/>
-      </w:pPr>
-      <w:r>
-        <w:rPr>
-          <w:b/>
-        </w:rPr>
-        <w:t>Almacenamiento:</w:t>
-      </w:r>
-      <w:r>
-        <w:t xml:space="preserve"> Disco de Estado Sólido (SSD) de 256 GB o superior, indispensable para reducir los tiempos de lectura/escritura, la carga rápida de librerías pesadas de machine </w:t>
-      </w:r>
-      <w:proofErr w:type="spellStart"/>
-      <w:r>
-        <w:t>learning</w:t>
-      </w:r>
-      <w:proofErr w:type="spellEnd"/>
-      <w:r>
-        <w:t xml:space="preserve"> y l</w:t>
-      </w:r>
-      <w:r>
-        <w:t>a persistencia ágil de eventos.</w:t>
-      </w:r>
-    </w:p>
-    <w:p>
-      <w:pPr>
-        <w:pStyle w:val="Ttulo3"/>
-      </w:pPr>
-      <w:bookmarkStart w:id="53" w:name="_Toc238465000"/>
-      <w:proofErr w:type="spellStart"/>
-      <w:r>
-        <w:t>Gráficos</w:t>
-      </w:r>
-      <w:proofErr w:type="spellEnd"/>
-      <w:r>
-        <w:t xml:space="preserve"> y </w:t>
-      </w:r>
-      <w:proofErr w:type="spellStart"/>
-      <w:r>
-        <w:t>Captura</w:t>
-      </w:r>
-      <w:proofErr w:type="spellEnd"/>
-      <w:r>
-        <w:t xml:space="preserve"> de </w:t>
-      </w:r>
-      <w:proofErr w:type="spellStart"/>
-      <w:r>
-        <w:t>Imagen</w:t>
-      </w:r>
-      <w:bookmarkEnd w:id="53"/>
-      <w:proofErr w:type="spellEnd"/>
-    </w:p>
-    <w:p>
-      <w:pPr>
-        <w:pStyle w:val="APA7MA"/>
-      </w:pPr>
-      <w:r>
-        <w:rPr>
-          <w:b/>
-        </w:rPr>
-        <w:t>Gráficos (GPU):</w:t>
-      </w:r>
-      <w:r>
-        <w:t xml:space="preserve"> Tarjeta gráfica integrada, </w:t>
-      </w:r>
-      <w:r>
-        <w:t>optimizada para acelerar el procesamiento por fotograma por segundo (FPS) en lo</w:t>
-      </w:r>
-      <w:r>
-        <w:t>s modelos de visión artificial.</w:t>
-      </w:r>
-    </w:p>
-    <w:p>
-      <w:pPr>
-        <w:pStyle w:val="APA7MA"/>
-      </w:pPr>
-      <w:r>
-        <w:rPr>
-          <w:b/>
-        </w:rPr>
-        <w:lastRenderedPageBreak/>
-        <w:t>Captura de Imagen:</w:t>
-      </w:r>
-      <w:r>
-        <w:t xml:space="preserve"> Cámara Web con resolución HD (720p) o Full HD (1080p) a 30 FPS, garantizando la nitidez visual necesaria para que el sistema detecte con precisión los punto</w:t>
-      </w:r>
-      <w:r>
-        <w:t>s articulares del adulto mayor.</w:t>
-      </w:r>
-    </w:p>
-    <w:p>
-      <w:pPr>
-        <w:pStyle w:val="Ttulo3"/>
-      </w:pPr>
-      <w:bookmarkStart w:id="54" w:name="_Toc238465001"/>
-      <w:proofErr w:type="spellStart"/>
-      <w:r>
-        <w:t>Especificaciones</w:t>
-      </w:r>
-      <w:proofErr w:type="spellEnd"/>
-      <w:r>
-        <w:t xml:space="preserve"> de Software</w:t>
-      </w:r>
-      <w:bookmarkEnd w:id="54"/>
+        <w:t xml:space="preserve">la incorporación de soporte experimental para la ejecución libre de hilos mediante la desactivación del Bloqueo Global del Intérprete (Global </w:t>
+      </w:r>
+      <w:proofErr w:type="spellStart"/>
+      <w:r>
+        <w:t>Interpreter</w:t>
+      </w:r>
+      <w:proofErr w:type="spellEnd"/>
+      <w:r>
+        <w:t xml:space="preserve"> </w:t>
+      </w:r>
+      <w:proofErr w:type="spellStart"/>
+      <w:r>
+        <w:t>Lock</w:t>
+      </w:r>
+      <w:proofErr w:type="spellEnd"/>
+      <w:r>
+        <w:t xml:space="preserve"> o GIL, regulado bajo la PEP 703), la implementación de un compilador </w:t>
+      </w:r>
+      <w:proofErr w:type="spellStart"/>
+      <w:r>
+        <w:t>Just</w:t>
+      </w:r>
+      <w:proofErr w:type="spellEnd"/>
+      <w:r>
+        <w:t xml:space="preserve">-In-Time (JIT) preliminar (PEP 744) para optimizar la traducción de </w:t>
+      </w:r>
+      <w:proofErr w:type="spellStart"/>
+      <w:r>
+        <w:t>bytecode</w:t>
+      </w:r>
+      <w:proofErr w:type="spellEnd"/>
+      <w:r>
+        <w:t>, y la modernización integral de su intérprete interactivo junto con la depuración de componentes obsoletos de su biblioteca estándar.</w:t>
+      </w:r>
     </w:p>
     <w:p>
       <w:pPr>
         <w:pStyle w:val="Ttulo4"/>
       </w:pPr>
-      <w:bookmarkStart w:id="55" w:name="_Toc238465002"/>
-      <w:r>
-        <w:t>Python (</w:t>
-      </w:r>
-      <w:proofErr w:type="spellStart"/>
-      <w:r>
-        <w:t>Versión</w:t>
-      </w:r>
-      <w:proofErr w:type="spellEnd"/>
-      <w:r>
-        <w:t xml:space="preserve"> 3.13.0)</w:t>
-      </w:r>
-      <w:bookmarkEnd w:id="55"/>
-    </w:p>
-    <w:p>
-      <w:pPr>
-        <w:pStyle w:val="APA7MA"/>
-      </w:pPr>
-      <w:r>
-        <w:t xml:space="preserve">Python es un lenguaje de programación de alto nivel, interpretado y </w:t>
-      </w:r>
-      <w:proofErr w:type="spellStart"/>
-      <w:r>
-        <w:t>multiparadigma</w:t>
-      </w:r>
-      <w:proofErr w:type="spellEnd"/>
-      <w:r>
-        <w:t xml:space="preserve"> (orientado a objetos, imperativo y funcional), concebido originalmente a finales de los años 80 por Guido van </w:t>
-      </w:r>
-      <w:proofErr w:type="spellStart"/>
-      <w:r>
-        <w:t>Rossum</w:t>
-      </w:r>
-      <w:proofErr w:type="spellEnd"/>
-      <w:r>
-        <w:t xml:space="preserve"> bajo una filosofía de diseño que prioriza la legibilidad, la simplicidad y una sintaxis limpia. Se caracteriza por un </w:t>
-      </w:r>
-      <w:proofErr w:type="spellStart"/>
-      <w:r>
-        <w:t>tipado</w:t>
-      </w:r>
-      <w:proofErr w:type="spellEnd"/>
-      <w:r>
-        <w:t xml:space="preserve"> dinámico que facilita el desarrollo rápi</w:t>
-      </w:r>
-      <w:r>
-        <w:t xml:space="preserve">do de aplicaciones complejas y </w:t>
-      </w:r>
-      <w:r>
-        <w:t xml:space="preserve">al ser un lenguaje multiplataforma compatible con entornos Unix, Windows y </w:t>
-      </w:r>
-      <w:proofErr w:type="spellStart"/>
-      <w:r>
-        <w:t>macOS</w:t>
-      </w:r>
-      <w:proofErr w:type="spellEnd"/>
-      <w:r>
-        <w:t xml:space="preserve">, se posiciona como el estándar de la industria para el desarrollo de software científico, desarrollo web e inteligencia artificial. </w:t>
-      </w:r>
-    </w:p>
-    <w:p>
-      <w:pPr>
-        <w:pStyle w:val="APA7MA"/>
-      </w:pPr>
-      <w:r>
-        <w:t xml:space="preserve">Su modelo de distribución de código abierto y su vasta comunidad permiten integrar con facilidad una infinidad de paquetes especializados sin necesidad de desarrollar componentes desde cero, ofreciendo un rendimiento cada vez más competitivo en entornos de procesamiento concurrente. Esta capacidad de adaptación se consolida de forma sobresaliente en la versión 3.13, la cual introduce modificaciones estructurales de gran calado orientadas a responder a las demandas del hardware </w:t>
-      </w:r>
-      <w:proofErr w:type="spellStart"/>
-      <w:r>
-        <w:t>multinúcleo</w:t>
-      </w:r>
-      <w:proofErr w:type="spellEnd"/>
-      <w:r>
-        <w:t xml:space="preserve"> contemporáneo, destacando la incorporación de soporte experimental para la ejecución libre de hilos mediante la desactivación del Bloqueo Global del Intérprete (Global </w:t>
-      </w:r>
-      <w:proofErr w:type="spellStart"/>
-      <w:r>
-        <w:t>Interpreter</w:t>
-      </w:r>
-      <w:proofErr w:type="spellEnd"/>
-      <w:r>
-        <w:t xml:space="preserve"> </w:t>
-      </w:r>
-      <w:proofErr w:type="spellStart"/>
-      <w:r>
-        <w:t>Lock</w:t>
-      </w:r>
-      <w:proofErr w:type="spellEnd"/>
-      <w:r>
-        <w:t xml:space="preserve"> o GIL, regulado bajo la PEP 703), la implementación de un compilador </w:t>
-      </w:r>
-      <w:proofErr w:type="spellStart"/>
-      <w:r>
-        <w:t>Just</w:t>
-      </w:r>
-      <w:proofErr w:type="spellEnd"/>
-      <w:r>
-        <w:t xml:space="preserve">-In-Time (JIT) preliminar (PEP 744) para optimizar la traducción de </w:t>
-      </w:r>
-      <w:proofErr w:type="spellStart"/>
-      <w:r>
-        <w:t>bytecode</w:t>
-      </w:r>
-      <w:proofErr w:type="spellEnd"/>
-      <w:r>
-        <w:t>, y la modernización integral de su intérprete interactivo junto con la depuración de componentes obsoletos de su biblioteca estándar.</w:t>
-      </w:r>
-    </w:p>
-    <w:p>
-      <w:pPr>
-        <w:pStyle w:val="Ttulo4"/>
-      </w:pPr>
       <w:bookmarkStart w:id="56" w:name="_Toc238465003"/>
       <w:proofErr w:type="spellStart"/>
       <w:r>
-        <w:lastRenderedPageBreak/>
         <w:t>OpenCV</w:t>
       </w:r>
       <w:bookmarkEnd w:id="56"/>
@@ -14621,6 +14598,7 @@
         <w:rPr>
           <w:lang w:eastAsia="es-ES"/>
         </w:rPr>
+        <w:lastRenderedPageBreak/>
         <w:t>Matthias</w:t>
       </w:r>
       <w:proofErr w:type="spellEnd"/>
@@ -14656,100 +14634,99 @@
         <w:rPr>
           <w:lang w:eastAsia="es-ES"/>
         </w:rPr>
+        <w:t>Su arquitectura destaca por una gestión optimizada de los recursos de hardware en CPU y GPU, lo que facilita la sincronización precisa de datos y la ejecución de modelos complejos con baja latencia en dispositivos móviles, ordenadores y plataformas web. De este modo, la herramienta se posiciona como una solución estándar y altamente versátil tanto en la investigación académica como en el desarrollo industrial, transformando prototipos experimentales de inteligencia artificial en aplicaciones interactivas, escala</w:t>
+      </w:r>
+      <w:r>
+        <w:rPr>
+          <w:lang w:eastAsia="es-ES"/>
+        </w:rPr>
+        <w:t>bles y plenamente reproducibles.</w:t>
+      </w:r>
+    </w:p>
+    <w:p>
+      <w:pPr>
+        <w:pStyle w:val="Ttulo4"/>
+      </w:pPr>
+      <w:proofErr w:type="spellStart"/>
+      <w:r>
+        <w:t>NumPy</w:t>
+      </w:r>
+      <w:bookmarkEnd w:id="58"/>
+      <w:proofErr w:type="spellEnd"/>
+    </w:p>
+    <w:p>
+      <w:pPr>
+        <w:pStyle w:val="APA7MA"/>
+      </w:pPr>
+      <w:proofErr w:type="spellStart"/>
+      <w:r>
+        <w:t>NumPy</w:t>
+      </w:r>
+      <w:proofErr w:type="spellEnd"/>
+      <w:r>
+        <w:t xml:space="preserve"> es el paquete fundamental para la computación científica y el procesamiento numérico en Python. Proporciona una estructura de datos eficiente basada en matrices multidimensionales de alto rendimiento (</w:t>
+      </w:r>
+      <w:proofErr w:type="spellStart"/>
+      <w:r>
+        <w:t>arrays</w:t>
+      </w:r>
+      <w:proofErr w:type="spellEnd"/>
+      <w:r>
+        <w:t xml:space="preserve">), junto con una amplia colección de rutinas matemáticas, lógicas, de álgebra lineal y de manipulación de formas. En la presente arquitectura tecnológica, </w:t>
+      </w:r>
+      <w:proofErr w:type="spellStart"/>
+      <w:r>
+        <w:t>NumPy</w:t>
+      </w:r>
+      <w:proofErr w:type="spellEnd"/>
+      <w:r>
+        <w:t xml:space="preserve"> resulta indispensable para procesar y transformar de manera casi instantánea las matrices de coordenadas numéricas devueltas por los modelos de visión artificial, facilitando el cálculo matemático de los ángulos articulares necesarios para </w:t>
+      </w:r>
+      <w:r>
+        <w:t>validar la postura del usuario.</w:t>
+      </w:r>
+    </w:p>
+    <w:p>
+      <w:pPr>
+        <w:pStyle w:val="Ttulo4"/>
+      </w:pPr>
+      <w:bookmarkStart w:id="59" w:name="_Toc238465006"/>
+      <w:r>
         <w:lastRenderedPageBreak/>
-        <w:t>Su arquitectura destaca por una gestión optimizada de los recursos de hardware en CPU y GPU, lo que facilita la sincronización precisa de datos y la ejecución de modelos complejos con baja latencia en dispositivos móviles, ordenadores y plataformas web. De este modo, la herramienta se posiciona como una solución estándar y altamente versátil tanto en la investigación académica como en el desarrollo industrial, transformando prototipos experimentales de inteligencia artificial en aplicaciones interactivas, escala</w:t>
-      </w:r>
-      <w:r>
-        <w:rPr>
-          <w:lang w:eastAsia="es-ES"/>
-        </w:rPr>
-        <w:t>bles y plenamente reproducibles.</w:t>
+        <w:t>PostgreSQL</w:t>
+      </w:r>
+      <w:bookmarkEnd w:id="59"/>
+    </w:p>
+    <w:p>
+      <w:pPr>
+        <w:pStyle w:val="APA7MA"/>
+      </w:pPr>
+      <w:proofErr w:type="spellStart"/>
+      <w:r>
+        <w:t>PostgreSQL</w:t>
+      </w:r>
+      <w:proofErr w:type="spellEnd"/>
+      <w:r>
+        <w:t xml:space="preserve"> es un sistema de gestión de bases de datos relacionales orientado a objetos (ORDBMS), reconocido por su alta robustez, escalabilidad y estricto cumplimiento de los estándares SQL. Cuenta con una licencia de código abierto de tipo liberal y se distingue por su motor de transacciones seguras bajo el modelo ACID (Atomicidad, Consistencia, Aislamiento y Durabilidad). </w:t>
+      </w:r>
+      <w:proofErr w:type="spellStart"/>
+      <w:r>
+        <w:t>PostgreSQL</w:t>
+      </w:r>
+      <w:proofErr w:type="spellEnd"/>
+      <w:r>
+        <w:t xml:space="preserve"> ofrece un rendimiento excepcional en entornos con cargas de trabajo complejas e intensivas, integrando soporte nativo para funciones avanzadas, consultas concurrentes y un almacenamiento estructurado seguro, características esenciales para registrar el historial de evaluaciones y ev</w:t>
+      </w:r>
+      <w:r>
+        <w:t>entos del sistema de monitoreo.</w:t>
       </w:r>
     </w:p>
     <w:p>
       <w:pPr>
         <w:pStyle w:val="Ttulo4"/>
       </w:pPr>
-      <w:proofErr w:type="spellStart"/>
-      <w:r>
-        <w:t>NumPy</w:t>
-      </w:r>
-      <w:bookmarkEnd w:id="58"/>
-      <w:proofErr w:type="spellEnd"/>
-    </w:p>
-    <w:p>
-      <w:pPr>
-        <w:pStyle w:val="APA7MA"/>
-      </w:pPr>
-      <w:proofErr w:type="spellStart"/>
-      <w:r>
-        <w:t>NumPy</w:t>
-      </w:r>
-      <w:proofErr w:type="spellEnd"/>
-      <w:r>
-        <w:t xml:space="preserve"> es el paquete fundamental para la computación científica y el procesamiento numérico en Python. Proporciona una estructura de datos eficiente basada en matrices multidimensionales de alto rendimiento (</w:t>
-      </w:r>
-      <w:proofErr w:type="spellStart"/>
-      <w:r>
-        <w:t>arrays</w:t>
-      </w:r>
-      <w:proofErr w:type="spellEnd"/>
-      <w:r>
-        <w:t xml:space="preserve">), junto con una amplia colección de rutinas matemáticas, lógicas, de álgebra lineal y de manipulación de formas. En la presente arquitectura tecnológica, </w:t>
-      </w:r>
-      <w:proofErr w:type="spellStart"/>
-      <w:r>
-        <w:t>NumPy</w:t>
-      </w:r>
-      <w:proofErr w:type="spellEnd"/>
-      <w:r>
-        <w:t xml:space="preserve"> resulta indispensable para procesar y transformar de manera casi instantánea las matrices de coordenadas numéricas devueltas por los modelos de visión artificial, facilitando el cálculo matemático de los ángulos articulares necesarios para </w:t>
-      </w:r>
-      <w:r>
-        <w:t>validar la postura del usuario.</w:t>
-      </w:r>
-    </w:p>
-    <w:p>
-      <w:pPr>
-        <w:pStyle w:val="Ttulo4"/>
-      </w:pPr>
-      <w:bookmarkStart w:id="59" w:name="_Toc238465006"/>
-      <w:r>
-        <w:t>PostgreSQL</w:t>
-      </w:r>
-      <w:bookmarkEnd w:id="59"/>
-    </w:p>
-    <w:p>
-      <w:pPr>
-        <w:pStyle w:val="APA7MA"/>
-      </w:pPr>
-      <w:proofErr w:type="spellStart"/>
-      <w:r>
-        <w:t>PostgreSQL</w:t>
-      </w:r>
-      <w:proofErr w:type="spellEnd"/>
-      <w:r>
-        <w:t xml:space="preserve"> es un sistema de gestión de bases de datos relacionales orientado a objetos (ORDBMS), reconocido por su alta robustez, escalabilidad y estricto cumplimiento de los estándares SQL. Cuenta con una licencia de código abierto de tipo liberal y se distingue por su motor de transacciones seguras bajo el modelo ACID (Atomicidad, Consistencia, Aislamiento y Durabilidad). </w:t>
-      </w:r>
-      <w:proofErr w:type="spellStart"/>
-      <w:r>
-        <w:t>PostgreSQL</w:t>
-      </w:r>
-      <w:proofErr w:type="spellEnd"/>
-      <w:r>
-        <w:t xml:space="preserve"> ofrece un rendimiento excepcional en entornos con cargas de trabajo complejas e intensivas, integrando soporte nativo para funciones avanzadas, consultas concurrentes y un almacenamiento estructurado seguro, características esenciales para registrar el historial de evaluaciones y ev</w:t>
-      </w:r>
-      <w:r>
-        <w:t>entos del sistema de monitoreo.</w:t>
-      </w:r>
-    </w:p>
-    <w:p>
-      <w:pPr>
-        <w:pStyle w:val="Ttulo4"/>
-      </w:pPr>
       <w:bookmarkStart w:id="60" w:name="_Toc238465007"/>
       <w:r>
-        <w:lastRenderedPageBreak/>
         <w:t>Django</w:t>
       </w:r>
       <w:bookmarkEnd w:id="60"/>
@@ -15013,7 +14990,14 @@
         <w:rPr>
           <w:lang w:eastAsia="es-ES"/>
         </w:rPr>
-        <w:t>) abstrae la complejidad de las bases de datos relacionales, permitiendo a los desarrolladores interactuar con los datos mediante objetos de Python y garantizando una escalabilidad competitiva para aplicaciones institucionales y científicas de gran envergadura.</w:t>
+        <w:t xml:space="preserve">) abstrae la </w:t>
+      </w:r>
+      <w:r>
+        <w:rPr>
+          <w:lang w:eastAsia="es-ES"/>
+        </w:rPr>
+        <w:lastRenderedPageBreak/>
+        <w:t>complejidad de las bases de datos relacionales, permitiendo a los desarrolladores interactuar con los datos mediante objetos de Python y garantizando una escalabilidad competitiva para aplicaciones institucionales y científicas de gran envergadura.</w:t>
       </w:r>
     </w:p>
     <w:p>
@@ -15215,7 +15199,6 @@
                 <w:shd w:val="clear" w:color="auto" w:fill="FFFFFF"/>
                 <w:lang w:eastAsia="es-BO"/>
               </w:rPr>
-              <w:lastRenderedPageBreak/>
               <w:t>Lugar</w:t>
             </w:r>
           </w:p>
@@ -16339,6 +16322,7 @@
                 <w:shd w:val="clear" w:color="auto" w:fill="FFFFFF"/>
                 <w:lang w:eastAsia="es-BO"/>
               </w:rPr>
+              <w:lastRenderedPageBreak/>
               <w:t>Observaciones</w:t>
             </w:r>
           </w:p>
@@ -17159,15 +17143,13 @@
       <w:r>
         <w:t xml:space="preserve"> (6.ª ed.). </w:t>
       </w:r>
-      <w:proofErr w:type="spellStart"/>
       <w:r>
         <w:rPr>
           <w:rStyle w:val="citation-143"/>
-          <w:lang w:val="es-ES"/>
+          <w:lang w:val="en-US"/>
         </w:rPr>
         <w:t>McGr</w:t>
       </w:r>
-      <w:proofErr w:type="spellEnd"/>
       <w:r>
         <w:rPr>
           <w:rStyle w:val="citation-143"/>
@@ -17304,74 +17286,105 @@
     <w:p>
       <w:pPr>
         <w:pStyle w:val="APA7MA"/>
-      </w:pPr>
-      <w:r>
         <w:rPr>
           <w:lang w:val="en-US"/>
         </w:rPr>
+      </w:pPr>
+      <w:r>
+        <w:rPr>
+          <w:lang w:val="en-US"/>
+        </w:rPr>
         <w:t xml:space="preserve">Python Software Foundation. (2024). What’s new in Python 3.13. </w:t>
       </w:r>
       <w:r>
-        <w:t xml:space="preserve">Python 3.13.2 </w:t>
-      </w:r>
-      <w:proofErr w:type="spellStart"/>
-      <w:r>
-        <w:t>documentation</w:t>
-      </w:r>
-      <w:proofErr w:type="spellEnd"/>
-      <w:r>
-        <w:t>. https://docs.</w:t>
-      </w:r>
-      <w:r>
-        <w:t>python.org/3/whatsnew/3.13.html</w:t>
-      </w:r>
-    </w:p>
-    <w:p>
-      <w:pPr>
-        <w:pStyle w:val="APA7MA"/>
-      </w:pPr>
-      <w:r>
         <w:rPr>
           <w:lang w:val="en-US"/>
         </w:rPr>
+        <w:t>Python 3.13.2 documentation. https://docs.python.org/3/whatsnew/3.13.html</w:t>
+      </w:r>
+    </w:p>
+    <w:p>
+      <w:pPr>
+        <w:pStyle w:val="APA7MA"/>
+        <w:rPr>
+          <w:lang w:val="en-US"/>
+        </w:rPr>
+      </w:pPr>
+      <w:r>
+        <w:rPr>
+          <w:lang w:val="en-US"/>
+        </w:rPr>
         <w:t xml:space="preserve">Van Rossum, G. (1995). Python tutorial (Technical Report CS-R9526). </w:t>
       </w:r>
-      <w:proofErr w:type="spellStart"/>
-      <w:r>
-        <w:t>Centrum</w:t>
-      </w:r>
-      <w:proofErr w:type="spellEnd"/>
-      <w:r>
+      <w:r>
+        <w:rPr>
+          <w:lang w:val="en-US"/>
+        </w:rPr>
+        <w:t xml:space="preserve">Centrum </w:t>
+      </w:r>
+      <w:proofErr w:type="spellStart"/>
+      <w:r>
+        <w:rPr>
+          <w:lang w:val="en-US"/>
+        </w:rPr>
+        <w:t>voor</w:t>
+      </w:r>
+      <w:proofErr w:type="spellEnd"/>
+      <w:r>
+        <w:rPr>
+          <w:lang w:val="en-US"/>
+        </w:rPr>
         <w:t xml:space="preserve"> </w:t>
       </w:r>
       <w:proofErr w:type="spellStart"/>
       <w:r>
-        <w:t>voor</w:t>
-      </w:r>
-      <w:proofErr w:type="spellEnd"/>
-      <w:r>
+        <w:rPr>
+          <w:lang w:val="en-US"/>
+        </w:rPr>
+        <w:t>Wiskunde</w:t>
+      </w:r>
+      <w:proofErr w:type="spellEnd"/>
+      <w:r>
+        <w:rPr>
+          <w:lang w:val="en-US"/>
+        </w:rPr>
         <w:t xml:space="preserve"> </w:t>
       </w:r>
       <w:proofErr w:type="spellStart"/>
       <w:r>
-        <w:t>Wiskunde</w:t>
-      </w:r>
-      <w:proofErr w:type="spellEnd"/>
-      <w:r>
-        <w:t xml:space="preserve"> en </w:t>
-      </w:r>
-      <w:proofErr w:type="spellStart"/>
-      <w:r>
+        <w:rPr>
+          <w:lang w:val="en-US"/>
+        </w:rPr>
+        <w:t>en</w:t>
+      </w:r>
+      <w:proofErr w:type="spellEnd"/>
+      <w:r>
+        <w:rPr>
+          <w:lang w:val="en-US"/>
+        </w:rPr>
+        <w:t xml:space="preserve"> </w:t>
+      </w:r>
+      <w:proofErr w:type="spellStart"/>
+      <w:r>
+        <w:rPr>
+          <w:lang w:val="en-US"/>
+        </w:rPr>
         <w:t>Informatica</w:t>
       </w:r>
       <w:proofErr w:type="spellEnd"/>
       <w:r>
+        <w:rPr>
+          <w:lang w:val="en-US"/>
+        </w:rPr>
         <w:t xml:space="preserve"> (CWI).</w:t>
       </w:r>
     </w:p>
     <w:p>
       <w:pPr>
         <w:pStyle w:val="APA7MA"/>
+        <w:rPr>
+          <w:lang w:val="en-US"/>
+        </w:rPr>
       </w:pPr>
       <w:r>
         <w:rPr>
@@ -17397,6 +17410,7 @@
         <w:r>
           <w:rPr>
             <w:rStyle w:val="Hipervnculo"/>
+            <w:lang w:val="en-US"/>
           </w:rPr>
           <w:t>https://docs.djangoproject.com/</w:t>
         </w:r>
@@ -17450,6 +17464,9 @@
     <w:p>
       <w:pPr>
         <w:pStyle w:val="APA7MA"/>
+        <w:rPr>
+          <w:lang w:val="en-US"/>
+        </w:rPr>
       </w:pPr>
       <w:r>
         <w:rPr>
@@ -18062,7 +18079,7 @@
         <w:rPr>
           <w:rFonts w:cs="Arial"/>
           <w:noProof/>
-          <w:lang w:val="es-ES" w:eastAsia="es-ES"/>
+          <w:lang w:val="en-US"/>
         </w:rPr>
         <w:drawing>
           <wp:inline distT="0" distB="0" distL="0" distR="0" wp14:anchorId="593F18CE" wp14:editId="64A77DEF">
@@ -18299,7 +18316,7 @@
             <w:noProof/>
             <w:lang w:val="es-ES"/>
           </w:rPr>
-          <w:t>21</w:t>
+          <w:t>30</w:t>
         </w:r>
         <w:r>
           <w:fldChar w:fldCharType="end"/>
@@ -21218,7 +21235,7 @@
 </file>
 
 <file path=customXml/itemProps1.xml><?xml version="1.0" encoding="utf-8"?>
-<ds:datastoreItem xmlns:ds="http://schemas.openxmlformats.org/officeDocument/2006/customXml" ds:itemID="{021C5971-F8C3-42FA-84B1-253637F0FD3A}">
+<ds:datastoreItem xmlns:ds="http://schemas.openxmlformats.org/officeDocument/2006/customXml" ds:itemID="{021D84BD-CBFB-46F6-B03B-262F8E73B0FB}">
   <ds:schemaRefs>
     <ds:schemaRef ds:uri="http://schemas.openxmlformats.org/officeDocument/2006/bibliography"/>
   </ds:schemaRefs>
